--- a/all.docx
+++ b/all.docx
@@ -8332,6 +8332,12 @@
       </w:r>
       <w:r>
         <w:t xml:space="preserve">Overload resolution is the process used to select the best matching function from the overload set, based on the number and types of the arguments in the function call expression.</w:t>
+      </w:r>
+      <w:r>
+        <w:t xml:space="preserve"> </w:t>
+      </w:r>
+      <w:r>
+        <w:t xml:space="preserve">Overload resolution does not take default arguments into account.</w:t>
       </w:r>
       <w:r>
         <w:t xml:space="preserve"> </w:t>
@@ -22771,6 +22777,23 @@
         <w:pStyle w:val="FirstParagraph"/>
       </w:pPr>
       <w:r>
+        <w:rPr>
+          <w:b/>
+        </w:rPr>
+        <w:t xml:space="preserve">TODO - needs another full path wrt overload resolution</w:t>
+      </w:r>
+      <w:r>
+        <w:rPr>
+          <w:b/>
+        </w:rPr>
+        <w:t xml:space="preserve"> </w:t>
+      </w:r>
+    </w:p>
+    <w:p>
+      <w:pPr>
+        <w:pStyle w:val="BodyText"/>
+      </w:pPr>
+      <w:r>
         <w:t xml:space="preserve">The vulnerability described in ISO/IEC 24772-1:2024 6.21 exists in C++.</w:t>
       </w:r>
       <w:r>
@@ -23727,7 +23750,16 @@
         <w:pStyle w:val="FirstParagraph"/>
       </w:pPr>
       <w:r>
-        <w:t xml:space="preserve">Overload resolution only considers conversions for the explicitly specified arguments and does not take default parameters into account:</w:t>
+        <w:t xml:space="preserve">The following example demonstrates a situation (</w:t>
+      </w:r>
+      <w:r>
+        <w:rPr>
+          <w:rStyle w:val="VerbatimChar"/>
+        </w:rPr>
+        <w:t xml:space="preserve">#1</w:t>
+      </w:r>
+      <w:r>
+        <w:t xml:space="preserve">) where the late addition of a better matching overload causes a silent change in the semantics of an existing program.</w:t>
       </w:r>
     </w:p>
     <w:p>
@@ -23736,6 +23768,156 @@
       </w:pPr>
       <w:r>
         <w:rPr>
+          <w:rStyle w:val="KeywordTok"/>
+        </w:rPr>
+        <w:t xml:space="preserve">struct</w:t>
+      </w:r>
+      <w:r>
+        <w:rPr>
+          <w:rStyle w:val="NormalTok"/>
+        </w:rPr>
+        <w:t xml:space="preserve"> A</w:t>
+      </w:r>
+      <w:r>
+        <w:br/>
+      </w:r>
+      <w:r>
+        <w:rPr>
+          <w:rStyle w:val="NormalTok"/>
+        </w:rPr>
+        <w:t xml:space="preserve">{</w:t>
+      </w:r>
+      <w:r>
+        <w:br/>
+      </w:r>
+      <w:r>
+        <w:rPr>
+          <w:rStyle w:val="NormalTok"/>
+        </w:rPr>
+        <w:t xml:space="preserve">};</w:t>
+      </w:r>
+      <w:r>
+        <w:br/>
+      </w:r>
+      <w:r>
+        <w:rPr>
+          <w:rStyle w:val="KeywordTok"/>
+        </w:rPr>
+        <w:t xml:space="preserve">template</w:t>
+      </w:r>
+      <w:r>
+        <w:rPr>
+          <w:rStyle w:val="NormalTok"/>
+        </w:rPr>
+        <w:t xml:space="preserve"> &lt; </w:t>
+      </w:r>
+      <w:r>
+        <w:rPr>
+          <w:rStyle w:val="KeywordTok"/>
+        </w:rPr>
+        <w:t xml:space="preserve">typename</w:t>
+      </w:r>
+      <w:r>
+        <w:rPr>
+          <w:rStyle w:val="NormalTok"/>
+        </w:rPr>
+        <w:t xml:space="preserve"> T &gt; T foo ( T t ) </w:t>
+      </w:r>
+      <w:r>
+        <w:rPr>
+          <w:rStyle w:val="CommentTok"/>
+        </w:rPr>
+        <w:t xml:space="preserve">// general</w:t>
+      </w:r>
+      <w:r>
+        <w:br/>
+      </w:r>
+      <w:r>
+        <w:rPr>
+          <w:rStyle w:val="NormalTok"/>
+        </w:rPr>
+        <w:t xml:space="preserve">{</w:t>
+      </w:r>
+      <w:r>
+        <w:br/>
+      </w:r>
+      <w:r>
+        <w:rPr>
+          <w:rStyle w:val="NormalTok"/>
+        </w:rPr>
+        <w:t xml:space="preserve">  </w:t>
+      </w:r>
+      <w:r>
+        <w:rPr>
+          <w:rStyle w:val="ControlFlowTok"/>
+        </w:rPr>
+        <w:t xml:space="preserve">return</w:t>
+      </w:r>
+      <w:r>
+        <w:rPr>
+          <w:rStyle w:val="NormalTok"/>
+        </w:rPr>
+        <w:t xml:space="preserve"> t;</w:t>
+      </w:r>
+      <w:r>
+        <w:br/>
+      </w:r>
+      <w:r>
+        <w:rPr>
+          <w:rStyle w:val="NormalTok"/>
+        </w:rPr>
+        <w:t xml:space="preserve">}</w:t>
+      </w:r>
+      <w:r>
+        <w:br/>
+      </w:r>
+      <w:r>
+        <w:rPr>
+          <w:rStyle w:val="CommentTok"/>
+        </w:rPr>
+        <w:t xml:space="preserve">// This code will be added later</w:t>
+      </w:r>
+      <w:r>
+        <w:br/>
+      </w:r>
+      <w:r>
+        <w:rPr>
+          <w:rStyle w:val="CommentTok"/>
+        </w:rPr>
+        <w:t xml:space="preserve">//  template &lt; typename T &gt; T * foo ( T * t ) // more specialized</w:t>
+      </w:r>
+      <w:r>
+        <w:br/>
+      </w:r>
+      <w:r>
+        <w:rPr>
+          <w:rStyle w:val="CommentTok"/>
+        </w:rPr>
+        <w:t xml:space="preserve">//  {</w:t>
+      </w:r>
+      <w:r>
+        <w:br/>
+      </w:r>
+      <w:r>
+        <w:rPr>
+          <w:rStyle w:val="CommentTok"/>
+        </w:rPr>
+        <w:t xml:space="preserve">//    return t;</w:t>
+      </w:r>
+      <w:r>
+        <w:br/>
+      </w:r>
+      <w:r>
+        <w:rPr>
+          <w:rStyle w:val="CommentTok"/>
+        </w:rPr>
+        <w:t xml:space="preserve">//  }</w:t>
+      </w:r>
+      <w:r>
+        <w:br/>
+      </w:r>
+      <w:r>
+        <w:rPr>
           <w:rStyle w:val="DataTypeTok"/>
         </w:rPr>
         <w:t xml:space="preserve">void</w:t>
@@ -23744,37 +23926,1242 @@
         <w:rPr>
           <w:rStyle w:val="NormalTok"/>
         </w:rPr>
-        <w:t xml:space="preserve"> f1 (</w:t>
+        <w:t xml:space="preserve"> bar()</w:t>
+      </w:r>
+      <w:r>
+        <w:br/>
+      </w:r>
+      <w:r>
+        <w:rPr>
+          <w:rStyle w:val="NormalTok"/>
+        </w:rPr>
+        <w:t xml:space="preserve">{</w:t>
+      </w:r>
+      <w:r>
+        <w:br/>
+      </w:r>
+      <w:r>
+        <w:rPr>
+          <w:rStyle w:val="NormalTok"/>
+        </w:rPr>
+        <w:t xml:space="preserve">  A * a;</w:t>
+      </w:r>
+      <w:r>
+        <w:br/>
+      </w:r>
+      <w:r>
+        <w:rPr>
+          <w:rStyle w:val="NormalTok"/>
+        </w:rPr>
+        <w:t xml:space="preserve">  foo (a); </w:t>
+      </w:r>
+      <w:r>
+        <w:rPr>
+          <w:rStyle w:val="CommentTok"/>
+        </w:rPr>
+        <w:t xml:space="preserve">// #1</w:t>
+      </w:r>
+      <w:r>
+        <w:br/>
+      </w:r>
+      <w:r>
+        <w:rPr>
+          <w:rStyle w:val="NormalTok"/>
+        </w:rPr>
+        <w:t xml:space="preserve">}</w:t>
+      </w:r>
+    </w:p>
+    <w:p>
+      <w:pPr>
+        <w:pStyle w:val="FirstParagraph"/>
+      </w:pPr>
+      <w:r>
+        <w:t xml:space="preserve">After the commented-out code is added, the binding of function call</w:t>
+      </w:r>
+      <w:r>
+        <w:t xml:space="preserve"> </w:t>
+      </w:r>
+      <w:r>
+        <w:rPr>
+          <w:rStyle w:val="VerbatimChar"/>
+        </w:rPr>
+        <w:t xml:space="preserve">foo (a)</w:t>
+      </w:r>
+      <w:r>
+        <w:t xml:space="preserve"> </w:t>
+      </w:r>
+      <w:r>
+        <w:t xml:space="preserve">(</w:t>
+      </w:r>
+      <w:r>
+        <w:rPr>
+          <w:rStyle w:val="VerbatimChar"/>
+        </w:rPr>
+        <w:t xml:space="preserve">#1</w:t>
+      </w:r>
+      <w:r>
+        <w:t xml:space="preserve">) changes silently from the general</w:t>
+      </w:r>
+      <w:r>
+        <w:t xml:space="preserve"> </w:t>
+      </w:r>
+      <w:r>
+        <w:rPr>
+          <w:rStyle w:val="NormalTok"/>
+        </w:rPr>
+        <w:t xml:space="preserve">foo</w:t>
+      </w:r>
+      <w:r>
+        <w:t xml:space="preserve"> </w:t>
+      </w:r>
+      <w:r>
+        <w:t xml:space="preserve">to the more specialized</w:t>
+      </w:r>
+      <w:r>
+        <w:t xml:space="preserve"> </w:t>
+      </w:r>
+      <w:r>
+        <w:rPr>
+          <w:rStyle w:val="NormalTok"/>
+        </w:rPr>
+        <w:t xml:space="preserve">foo</w:t>
+      </w:r>
+      <w:r>
+        <w:t xml:space="preserve">.</w:t>
+      </w:r>
+      <w:r>
+        <w:t xml:space="preserve"> </w:t>
+      </w:r>
+      <w:r>
+        <w:t xml:space="preserve">This issue can be only be avoided by having these unrelated function templates in separate namespaces and explicit qualification at the call site.</w:t>
+      </w:r>
+    </w:p>
+    <w:p>
+      <w:pPr>
+        <w:pStyle w:val="BodyText"/>
+      </w:pPr>
+      <w:r>
+        <w:t xml:space="preserve">Analogously, adding an explicit template specialization can cause different template instantiations, even indirectly, which can be surprising.</w:t>
+      </w:r>
+    </w:p>
+    <w:p>
+      <w:pPr>
+        <w:pStyle w:val="BodyText"/>
+      </w:pPr>
+      <w:r>
+        <w:t xml:space="preserve">A similar situation can occur when a conflict arises between compiler-synthesized or rewritten operators and explicitly created versions of those operators, as in the following example.</w:t>
+      </w:r>
+    </w:p>
+    <w:p>
+      <w:pPr>
+        <w:pStyle w:val="SourceCode"/>
+      </w:pPr>
+      <w:r>
+        <w:rPr>
+          <w:rStyle w:val="KeywordTok"/>
+        </w:rPr>
+        <w:t xml:space="preserve">struct</w:t>
+      </w:r>
+      <w:r>
+        <w:rPr>
+          <w:rStyle w:val="NormalTok"/>
+        </w:rPr>
+        <w:t xml:space="preserve"> A</w:t>
+      </w:r>
+      <w:r>
+        <w:br/>
+      </w:r>
+      <w:r>
+        <w:rPr>
+          <w:rStyle w:val="NormalTok"/>
+        </w:rPr>
+        <w:t xml:space="preserve">{</w:t>
+      </w:r>
+      <w:r>
+        <w:br/>
+      </w:r>
+      <w:r>
+        <w:rPr>
+          <w:rStyle w:val="NormalTok"/>
+        </w:rPr>
+        <w:t xml:space="preserve">    </w:t>
       </w:r>
       <w:r>
         <w:rPr>
           <w:rStyle w:val="DataTypeTok"/>
         </w:rPr>
-        <w:t xml:space="preserve">short</w:t>
-      </w:r>
-      <w:r>
-        <w:rPr>
-          <w:rStyle w:val="NormalTok"/>
-        </w:rPr>
-        <w:t xml:space="preserve">, </w:t>
+        <w:t xml:space="preserve">bool</w:t>
+      </w:r>
+      <w:r>
+        <w:rPr>
+          <w:rStyle w:val="NormalTok"/>
+        </w:rPr>
+        <w:t xml:space="preserve"> </w:t>
+      </w:r>
+      <w:r>
+        <w:rPr>
+          <w:rStyle w:val="KeywordTok"/>
+        </w:rPr>
+        <w:t xml:space="preserve">operator</w:t>
+      </w:r>
+      <w:r>
+        <w:rPr>
+          <w:rStyle w:val="NormalTok"/>
+        </w:rPr>
+        <w:t xml:space="preserve">==(A </w:t>
+      </w:r>
+      <w:r>
+        <w:rPr>
+          <w:rStyle w:val="AttributeTok"/>
+        </w:rPr>
+        <w:t xml:space="preserve">const</w:t>
+      </w:r>
+      <w:r>
+        <w:rPr>
+          <w:rStyle w:val="NormalTok"/>
+        </w:rPr>
+        <w:t xml:space="preserve"> &amp;) </w:t>
+      </w:r>
+      <w:r>
+        <w:rPr>
+          <w:rStyle w:val="AttributeTok"/>
+        </w:rPr>
+        <w:t xml:space="preserve">const</w:t>
+      </w:r>
+      <w:r>
+        <w:rPr>
+          <w:rStyle w:val="NormalTok"/>
+        </w:rPr>
+        <w:t xml:space="preserve"> { </w:t>
+      </w:r>
+      <w:r>
+        <w:rPr>
+          <w:rStyle w:val="ControlFlowTok"/>
+        </w:rPr>
+        <w:t xml:space="preserve">return</w:t>
+      </w:r>
+      <w:r>
+        <w:rPr>
+          <w:rStyle w:val="NormalTok"/>
+        </w:rPr>
+        <w:t xml:space="preserve"> </w:t>
+      </w:r>
+      <w:r>
+        <w:rPr>
+          <w:rStyle w:val="KeywordTok"/>
+        </w:rPr>
+        <w:t xml:space="preserve">true</w:t>
+      </w:r>
+      <w:r>
+        <w:rPr>
+          <w:rStyle w:val="NormalTok"/>
+        </w:rPr>
+        <w:t xml:space="preserve">; }   </w:t>
+      </w:r>
+      <w:r>
+        <w:br/>
+      </w:r>
+      <w:r>
+        <w:rPr>
+          <w:rStyle w:val="NormalTok"/>
+        </w:rPr>
+        <w:t xml:space="preserve">};</w:t>
+      </w:r>
+      <w:r>
+        <w:br/>
+      </w:r>
+      <w:r>
+        <w:br/>
+      </w:r>
+      <w:r>
+        <w:rPr>
+          <w:rStyle w:val="CommentTok"/>
+        </w:rPr>
+        <w:t xml:space="preserve">// Evil hijacking of !=</w:t>
+      </w:r>
+      <w:r>
+        <w:br/>
+      </w:r>
+      <w:r>
+        <w:rPr>
+          <w:rStyle w:val="CommentTok"/>
+        </w:rPr>
+        <w:t xml:space="preserve">// bool operator != (A const &amp;, A const &amp;) { return true; } // #2</w:t>
+      </w:r>
+      <w:r>
+        <w:br/>
+      </w:r>
+      <w:r>
+        <w:br/>
       </w:r>
       <w:r>
         <w:rPr>
           <w:rStyle w:val="DataTypeTok"/>
         </w:rPr>
+        <w:t xml:space="preserve">void</w:t>
+      </w:r>
+      <w:r>
+        <w:rPr>
+          <w:rStyle w:val="NormalTok"/>
+        </w:rPr>
+        <w:t xml:space="preserve"> bar (A </w:t>
+      </w:r>
+      <w:r>
+        <w:rPr>
+          <w:rStyle w:val="AttributeTok"/>
+        </w:rPr>
+        <w:t xml:space="preserve">const</w:t>
+      </w:r>
+      <w:r>
+        <w:rPr>
+          <w:rStyle w:val="NormalTok"/>
+        </w:rPr>
+        <w:t xml:space="preserve"> &amp; a) {</w:t>
+      </w:r>
+      <w:r>
+        <w:br/>
+      </w:r>
+      <w:r>
+        <w:rPr>
+          <w:rStyle w:val="NormalTok"/>
+        </w:rPr>
+        <w:t xml:space="preserve">  a != a;                                                    </w:t>
+      </w:r>
+      <w:r>
+        <w:rPr>
+          <w:rStyle w:val="CommentTok"/>
+        </w:rPr>
+        <w:t xml:space="preserve">// #3</w:t>
+      </w:r>
+      <w:r>
+        <w:br/>
+      </w:r>
+      <w:r>
+        <w:rPr>
+          <w:rStyle w:val="NormalTok"/>
+        </w:rPr>
+        <w:t xml:space="preserve">}</w:t>
+      </w:r>
+    </w:p>
+    <w:p>
+      <w:pPr>
+        <w:pStyle w:val="FirstParagraph"/>
+      </w:pPr>
+      <w:r>
+        <w:t xml:space="preserve">In the above example, the declaration of</w:t>
+      </w:r>
+      <w:r>
+        <w:t xml:space="preserve"> </w:t>
+      </w:r>
+      <w:r>
+        <w:rPr>
+          <w:rStyle w:val="KeywordTok"/>
+        </w:rPr>
+        <w:t xml:space="preserve">operator</w:t>
+      </w:r>
+      <w:r>
+        <w:rPr>
+          <w:rStyle w:val="NormalTok"/>
+        </w:rPr>
+        <w:t xml:space="preserve">==</w:t>
+      </w:r>
+      <w:r>
+        <w:t xml:space="preserve"> </w:t>
+      </w:r>
+      <w:r>
+        <w:t xml:space="preserve">will have a corresponding synthesised</w:t>
+      </w:r>
+      <w:r>
+        <w:t xml:space="preserve"> </w:t>
+      </w:r>
+      <w:r>
+        <w:rPr>
+          <w:rStyle w:val="KeywordTok"/>
+        </w:rPr>
+        <w:t xml:space="preserve">operator</w:t>
+      </w:r>
+      <w:r>
+        <w:rPr>
+          <w:rStyle w:val="NormalTok"/>
+        </w:rPr>
+        <w:t xml:space="preserve">!=</w:t>
+      </w:r>
+      <w:r>
+        <w:t xml:space="preserve"> </w:t>
+      </w:r>
+      <w:r>
+        <w:t xml:space="preserve">generated by the compiler, since there is no suitable user-declared</w:t>
+      </w:r>
+      <w:r>
+        <w:t xml:space="preserve"> </w:t>
+      </w:r>
+      <w:r>
+        <w:rPr>
+          <w:rStyle w:val="NormalTok"/>
+        </w:rPr>
+        <w:t xml:space="preserve">!=</w:t>
+      </w:r>
+      <w:r>
+        <w:t xml:space="preserve">.</w:t>
+      </w:r>
+      <w:r>
+        <w:t xml:space="preserve"> </w:t>
+      </w:r>
+      <w:r>
+        <w:t xml:space="preserve">If the</w:t>
+      </w:r>
+      <w:r>
+        <w:t xml:space="preserve"> </w:t>
+      </w:r>
+      <w:r>
+        <w:rPr>
+          <w:rStyle w:val="KeywordTok"/>
+        </w:rPr>
+        <w:t xml:space="preserve">operator</w:t>
+      </w:r>
+      <w:r>
+        <w:rPr>
+          <w:rStyle w:val="NormalTok"/>
+        </w:rPr>
+        <w:t xml:space="preserve">!=</w:t>
+      </w:r>
+      <w:r>
+        <w:t xml:space="preserve"> </w:t>
+      </w:r>
+      <w:r>
+        <w:t xml:space="preserve">becomes visible, then the code at</w:t>
+      </w:r>
+      <w:r>
+        <w:t xml:space="preserve"> </w:t>
+      </w:r>
+      <w:r>
+        <w:rPr>
+          <w:rStyle w:val="VerbatimChar"/>
+        </w:rPr>
+        <w:t xml:space="preserve">#3</w:t>
+      </w:r>
+      <w:r>
+        <w:t xml:space="preserve"> </w:t>
+      </w:r>
+      <w:r>
+        <w:t xml:space="preserve">uses the user-declared</w:t>
+      </w:r>
+      <w:r>
+        <w:t xml:space="preserve"> </w:t>
+      </w:r>
+      <w:r>
+        <w:rPr>
+          <w:rStyle w:val="KeywordTok"/>
+        </w:rPr>
+        <w:t xml:space="preserve">operator</w:t>
+      </w:r>
+      <w:r>
+        <w:rPr>
+          <w:rStyle w:val="NormalTok"/>
+        </w:rPr>
+        <w:t xml:space="preserve">!=</w:t>
+      </w:r>
+      <w:r>
+        <w:t xml:space="preserve"> </w:t>
+      </w:r>
+      <w:r>
+        <w:t xml:space="preserve">instead of the synthesized one, which can lead to a silent and unexpected change of behaviour.</w:t>
+      </w:r>
+      <w:r>
+        <w:t xml:space="preserve"> </w:t>
+      </w:r>
+      <w:r>
+        <w:t xml:space="preserve">This is particularly risky when the operator is declared outside of the immediate visibility of the original definition.</w:t>
+      </w:r>
+    </w:p>
+    <w:p>
+      <w:pPr>
+        <w:pStyle w:val="BodyText"/>
+      </w:pPr>
+      <w:r>
+        <w:rPr>
+          <w:b/>
+        </w:rPr>
+        <w:t xml:space="preserve">TODO Overload resolution</w:t>
+      </w:r>
+      <w:r>
+        <w:rPr>
+          <w:b/>
+        </w:rPr>
+        <w:t xml:space="preserve"> </w:t>
+      </w:r>
+      <w:r>
+        <w:t xml:space="preserve"> </w:t>
+      </w:r>
+      <w:r>
+        <w:t xml:space="preserve">Overloading and specialization of functions is a cornerstone of C++</w:t>
+      </w:r>
+      <w:r>
+        <w:t xml:space="preserve"> </w:t>
+      </w:r>
+      <w:r>
+        <w:t xml:space="preserve">generic programming. In this context, the reuse of function names is</w:t>
+      </w:r>
+      <w:r>
+        <w:t xml:space="preserve"> </w:t>
+      </w:r>
+      <w:r>
+        <w:t xml:space="preserve">essential. See</w:t>
+      </w:r>
+      <w:r>
+        <w:t xml:space="preserve"> </w:t>
+      </w:r>
+      <w:hyperlink w:anchor="RIP">
+        <w:r>
+          <w:rPr>
+            <w:rStyle w:val="Hyperlink"/>
+          </w:rPr>
+          <w:t xml:space="preserve">6.41 [RIP]</w:t>
+        </w:r>
+      </w:hyperlink>
+      <w:r>
+        <w:t xml:space="preserve"> </w:t>
+      </w:r>
+      <w:r>
+        <w:t xml:space="preserve">for inheritance issues associated with name</w:t>
+      </w:r>
+      <w:r>
+        <w:t xml:space="preserve"> </w:t>
+      </w:r>
+      <w:r>
+        <w:t xml:space="preserve">reuse.</w:t>
+      </w:r>
+    </w:p>
+    <w:p>
+      <w:pPr>
+        <w:pStyle w:val="BodyText"/>
+      </w:pPr>
+      <w:r>
+        <w:t xml:space="preserve">If implicit conversions can happen on arguments, the overload selected can be</w:t>
+      </w:r>
+      <w:r>
+        <w:t xml:space="preserve"> </w:t>
+      </w:r>
+      <w:r>
+        <w:t xml:space="preserve">different from programmer expectation,</w:t>
+      </w:r>
+      <w:r>
+        <w:t xml:space="preserve"> </w:t>
+      </w:r>
+      <w:r>
+        <w:t xml:space="preserve">especially when an argument is of a type that can be implicitly converted to another type where a</w:t>
+      </w:r>
+      <w:r>
+        <w:t xml:space="preserve"> </w:t>
+      </w:r>
+      <w:r>
+        <w:t xml:space="preserve">corresponding overload is defined.</w:t>
+      </w:r>
+      <w:r>
+        <w:t xml:space="preserve"> </w:t>
+      </w:r>
+      <w:r>
+        <w:t xml:space="preserve">Visibility of an overload may make it eligible, even if neither</w:t>
+      </w:r>
+      <w:r>
+        <w:t xml:space="preserve"> </w:t>
+      </w:r>
+      <w:r>
+        <w:t xml:space="preserve">argument matches the parameter types directly.</w:t>
+      </w:r>
+      <w:r>
+        <w:t xml:space="preserve"> </w:t>
+      </w:r>
+      <w:r>
+        <w:t xml:space="preserve">In the best case this leads to a compile error due to ambiguities, but it can also result in perfectly</w:t>
+      </w:r>
+      <w:r>
+        <w:t xml:space="preserve"> </w:t>
+      </w:r>
+      <w:r>
+        <w:t xml:space="preserve">compiling code executing an unexcepted overload.</w:t>
+      </w:r>
+    </w:p>
+    <w:p>
+      <w:pPr>
+        <w:pStyle w:val="BodyText"/>
+      </w:pPr>
+      <w:r>
+        <w:t xml:space="preserve">The following example demonstrates part of the problem:</w:t>
+      </w:r>
+    </w:p>
+    <w:p>
+      <w:pPr>
+        <w:pStyle w:val="SourceCode"/>
+      </w:pPr>
+      <w:r>
+        <w:rPr>
+          <w:rStyle w:val="PreprocessorTok"/>
+        </w:rPr>
+        <w:t xml:space="preserve">#include </w:t>
+      </w:r>
+      <w:r>
+        <w:rPr>
+          <w:rStyle w:val="ImportTok"/>
+        </w:rPr>
+        <w:t xml:space="preserve">&lt;iostream&gt;</w:t>
+      </w:r>
+      <w:r>
+        <w:br/>
+      </w:r>
+      <w:r>
+        <w:rPr>
+          <w:rStyle w:val="PreprocessorTok"/>
+        </w:rPr>
+        <w:t xml:space="preserve">#include </w:t>
+      </w:r>
+      <w:r>
+        <w:rPr>
+          <w:rStyle w:val="ImportTok"/>
+        </w:rPr>
+        <w:t xml:space="preserve">&lt;typeinfo&gt;</w:t>
+      </w:r>
+      <w:r>
+        <w:br/>
+      </w:r>
+      <w:r>
+        <w:br/>
+      </w:r>
+      <w:r>
+        <w:rPr>
+          <w:rStyle w:val="KeywordTok"/>
+        </w:rPr>
+        <w:t xml:space="preserve">namespace</w:t>
+      </w:r>
+      <w:r>
+        <w:rPr>
+          <w:rStyle w:val="NormalTok"/>
+        </w:rPr>
+        <w:t xml:space="preserve"> Y {</w:t>
+      </w:r>
+      <w:r>
+        <w:br/>
+      </w:r>
+      <w:r>
+        <w:rPr>
+          <w:rStyle w:val="KeywordTok"/>
+        </w:rPr>
+        <w:t xml:space="preserve">template</w:t>
+      </w:r>
+      <w:r>
+        <w:rPr>
+          <w:rStyle w:val="NormalTok"/>
+        </w:rPr>
+        <w:t xml:space="preserve"> &lt;</w:t>
+      </w:r>
+      <w:r>
+        <w:rPr>
+          <w:rStyle w:val="KeywordTok"/>
+        </w:rPr>
+        <w:t xml:space="preserve">typename</w:t>
+      </w:r>
+      <w:r>
+        <w:rPr>
+          <w:rStyle w:val="NormalTok"/>
+        </w:rPr>
+        <w:t xml:space="preserve"> T&gt;</w:t>
+      </w:r>
+      <w:r>
+        <w:br/>
+      </w:r>
+      <w:r>
+        <w:rPr>
+          <w:rStyle w:val="DataTypeTok"/>
+        </w:rPr>
+        <w:t xml:space="preserve">void</w:t>
+      </w:r>
+      <w:r>
+        <w:rPr>
+          <w:rStyle w:val="NormalTok"/>
+        </w:rPr>
+        <w:t xml:space="preserve"> print(T i){</w:t>
+      </w:r>
+      <w:r>
+        <w:br/>
+      </w:r>
+      <w:r>
+        <w:rPr>
+          <w:rStyle w:val="NormalTok"/>
+        </w:rPr>
+        <w:t xml:space="preserve">    </w:t>
+      </w:r>
+      <w:r>
+        <w:rPr>
+          <w:rStyle w:val="BuiltInTok"/>
+        </w:rPr>
+        <w:t xml:space="preserve">std::</w:t>
+      </w:r>
+      <w:r>
+        <w:rPr>
+          <w:rStyle w:val="NormalTok"/>
+        </w:rPr>
+        <w:t xml:space="preserve">cout &lt;&lt; </w:t>
+      </w:r>
+      <w:r>
+        <w:rPr>
+          <w:rStyle w:val="KeywordTok"/>
+        </w:rPr>
+        <w:t xml:space="preserve">typeid</w:t>
+      </w:r>
+      <w:r>
+        <w:rPr>
+          <w:rStyle w:val="NormalTok"/>
+        </w:rPr>
+        <w:t xml:space="preserve">(T).name()&lt;&lt; </w:t>
+      </w:r>
+      <w:r>
+        <w:rPr>
+          <w:rStyle w:val="StringTok"/>
+        </w:rPr>
+        <w:t xml:space="preserve">":"</w:t>
+      </w:r>
+      <w:r>
+        <w:rPr>
+          <w:rStyle w:val="NormalTok"/>
+        </w:rPr>
+        <w:t xml:space="preserve"> &lt;&lt; i ;</w:t>
+      </w:r>
+      <w:r>
+        <w:br/>
+      </w:r>
+      <w:r>
+        <w:rPr>
+          <w:rStyle w:val="NormalTok"/>
+        </w:rPr>
+        <w:t xml:space="preserve">}</w:t>
+      </w:r>
+      <w:r>
+        <w:br/>
+      </w:r>
+      <w:r>
+        <w:rPr>
+          <w:rStyle w:val="KeywordTok"/>
+        </w:rPr>
+        <w:t xml:space="preserve">template</w:t>
+      </w:r>
+      <w:r>
+        <w:rPr>
+          <w:rStyle w:val="NormalTok"/>
+        </w:rPr>
+        <w:t xml:space="preserve"> &lt;</w:t>
+      </w:r>
+      <w:r>
+        <w:rPr>
+          <w:rStyle w:val="KeywordTok"/>
+        </w:rPr>
+        <w:t xml:space="preserve">typename</w:t>
+      </w:r>
+      <w:r>
+        <w:rPr>
+          <w:rStyle w:val="NormalTok"/>
+        </w:rPr>
+        <w:t xml:space="preserve"> T&gt;</w:t>
+      </w:r>
+      <w:r>
+        <w:br/>
+      </w:r>
+      <w:r>
+        <w:rPr>
+          <w:rStyle w:val="DataTypeTok"/>
+        </w:rPr>
+        <w:t xml:space="preserve">void</w:t>
+      </w:r>
+      <w:r>
+        <w:rPr>
+          <w:rStyle w:val="NormalTok"/>
+        </w:rPr>
+        <w:t xml:space="preserve"> println(T x){</w:t>
+      </w:r>
+      <w:r>
+        <w:br/>
+      </w:r>
+      <w:r>
+        <w:rPr>
+          <w:rStyle w:val="NormalTok"/>
+        </w:rPr>
+        <w:t xml:space="preserve">    print(x); </w:t>
+      </w:r>
+      <w:r>
+        <w:rPr>
+          <w:rStyle w:val="CommentTok"/>
+        </w:rPr>
+        <w:t xml:space="preserve">// expects to call Y::print</w:t>
+      </w:r>
+      <w:r>
+        <w:br/>
+      </w:r>
+      <w:r>
+        <w:rPr>
+          <w:rStyle w:val="NormalTok"/>
+        </w:rPr>
+        <w:t xml:space="preserve">    </w:t>
+      </w:r>
+      <w:r>
+        <w:rPr>
+          <w:rStyle w:val="BuiltInTok"/>
+        </w:rPr>
+        <w:t xml:space="preserve">std::</w:t>
+      </w:r>
+      <w:r>
+        <w:rPr>
+          <w:rStyle w:val="NormalTok"/>
+        </w:rPr>
+        <w:t xml:space="preserve">cout&lt;&lt;</w:t>
+      </w:r>
+      <w:r>
+        <w:rPr>
+          <w:rStyle w:val="CharTok"/>
+        </w:rPr>
+        <w:t xml:space="preserve">'</w:t>
+      </w:r>
+      <w:r>
+        <w:rPr>
+          <w:rStyle w:val="SpecialCharTok"/>
+        </w:rPr>
+        <w:t xml:space="preserve">\n</w:t>
+      </w:r>
+      <w:r>
+        <w:rPr>
+          <w:rStyle w:val="CharTok"/>
+        </w:rPr>
+        <w:t xml:space="preserve">'</w:t>
+      </w:r>
+      <w:r>
+        <w:rPr>
+          <w:rStyle w:val="NormalTok"/>
+        </w:rPr>
+        <w:t xml:space="preserve">;</w:t>
+      </w:r>
+      <w:r>
+        <w:br/>
+      </w:r>
+      <w:r>
+        <w:rPr>
+          <w:rStyle w:val="NormalTok"/>
+        </w:rPr>
+        <w:t xml:space="preserve">}</w:t>
+      </w:r>
+      <w:r>
+        <w:br/>
+      </w:r>
+      <w:r>
+        <w:rPr>
+          <w:rStyle w:val="NormalTok"/>
+        </w:rPr>
+        <w:t xml:space="preserve">} </w:t>
+      </w:r>
+      <w:r>
+        <w:br/>
+      </w:r>
+      <w:r>
+        <w:rPr>
+          <w:rStyle w:val="KeywordTok"/>
+        </w:rPr>
+        <w:t xml:space="preserve">namespace</w:t>
+      </w:r>
+      <w:r>
+        <w:rPr>
+          <w:rStyle w:val="NormalTok"/>
+        </w:rPr>
+        <w:t xml:space="preserve"> X {</w:t>
+      </w:r>
+      <w:r>
+        <w:br/>
+      </w:r>
+      <w:r>
+        <w:rPr>
+          <w:rStyle w:val="NormalTok"/>
+        </w:rPr>
+        <w:t xml:space="preserve">   </w:t>
+      </w:r>
+      <w:r>
+        <w:rPr>
+          <w:rStyle w:val="KeywordTok"/>
+        </w:rPr>
+        <w:t xml:space="preserve">struct</w:t>
+      </w:r>
+      <w:r>
+        <w:rPr>
+          <w:rStyle w:val="NormalTok"/>
+        </w:rPr>
+        <w:t xml:space="preserve"> A{</w:t>
+      </w:r>
+      <w:r>
+        <w:br/>
+      </w:r>
+      <w:r>
+        <w:rPr>
+          <w:rStyle w:val="NormalTok"/>
+        </w:rPr>
+        <w:t xml:space="preserve">        A(</w:t>
+      </w:r>
+      <w:r>
+        <w:rPr>
+          <w:rStyle w:val="DataTypeTok"/>
+        </w:rPr>
+        <w:t xml:space="preserve">double</w:t>
+      </w:r>
+      <w:r>
+        <w:rPr>
+          <w:rStyle w:val="NormalTok"/>
+        </w:rPr>
+        <w:t xml:space="preserve">){}</w:t>
+      </w:r>
+      <w:r>
+        <w:br/>
+      </w:r>
+      <w:r>
+        <w:rPr>
+          <w:rStyle w:val="NormalTok"/>
+        </w:rPr>
+        <w:t xml:space="preserve">        </w:t>
+      </w:r>
+      <w:r>
+        <w:rPr>
+          <w:rStyle w:val="KeywordTok"/>
+        </w:rPr>
+        <w:t xml:space="preserve">friend</w:t>
+      </w:r>
+      <w:r>
+        <w:rPr>
+          <w:rStyle w:val="NormalTok"/>
+        </w:rPr>
+        <w:t xml:space="preserve"> </w:t>
+      </w:r>
+      <w:r>
+        <w:rPr>
+          <w:rStyle w:val="CommentTok"/>
+        </w:rPr>
+        <w:t xml:space="preserve">// make this a hidden friend</w:t>
+      </w:r>
+      <w:r>
+        <w:br/>
+      </w:r>
+      <w:r>
+        <w:rPr>
+          <w:rStyle w:val="NormalTok"/>
+        </w:rPr>
+        <w:t xml:space="preserve">        </w:t>
+      </w:r>
+      <w:r>
+        <w:rPr>
+          <w:rStyle w:val="BuiltInTok"/>
+        </w:rPr>
+        <w:t xml:space="preserve">std::</w:t>
+      </w:r>
+      <w:r>
+        <w:rPr>
+          <w:rStyle w:val="NormalTok"/>
+        </w:rPr>
+        <w:t xml:space="preserve">ostream &amp; </w:t>
+      </w:r>
+      <w:r>
+        <w:rPr>
+          <w:rStyle w:val="KeywordTok"/>
+        </w:rPr>
+        <w:t xml:space="preserve">operator</w:t>
+      </w:r>
+      <w:r>
+        <w:rPr>
+          <w:rStyle w:val="NormalTok"/>
+        </w:rPr>
+        <w:t xml:space="preserve"> &lt;&lt; (</w:t>
+      </w:r>
+      <w:r>
+        <w:rPr>
+          <w:rStyle w:val="BuiltInTok"/>
+        </w:rPr>
+        <w:t xml:space="preserve">std::</w:t>
+      </w:r>
+      <w:r>
+        <w:rPr>
+          <w:rStyle w:val="NormalTok"/>
+        </w:rPr>
+        <w:t xml:space="preserve">ostream &amp; out, A </w:t>
+      </w:r>
+      <w:r>
+        <w:rPr>
+          <w:rStyle w:val="AttributeTok"/>
+        </w:rPr>
+        <w:t xml:space="preserve">const</w:t>
+      </w:r>
+      <w:r>
+        <w:rPr>
+          <w:rStyle w:val="NormalTok"/>
+        </w:rPr>
+        <w:t xml:space="preserve"> &amp;a){</w:t>
+      </w:r>
+      <w:r>
+        <w:br/>
+      </w:r>
+      <w:r>
+        <w:rPr>
+          <w:rStyle w:val="NormalTok"/>
+        </w:rPr>
+        <w:t xml:space="preserve">            </w:t>
+      </w:r>
+      <w:r>
+        <w:rPr>
+          <w:rStyle w:val="ControlFlowTok"/>
+        </w:rPr>
+        <w:t xml:space="preserve">return</w:t>
+      </w:r>
+      <w:r>
+        <w:rPr>
+          <w:rStyle w:val="NormalTok"/>
+        </w:rPr>
+        <w:t xml:space="preserve"> out &lt;&lt; </w:t>
+      </w:r>
+      <w:r>
+        <w:rPr>
+          <w:rStyle w:val="StringTok"/>
+        </w:rPr>
+        <w:t xml:space="preserve">"An A as expected</w:t>
+      </w:r>
+      <w:r>
+        <w:rPr>
+          <w:rStyle w:val="SpecialCharTok"/>
+        </w:rPr>
+        <w:t xml:space="preserve">\n</w:t>
+      </w:r>
+      <w:r>
+        <w:rPr>
+          <w:rStyle w:val="StringTok"/>
+        </w:rPr>
+        <w:t xml:space="preserve">"</w:t>
+      </w:r>
+      <w:r>
+        <w:rPr>
+          <w:rStyle w:val="NormalTok"/>
+        </w:rPr>
+        <w:t xml:space="preserve">;</w:t>
+      </w:r>
+      <w:r>
+        <w:br/>
+      </w:r>
+      <w:r>
+        <w:rPr>
+          <w:rStyle w:val="NormalTok"/>
+        </w:rPr>
+        <w:t xml:space="preserve">        } </w:t>
+      </w:r>
+      <w:r>
+        <w:br/>
+      </w:r>
+      <w:r>
+        <w:rPr>
+          <w:rStyle w:val="NormalTok"/>
+        </w:rPr>
+        <w:t xml:space="preserve">    };</w:t>
+      </w:r>
+      <w:r>
+        <w:br/>
+      </w:r>
+      <w:r>
+        <w:rPr>
+          <w:rStyle w:val="NormalTok"/>
+        </w:rPr>
+        <w:t xml:space="preserve">    </w:t>
+      </w:r>
+      <w:r>
+        <w:rPr>
+          <w:rStyle w:val="DataTypeTok"/>
+        </w:rPr>
+        <w:t xml:space="preserve">void</w:t>
+      </w:r>
+      <w:r>
+        <w:rPr>
+          <w:rStyle w:val="NormalTok"/>
+        </w:rPr>
+        <w:t xml:space="preserve"> print(A a){ </w:t>
+      </w:r>
+      <w:r>
+        <w:rPr>
+          <w:rStyle w:val="CommentTok"/>
+        </w:rPr>
+        <w:t xml:space="preserve">// not expected to be called by println</w:t>
+      </w:r>
+      <w:r>
+        <w:br/>
+      </w:r>
+      <w:r>
+        <w:rPr>
+          <w:rStyle w:val="NormalTok"/>
+        </w:rPr>
+        <w:t xml:space="preserve">        </w:t>
+      </w:r>
+      <w:r>
+        <w:rPr>
+          <w:rStyle w:val="BuiltInTok"/>
+        </w:rPr>
+        <w:t xml:space="preserve">std::</w:t>
+      </w:r>
+      <w:r>
+        <w:rPr>
+          <w:rStyle w:val="NormalTok"/>
+        </w:rPr>
+        <w:t xml:space="preserve">cout &lt;&lt; </w:t>
+      </w:r>
+      <w:r>
+        <w:rPr>
+          <w:rStyle w:val="StringTok"/>
+        </w:rPr>
+        <w:t xml:space="preserve">"Surprise happens!"</w:t>
+      </w:r>
+      <w:r>
+        <w:rPr>
+          <w:rStyle w:val="NormalTok"/>
+        </w:rPr>
+        <w:t xml:space="preserve">;</w:t>
+      </w:r>
+      <w:r>
+        <w:br/>
+      </w:r>
+      <w:r>
+        <w:rPr>
+          <w:rStyle w:val="NormalTok"/>
+        </w:rPr>
+        <w:t xml:space="preserve">    }</w:t>
+      </w:r>
+      <w:r>
+        <w:br/>
+      </w:r>
+      <w:r>
+        <w:rPr>
+          <w:rStyle w:val="NormalTok"/>
+        </w:rPr>
+        <w:t xml:space="preserve">}</w:t>
+      </w:r>
+      <w:r>
+        <w:br/>
+      </w:r>
+      <w:r>
+        <w:rPr>
+          <w:rStyle w:val="DataTypeTok"/>
+        </w:rPr>
         <w:t xml:space="preserve">int</w:t>
       </w:r>
       <w:r>
         <w:rPr>
           <w:rStyle w:val="NormalTok"/>
         </w:rPr>
-        <w:t xml:space="preserve"> = </w:t>
+        <w:t xml:space="preserve"> main(){</w:t>
+      </w:r>
+      <w:r>
+        <w:br/>
+      </w:r>
+      <w:r>
+        <w:rPr>
+          <w:rStyle w:val="NormalTok"/>
+        </w:rPr>
+        <w:t xml:space="preserve">    X::A a{</w:t>
+      </w:r>
+      <w:r>
+        <w:rPr>
+          <w:rStyle w:val="FloatTok"/>
+        </w:rPr>
+        <w:t xml:space="preserve">3.14</w:t>
+      </w:r>
+      <w:r>
+        <w:rPr>
+          <w:rStyle w:val="NormalTok"/>
+        </w:rPr>
+        <w:t xml:space="preserve">};</w:t>
+      </w:r>
+      <w:r>
+        <w:br/>
+      </w:r>
+      <w:r>
+        <w:rPr>
+          <w:rStyle w:val="NormalTok"/>
+        </w:rPr>
+        <w:t xml:space="preserve">    Y::println(</w:t>
       </w:r>
       <w:r>
         <w:rPr>
           <w:rStyle w:val="DecValTok"/>
         </w:rPr>
-        <w:t xml:space="preserve">0</w:t>
+        <w:t xml:space="preserve">42</w:t>
+      </w:r>
+      <w:r>
+        <w:rPr>
+          <w:rStyle w:val="NormalTok"/>
+        </w:rPr>
+        <w:t xml:space="preserve">); </w:t>
+      </w:r>
+      <w:r>
+        <w:rPr>
+          <w:rStyle w:val="CommentTok"/>
+        </w:rPr>
+        <w:t xml:space="preserve">// i:42 - calls Y::print</w:t>
+      </w:r>
+      <w:r>
+        <w:br/>
+      </w:r>
+      <w:r>
+        <w:rPr>
+          <w:rStyle w:val="NormalTok"/>
+        </w:rPr>
+        <w:t xml:space="preserve">    </w:t>
+      </w:r>
+      <w:r>
+        <w:rPr>
+          <w:rStyle w:val="BuiltInTok"/>
+        </w:rPr>
+        <w:t xml:space="preserve">std::</w:t>
+      </w:r>
+      <w:r>
+        <w:rPr>
+          <w:rStyle w:val="NormalTok"/>
+        </w:rPr>
+        <w:t xml:space="preserve">cout &lt;&lt; a; </w:t>
+      </w:r>
+      <w:r>
+        <w:rPr>
+          <w:rStyle w:val="CommentTok"/>
+        </w:rPr>
+        <w:t xml:space="preserve">// An A as expected - calls X::operator&lt;&lt;</w:t>
+      </w:r>
+      <w:r>
+        <w:br/>
+      </w:r>
+      <w:r>
+        <w:rPr>
+          <w:rStyle w:val="NormalTok"/>
+        </w:rPr>
+        <w:t xml:space="preserve">    Y::println(a);  </w:t>
+      </w:r>
+      <w:r>
+        <w:rPr>
+          <w:rStyle w:val="CommentTok"/>
+        </w:rPr>
+        <w:t xml:space="preserve">// Surprise happens! - calls X::print</w:t>
+      </w:r>
+      <w:r>
+        <w:br/>
+      </w:r>
+      <w:r>
+        <w:rPr>
+          <w:rStyle w:val="NormalTok"/>
+        </w:rPr>
+        <w:t xml:space="preserve">    Y::println(</w:t>
+      </w:r>
+      <w:r>
+        <w:rPr>
+          <w:rStyle w:val="DecValTok"/>
+        </w:rPr>
+        <w:t xml:space="preserve">42</w:t>
+      </w:r>
+      <w:r>
+        <w:rPr>
+          <w:rStyle w:val="BuiltInTok"/>
+        </w:rPr>
+        <w:t xml:space="preserve">u</w:t>
       </w:r>
       <w:r>
         <w:rPr>
@@ -23783,148 +25170,10 @@
         <w:t xml:space="preserve">);</w:t>
       </w:r>
       <w:r>
-        <w:br/>
-      </w:r>
-      <w:r>
-        <w:rPr>
-          <w:rStyle w:val="DataTypeTok"/>
-        </w:rPr>
-        <w:t xml:space="preserve">void</w:t>
-      </w:r>
-      <w:r>
-        <w:rPr>
-          <w:rStyle w:val="NormalTok"/>
-        </w:rPr>
-        <w:t xml:space="preserve"> f1 (</w:t>
-      </w:r>
-      <w:r>
-        <w:rPr>
-          <w:rStyle w:val="DataTypeTok"/>
-        </w:rPr>
-        <w:t xml:space="preserve">int</w:t>
-      </w:r>
-      <w:r>
-        <w:rPr>
-          <w:rStyle w:val="NormalTok"/>
-        </w:rPr>
-        <w:t xml:space="preserve">, </w:t>
-      </w:r>
-      <w:r>
-        <w:rPr>
-          <w:rStyle w:val="DataTypeTok"/>
-        </w:rPr>
-        <w:t xml:space="preserve">short</w:t>
-      </w:r>
-      <w:r>
-        <w:rPr>
-          <w:rStyle w:val="NormalTok"/>
-        </w:rPr>
-        <w:t xml:space="preserve"> = </w:t>
-      </w:r>
-      <w:r>
-        <w:rPr>
-          <w:rStyle w:val="DecValTok"/>
-        </w:rPr>
-        <w:t xml:space="preserve">0</w:t>
-      </w:r>
-      <w:r>
-        <w:rPr>
-          <w:rStyle w:val="NormalTok"/>
-        </w:rPr>
-        <w:t xml:space="preserve">);</w:t>
-      </w:r>
-      <w:r>
-        <w:br/>
-      </w:r>
-      <w:r>
-        <w:br/>
-      </w:r>
-      <w:r>
-        <w:rPr>
-          <w:rStyle w:val="DataTypeTok"/>
-        </w:rPr>
-        <w:t xml:space="preserve">void</w:t>
-      </w:r>
-      <w:r>
-        <w:rPr>
-          <w:rStyle w:val="NormalTok"/>
-        </w:rPr>
-        <w:t xml:space="preserve"> f2 ()</w:t>
-      </w:r>
-      <w:r>
-        <w:br/>
-      </w:r>
-      <w:r>
-        <w:rPr>
-          <w:rStyle w:val="NormalTok"/>
-        </w:rPr>
-        <w:t xml:space="preserve">{</w:t>
-      </w:r>
-      <w:r>
-        <w:br/>
-      </w:r>
-      <w:r>
-        <w:rPr>
-          <w:rStyle w:val="NormalTok"/>
-        </w:rPr>
-        <w:t xml:space="preserve">  f1 (</w:t>
-      </w:r>
-      <w:r>
-        <w:rPr>
-          <w:rStyle w:val="DecValTok"/>
-        </w:rPr>
-        <w:t xml:space="preserve">1</w:t>
-      </w:r>
-      <w:r>
-        <w:rPr>
-          <w:rStyle w:val="NormalTok"/>
-        </w:rPr>
-        <w:t xml:space="preserve">);       </w:t>
-      </w:r>
-      <w:r>
         <w:rPr>
           <w:rStyle w:val="CommentTok"/>
         </w:rPr>
-        <w:t xml:space="preserve">// calls 'f1(1, 0)' as '1 -&gt; int' is better match than '1 -&gt; short'</w:t>
-      </w:r>
-      <w:r>
-        <w:br/>
-      </w:r>
-      <w:r>
-        <w:rPr>
-          <w:rStyle w:val="NormalTok"/>
-        </w:rPr>
-        <w:t xml:space="preserve">  f1 (</w:t>
-      </w:r>
-      <w:r>
-        <w:rPr>
-          <w:rStyle w:val="DecValTok"/>
-        </w:rPr>
-        <w:t xml:space="preserve">1</w:t>
-      </w:r>
-      <w:r>
-        <w:rPr>
-          <w:rStyle w:val="NormalTok"/>
-        </w:rPr>
-        <w:t xml:space="preserve">, </w:t>
-      </w:r>
-      <w:r>
-        <w:rPr>
-          <w:rStyle w:val="DecValTok"/>
-        </w:rPr>
-        <w:t xml:space="preserve">0</w:t>
-      </w:r>
-      <w:r>
-        <w:rPr>
-          <w:rStyle w:val="NormalTok"/>
-        </w:rPr>
-        <w:t xml:space="preserve">);    </w:t>
-      </w:r>
-      <w:r>
-        <w:rPr>
-          <w:rStyle w:val="CommentTok"/>
-        </w:rPr>
-        <w:t xml:space="preserve">// ambiguous, ill-formed, won't compile</w:t>
+        <w:t xml:space="preserve">// u:42 - calls Y::print</w:t>
       </w:r>
       <w:r>
         <w:br/>
@@ -23941,425 +25190,28 @@
         <w:pStyle w:val="FirstParagraph"/>
       </w:pPr>
       <w:r>
-        <w:t xml:space="preserve">The following example demonstrates a situation (</w:t>
+        <w:t xml:space="preserve">The above code calls the overload</w:t>
+      </w:r>
+      <w:r>
+        <w:t xml:space="preserve"> </w:t>
       </w:r>
       <w:r>
         <w:rPr>
           <w:rStyle w:val="VerbatimChar"/>
         </w:rPr>
-        <w:t xml:space="preserve">#1</w:t>
-      </w:r>
-      <w:r>
-        <w:t xml:space="preserve">) where the late addition of a better matching overload causes a silent change in the semantics of an existing program.</w:t>
-      </w:r>
-    </w:p>
-    <w:p>
-      <w:pPr>
-        <w:pStyle w:val="SourceCode"/>
-      </w:pPr>
-      <w:r>
-        <w:rPr>
-          <w:rStyle w:val="KeywordTok"/>
-        </w:rPr>
-        <w:t xml:space="preserve">namespace</w:t>
-      </w:r>
-      <w:r>
-        <w:rPr>
-          <w:rStyle w:val="NormalTok"/>
-        </w:rPr>
-        <w:t xml:space="preserve"> NS</w:t>
-      </w:r>
-      <w:r>
-        <w:br/>
-      </w:r>
-      <w:r>
-        <w:rPr>
-          <w:rStyle w:val="NormalTok"/>
-        </w:rPr>
-        <w:t xml:space="preserve">{</w:t>
-      </w:r>
-      <w:r>
-        <w:br/>
-      </w:r>
-      <w:r>
-        <w:rPr>
-          <w:rStyle w:val="NormalTok"/>
-        </w:rPr>
-        <w:t xml:space="preserve">  </w:t>
-      </w:r>
-      <w:r>
-        <w:rPr>
-          <w:rStyle w:val="KeywordTok"/>
-        </w:rPr>
-        <w:t xml:space="preserve">struct</w:t>
-      </w:r>
-      <w:r>
-        <w:rPr>
-          <w:rStyle w:val="NormalTok"/>
-        </w:rPr>
-        <w:t xml:space="preserve"> A</w:t>
-      </w:r>
-      <w:r>
-        <w:br/>
-      </w:r>
-      <w:r>
-        <w:rPr>
-          <w:rStyle w:val="NormalTok"/>
-        </w:rPr>
-        <w:t xml:space="preserve">  {</w:t>
-      </w:r>
-      <w:r>
-        <w:br/>
-      </w:r>
-      <w:r>
-        <w:rPr>
-          <w:rStyle w:val="NormalTok"/>
-        </w:rPr>
-        <w:t xml:space="preserve">  };</w:t>
-      </w:r>
-      <w:r>
-        <w:br/>
-      </w:r>
-      <w:r>
-        <w:br/>
-      </w:r>
-      <w:r>
-        <w:rPr>
-          <w:rStyle w:val="NormalTok"/>
-        </w:rPr>
-        <w:t xml:space="preserve">  </w:t>
-      </w:r>
-      <w:r>
-        <w:rPr>
-          <w:rStyle w:val="KeywordTok"/>
-        </w:rPr>
-        <w:t xml:space="preserve">template</w:t>
-      </w:r>
-      <w:r>
-        <w:rPr>
-          <w:rStyle w:val="NormalTok"/>
-        </w:rPr>
-        <w:t xml:space="preserve"> &lt; </w:t>
-      </w:r>
-      <w:r>
-        <w:rPr>
-          <w:rStyle w:val="KeywordTok"/>
-        </w:rPr>
-        <w:t xml:space="preserve">typename</w:t>
-      </w:r>
-      <w:r>
-        <w:rPr>
-          <w:rStyle w:val="NormalTok"/>
-        </w:rPr>
-        <w:t xml:space="preserve"> T &gt; T foo ( T t )</w:t>
-      </w:r>
-      <w:r>
-        <w:br/>
-      </w:r>
-      <w:r>
-        <w:rPr>
-          <w:rStyle w:val="NormalTok"/>
-        </w:rPr>
-        <w:t xml:space="preserve">  {</w:t>
-      </w:r>
-      <w:r>
-        <w:br/>
-      </w:r>
-      <w:r>
-        <w:rPr>
-          <w:rStyle w:val="NormalTok"/>
-        </w:rPr>
-        <w:t xml:space="preserve">    </w:t>
-      </w:r>
-      <w:r>
-        <w:rPr>
-          <w:rStyle w:val="ControlFlowTok"/>
-        </w:rPr>
-        <w:t xml:space="preserve">return</w:t>
-      </w:r>
-      <w:r>
-        <w:rPr>
-          <w:rStyle w:val="NormalTok"/>
-        </w:rPr>
-        <w:t xml:space="preserve"> t;</w:t>
-      </w:r>
-      <w:r>
-        <w:br/>
-      </w:r>
-      <w:r>
-        <w:rPr>
-          <w:rStyle w:val="NormalTok"/>
-        </w:rPr>
-        <w:t xml:space="preserve">  }</w:t>
-      </w:r>
-      <w:r>
-        <w:br/>
-      </w:r>
-      <w:r>
-        <w:rPr>
-          <w:rStyle w:val="NormalTok"/>
-        </w:rPr>
-        <w:t xml:space="preserve">}</w:t>
-      </w:r>
-      <w:r>
-        <w:br/>
-      </w:r>
-      <w:r>
-        <w:br/>
-      </w:r>
-      <w:r>
-        <w:rPr>
-          <w:rStyle w:val="KeywordTok"/>
-        </w:rPr>
-        <w:t xml:space="preserve">namespace</w:t>
-      </w:r>
-      <w:r>
-        <w:rPr>
-          <w:rStyle w:val="NormalTok"/>
-        </w:rPr>
-        <w:t xml:space="preserve"> NS2 </w:t>
-      </w:r>
-      <w:r>
-        <w:rPr>
-          <w:rStyle w:val="CommentTok"/>
-        </w:rPr>
-        <w:t xml:space="preserve">// separately developed and included from a header file</w:t>
-      </w:r>
-      <w:r>
-        <w:br/>
-      </w:r>
-      <w:r>
-        <w:rPr>
-          <w:rStyle w:val="NormalTok"/>
-        </w:rPr>
-        <w:t xml:space="preserve">{</w:t>
-      </w:r>
-      <w:r>
-        <w:br/>
-      </w:r>
-      <w:r>
-        <w:rPr>
-          <w:rStyle w:val="NormalTok"/>
-        </w:rPr>
-        <w:t xml:space="preserve">   </w:t>
-      </w:r>
-      <w:r>
-        <w:rPr>
-          <w:rStyle w:val="KeywordTok"/>
-        </w:rPr>
-        <w:t xml:space="preserve">struct</w:t>
-      </w:r>
-      <w:r>
-        <w:rPr>
-          <w:rStyle w:val="NormalTok"/>
-        </w:rPr>
-        <w:t xml:space="preserve"> B</w:t>
-      </w:r>
-      <w:r>
-        <w:br/>
-      </w:r>
-      <w:r>
-        <w:rPr>
-          <w:rStyle w:val="NormalTok"/>
-        </w:rPr>
-        <w:t xml:space="preserve">   {</w:t>
-      </w:r>
-      <w:r>
-        <w:br/>
-      </w:r>
-      <w:r>
-        <w:rPr>
-          <w:rStyle w:val="NormalTok"/>
-        </w:rPr>
-        <w:t xml:space="preserve">   };</w:t>
-      </w:r>
-      <w:r>
-        <w:br/>
-      </w:r>
-      <w:r>
-        <w:rPr>
-          <w:rStyle w:val="CommentTok"/>
-        </w:rPr>
-        <w:t xml:space="preserve">// This code will be added later</w:t>
-      </w:r>
-      <w:r>
-        <w:br/>
-      </w:r>
-      <w:r>
-        <w:rPr>
-          <w:rStyle w:val="CommentTok"/>
-        </w:rPr>
-        <w:t xml:space="preserve">//  template &lt; typename T &gt; T * foo ( T * t )</w:t>
-      </w:r>
-      <w:r>
-        <w:br/>
-      </w:r>
-      <w:r>
-        <w:rPr>
-          <w:rStyle w:val="CommentTok"/>
-        </w:rPr>
-        <w:t xml:space="preserve">//  {</w:t>
-      </w:r>
-      <w:r>
-        <w:br/>
-      </w:r>
-      <w:r>
-        <w:rPr>
-          <w:rStyle w:val="CommentTok"/>
-        </w:rPr>
-        <w:t xml:space="preserve">//    return t;</w:t>
-      </w:r>
-      <w:r>
-        <w:br/>
-      </w:r>
-      <w:r>
-        <w:rPr>
-          <w:rStyle w:val="CommentTok"/>
-        </w:rPr>
-        <w:t xml:space="preserve">//  }</w:t>
-      </w:r>
-      <w:r>
-        <w:br/>
-      </w:r>
-      <w:r>
-        <w:rPr>
-          <w:rStyle w:val="NormalTok"/>
-        </w:rPr>
-        <w:t xml:space="preserve">}</w:t>
-      </w:r>
-      <w:r>
-        <w:br/>
-      </w:r>
-      <w:r>
-        <w:br/>
-      </w:r>
-      <w:r>
-        <w:rPr>
-          <w:rStyle w:val="KeywordTok"/>
-        </w:rPr>
-        <w:t xml:space="preserve">using</w:t>
-      </w:r>
-      <w:r>
-        <w:rPr>
-          <w:rStyle w:val="NormalTok"/>
-        </w:rPr>
-        <w:t xml:space="preserve"> </w:t>
-      </w:r>
-      <w:r>
-        <w:rPr>
-          <w:rStyle w:val="KeywordTok"/>
-        </w:rPr>
-        <w:t xml:space="preserve">namespace</w:t>
-      </w:r>
-      <w:r>
-        <w:rPr>
-          <w:rStyle w:val="NormalTok"/>
-        </w:rPr>
-        <w:t xml:space="preserve"> NS2;</w:t>
-      </w:r>
-      <w:r>
-        <w:br/>
-      </w:r>
-      <w:r>
-        <w:rPr>
-          <w:rStyle w:val="KeywordTok"/>
-        </w:rPr>
-        <w:t xml:space="preserve">using</w:t>
-      </w:r>
-      <w:r>
-        <w:rPr>
-          <w:rStyle w:val="NormalTok"/>
-        </w:rPr>
-        <w:t xml:space="preserve"> </w:t>
-      </w:r>
-      <w:r>
-        <w:rPr>
-          <w:rStyle w:val="KeywordTok"/>
-        </w:rPr>
-        <w:t xml:space="preserve">namespace</w:t>
-      </w:r>
-      <w:r>
-        <w:rPr>
-          <w:rStyle w:val="NormalTok"/>
-        </w:rPr>
-        <w:t xml:space="preserve"> NS;</w:t>
-      </w:r>
-      <w:r>
-        <w:br/>
-      </w:r>
-      <w:r>
-        <w:br/>
-      </w:r>
-      <w:r>
-        <w:rPr>
-          <w:rStyle w:val="DataTypeTok"/>
-        </w:rPr>
-        <w:t xml:space="preserve">void</w:t>
-      </w:r>
-      <w:r>
-        <w:rPr>
-          <w:rStyle w:val="NormalTok"/>
-        </w:rPr>
-        <w:t xml:space="preserve"> bar()</w:t>
-      </w:r>
-      <w:r>
-        <w:br/>
-      </w:r>
-      <w:r>
-        <w:rPr>
-          <w:rStyle w:val="NormalTok"/>
-        </w:rPr>
-        <w:t xml:space="preserve">{</w:t>
-      </w:r>
-      <w:r>
-        <w:br/>
-      </w:r>
-      <w:r>
-        <w:rPr>
-          <w:rStyle w:val="NormalTok"/>
-        </w:rPr>
-        <w:t xml:space="preserve">  A * a;</w:t>
-      </w:r>
-      <w:r>
-        <w:br/>
-      </w:r>
-      <w:r>
-        <w:rPr>
-          <w:rStyle w:val="NormalTok"/>
-        </w:rPr>
-        <w:t xml:space="preserve">  B * b;</w:t>
-      </w:r>
-      <w:r>
-        <w:br/>
-      </w:r>
-      <w:r>
-        <w:rPr>
-          <w:rStyle w:val="NormalTok"/>
-        </w:rPr>
-        <w:t xml:space="preserve">  foo (a); </w:t>
-      </w:r>
-      <w:r>
-        <w:rPr>
-          <w:rStyle w:val="CommentTok"/>
-        </w:rPr>
-        <w:t xml:space="preserve">// #1</w:t>
-      </w:r>
-      <w:r>
-        <w:br/>
-      </w:r>
-      <w:r>
-        <w:rPr>
-          <w:rStyle w:val="NormalTok"/>
-        </w:rPr>
-        <w:t xml:space="preserve">}</w:t>
-      </w:r>
-    </w:p>
-    <w:p>
-      <w:pPr>
-        <w:pStyle w:val="FirstParagraph"/>
-      </w:pPr>
-      <w:r>
-        <w:t xml:space="preserve">After the commented-out code is added to</w:t>
+        <w:t xml:space="preserve">print(A)</w:t>
+      </w:r>
+      <w:r>
+        <w:t xml:space="preserve"> </w:t>
+      </w:r>
+      <w:r>
+        <w:t xml:space="preserve">from println since it is pulled in by ADL.</w:t>
+      </w:r>
+      <w:r>
+        <w:t xml:space="preserve"> </w:t>
+      </w:r>
+      <w:r>
+        <w:t xml:space="preserve">On the other hand, ADL is required to work to allow the output operator for type</w:t>
       </w:r>
       <w:r>
         <w:t xml:space="preserve"> </w:t>
@@ -24368,58 +25220,36 @@
         <w:rPr>
           <w:rStyle w:val="VerbatimChar"/>
         </w:rPr>
-        <w:t xml:space="preserve">NS2</w:t>
-      </w:r>
-      <w:r>
-        <w:t xml:space="preserve">, the binding of function call</w:t>
-      </w:r>
-      <w:r>
-        <w:t xml:space="preserve"> </w:t>
-      </w:r>
-      <w:r>
-        <w:rPr>
-          <w:rStyle w:val="VerbatimChar"/>
-        </w:rPr>
-        <w:t xml:space="preserve">foo (a)</w:t>
-      </w:r>
-      <w:r>
-        <w:t xml:space="preserve"> </w:t>
-      </w:r>
-      <w:r>
-        <w:t xml:space="preserve">(</w:t>
-      </w:r>
-      <w:r>
-        <w:rPr>
-          <w:rStyle w:val="VerbatimChar"/>
-        </w:rPr>
-        <w:t xml:space="preserve">#1</w:t>
-      </w:r>
-      <w:r>
-        <w:t xml:space="preserve">) changes silently from</w:t>
-      </w:r>
-      <w:r>
-        <w:t xml:space="preserve"> </w:t>
-      </w:r>
-      <w:r>
-        <w:rPr>
-          <w:rStyle w:val="NormalTok"/>
-        </w:rPr>
-        <w:t xml:space="preserve">NS::foo</w:t>
-      </w:r>
-      <w:r>
-        <w:t xml:space="preserve"> </w:t>
-      </w:r>
-      <w:r>
-        <w:t xml:space="preserve">to</w:t>
-      </w:r>
-      <w:r>
-        <w:t xml:space="preserve"> </w:t>
-      </w:r>
-      <w:r>
-        <w:rPr>
-          <w:rStyle w:val="NormalTok"/>
-        </w:rPr>
-        <w:t xml:space="preserve">NS2::foo</w:t>
+        <w:t xml:space="preserve">X::A</w:t>
+      </w:r>
+      <w:r>
+        <w:t xml:space="preserve"> </w:t>
+      </w:r>
+      <w:r>
+        <w:t xml:space="preserve">to work.</w:t>
+      </w:r>
+    </w:p>
+    <w:p>
+      <w:pPr>
+        <w:pStyle w:val="BodyText"/>
+      </w:pPr>
+      <w:r>
+        <w:t xml:space="preserve">The consideration of implicit conversions together with ADL can be suppressed by</w:t>
+      </w:r>
+      <w:r>
+        <w:t xml:space="preserve"> </w:t>
+      </w:r>
+      <w:r>
+        <w:t xml:space="preserve">defining operator overloads as class members or as</w:t>
+      </w:r>
+      <w:r>
+        <w:t xml:space="preserve"> </w:t>
+      </w:r>
+      <w:r>
+        <w:rPr>
+          <w:i/>
+        </w:rPr>
+        <w:t xml:space="preserve">hidden friends</w:t>
       </w:r>
       <w:r>
         <w:t xml:space="preserve">.</w:t>
@@ -24428,372 +25258,28 @@
         <w:t xml:space="preserve"> </w:t>
       </w:r>
       <w:r>
-        <w:t xml:space="preserve">This issue can be avoided by avoiding</w:t>
-      </w:r>
-      <w:r>
-        <w:t xml:space="preserve"> </w:t>
-      </w:r>
-      <w:r>
-        <w:rPr>
-          <w:rStyle w:val="VerbatimChar"/>
-        </w:rPr>
-        <w:t xml:space="preserve">using namespace xxx{.cpp}</w:t>
-      </w:r>
-      <w:r>
-        <w:t xml:space="preserve"> </w:t>
-      </w:r>
-      <w:r>
-        <w:t xml:space="preserve">and explicitly qualifying each call, such as</w:t>
-      </w:r>
-      <w:r>
-        <w:t xml:space="preserve"> </w:t>
-      </w:r>
-      <w:r>
-        <w:rPr>
-          <w:rStyle w:val="VerbatimChar"/>
-        </w:rPr>
-        <w:t xml:space="preserve">NS::foo(a){.cpp}</w:t>
-      </w:r>
-      <w:r>
-        <w:t xml:space="preserve">.</w:t>
-      </w:r>
-    </w:p>
-    <w:p>
-      <w:pPr>
-        <w:pStyle w:val="BodyText"/>
-      </w:pPr>
-      <w:r>
-        <w:t xml:space="preserve">Analogously, adding an explicit template specialization can cause different template instantiations, even indirectly, which can be surprising.</w:t>
-      </w:r>
-    </w:p>
-    <w:p>
-      <w:pPr>
-        <w:pStyle w:val="BodyText"/>
-      </w:pPr>
-      <w:r>
-        <w:t xml:space="preserve">A similar situation can occur when a conflict arises between compiler-synthesized or rewritten operators and explicitly created versions of those operators, as in the following example.</w:t>
-      </w:r>
-    </w:p>
-    <w:p>
-      <w:pPr>
-        <w:pStyle w:val="SourceCode"/>
-      </w:pPr>
-      <w:r>
-        <w:rPr>
-          <w:rStyle w:val="KeywordTok"/>
-        </w:rPr>
-        <w:t xml:space="preserve">struct</w:t>
-      </w:r>
-      <w:r>
-        <w:rPr>
-          <w:rStyle w:val="NormalTok"/>
-        </w:rPr>
-        <w:t xml:space="preserve"> A</w:t>
-      </w:r>
-      <w:r>
-        <w:br/>
-      </w:r>
-      <w:r>
-        <w:rPr>
-          <w:rStyle w:val="NormalTok"/>
-        </w:rPr>
-        <w:t xml:space="preserve">{</w:t>
-      </w:r>
-      <w:r>
-        <w:br/>
-      </w:r>
-      <w:r>
-        <w:rPr>
-          <w:rStyle w:val="NormalTok"/>
-        </w:rPr>
-        <w:t xml:space="preserve">    </w:t>
-      </w:r>
-      <w:r>
-        <w:rPr>
-          <w:rStyle w:val="DataTypeTok"/>
-        </w:rPr>
-        <w:t xml:space="preserve">bool</w:t>
-      </w:r>
-      <w:r>
-        <w:rPr>
-          <w:rStyle w:val="NormalTok"/>
-        </w:rPr>
-        <w:t xml:space="preserve"> </w:t>
-      </w:r>
-      <w:r>
-        <w:rPr>
-          <w:rStyle w:val="KeywordTok"/>
-        </w:rPr>
-        <w:t xml:space="preserve">operator</w:t>
-      </w:r>
-      <w:r>
-        <w:rPr>
-          <w:rStyle w:val="NormalTok"/>
-        </w:rPr>
-        <w:t xml:space="preserve">==(A </w:t>
-      </w:r>
-      <w:r>
-        <w:rPr>
-          <w:rStyle w:val="AttributeTok"/>
-        </w:rPr>
-        <w:t xml:space="preserve">const</w:t>
-      </w:r>
-      <w:r>
-        <w:rPr>
-          <w:rStyle w:val="NormalTok"/>
-        </w:rPr>
-        <w:t xml:space="preserve"> &amp;) </w:t>
-      </w:r>
-      <w:r>
-        <w:rPr>
-          <w:rStyle w:val="AttributeTok"/>
-        </w:rPr>
-        <w:t xml:space="preserve">const</w:t>
-      </w:r>
-      <w:r>
-        <w:rPr>
-          <w:rStyle w:val="NormalTok"/>
-        </w:rPr>
-        <w:t xml:space="preserve"> { </w:t>
-      </w:r>
-      <w:r>
-        <w:rPr>
-          <w:rStyle w:val="ControlFlowTok"/>
-        </w:rPr>
-        <w:t xml:space="preserve">return</w:t>
-      </w:r>
-      <w:r>
-        <w:rPr>
-          <w:rStyle w:val="NormalTok"/>
-        </w:rPr>
-        <w:t xml:space="preserve"> </w:t>
-      </w:r>
-      <w:r>
-        <w:rPr>
-          <w:rStyle w:val="KeywordTok"/>
-        </w:rPr>
-        <w:t xml:space="preserve">true</w:t>
-      </w:r>
-      <w:r>
-        <w:rPr>
-          <w:rStyle w:val="NormalTok"/>
-        </w:rPr>
-        <w:t xml:space="preserve">; }   </w:t>
-      </w:r>
-      <w:r>
-        <w:br/>
-      </w:r>
-      <w:r>
-        <w:rPr>
-          <w:rStyle w:val="NormalTok"/>
-        </w:rPr>
-        <w:t xml:space="preserve">};</w:t>
-      </w:r>
-      <w:r>
-        <w:br/>
-      </w:r>
-      <w:r>
-        <w:br/>
-      </w:r>
-      <w:r>
-        <w:rPr>
-          <w:rStyle w:val="CommentTok"/>
-        </w:rPr>
-        <w:t xml:space="preserve">// Evil hijacking of !=</w:t>
-      </w:r>
-      <w:r>
-        <w:br/>
-      </w:r>
-      <w:r>
-        <w:rPr>
-          <w:rStyle w:val="CommentTok"/>
-        </w:rPr>
-        <w:t xml:space="preserve">// bool operator != (A const &amp;, A const &amp;) { return true; } // #2</w:t>
-      </w:r>
-      <w:r>
-        <w:br/>
-      </w:r>
-      <w:r>
-        <w:br/>
-      </w:r>
-      <w:r>
-        <w:rPr>
-          <w:rStyle w:val="DataTypeTok"/>
-        </w:rPr>
-        <w:t xml:space="preserve">void</w:t>
-      </w:r>
-      <w:r>
-        <w:rPr>
-          <w:rStyle w:val="NormalTok"/>
-        </w:rPr>
-        <w:t xml:space="preserve"> bar (A </w:t>
-      </w:r>
-      <w:r>
-        <w:rPr>
-          <w:rStyle w:val="AttributeTok"/>
-        </w:rPr>
-        <w:t xml:space="preserve">const</w:t>
-      </w:r>
-      <w:r>
-        <w:rPr>
-          <w:rStyle w:val="NormalTok"/>
-        </w:rPr>
-        <w:t xml:space="preserve"> &amp; a) {</w:t>
-      </w:r>
-      <w:r>
-        <w:br/>
-      </w:r>
-      <w:r>
-        <w:rPr>
-          <w:rStyle w:val="NormalTok"/>
-        </w:rPr>
-        <w:t xml:space="preserve">  a != a;                                                    </w:t>
-      </w:r>
-      <w:r>
-        <w:rPr>
-          <w:rStyle w:val="CommentTok"/>
-        </w:rPr>
-        <w:t xml:space="preserve">// #3</w:t>
-      </w:r>
-      <w:r>
-        <w:br/>
-      </w:r>
-      <w:r>
-        <w:rPr>
-          <w:rStyle w:val="NormalTok"/>
-        </w:rPr>
-        <w:t xml:space="preserve">}</w:t>
-      </w:r>
-    </w:p>
-    <w:p>
-      <w:pPr>
-        <w:pStyle w:val="FirstParagraph"/>
-      </w:pPr>
-      <w:r>
-        <w:t xml:space="preserve">In the above example, the declaration of</w:t>
-      </w:r>
-      <w:r>
-        <w:t xml:space="preserve"> </w:t>
-      </w:r>
-      <w:r>
-        <w:rPr>
-          <w:rStyle w:val="KeywordTok"/>
-        </w:rPr>
-        <w:t xml:space="preserve">operator</w:t>
-      </w:r>
-      <w:r>
-        <w:rPr>
-          <w:rStyle w:val="NormalTok"/>
-        </w:rPr>
-        <w:t xml:space="preserve">==</w:t>
-      </w:r>
-      <w:r>
-        <w:t xml:space="preserve"> </w:t>
-      </w:r>
-      <w:r>
-        <w:t xml:space="preserve">will have a corresponding synthesised</w:t>
-      </w:r>
-      <w:r>
-        <w:t xml:space="preserve"> </w:t>
-      </w:r>
-      <w:r>
-        <w:rPr>
-          <w:rStyle w:val="KeywordTok"/>
-        </w:rPr>
-        <w:t xml:space="preserve">operator</w:t>
-      </w:r>
-      <w:r>
-        <w:rPr>
-          <w:rStyle w:val="NormalTok"/>
-        </w:rPr>
-        <w:t xml:space="preserve">!=</w:t>
-      </w:r>
-      <w:r>
-        <w:t xml:space="preserve"> </w:t>
-      </w:r>
-      <w:r>
-        <w:t xml:space="preserve">generated by the compiler, since there is no suitable user-declared</w:t>
-      </w:r>
-      <w:r>
-        <w:t xml:space="preserve"> </w:t>
-      </w:r>
-      <w:r>
-        <w:rPr>
-          <w:rStyle w:val="NormalTok"/>
-        </w:rPr>
-        <w:t xml:space="preserve">!=</w:t>
-      </w:r>
-      <w:r>
-        <w:t xml:space="preserve">.</w:t>
-      </w:r>
-      <w:r>
-        <w:t xml:space="preserve"> </w:t>
-      </w:r>
-      <w:r>
-        <w:t xml:space="preserve">If the</w:t>
-      </w:r>
-      <w:r>
-        <w:t xml:space="preserve"> </w:t>
-      </w:r>
-      <w:r>
-        <w:rPr>
-          <w:rStyle w:val="KeywordTok"/>
-        </w:rPr>
-        <w:t xml:space="preserve">operator</w:t>
-      </w:r>
-      <w:r>
-        <w:rPr>
-          <w:rStyle w:val="NormalTok"/>
-        </w:rPr>
-        <w:t xml:space="preserve">!=</w:t>
-      </w:r>
-      <w:r>
-        <w:t xml:space="preserve"> </w:t>
-      </w:r>
-      <w:r>
-        <w:t xml:space="preserve">becomes visible, then the code at</w:t>
-      </w:r>
-      <w:r>
-        <w:t xml:space="preserve"> </w:t>
-      </w:r>
-      <w:r>
-        <w:rPr>
-          <w:rStyle w:val="VerbatimChar"/>
-        </w:rPr>
-        <w:t xml:space="preserve">#3</w:t>
-      </w:r>
-      <w:r>
-        <w:t xml:space="preserve"> </w:t>
-      </w:r>
-      <w:r>
-        <w:t xml:space="preserve">uses the user-declared</w:t>
-      </w:r>
-      <w:r>
-        <w:t xml:space="preserve"> </w:t>
-      </w:r>
-      <w:r>
-        <w:rPr>
-          <w:rStyle w:val="KeywordTok"/>
-        </w:rPr>
-        <w:t xml:space="preserve">operator</w:t>
-      </w:r>
-      <w:r>
-        <w:rPr>
-          <w:rStyle w:val="NormalTok"/>
-        </w:rPr>
-        <w:t xml:space="preserve">!=</w:t>
-      </w:r>
-      <w:r>
-        <w:t xml:space="preserve"> </w:t>
-      </w:r>
-      <w:r>
-        <w:t xml:space="preserve">instead of the synthesized one, which can lead to a silent and unexpected change of behaviour.</w:t>
-      </w:r>
-      <w:r>
-        <w:t xml:space="preserve"> </w:t>
-      </w:r>
-      <w:r>
-        <w:t xml:space="preserve">This is particularly risky when the operator is declared outside of the immediate visibility of the original definition.</w:t>
+        <w:t xml:space="preserve">Generic base classes can provide mix-in facilities for</w:t>
+      </w:r>
+      <w:r>
+        <w:t xml:space="preserve"> </w:t>
+      </w:r>
+      <w:r>
+        <w:rPr>
+          <w:i/>
+        </w:rPr>
+        <w:t xml:space="preserve">hidden friends</w:t>
+      </w:r>
+      <w:r>
+        <w:t xml:space="preserve"> </w:t>
+      </w:r>
+      <w:r>
+        <w:t xml:space="preserve">by taking the</w:t>
+      </w:r>
+      <w:r>
+        <w:t xml:space="preserve"> </w:t>
+      </w:r>
+      <w:r>
+        <w:t xml:space="preserve">argument type that is the derived class as template parameter.</w:t>
       </w:r>
     </w:p>
     <w:bookmarkEnd w:id="97"/>
@@ -24978,6 +25464,105 @@
       </w:r>
       <w:r>
         <w:t xml:space="preserve">functions of the class.</w:t>
+      </w:r>
+    </w:p>
+    <w:p>
+      <w:pPr>
+        <w:numPr>
+          <w:ilvl w:val="0"/>
+          <w:numId w:val="1000"/>
+        </w:numPr>
+      </w:pPr>
+      <w:r>
+        <w:rPr>
+          <w:b/>
+        </w:rPr>
+        <w:t xml:space="preserve">TODO from 6.20</w:t>
+      </w:r>
+    </w:p>
+    <w:p>
+      <w:pPr>
+        <w:numPr>
+          <w:ilvl w:val="1"/>
+          <w:numId w:val="1051"/>
+        </w:numPr>
+        <w:pStyle w:val="Compact"/>
+      </w:pPr>
+      <w:r>
+        <w:t xml:space="preserve">Document argument-dependent lookup usage where name qualification is</w:t>
+      </w:r>
+      <w:r>
+        <w:t xml:space="preserve"> </w:t>
+      </w:r>
+      <w:r>
+        <w:t xml:space="preserve">not desirable.</w:t>
+      </w:r>
+    </w:p>
+    <w:p>
+      <w:pPr>
+        <w:numPr>
+          <w:ilvl w:val="0"/>
+          <w:numId w:val="1049"/>
+        </w:numPr>
+      </w:pPr>
+      <w:r>
+        <w:t xml:space="preserve">Limit the visibility of overloaded operators or functions for class types</w:t>
+      </w:r>
+      <w:r>
+        <w:t xml:space="preserve"> </w:t>
+      </w:r>
+      <w:r>
+        <w:t xml:space="preserve">by defining them as member functions or</w:t>
+      </w:r>
+      <w:r>
+        <w:t xml:space="preserve"> </w:t>
+      </w:r>
+      <w:r>
+        <w:rPr>
+          <w:i/>
+        </w:rPr>
+        <w:t xml:space="preserve">hidden friends</w:t>
+      </w:r>
+      <w:r>
+        <w:t xml:space="preserve">.</w:t>
+      </w:r>
+    </w:p>
+    <w:p>
+      <w:pPr>
+        <w:numPr>
+          <w:ilvl w:val="0"/>
+          <w:numId w:val="1049"/>
+        </w:numPr>
+      </w:pPr>
+      <w:r>
+        <w:t xml:space="preserve">Place overloaded operators that are not class members and cannot be provided</w:t>
+      </w:r>
+      <w:r>
+        <w:t xml:space="preserve"> </w:t>
+      </w:r>
+      <w:r>
+        <w:t xml:space="preserve">as</w:t>
+      </w:r>
+      <w:r>
+        <w:t xml:space="preserve"> </w:t>
+      </w:r>
+      <w:r>
+        <w:rPr>
+          <w:i/>
+        </w:rPr>
+        <w:t xml:space="preserve">hidden friends</w:t>
+      </w:r>
+      <w:r>
+        <w:t xml:space="preserve"> </w:t>
+      </w:r>
+      <w:r>
+        <w:t xml:space="preserve">together with their argument type in a namespace that is</w:t>
+      </w:r>
+      <w:r>
+        <w:t xml:space="preserve"> </w:t>
+      </w:r>
+      <w:r>
+        <w:t xml:space="preserve">not the global namespace,so that they are picked up by ADL.</w:t>
       </w:r>
     </w:p>
     <w:bookmarkEnd w:id="98"/>
@@ -26024,7 +26609,7 @@
       <w:pPr>
         <w:numPr>
           <w:ilvl w:val="0"/>
-          <w:numId w:val="1051"/>
+          <w:numId w:val="1052"/>
         </w:numPr>
         <w:pStyle w:val="Compact"/>
       </w:pPr>
@@ -26036,7 +26621,7 @@
       <w:pPr>
         <w:numPr>
           <w:ilvl w:val="0"/>
-          <w:numId w:val="1051"/>
+          <w:numId w:val="1052"/>
         </w:numPr>
         <w:pStyle w:val="Compact"/>
       </w:pPr>
@@ -26048,7 +26633,7 @@
       <w:pPr>
         <w:numPr>
           <w:ilvl w:val="0"/>
-          <w:numId w:val="1051"/>
+          <w:numId w:val="1052"/>
         </w:numPr>
         <w:pStyle w:val="Compact"/>
       </w:pPr>
@@ -26075,7 +26660,7 @@
       <w:pPr>
         <w:numPr>
           <w:ilvl w:val="0"/>
-          <w:numId w:val="1051"/>
+          <w:numId w:val="1052"/>
         </w:numPr>
         <w:pStyle w:val="Compact"/>
       </w:pPr>
@@ -26087,7 +26672,7 @@
       <w:pPr>
         <w:numPr>
           <w:ilvl w:val="0"/>
-          <w:numId w:val="1051"/>
+          <w:numId w:val="1052"/>
         </w:numPr>
         <w:pStyle w:val="Compact"/>
       </w:pPr>
@@ -26110,7 +26695,7 @@
       <w:pPr>
         <w:numPr>
           <w:ilvl w:val="0"/>
-          <w:numId w:val="1051"/>
+          <w:numId w:val="1052"/>
         </w:numPr>
         <w:pStyle w:val="Compact"/>
       </w:pPr>
@@ -26152,7 +26737,7 @@
       <w:pPr>
         <w:numPr>
           <w:ilvl w:val="0"/>
-          <w:numId w:val="1051"/>
+          <w:numId w:val="1052"/>
         </w:numPr>
         <w:pStyle w:val="Compact"/>
       </w:pPr>
@@ -26164,7 +26749,7 @@
       <w:pPr>
         <w:numPr>
           <w:ilvl w:val="0"/>
-          <w:numId w:val="1051"/>
+          <w:numId w:val="1052"/>
         </w:numPr>
         <w:pStyle w:val="Compact"/>
       </w:pPr>
@@ -26230,7 +26815,7 @@
       <w:pPr>
         <w:numPr>
           <w:ilvl w:val="0"/>
-          <w:numId w:val="1052"/>
+          <w:numId w:val="1053"/>
         </w:numPr>
       </w:pPr>
       <w:r>
@@ -26250,7 +26835,7 @@
       <w:pPr>
         <w:numPr>
           <w:ilvl w:val="0"/>
-          <w:numId w:val="1052"/>
+          <w:numId w:val="1053"/>
         </w:numPr>
       </w:pPr>
       <w:r>
@@ -26270,7 +26855,7 @@
       <w:pPr>
         <w:numPr>
           <w:ilvl w:val="0"/>
-          <w:numId w:val="1052"/>
+          <w:numId w:val="1053"/>
         </w:numPr>
       </w:pPr>
       <w:r>
@@ -26290,7 +26875,7 @@
       <w:pPr>
         <w:numPr>
           <w:ilvl w:val="0"/>
-          <w:numId w:val="1052"/>
+          <w:numId w:val="1053"/>
         </w:numPr>
       </w:pPr>
       <w:r>
@@ -26951,7 +27536,7 @@
       <w:pPr>
         <w:numPr>
           <w:ilvl w:val="0"/>
-          <w:numId w:val="1053"/>
+          <w:numId w:val="1054"/>
         </w:numPr>
       </w:pPr>
       <w:r>
@@ -26962,7 +27547,7 @@
       <w:pPr>
         <w:numPr>
           <w:ilvl w:val="0"/>
-          <w:numId w:val="1053"/>
+          <w:numId w:val="1054"/>
         </w:numPr>
       </w:pPr>
       <w:r>
@@ -26985,7 +27570,7 @@
       <w:pPr>
         <w:numPr>
           <w:ilvl w:val="0"/>
-          <w:numId w:val="1053"/>
+          <w:numId w:val="1054"/>
         </w:numPr>
       </w:pPr>
       <w:r>
@@ -27008,7 +27593,7 @@
       <w:pPr>
         <w:numPr>
           <w:ilvl w:val="0"/>
-          <w:numId w:val="1053"/>
+          <w:numId w:val="1054"/>
         </w:numPr>
       </w:pPr>
       <w:r>
@@ -27058,7 +27643,7 @@
       <w:pPr>
         <w:numPr>
           <w:ilvl w:val="0"/>
-          <w:numId w:val="1053"/>
+          <w:numId w:val="1054"/>
         </w:numPr>
       </w:pPr>
       <w:r>
@@ -27162,7 +27747,7 @@
       <w:pPr>
         <w:numPr>
           <w:ilvl w:val="0"/>
-          <w:numId w:val="1054"/>
+          <w:numId w:val="1055"/>
         </w:numPr>
         <w:pStyle w:val="Compact"/>
       </w:pPr>
@@ -27174,7 +27759,7 @@
       <w:pPr>
         <w:numPr>
           <w:ilvl w:val="0"/>
-          <w:numId w:val="1054"/>
+          <w:numId w:val="1055"/>
         </w:numPr>
         <w:pStyle w:val="Compact"/>
       </w:pPr>
@@ -27186,7 +27771,7 @@
       <w:pPr>
         <w:numPr>
           <w:ilvl w:val="0"/>
-          <w:numId w:val="1054"/>
+          <w:numId w:val="1055"/>
         </w:numPr>
         <w:pStyle w:val="Compact"/>
       </w:pPr>
@@ -27198,7 +27783,7 @@
       <w:pPr>
         <w:numPr>
           <w:ilvl w:val="0"/>
-          <w:numId w:val="1054"/>
+          <w:numId w:val="1055"/>
         </w:numPr>
         <w:pStyle w:val="Compact"/>
       </w:pPr>
@@ -28824,7 +29409,7 @@
       <w:pPr>
         <w:numPr>
           <w:ilvl w:val="0"/>
-          <w:numId w:val="1055"/>
+          <w:numId w:val="1056"/>
         </w:numPr>
       </w:pPr>
       <w:r>
@@ -28835,7 +29420,7 @@
       <w:pPr>
         <w:numPr>
           <w:ilvl w:val="0"/>
-          <w:numId w:val="1055"/>
+          <w:numId w:val="1056"/>
         </w:numPr>
       </w:pPr>
       <w:r>
@@ -28858,7 +29443,7 @@
       <w:pPr>
         <w:numPr>
           <w:ilvl w:val="0"/>
-          <w:numId w:val="1055"/>
+          <w:numId w:val="1056"/>
         </w:numPr>
       </w:pPr>
       <w:r>
@@ -28875,7 +29460,7 @@
       <w:pPr>
         <w:numPr>
           <w:ilvl w:val="0"/>
-          <w:numId w:val="1055"/>
+          <w:numId w:val="1056"/>
         </w:numPr>
       </w:pPr>
       <w:r>
@@ -28892,7 +29477,7 @@
       <w:pPr>
         <w:numPr>
           <w:ilvl w:val="0"/>
-          <w:numId w:val="1055"/>
+          <w:numId w:val="1056"/>
         </w:numPr>
       </w:pPr>
       <w:r>
@@ -28936,7 +29521,7 @@
       <w:pPr>
         <w:numPr>
           <w:ilvl w:val="0"/>
-          <w:numId w:val="1055"/>
+          <w:numId w:val="1056"/>
         </w:numPr>
       </w:pPr>
       <w:r>
@@ -28959,7 +29544,7 @@
       <w:pPr>
         <w:numPr>
           <w:ilvl w:val="0"/>
-          <w:numId w:val="1055"/>
+          <w:numId w:val="1056"/>
         </w:numPr>
       </w:pPr>
       <w:r>
@@ -28976,7 +29561,7 @@
       <w:pPr>
         <w:numPr>
           <w:ilvl w:val="0"/>
-          <w:numId w:val="1055"/>
+          <w:numId w:val="1056"/>
         </w:numPr>
       </w:pPr>
       <w:r>
@@ -28993,52 +29578,52 @@
       <w:pPr>
         <w:numPr>
           <w:ilvl w:val="1"/>
+          <w:numId w:val="1057"/>
+        </w:numPr>
+      </w:pPr>
+      <w:r>
+        <w:t xml:space="preserve">read from;</w:t>
+      </w:r>
+    </w:p>
+    <w:p>
+      <w:pPr>
+        <w:numPr>
+          <w:ilvl w:val="1"/>
+          <w:numId w:val="1057"/>
+        </w:numPr>
+      </w:pPr>
+      <w:r>
+        <w:t xml:space="preserve">only modified once; or</w:t>
+      </w:r>
+    </w:p>
+    <w:p>
+      <w:pPr>
+        <w:numPr>
+          <w:ilvl w:val="1"/>
+          <w:numId w:val="1057"/>
+        </w:numPr>
+      </w:pPr>
+      <w:r>
+        <w:t xml:space="preserve">only read and modified by: a single increment; a single</w:t>
+      </w:r>
+      <w:r>
+        <w:t xml:space="preserve"> </w:t>
+      </w:r>
+      <w:r>
+        <w:t xml:space="preserve">decrement; a single simple assignment; or a single compound</w:t>
+      </w:r>
+      <w:r>
+        <w:t xml:space="preserve"> </w:t>
+      </w:r>
+      <w:r>
+        <w:t xml:space="preserve">assignment.</w:t>
+      </w:r>
+    </w:p>
+    <w:p>
+      <w:pPr>
+        <w:numPr>
+          <w:ilvl w:val="0"/>
           <w:numId w:val="1056"/>
-        </w:numPr>
-      </w:pPr>
-      <w:r>
-        <w:t xml:space="preserve">read from;</w:t>
-      </w:r>
-    </w:p>
-    <w:p>
-      <w:pPr>
-        <w:numPr>
-          <w:ilvl w:val="1"/>
-          <w:numId w:val="1056"/>
-        </w:numPr>
-      </w:pPr>
-      <w:r>
-        <w:t xml:space="preserve">only modified once; or</w:t>
-      </w:r>
-    </w:p>
-    <w:p>
-      <w:pPr>
-        <w:numPr>
-          <w:ilvl w:val="1"/>
-          <w:numId w:val="1056"/>
-        </w:numPr>
-      </w:pPr>
-      <w:r>
-        <w:t xml:space="preserve">only read and modified by: a single increment; a single</w:t>
-      </w:r>
-      <w:r>
-        <w:t xml:space="preserve"> </w:t>
-      </w:r>
-      <w:r>
-        <w:t xml:space="preserve">decrement; a single simple assignment; or a single compound</w:t>
-      </w:r>
-      <w:r>
-        <w:t xml:space="preserve"> </w:t>
-      </w:r>
-      <w:r>
-        <w:t xml:space="preserve">assignment.</w:t>
-      </w:r>
-    </w:p>
-    <w:p>
-      <w:pPr>
-        <w:numPr>
-          <w:ilvl w:val="0"/>
-          <w:numId w:val="1055"/>
         </w:numPr>
       </w:pPr>
       <w:r>
@@ -29103,7 +29688,7 @@
       <w:pPr>
         <w:numPr>
           <w:ilvl w:val="0"/>
-          <w:numId w:val="1057"/>
+          <w:numId w:val="1058"/>
         </w:numPr>
         <w:pStyle w:val="Compact"/>
       </w:pPr>
@@ -29136,7 +29721,7 @@
       <w:pPr>
         <w:numPr>
           <w:ilvl w:val="0"/>
-          <w:numId w:val="1057"/>
+          <w:numId w:val="1058"/>
         </w:numPr>
         <w:pStyle w:val="Compact"/>
       </w:pPr>
@@ -29169,7 +29754,7 @@
       <w:pPr>
         <w:numPr>
           <w:ilvl w:val="0"/>
-          <w:numId w:val="1057"/>
+          <w:numId w:val="1058"/>
         </w:numPr>
         <w:pStyle w:val="Compact"/>
       </w:pPr>
@@ -29202,7 +29787,7 @@
       <w:pPr>
         <w:numPr>
           <w:ilvl w:val="0"/>
-          <w:numId w:val="1057"/>
+          <w:numId w:val="1058"/>
         </w:numPr>
         <w:pStyle w:val="Compact"/>
       </w:pPr>
@@ -29244,7 +29829,7 @@
       <w:pPr>
         <w:numPr>
           <w:ilvl w:val="0"/>
-          <w:numId w:val="1057"/>
+          <w:numId w:val="1058"/>
         </w:numPr>
         <w:pStyle w:val="Compact"/>
       </w:pPr>
@@ -31564,7 +32149,7 @@
       <w:pPr>
         <w:numPr>
           <w:ilvl w:val="0"/>
-          <w:numId w:val="1058"/>
+          <w:numId w:val="1059"/>
         </w:numPr>
       </w:pPr>
       <w:r>
@@ -31575,372 +32160,372 @@
       <w:pPr>
         <w:numPr>
           <w:ilvl w:val="1"/>
+          <w:numId w:val="1060"/>
+        </w:numPr>
+        <w:pStyle w:val="Compact"/>
+      </w:pPr>
+      <w:r>
+        <w:t xml:space="preserve">using parentheses around sub-expressions to limit precedence confusion,</w:t>
+      </w:r>
+    </w:p>
+    <w:p>
+      <w:pPr>
+        <w:numPr>
+          <w:ilvl w:val="1"/>
+          <w:numId w:val="1060"/>
+        </w:numPr>
+        <w:pStyle w:val="Compact"/>
+      </w:pPr>
+      <w:r>
+        <w:t xml:space="preserve">extracting intermediate results into const variables with a meaningful name, or</w:t>
+      </w:r>
+    </w:p>
+    <w:p>
+      <w:pPr>
+        <w:numPr>
+          <w:ilvl w:val="1"/>
+          <w:numId w:val="1060"/>
+        </w:numPr>
+        <w:pStyle w:val="Compact"/>
+      </w:pPr>
+      <w:r>
+        <w:t xml:space="preserve">extracting a subexpression into a function with a meaningful name;</w:t>
+      </w:r>
+    </w:p>
+    <w:p>
+      <w:pPr>
+        <w:numPr>
+          <w:ilvl w:val="0"/>
           <w:numId w:val="1059"/>
         </w:numPr>
-        <w:pStyle w:val="Compact"/>
-      </w:pPr>
-      <w:r>
-        <w:t xml:space="preserve">using parentheses around sub-expressions to limit precedence confusion,</w:t>
-      </w:r>
-    </w:p>
-    <w:p>
-      <w:pPr>
-        <w:numPr>
-          <w:ilvl w:val="1"/>
+      </w:pPr>
+      <w:r>
+        <w:t xml:space="preserve">prohibit assignments embedded within other statements and expressions;</w:t>
+      </w:r>
+    </w:p>
+    <w:p>
+      <w:pPr>
+        <w:numPr>
+          <w:ilvl w:val="0"/>
           <w:numId w:val="1059"/>
         </w:numPr>
-        <w:pStyle w:val="Compact"/>
-      </w:pPr>
-      <w:r>
-        <w:t xml:space="preserve">extracting intermediate results into const variables with a meaningful name, or</w:t>
-      </w:r>
-    </w:p>
-    <w:p>
-      <w:pPr>
-        <w:numPr>
-          <w:ilvl w:val="1"/>
+      </w:pPr>
+      <w:r>
+        <w:t xml:space="preserve">spell unary operators (e.g.,</w:t>
+      </w:r>
+      <w:r>
+        <w:t xml:space="preserve"> </w:t>
+      </w:r>
+      <w:r>
+        <w:rPr>
+          <w:rStyle w:val="VerbatimChar"/>
+        </w:rPr>
+        <w:t xml:space="preserve">-</w:t>
+      </w:r>
+      <w:r>
+        <w:t xml:space="preserve">) with a leading blank in expressions to avoid them being misread as combined operators;</w:t>
+      </w:r>
+    </w:p>
+    <w:p>
+      <w:pPr>
+        <w:numPr>
+          <w:ilvl w:val="0"/>
           <w:numId w:val="1059"/>
         </w:numPr>
-        <w:pStyle w:val="Compact"/>
-      </w:pPr>
-      <w:r>
-        <w:t xml:space="preserve">extracting a subexpression into a function with a meaningful name;</w:t>
+      </w:pPr>
+      <w:r>
+        <w:t xml:space="preserve">avoid the use of unary plus, since it is almost always a no-op for built-in types;</w:t>
       </w:r>
     </w:p>
     <w:p>
       <w:pPr>
         <w:numPr>
           <w:ilvl w:val="0"/>
-          <w:numId w:val="1058"/>
-        </w:numPr>
-      </w:pPr>
-      <w:r>
-        <w:t xml:space="preserve">prohibit assignments embedded within other statements and expressions;</w:t>
+          <w:numId w:val="1059"/>
+        </w:numPr>
+      </w:pPr>
+      <w:r>
+        <w:t xml:space="preserve">prohibit mixing Boolean operators (</w:t>
+      </w:r>
+      <w:r>
+        <w:rPr>
+          <w:rStyle w:val="VerbatimChar"/>
+        </w:rPr>
+        <w:t xml:space="preserve">&amp;&amp;</w:t>
+      </w:r>
+      <w:r>
+        <w:t xml:space="preserve">,</w:t>
+      </w:r>
+      <w:r>
+        <w:t xml:space="preserve"> </w:t>
+      </w:r>
+      <w:r>
+        <w:rPr>
+          <w:rStyle w:val="VerbatimChar"/>
+        </w:rPr>
+        <w:t xml:space="preserve">||</w:t>
+      </w:r>
+      <w:r>
+        <w:t xml:space="preserve">,</w:t>
+      </w:r>
+      <w:r>
+        <w:t xml:space="preserve"> </w:t>
+      </w:r>
+      <w:r>
+        <w:rPr>
+          <w:rStyle w:val="VerbatimChar"/>
+        </w:rPr>
+        <w:t xml:space="preserve">!</w:t>
+      </w:r>
+      <w:r>
+        <w:t xml:space="preserve">) with non-</w:t>
+      </w:r>
+      <w:r>
+        <w:rPr>
+          <w:rStyle w:val="VerbatimChar"/>
+        </w:rPr>
+        <w:t xml:space="preserve">bool</w:t>
+      </w:r>
+      <w:r>
+        <w:t xml:space="preserve"> </w:t>
+      </w:r>
+      <w:r>
+        <w:t xml:space="preserve">operands, e.g., operands of numeric types;</w:t>
       </w:r>
     </w:p>
     <w:p>
       <w:pPr>
         <w:numPr>
           <w:ilvl w:val="0"/>
-          <w:numId w:val="1058"/>
-        </w:numPr>
-      </w:pPr>
-      <w:r>
-        <w:t xml:space="preserve">spell unary operators (e.g.,</w:t>
-      </w:r>
-      <w:r>
-        <w:t xml:space="preserve"> </w:t>
+          <w:numId w:val="1059"/>
+        </w:numPr>
+      </w:pPr>
+      <w:r>
+        <w:t xml:space="preserve">avoid bit operators (</w:t>
       </w:r>
       <w:r>
         <w:rPr>
           <w:rStyle w:val="VerbatimChar"/>
         </w:rPr>
-        <w:t xml:space="preserve">-</w:t>
-      </w:r>
-      <w:r>
-        <w:t xml:space="preserve">) with a leading blank in expressions to avoid them being misread as combined operators;</w:t>
+        <w:t xml:space="preserve">&amp;</w:t>
+      </w:r>
+      <w:r>
+        <w:t xml:space="preserve">,</w:t>
+      </w:r>
+      <w:r>
+        <w:t xml:space="preserve"> </w:t>
+      </w:r>
+      <w:r>
+        <w:rPr>
+          <w:rStyle w:val="VerbatimChar"/>
+        </w:rPr>
+        <w:t xml:space="preserve">|</w:t>
+      </w:r>
+      <w:r>
+        <w:t xml:space="preserve">,</w:t>
+      </w:r>
+      <w:r>
+        <w:t xml:space="preserve"> </w:t>
+      </w:r>
+      <w:r>
+        <w:rPr>
+          <w:rStyle w:val="VerbatimChar"/>
+        </w:rPr>
+        <w:t xml:space="preserve">~</w:t>
+      </w:r>
+      <w:r>
+        <w:t xml:space="preserve">,</w:t>
+      </w:r>
+      <w:r>
+        <w:t xml:space="preserve"> </w:t>
+      </w:r>
+      <w:r>
+        <w:rPr>
+          <w:rStyle w:val="VerbatimChar"/>
+        </w:rPr>
+        <w:t xml:space="preserve">&lt;&lt;</w:t>
+      </w:r>
+      <w:r>
+        <w:t xml:space="preserve">,</w:t>
+      </w:r>
+      <w:r>
+        <w:t xml:space="preserve"> </w:t>
+      </w:r>
+      <w:r>
+        <w:rPr>
+          <w:rStyle w:val="VerbatimChar"/>
+        </w:rPr>
+        <w:t xml:space="preserve">&gt;&gt;</w:t>
+      </w:r>
+      <w:r>
+        <w:t xml:space="preserve"> </w:t>
+      </w:r>
+      <w:r>
+        <w:t xml:space="preserve">) with anything except operands of non-</w:t>
+      </w:r>
+      <w:r>
+        <w:rPr>
+          <w:rStyle w:val="VerbatimChar"/>
+        </w:rPr>
+        <w:t xml:space="preserve">bool</w:t>
+      </w:r>
+      <w:r>
+        <w:t xml:space="preserve"> </w:t>
+      </w:r>
+      <w:r>
+        <w:t xml:space="preserve">unsigned types;</w:t>
       </w:r>
     </w:p>
     <w:p>
       <w:pPr>
         <w:numPr>
           <w:ilvl w:val="0"/>
-          <w:numId w:val="1058"/>
-        </w:numPr>
-      </w:pPr>
-      <w:r>
-        <w:t xml:space="preserve">avoid the use of unary plus, since it is almost always a no-op for built-in types;</w:t>
+          <w:numId w:val="1059"/>
+        </w:numPr>
+      </w:pPr>
+      <w:r>
+        <w:t xml:space="preserve">prefer using alternative tokens for the logical operators, such as</w:t>
+      </w:r>
+      <w:r>
+        <w:t xml:space="preserve"> </w:t>
+      </w:r>
+      <w:r>
+        <w:rPr>
+          <w:rStyle w:val="VerbatimChar"/>
+        </w:rPr>
+        <w:t xml:space="preserve">and</w:t>
+      </w:r>
+      <w:r>
+        <w:t xml:space="preserve">,</w:t>
+      </w:r>
+      <w:r>
+        <w:t xml:space="preserve"> </w:t>
+      </w:r>
+      <w:r>
+        <w:rPr>
+          <w:rStyle w:val="VerbatimChar"/>
+        </w:rPr>
+        <w:t xml:space="preserve">or</w:t>
+      </w:r>
+      <w:r>
+        <w:t xml:space="preserve">, and</w:t>
+      </w:r>
+      <w:r>
+        <w:t xml:space="preserve"> </w:t>
+      </w:r>
+      <w:r>
+        <w:rPr>
+          <w:rStyle w:val="VerbatimChar"/>
+        </w:rPr>
+        <w:t xml:space="preserve">not</w:t>
+      </w:r>
+      <w:r>
+        <w:t xml:space="preserve">, and comparison operators such as</w:t>
+      </w:r>
+      <w:r>
+        <w:t xml:space="preserve"> </w:t>
+      </w:r>
+      <w:r>
+        <w:rPr>
+          <w:rStyle w:val="VerbatimChar"/>
+        </w:rPr>
+        <w:t xml:space="preserve">equal</w:t>
+      </w:r>
+      <w:r>
+        <w:t xml:space="preserve"> </w:t>
+      </w:r>
+      <w:r>
+        <w:t xml:space="preserve">and</w:t>
+      </w:r>
+      <w:r>
+        <w:t xml:space="preserve"> </w:t>
+      </w:r>
+      <w:r>
+        <w:rPr>
+          <w:rStyle w:val="VerbatimChar"/>
+        </w:rPr>
+        <w:t xml:space="preserve">not_eq</w:t>
+      </w:r>
+      <w:r>
+        <w:t xml:space="preserve">;</w:t>
       </w:r>
     </w:p>
     <w:p>
       <w:pPr>
         <w:numPr>
           <w:ilvl w:val="0"/>
-          <w:numId w:val="1058"/>
-        </w:numPr>
-      </w:pPr>
-      <w:r>
-        <w:t xml:space="preserve">prohibit mixing Boolean operators (</w:t>
-      </w:r>
-      <w:r>
-        <w:rPr>
-          <w:rStyle w:val="VerbatimChar"/>
-        </w:rPr>
-        <w:t xml:space="preserve">&amp;&amp;</w:t>
-      </w:r>
-      <w:r>
-        <w:t xml:space="preserve">,</w:t>
-      </w:r>
-      <w:r>
-        <w:t xml:space="preserve"> </w:t>
-      </w:r>
-      <w:r>
-        <w:rPr>
-          <w:rStyle w:val="VerbatimChar"/>
-        </w:rPr>
-        <w:t xml:space="preserve">||</w:t>
-      </w:r>
-      <w:r>
-        <w:t xml:space="preserve">,</w:t>
-      </w:r>
-      <w:r>
-        <w:t xml:space="preserve"> </w:t>
-      </w:r>
-      <w:r>
-        <w:rPr>
-          <w:rStyle w:val="VerbatimChar"/>
-        </w:rPr>
-        <w:t xml:space="preserve">!</w:t>
-      </w:r>
-      <w:r>
-        <w:t xml:space="preserve">) with non-</w:t>
-      </w:r>
-      <w:r>
-        <w:rPr>
-          <w:rStyle w:val="VerbatimChar"/>
-        </w:rPr>
-        <w:t xml:space="preserve">bool</w:t>
-      </w:r>
-      <w:r>
-        <w:t xml:space="preserve"> </w:t>
-      </w:r>
-      <w:r>
-        <w:t xml:space="preserve">operands, e.g., operands of numeric types;</w:t>
+          <w:numId w:val="1059"/>
+        </w:numPr>
+      </w:pPr>
+      <w:r>
+        <w:t xml:space="preserve">for code structure that require an empty statement, use an empty code block</w:t>
+      </w:r>
+      <w:r>
+        <w:t xml:space="preserve"> </w:t>
+      </w:r>
+      <w:r>
+        <w:rPr>
+          <w:rStyle w:val="NormalTok"/>
+        </w:rPr>
+        <w:t xml:space="preserve">{}</w:t>
+      </w:r>
+      <w:r>
+        <w:t xml:space="preserve"> </w:t>
+      </w:r>
+      <w:r>
+        <w:t xml:space="preserve">instead of</w:t>
+      </w:r>
+      <w:r>
+        <w:t xml:space="preserve"> </w:t>
+      </w:r>
+      <w:r>
+        <w:rPr>
+          <w:rStyle w:val="NormalTok"/>
+        </w:rPr>
+        <w:t xml:space="preserve">;</w:t>
+      </w:r>
+      <w:r>
+        <w:t xml:space="preserve">.</w:t>
       </w:r>
     </w:p>
     <w:p>
       <w:pPr>
         <w:numPr>
           <w:ilvl w:val="0"/>
-          <w:numId w:val="1058"/>
-        </w:numPr>
-      </w:pPr>
-      <w:r>
-        <w:t xml:space="preserve">avoid bit operators (</w:t>
-      </w:r>
-      <w:r>
-        <w:rPr>
-          <w:rStyle w:val="VerbatimChar"/>
-        </w:rPr>
-        <w:t xml:space="preserve">&amp;</w:t>
-      </w:r>
-      <w:r>
-        <w:t xml:space="preserve">,</w:t>
-      </w:r>
-      <w:r>
-        <w:t xml:space="preserve"> </w:t>
-      </w:r>
-      <w:r>
-        <w:rPr>
-          <w:rStyle w:val="VerbatimChar"/>
-        </w:rPr>
-        <w:t xml:space="preserve">|</w:t>
-      </w:r>
-      <w:r>
-        <w:t xml:space="preserve">,</w:t>
-      </w:r>
-      <w:r>
-        <w:t xml:space="preserve"> </w:t>
-      </w:r>
-      <w:r>
-        <w:rPr>
-          <w:rStyle w:val="VerbatimChar"/>
-        </w:rPr>
-        <w:t xml:space="preserve">~</w:t>
-      </w:r>
-      <w:r>
-        <w:t xml:space="preserve">,</w:t>
-      </w:r>
-      <w:r>
-        <w:t xml:space="preserve"> </w:t>
-      </w:r>
-      <w:r>
-        <w:rPr>
-          <w:rStyle w:val="VerbatimChar"/>
-        </w:rPr>
-        <w:t xml:space="preserve">&lt;&lt;</w:t>
-      </w:r>
-      <w:r>
-        <w:t xml:space="preserve">,</w:t>
-      </w:r>
-      <w:r>
-        <w:t xml:space="preserve"> </w:t>
-      </w:r>
-      <w:r>
-        <w:rPr>
-          <w:rStyle w:val="VerbatimChar"/>
-        </w:rPr>
-        <w:t xml:space="preserve">&gt;&gt;</w:t>
-      </w:r>
-      <w:r>
-        <w:t xml:space="preserve"> </w:t>
-      </w:r>
-      <w:r>
-        <w:t xml:space="preserve">) with anything except operands of non-</w:t>
-      </w:r>
-      <w:r>
-        <w:rPr>
-          <w:rStyle w:val="VerbatimChar"/>
-        </w:rPr>
-        <w:t xml:space="preserve">bool</w:t>
-      </w:r>
-      <w:r>
-        <w:t xml:space="preserve"> </w:t>
-      </w:r>
-      <w:r>
-        <w:t xml:space="preserve">unsigned types;</w:t>
+          <w:numId w:val="1059"/>
+        </w:numPr>
+      </w:pPr>
+      <w:r>
+        <w:t xml:space="preserve">prohibit conflicting side-effects in sub-expressions;</w:t>
       </w:r>
     </w:p>
     <w:p>
       <w:pPr>
         <w:numPr>
           <w:ilvl w:val="0"/>
-          <w:numId w:val="1058"/>
-        </w:numPr>
-      </w:pPr>
-      <w:r>
-        <w:t xml:space="preserve">prefer using alternative tokens for the logical operators, such as</w:t>
-      </w:r>
-      <w:r>
-        <w:t xml:space="preserve"> </w:t>
-      </w:r>
-      <w:r>
-        <w:rPr>
-          <w:rStyle w:val="VerbatimChar"/>
-        </w:rPr>
-        <w:t xml:space="preserve">and</w:t>
-      </w:r>
-      <w:r>
-        <w:t xml:space="preserve">,</w:t>
-      </w:r>
-      <w:r>
-        <w:t xml:space="preserve"> </w:t>
-      </w:r>
-      <w:r>
-        <w:rPr>
-          <w:rStyle w:val="VerbatimChar"/>
-        </w:rPr>
-        <w:t xml:space="preserve">or</w:t>
-      </w:r>
-      <w:r>
-        <w:t xml:space="preserve">, and</w:t>
-      </w:r>
-      <w:r>
-        <w:t xml:space="preserve"> </w:t>
-      </w:r>
-      <w:r>
-        <w:rPr>
-          <w:rStyle w:val="VerbatimChar"/>
-        </w:rPr>
-        <w:t xml:space="preserve">not</w:t>
-      </w:r>
-      <w:r>
-        <w:t xml:space="preserve">, and comparison operators such as</w:t>
-      </w:r>
-      <w:r>
-        <w:t xml:space="preserve"> </w:t>
-      </w:r>
-      <w:r>
-        <w:rPr>
-          <w:rStyle w:val="VerbatimChar"/>
-        </w:rPr>
-        <w:t xml:space="preserve">equal</w:t>
-      </w:r>
-      <w:r>
-        <w:t xml:space="preserve"> </w:t>
-      </w:r>
-      <w:r>
-        <w:t xml:space="preserve">and</w:t>
-      </w:r>
-      <w:r>
-        <w:t xml:space="preserve"> </w:t>
-      </w:r>
-      <w:r>
-        <w:rPr>
-          <w:rStyle w:val="VerbatimChar"/>
-        </w:rPr>
-        <w:t xml:space="preserve">not_eq</w:t>
-      </w:r>
-      <w:r>
-        <w:t xml:space="preserve">;</w:t>
+          <w:numId w:val="1059"/>
+        </w:numPr>
+      </w:pPr>
+      <w:r>
+        <w:t xml:space="preserve">avoid defining semantics of overloaded operators to deviate from the semantics of these operators for the built-in types;</w:t>
       </w:r>
     </w:p>
     <w:p>
       <w:pPr>
         <w:numPr>
           <w:ilvl w:val="0"/>
-          <w:numId w:val="1058"/>
-        </w:numPr>
-      </w:pPr>
-      <w:r>
-        <w:t xml:space="preserve">for code structure that require an empty statement, use an empty code block</w:t>
-      </w:r>
-      <w:r>
-        <w:t xml:space="preserve"> </w:t>
-      </w:r>
-      <w:r>
-        <w:rPr>
-          <w:rStyle w:val="NormalTok"/>
-        </w:rPr>
-        <w:t xml:space="preserve">{}</w:t>
-      </w:r>
-      <w:r>
-        <w:t xml:space="preserve"> </w:t>
-      </w:r>
-      <w:r>
-        <w:t xml:space="preserve">instead of</w:t>
-      </w:r>
-      <w:r>
-        <w:t xml:space="preserve"> </w:t>
-      </w:r>
-      <w:r>
-        <w:rPr>
-          <w:rStyle w:val="NormalTok"/>
-        </w:rPr>
-        <w:t xml:space="preserve">;</w:t>
-      </w:r>
-      <w:r>
-        <w:t xml:space="preserve">.</w:t>
+          <w:numId w:val="1059"/>
+        </w:numPr>
+      </w:pPr>
+      <w:r>
+        <w:t xml:space="preserve">prefer defaulted and synthesized comparison operators over individual overloads to ensure that all of the related comparison operators behave consistently.</w:t>
       </w:r>
     </w:p>
     <w:p>
       <w:pPr>
         <w:numPr>
           <w:ilvl w:val="0"/>
-          <w:numId w:val="1058"/>
-        </w:numPr>
-      </w:pPr>
-      <w:r>
-        <w:t xml:space="preserve">prohibit conflicting side-effects in sub-expressions;</w:t>
-      </w:r>
-    </w:p>
-    <w:p>
-      <w:pPr>
-        <w:numPr>
-          <w:ilvl w:val="0"/>
-          <w:numId w:val="1058"/>
-        </w:numPr>
-      </w:pPr>
-      <w:r>
-        <w:t xml:space="preserve">avoid defining semantics of overloaded operators to deviate from the semantics of these operators for the built-in types;</w:t>
-      </w:r>
-    </w:p>
-    <w:p>
-      <w:pPr>
-        <w:numPr>
-          <w:ilvl w:val="0"/>
-          <w:numId w:val="1058"/>
-        </w:numPr>
-      </w:pPr>
-      <w:r>
-        <w:t xml:space="preserve">prefer defaulted and synthesized comparison operators over individual overloads to ensure that all of the related comparison operators behave consistently.</w:t>
-      </w:r>
-    </w:p>
-    <w:p>
-      <w:pPr>
-        <w:numPr>
-          <w:ilvl w:val="0"/>
-          <w:numId w:val="1058"/>
+          <w:numId w:val="1059"/>
         </w:numPr>
       </w:pPr>
       <w:r>
@@ -32173,7 +32758,7 @@
       <w:pPr>
         <w:numPr>
           <w:ilvl w:val="0"/>
-          <w:numId w:val="1060"/>
+          <w:numId w:val="1061"/>
         </w:numPr>
         <w:pStyle w:val="Compact"/>
       </w:pPr>
@@ -32185,7 +32770,7 @@
       <w:pPr>
         <w:numPr>
           <w:ilvl w:val="0"/>
-          <w:numId w:val="1060"/>
+          <w:numId w:val="1061"/>
         </w:numPr>
         <w:pStyle w:val="Compact"/>
       </w:pPr>
@@ -32215,7 +32800,7 @@
       <w:pPr>
         <w:numPr>
           <w:ilvl w:val="0"/>
-          <w:numId w:val="1060"/>
+          <w:numId w:val="1061"/>
         </w:numPr>
         <w:pStyle w:val="Compact"/>
       </w:pPr>
@@ -32269,7 +32854,7 @@
       <w:pPr>
         <w:numPr>
           <w:ilvl w:val="0"/>
-          <w:numId w:val="1060"/>
+          <w:numId w:val="1061"/>
         </w:numPr>
         <w:pStyle w:val="Compact"/>
       </w:pPr>
@@ -32772,7 +33357,7 @@
       <w:pPr>
         <w:numPr>
           <w:ilvl w:val="0"/>
-          <w:numId w:val="1061"/>
+          <w:numId w:val="1062"/>
         </w:numPr>
       </w:pPr>
       <w:r>
@@ -32783,7 +33368,7 @@
       <w:pPr>
         <w:numPr>
           <w:ilvl w:val="0"/>
-          <w:numId w:val="1061"/>
+          <w:numId w:val="1062"/>
         </w:numPr>
       </w:pPr>
       <w:r>
@@ -32827,7 +33412,7 @@
       <w:pPr>
         <w:numPr>
           <w:ilvl w:val="0"/>
-          <w:numId w:val="1061"/>
+          <w:numId w:val="1062"/>
         </w:numPr>
       </w:pPr>
       <w:r>
@@ -33030,7 +33615,7 @@
       <w:pPr>
         <w:numPr>
           <w:ilvl w:val="0"/>
-          <w:numId w:val="1061"/>
+          <w:numId w:val="1062"/>
         </w:numPr>
       </w:pPr>
       <w:r>
@@ -34021,7 +34606,7 @@
       <w:pPr>
         <w:numPr>
           <w:ilvl w:val="0"/>
-          <w:numId w:val="1062"/>
+          <w:numId w:val="1063"/>
         </w:numPr>
       </w:pPr>
       <w:r>
@@ -34032,7 +34617,7 @@
       <w:pPr>
         <w:numPr>
           <w:ilvl w:val="0"/>
-          <w:numId w:val="1062"/>
+          <w:numId w:val="1063"/>
         </w:numPr>
       </w:pPr>
       <w:r>
@@ -34097,7 +34682,7 @@
       <w:pPr>
         <w:numPr>
           <w:ilvl w:val="0"/>
-          <w:numId w:val="1062"/>
+          <w:numId w:val="1063"/>
         </w:numPr>
       </w:pPr>
       <w:r>
@@ -34108,7 +34693,7 @@
       <w:pPr>
         <w:numPr>
           <w:ilvl w:val="0"/>
-          <w:numId w:val="1062"/>
+          <w:numId w:val="1063"/>
         </w:numPr>
       </w:pPr>
       <w:r>
@@ -34119,7 +34704,7 @@
       <w:pPr>
         <w:numPr>
           <w:ilvl w:val="0"/>
-          <w:numId w:val="1062"/>
+          <w:numId w:val="1063"/>
         </w:numPr>
       </w:pPr>
       <w:r>
@@ -35030,7 +35615,7 @@
       <w:pPr>
         <w:numPr>
           <w:ilvl w:val="0"/>
-          <w:numId w:val="1063"/>
+          <w:numId w:val="1064"/>
         </w:numPr>
       </w:pPr>
       <w:r>
@@ -35041,7 +35626,7 @@
       <w:pPr>
         <w:numPr>
           <w:ilvl w:val="0"/>
-          <w:numId w:val="1063"/>
+          <w:numId w:val="1064"/>
         </w:numPr>
       </w:pPr>
       <w:r>
@@ -35052,7 +35637,7 @@
       <w:pPr>
         <w:numPr>
           <w:ilvl w:val="0"/>
-          <w:numId w:val="1063"/>
+          <w:numId w:val="1064"/>
         </w:numPr>
       </w:pPr>
       <w:r>
@@ -35063,7 +35648,7 @@
       <w:pPr>
         <w:numPr>
           <w:ilvl w:val="0"/>
-          <w:numId w:val="1063"/>
+          <w:numId w:val="1064"/>
         </w:numPr>
       </w:pPr>
       <w:r>
@@ -35447,7 +36032,7 @@
       <w:pPr>
         <w:numPr>
           <w:ilvl w:val="0"/>
-          <w:numId w:val="1064"/>
+          <w:numId w:val="1065"/>
         </w:numPr>
       </w:pPr>
       <w:r>
@@ -35458,7 +36043,7 @@
       <w:pPr>
         <w:numPr>
           <w:ilvl w:val="0"/>
-          <w:numId w:val="1064"/>
+          <w:numId w:val="1065"/>
         </w:numPr>
       </w:pPr>
       <w:r>
@@ -35478,7 +36063,7 @@
       <w:pPr>
         <w:numPr>
           <w:ilvl w:val="0"/>
-          <w:numId w:val="1064"/>
+          <w:numId w:val="1065"/>
         </w:numPr>
       </w:pPr>
       <w:r>
@@ -35498,7 +36083,7 @@
       <w:pPr>
         <w:numPr>
           <w:ilvl w:val="0"/>
-          <w:numId w:val="1064"/>
+          <w:numId w:val="1065"/>
         </w:numPr>
       </w:pPr>
       <w:r>
@@ -35509,7 +36094,7 @@
       <w:pPr>
         <w:numPr>
           <w:ilvl w:val="0"/>
-          <w:numId w:val="1064"/>
+          <w:numId w:val="1065"/>
         </w:numPr>
       </w:pPr>
       <w:r>
@@ -35565,7 +36150,7 @@
       <w:pPr>
         <w:numPr>
           <w:ilvl w:val="0"/>
-          <w:numId w:val="1065"/>
+          <w:numId w:val="1066"/>
         </w:numPr>
       </w:pPr>
       <w:r>
@@ -35576,7 +36161,7 @@
       <w:pPr>
         <w:numPr>
           <w:ilvl w:val="0"/>
-          <w:numId w:val="1065"/>
+          <w:numId w:val="1066"/>
         </w:numPr>
       </w:pPr>
       <w:r>
@@ -35593,7 +36178,7 @@
       <w:pPr>
         <w:numPr>
           <w:ilvl w:val="0"/>
-          <w:numId w:val="1065"/>
+          <w:numId w:val="1066"/>
         </w:numPr>
       </w:pPr>
       <w:r>
@@ -35998,7 +36583,7 @@
       <w:pPr>
         <w:numPr>
           <w:ilvl w:val="0"/>
-          <w:numId w:val="1066"/>
+          <w:numId w:val="1067"/>
         </w:numPr>
       </w:pPr>
       <w:r>
@@ -36009,7 +36594,7 @@
       <w:pPr>
         <w:numPr>
           <w:ilvl w:val="0"/>
-          <w:numId w:val="1066"/>
+          <w:numId w:val="1067"/>
         </w:numPr>
       </w:pPr>
       <w:r>
@@ -36026,7 +36611,7 @@
       <w:pPr>
         <w:numPr>
           <w:ilvl w:val="0"/>
-          <w:numId w:val="1066"/>
+          <w:numId w:val="1067"/>
         </w:numPr>
       </w:pPr>
       <w:r>
@@ -36064,7 +36649,7 @@
       <w:pPr>
         <w:numPr>
           <w:ilvl w:val="0"/>
-          <w:numId w:val="1066"/>
+          <w:numId w:val="1067"/>
         </w:numPr>
       </w:pPr>
       <w:r>
@@ -36708,7 +37293,7 @@
       <w:pPr>
         <w:numPr>
           <w:ilvl w:val="0"/>
-          <w:numId w:val="1067"/>
+          <w:numId w:val="1068"/>
         </w:numPr>
         <w:pStyle w:val="Compact"/>
       </w:pPr>
@@ -36720,7 +37305,7 @@
       <w:pPr>
         <w:numPr>
           <w:ilvl w:val="0"/>
-          <w:numId w:val="1067"/>
+          <w:numId w:val="1068"/>
         </w:numPr>
         <w:pStyle w:val="Compact"/>
       </w:pPr>
@@ -36989,7 +37574,7 @@
       <w:pPr>
         <w:numPr>
           <w:ilvl w:val="0"/>
-          <w:numId w:val="1068"/>
+          <w:numId w:val="1069"/>
         </w:numPr>
       </w:pPr>
       <w:r>
@@ -37000,7 +37585,7 @@
       <w:pPr>
         <w:numPr>
           <w:ilvl w:val="0"/>
-          <w:numId w:val="1068"/>
+          <w:numId w:val="1069"/>
         </w:numPr>
       </w:pPr>
       <w:r>
@@ -37017,7 +37602,7 @@
       <w:pPr>
         <w:numPr>
           <w:ilvl w:val="0"/>
-          <w:numId w:val="1068"/>
+          <w:numId w:val="1069"/>
         </w:numPr>
       </w:pPr>
       <w:r>
@@ -37028,7 +37613,7 @@
       <w:pPr>
         <w:numPr>
           <w:ilvl w:val="0"/>
-          <w:numId w:val="1068"/>
+          <w:numId w:val="1069"/>
         </w:numPr>
       </w:pPr>
       <w:r>
@@ -37054,7 +37639,7 @@
       <w:pPr>
         <w:numPr>
           <w:ilvl w:val="0"/>
-          <w:numId w:val="1068"/>
+          <w:numId w:val="1069"/>
         </w:numPr>
       </w:pPr>
       <w:r>
@@ -37065,7 +37650,7 @@
       <w:pPr>
         <w:numPr>
           <w:ilvl w:val="0"/>
-          <w:numId w:val="1068"/>
+          <w:numId w:val="1069"/>
         </w:numPr>
       </w:pPr>
       <w:r>
@@ -37082,7 +37667,7 @@
       <w:pPr>
         <w:numPr>
           <w:ilvl w:val="0"/>
-          <w:numId w:val="1068"/>
+          <w:numId w:val="1069"/>
         </w:numPr>
       </w:pPr>
       <w:r>
@@ -37135,7 +37720,7 @@
       <w:pPr>
         <w:numPr>
           <w:ilvl w:val="0"/>
-          <w:numId w:val="1068"/>
+          <w:numId w:val="1069"/>
         </w:numPr>
       </w:pPr>
       <w:r>
@@ -37167,7 +37752,7 @@
       <w:pPr>
         <w:numPr>
           <w:ilvl w:val="0"/>
-          <w:numId w:val="1068"/>
+          <w:numId w:val="1069"/>
         </w:numPr>
       </w:pPr>
       <w:r>
@@ -37190,7 +37775,7 @@
       <w:pPr>
         <w:numPr>
           <w:ilvl w:val="0"/>
-          <w:numId w:val="1068"/>
+          <w:numId w:val="1069"/>
         </w:numPr>
       </w:pPr>
       <w:r>
@@ -37213,7 +37798,7 @@
       <w:pPr>
         <w:numPr>
           <w:ilvl w:val="0"/>
-          <w:numId w:val="1068"/>
+          <w:numId w:val="1069"/>
         </w:numPr>
       </w:pPr>
       <w:r>
@@ -39612,7 +40197,7 @@
       <w:pPr>
         <w:numPr>
           <w:ilvl w:val="0"/>
-          <w:numId w:val="1069"/>
+          <w:numId w:val="1070"/>
         </w:numPr>
       </w:pPr>
       <w:r>
@@ -39653,7 +40238,7 @@
       <w:pPr>
         <w:numPr>
           <w:ilvl w:val="0"/>
-          <w:numId w:val="1069"/>
+          <w:numId w:val="1070"/>
         </w:numPr>
       </w:pPr>
       <w:r>
@@ -39673,101 +40258,6 @@
       </w:r>
       <w:r>
         <w:t xml:space="preserve">value referring to a variable with automatic storage duration or referring to a temporary object:</w:t>
-      </w:r>
-    </w:p>
-    <w:p>
-      <w:pPr>
-        <w:numPr>
-          <w:ilvl w:val="1"/>
-          <w:numId w:val="1070"/>
-        </w:numPr>
-        <w:pStyle w:val="Compact"/>
-      </w:pPr>
-      <w:r>
-        <w:t xml:space="preserve">Returning the</w:t>
-      </w:r>
-      <w:r>
-        <w:t xml:space="preserve"> </w:t>
-      </w:r>
-      <w:r>
-        <w:rPr>
-          <w:i/>
-        </w:rPr>
-        <w:t xml:space="preserve">pointer-like</w:t>
-      </w:r>
-      <w:r>
-        <w:t xml:space="preserve"> </w:t>
-      </w:r>
-      <w:r>
-        <w:t xml:space="preserve">value from a function; and</w:t>
-      </w:r>
-    </w:p>
-    <w:p>
-      <w:pPr>
-        <w:numPr>
-          <w:ilvl w:val="1"/>
-          <w:numId w:val="1070"/>
-        </w:numPr>
-        <w:pStyle w:val="Compact"/>
-      </w:pPr>
-      <w:r>
-        <w:t xml:space="preserve">Assigning the</w:t>
-      </w:r>
-      <w:r>
-        <w:t xml:space="preserve"> </w:t>
-      </w:r>
-      <w:r>
-        <w:rPr>
-          <w:i/>
-        </w:rPr>
-        <w:t xml:space="preserve">pointer-like</w:t>
-      </w:r>
-      <w:r>
-        <w:t xml:space="preserve"> </w:t>
-      </w:r>
-      <w:r>
-        <w:t xml:space="preserve">value to a</w:t>
-      </w:r>
-      <w:r>
-        <w:t xml:space="preserve"> </w:t>
-      </w:r>
-      <w:r>
-        <w:rPr>
-          <w:i/>
-        </w:rPr>
-        <w:t xml:space="preserve">pointer-like</w:t>
-      </w:r>
-      <w:r>
-        <w:t xml:space="preserve"> </w:t>
-      </w:r>
-      <w:r>
-        <w:t xml:space="preserve">variable with a greater lifetime, such as a variable with static or thread storage duration, or initializing a</w:t>
-      </w:r>
-      <w:r>
-        <w:t xml:space="preserve"> </w:t>
-      </w:r>
-      <w:r>
-        <w:rPr>
-          <w:i/>
-        </w:rPr>
-        <w:t xml:space="preserve">pointer-like</w:t>
-      </w:r>
-      <w:r>
-        <w:t xml:space="preserve"> </w:t>
-      </w:r>
-      <w:r>
-        <w:t xml:space="preserve">member variable from a constructor value parameter;</w:t>
-      </w:r>
-    </w:p>
-    <w:p>
-      <w:pPr>
-        <w:numPr>
-          <w:ilvl w:val="0"/>
-          <w:numId w:val="1069"/>
-        </w:numPr>
-      </w:pPr>
-      <w:r>
-        <w:t xml:space="preserve">avoid capturing by reference in a lambda that will be used non-locally, that is</w:t>
       </w:r>
     </w:p>
     <w:p>
@@ -39779,7 +40269,22 @@
         <w:pStyle w:val="Compact"/>
       </w:pPr>
       <w:r>
-        <w:t xml:space="preserve">returned,</w:t>
+        <w:t xml:space="preserve">Returning the</w:t>
+      </w:r>
+      <w:r>
+        <w:t xml:space="preserve"> </w:t>
+      </w:r>
+      <w:r>
+        <w:rPr>
+          <w:i/>
+        </w:rPr>
+        <w:t xml:space="preserve">pointer-like</w:t>
+      </w:r>
+      <w:r>
+        <w:t xml:space="preserve"> </w:t>
+      </w:r>
+      <w:r>
+        <w:t xml:space="preserve">value from a function; and</w:t>
       </w:r>
     </w:p>
     <w:p>
@@ -39791,6 +40296,86 @@
         <w:pStyle w:val="Compact"/>
       </w:pPr>
       <w:r>
+        <w:t xml:space="preserve">Assigning the</w:t>
+      </w:r>
+      <w:r>
+        <w:t xml:space="preserve"> </w:t>
+      </w:r>
+      <w:r>
+        <w:rPr>
+          <w:i/>
+        </w:rPr>
+        <w:t xml:space="preserve">pointer-like</w:t>
+      </w:r>
+      <w:r>
+        <w:t xml:space="preserve"> </w:t>
+      </w:r>
+      <w:r>
+        <w:t xml:space="preserve">value to a</w:t>
+      </w:r>
+      <w:r>
+        <w:t xml:space="preserve"> </w:t>
+      </w:r>
+      <w:r>
+        <w:rPr>
+          <w:i/>
+        </w:rPr>
+        <w:t xml:space="preserve">pointer-like</w:t>
+      </w:r>
+      <w:r>
+        <w:t xml:space="preserve"> </w:t>
+      </w:r>
+      <w:r>
+        <w:t xml:space="preserve">variable with a greater lifetime, such as a variable with static or thread storage duration, or initializing a</w:t>
+      </w:r>
+      <w:r>
+        <w:t xml:space="preserve"> </w:t>
+      </w:r>
+      <w:r>
+        <w:rPr>
+          <w:i/>
+        </w:rPr>
+        <w:t xml:space="preserve">pointer-like</w:t>
+      </w:r>
+      <w:r>
+        <w:t xml:space="preserve"> </w:t>
+      </w:r>
+      <w:r>
+        <w:t xml:space="preserve">member variable from a constructor value parameter;</w:t>
+      </w:r>
+    </w:p>
+    <w:p>
+      <w:pPr>
+        <w:numPr>
+          <w:ilvl w:val="0"/>
+          <w:numId w:val="1070"/>
+        </w:numPr>
+      </w:pPr>
+      <w:r>
+        <w:t xml:space="preserve">avoid capturing by reference in a lambda that will be used non-locally, that is</w:t>
+      </w:r>
+    </w:p>
+    <w:p>
+      <w:pPr>
+        <w:numPr>
+          <w:ilvl w:val="1"/>
+          <w:numId w:val="1072"/>
+        </w:numPr>
+        <w:pStyle w:val="Compact"/>
+      </w:pPr>
+      <w:r>
+        <w:t xml:space="preserve">returned,</w:t>
+      </w:r>
+    </w:p>
+    <w:p>
+      <w:pPr>
+        <w:numPr>
+          <w:ilvl w:val="1"/>
+          <w:numId w:val="1072"/>
+        </w:numPr>
+        <w:pStyle w:val="Compact"/>
+      </w:pPr>
+      <w:r>
         <w:t xml:space="preserve">passed to another thread or coroutine, or</w:t>
       </w:r>
     </w:p>
@@ -39798,7 +40383,7 @@
       <w:pPr>
         <w:numPr>
           <w:ilvl w:val="1"/>
-          <w:numId w:val="1071"/>
+          <w:numId w:val="1072"/>
         </w:numPr>
         <w:pStyle w:val="Compact"/>
       </w:pPr>
@@ -39810,7 +40395,7 @@
       <w:pPr>
         <w:numPr>
           <w:ilvl w:val="0"/>
-          <w:numId w:val="1069"/>
+          <w:numId w:val="1070"/>
         </w:numPr>
       </w:pPr>
       <w:r>
@@ -39821,7 +40406,7 @@
       <w:pPr>
         <w:numPr>
           <w:ilvl w:val="0"/>
-          <w:numId w:val="1069"/>
+          <w:numId w:val="1070"/>
         </w:numPr>
       </w:pPr>
       <w:r>
@@ -39853,7 +40438,7 @@
       <w:pPr>
         <w:numPr>
           <w:ilvl w:val="0"/>
-          <w:numId w:val="1069"/>
+          <w:numId w:val="1070"/>
         </w:numPr>
       </w:pPr>
       <w:r>
@@ -39900,7 +40485,7 @@
       <w:pPr>
         <w:numPr>
           <w:ilvl w:val="0"/>
-          <w:numId w:val="1069"/>
+          <w:numId w:val="1070"/>
         </w:numPr>
       </w:pPr>
       <w:r>
@@ -39926,7 +40511,7 @@
       <w:pPr>
         <w:numPr>
           <w:ilvl w:val="0"/>
-          <w:numId w:val="1069"/>
+          <w:numId w:val="1070"/>
         </w:numPr>
       </w:pPr>
       <w:r>
@@ -40158,7 +40743,7 @@
       <w:pPr>
         <w:numPr>
           <w:ilvl w:val="0"/>
-          <w:numId w:val="1072"/>
+          <w:numId w:val="1073"/>
         </w:numPr>
         <w:pStyle w:val="Compact"/>
       </w:pPr>
@@ -40382,7 +40967,7 @@
       <w:pPr>
         <w:numPr>
           <w:ilvl w:val="0"/>
-          <w:numId w:val="1073"/>
+          <w:numId w:val="1074"/>
         </w:numPr>
         <w:pStyle w:val="Compact"/>
       </w:pPr>
@@ -41018,7 +41603,7 @@
       <w:pPr>
         <w:numPr>
           <w:ilvl w:val="0"/>
-          <w:numId w:val="1074"/>
+          <w:numId w:val="1075"/>
         </w:numPr>
       </w:pPr>
       <w:r>
@@ -41029,7 +41614,7 @@
       <w:pPr>
         <w:numPr>
           <w:ilvl w:val="0"/>
-          <w:numId w:val="1074"/>
+          <w:numId w:val="1075"/>
         </w:numPr>
       </w:pPr>
       <w:r>
@@ -41052,7 +41637,7 @@
       <w:pPr>
         <w:numPr>
           <w:ilvl w:val="0"/>
-          <w:numId w:val="1074"/>
+          <w:numId w:val="1075"/>
         </w:numPr>
       </w:pPr>
       <w:r>
@@ -42003,7 +42588,7 @@
       <w:pPr>
         <w:numPr>
           <w:ilvl w:val="0"/>
-          <w:numId w:val="1075"/>
+          <w:numId w:val="1076"/>
         </w:numPr>
       </w:pPr>
       <w:r>
@@ -42014,7 +42599,7 @@
       <w:pPr>
         <w:numPr>
           <w:ilvl w:val="0"/>
-          <w:numId w:val="1075"/>
+          <w:numId w:val="1076"/>
         </w:numPr>
       </w:pPr>
       <w:r>
@@ -42025,7 +42610,7 @@
       <w:pPr>
         <w:numPr>
           <w:ilvl w:val="0"/>
-          <w:numId w:val="1075"/>
+          <w:numId w:val="1076"/>
         </w:numPr>
       </w:pPr>
       <w:r>
@@ -42036,7 +42621,7 @@
       <w:pPr>
         <w:numPr>
           <w:ilvl w:val="0"/>
-          <w:numId w:val="1075"/>
+          <w:numId w:val="1076"/>
         </w:numPr>
       </w:pPr>
       <w:r>
@@ -42059,7 +42644,7 @@
       <w:pPr>
         <w:numPr>
           <w:ilvl w:val="0"/>
-          <w:numId w:val="1075"/>
+          <w:numId w:val="1076"/>
         </w:numPr>
       </w:pPr>
       <w:r>
@@ -42070,7 +42655,7 @@
       <w:pPr>
         <w:numPr>
           <w:ilvl w:val="0"/>
-          <w:numId w:val="1075"/>
+          <w:numId w:val="1076"/>
         </w:numPr>
       </w:pPr>
       <w:r>
@@ -42120,7 +42705,7 @@
       <w:pPr>
         <w:numPr>
           <w:ilvl w:val="0"/>
-          <w:numId w:val="1075"/>
+          <w:numId w:val="1076"/>
         </w:numPr>
       </w:pPr>
       <w:r>
@@ -42194,7 +42779,7 @@
       <w:pPr>
         <w:numPr>
           <w:ilvl w:val="0"/>
-          <w:numId w:val="1075"/>
+          <w:numId w:val="1076"/>
         </w:numPr>
       </w:pPr>
       <w:r>
@@ -42232,7 +42817,7 @@
       <w:pPr>
         <w:numPr>
           <w:ilvl w:val="0"/>
-          <w:numId w:val="1075"/>
+          <w:numId w:val="1076"/>
         </w:numPr>
       </w:pPr>
       <w:r>
@@ -42285,7 +42870,7 @@
       <w:pPr>
         <w:numPr>
           <w:ilvl w:val="0"/>
-          <w:numId w:val="1075"/>
+          <w:numId w:val="1076"/>
         </w:numPr>
       </w:pPr>
       <w:r>
@@ -42296,7 +42881,7 @@
       <w:pPr>
         <w:numPr>
           <w:ilvl w:val="0"/>
-          <w:numId w:val="1075"/>
+          <w:numId w:val="1076"/>
         </w:numPr>
       </w:pPr>
       <w:r>
@@ -42352,7 +42937,7 @@
       <w:pPr>
         <w:numPr>
           <w:ilvl w:val="0"/>
-          <w:numId w:val="1075"/>
+          <w:numId w:val="1076"/>
         </w:numPr>
       </w:pPr>
       <w:r>
@@ -42992,7 +43577,7 @@
       <w:pPr>
         <w:numPr>
           <w:ilvl w:val="0"/>
-          <w:numId w:val="1076"/>
+          <w:numId w:val="1077"/>
         </w:numPr>
       </w:pPr>
       <w:r>
@@ -43037,7 +43622,7 @@
       <w:pPr>
         <w:numPr>
           <w:ilvl w:val="0"/>
-          <w:numId w:val="1076"/>
+          <w:numId w:val="1077"/>
         </w:numPr>
       </w:pPr>
       <w:r>
@@ -43048,7 +43633,7 @@
       <w:pPr>
         <w:numPr>
           <w:ilvl w:val="0"/>
-          <w:numId w:val="1076"/>
+          <w:numId w:val="1077"/>
         </w:numPr>
       </w:pPr>
       <w:r>
@@ -43092,7 +43677,7 @@
       <w:pPr>
         <w:numPr>
           <w:ilvl w:val="0"/>
-          <w:numId w:val="1076"/>
+          <w:numId w:val="1077"/>
         </w:numPr>
       </w:pPr>
       <w:r>
@@ -43139,7 +43724,7 @@
       <w:pPr>
         <w:numPr>
           <w:ilvl w:val="0"/>
-          <w:numId w:val="1076"/>
+          <w:numId w:val="1077"/>
         </w:numPr>
       </w:pPr>
       <w:r>
@@ -43222,7 +43807,7 @@
       <w:pPr>
         <w:numPr>
           <w:ilvl w:val="0"/>
-          <w:numId w:val="1076"/>
+          <w:numId w:val="1077"/>
         </w:numPr>
       </w:pPr>
       <w:r>
@@ -43756,7 +44341,7 @@
       <w:pPr>
         <w:numPr>
           <w:ilvl w:val="0"/>
-          <w:numId w:val="1077"/>
+          <w:numId w:val="1078"/>
         </w:numPr>
         <w:pStyle w:val="Compact"/>
       </w:pPr>
@@ -43768,7 +44353,7 @@
       <w:pPr>
         <w:numPr>
           <w:ilvl w:val="0"/>
-          <w:numId w:val="1077"/>
+          <w:numId w:val="1078"/>
         </w:numPr>
         <w:pStyle w:val="Compact"/>
       </w:pPr>
@@ -43780,7 +44365,7 @@
       <w:pPr>
         <w:numPr>
           <w:ilvl w:val="0"/>
-          <w:numId w:val="1077"/>
+          <w:numId w:val="1078"/>
         </w:numPr>
         <w:pStyle w:val="Compact"/>
       </w:pPr>
@@ -43807,7 +44392,7 @@
       <w:pPr>
         <w:numPr>
           <w:ilvl w:val="0"/>
-          <w:numId w:val="1077"/>
+          <w:numId w:val="1078"/>
         </w:numPr>
         <w:pStyle w:val="Compact"/>
       </w:pPr>
@@ -43834,7 +44419,7 @@
       <w:pPr>
         <w:numPr>
           <w:ilvl w:val="0"/>
-          <w:numId w:val="1077"/>
+          <w:numId w:val="1078"/>
         </w:numPr>
         <w:pStyle w:val="Compact"/>
       </w:pPr>
@@ -43858,7 +44443,7 @@
       <w:pPr>
         <w:numPr>
           <w:ilvl w:val="0"/>
-          <w:numId w:val="1077"/>
+          <w:numId w:val="1078"/>
         </w:numPr>
         <w:pStyle w:val="Compact"/>
       </w:pPr>
@@ -45480,7 +46065,7 @@
       <w:pPr>
         <w:numPr>
           <w:ilvl w:val="0"/>
-          <w:numId w:val="1078"/>
+          <w:numId w:val="1079"/>
         </w:numPr>
         <w:pStyle w:val="Compact"/>
       </w:pPr>
@@ -45492,7 +46077,7 @@
       <w:pPr>
         <w:numPr>
           <w:ilvl w:val="0"/>
-          <w:numId w:val="1078"/>
+          <w:numId w:val="1079"/>
         </w:numPr>
         <w:pStyle w:val="Compact"/>
       </w:pPr>
@@ -45561,7 +46146,7 @@
       <w:pPr>
         <w:numPr>
           <w:ilvl w:val="0"/>
-          <w:numId w:val="1078"/>
+          <w:numId w:val="1079"/>
         </w:numPr>
         <w:pStyle w:val="Compact"/>
       </w:pPr>
@@ -45573,7 +46158,7 @@
       <w:pPr>
         <w:numPr>
           <w:ilvl w:val="0"/>
-          <w:numId w:val="1078"/>
+          <w:numId w:val="1079"/>
         </w:numPr>
         <w:pStyle w:val="Compact"/>
       </w:pPr>
@@ -45615,7 +46200,7 @@
       <w:pPr>
         <w:numPr>
           <w:ilvl w:val="0"/>
-          <w:numId w:val="1078"/>
+          <w:numId w:val="1079"/>
         </w:numPr>
         <w:pStyle w:val="Compact"/>
       </w:pPr>
@@ -45627,7 +46212,7 @@
       <w:pPr>
         <w:numPr>
           <w:ilvl w:val="0"/>
-          <w:numId w:val="1078"/>
+          <w:numId w:val="1079"/>
         </w:numPr>
         <w:pStyle w:val="Compact"/>
       </w:pPr>
@@ -45639,7 +46224,7 @@
       <w:pPr>
         <w:numPr>
           <w:ilvl w:val="0"/>
-          <w:numId w:val="1078"/>
+          <w:numId w:val="1079"/>
         </w:numPr>
         <w:pStyle w:val="Compact"/>
       </w:pPr>
@@ -45651,7 +46236,7 @@
       <w:pPr>
         <w:numPr>
           <w:ilvl w:val="0"/>
-          <w:numId w:val="1078"/>
+          <w:numId w:val="1079"/>
         </w:numPr>
         <w:pStyle w:val="Compact"/>
       </w:pPr>
@@ -45702,7 +46287,7 @@
       <w:pPr>
         <w:numPr>
           <w:ilvl w:val="0"/>
-          <w:numId w:val="1078"/>
+          <w:numId w:val="1079"/>
         </w:numPr>
         <w:pStyle w:val="Compact"/>
       </w:pPr>
@@ -45741,7 +46326,7 @@
       <w:pPr>
         <w:numPr>
           <w:ilvl w:val="0"/>
-          <w:numId w:val="1078"/>
+          <w:numId w:val="1079"/>
         </w:numPr>
         <w:pStyle w:val="Compact"/>
       </w:pPr>
@@ -46398,7 +46983,7 @@
       <w:pPr>
         <w:numPr>
           <w:ilvl w:val="0"/>
-          <w:numId w:val="1079"/>
+          <w:numId w:val="1080"/>
         </w:numPr>
         <w:pStyle w:val="Compact"/>
       </w:pPr>
@@ -46434,7 +47019,7 @@
       <w:pPr>
         <w:numPr>
           <w:ilvl w:val="0"/>
-          <w:numId w:val="1079"/>
+          <w:numId w:val="1080"/>
         </w:numPr>
         <w:pStyle w:val="Compact"/>
       </w:pPr>
@@ -46446,7 +47031,7 @@
       <w:pPr>
         <w:numPr>
           <w:ilvl w:val="0"/>
-          <w:numId w:val="1079"/>
+          <w:numId w:val="1080"/>
         </w:numPr>
         <w:pStyle w:val="Compact"/>
       </w:pPr>
@@ -46458,7 +47043,7 @@
       <w:pPr>
         <w:numPr>
           <w:ilvl w:val="0"/>
-          <w:numId w:val="1079"/>
+          <w:numId w:val="1080"/>
         </w:numPr>
         <w:pStyle w:val="Compact"/>
       </w:pPr>
@@ -47071,7 +47656,7 @@
       <w:pPr>
         <w:numPr>
           <w:ilvl w:val="0"/>
-          <w:numId w:val="1080"/>
+          <w:numId w:val="1081"/>
         </w:numPr>
       </w:pPr>
       <w:r>
@@ -47082,7 +47667,7 @@
       <w:pPr>
         <w:numPr>
           <w:ilvl w:val="0"/>
-          <w:numId w:val="1080"/>
+          <w:numId w:val="1081"/>
         </w:numPr>
       </w:pPr>
       <w:r>
@@ -47108,7 +47693,7 @@
       <w:pPr>
         <w:numPr>
           <w:ilvl w:val="0"/>
-          <w:numId w:val="1080"/>
+          <w:numId w:val="1081"/>
         </w:numPr>
       </w:pPr>
       <w:r>
@@ -47134,7 +47719,7 @@
       <w:pPr>
         <w:numPr>
           <w:ilvl w:val="0"/>
-          <w:numId w:val="1080"/>
+          <w:numId w:val="1081"/>
         </w:numPr>
       </w:pPr>
       <w:r>
@@ -47172,7 +47757,7 @@
       <w:pPr>
         <w:numPr>
           <w:ilvl w:val="0"/>
-          <w:numId w:val="1080"/>
+          <w:numId w:val="1081"/>
         </w:numPr>
       </w:pPr>
       <w:r>
@@ -47189,7 +47774,7 @@
       <w:pPr>
         <w:numPr>
           <w:ilvl w:val="0"/>
-          <w:numId w:val="1080"/>
+          <w:numId w:val="1081"/>
         </w:numPr>
       </w:pPr>
       <w:r>
@@ -47206,7 +47791,7 @@
       <w:pPr>
         <w:numPr>
           <w:ilvl w:val="0"/>
-          <w:numId w:val="1080"/>
+          <w:numId w:val="1081"/>
         </w:numPr>
       </w:pPr>
       <w:r>
@@ -47259,7 +47844,7 @@
       <w:pPr>
         <w:numPr>
           <w:ilvl w:val="0"/>
-          <w:numId w:val="1080"/>
+          <w:numId w:val="1081"/>
         </w:numPr>
       </w:pPr>
       <w:r>
@@ -47270,35 +47855,35 @@
       <w:pPr>
         <w:numPr>
           <w:ilvl w:val="1"/>
+          <w:numId w:val="1082"/>
+        </w:numPr>
+      </w:pPr>
+      <w:r>
+        <w:t xml:space="preserve">in the same file as the primary template; or</w:t>
+      </w:r>
+    </w:p>
+    <w:p>
+      <w:pPr>
+        <w:numPr>
+          <w:ilvl w:val="1"/>
+          <w:numId w:val="1082"/>
+        </w:numPr>
+      </w:pPr>
+      <w:r>
+        <w:t xml:space="preserve">in the same file as the user-defined type for which the</w:t>
+      </w:r>
+      <w:r>
+        <w:t xml:space="preserve"> </w:t>
+      </w:r>
+      <w:r>
+        <w:t xml:space="preserve">specialization is declared.</w:t>
+      </w:r>
+    </w:p>
+    <w:p>
+      <w:pPr>
+        <w:numPr>
+          <w:ilvl w:val="0"/>
           <w:numId w:val="1081"/>
-        </w:numPr>
-      </w:pPr>
-      <w:r>
-        <w:t xml:space="preserve">in the same file as the primary template; or</w:t>
-      </w:r>
-    </w:p>
-    <w:p>
-      <w:pPr>
-        <w:numPr>
-          <w:ilvl w:val="1"/>
-          <w:numId w:val="1081"/>
-        </w:numPr>
-      </w:pPr>
-      <w:r>
-        <w:t xml:space="preserve">in the same file as the user-defined type for which the</w:t>
-      </w:r>
-      <w:r>
-        <w:t xml:space="preserve"> </w:t>
-      </w:r>
-      <w:r>
-        <w:t xml:space="preserve">specialization is declared.</w:t>
-      </w:r>
-    </w:p>
-    <w:p>
-      <w:pPr>
-        <w:numPr>
-          <w:ilvl w:val="0"/>
-          <w:numId w:val="1080"/>
         </w:numPr>
       </w:pPr>
       <w:r>
@@ -47891,7 +48476,7 @@
       <w:pPr>
         <w:numPr>
           <w:ilvl w:val="0"/>
-          <w:numId w:val="1082"/>
+          <w:numId w:val="1083"/>
         </w:numPr>
       </w:pPr>
       <w:r>
@@ -47922,7 +48507,7 @@
       <w:pPr>
         <w:numPr>
           <w:ilvl w:val="0"/>
-          <w:numId w:val="1082"/>
+          <w:numId w:val="1083"/>
         </w:numPr>
       </w:pPr>
       <w:r>
@@ -47939,229 +48524,6 @@
       </w:r>
       <w:r>
         <w:t xml:space="preserve">Preventing implicit copy and move operations in base classes defining virtual member functions is a common mitigation.</w:t>
-      </w:r>
-    </w:p>
-    <w:p>
-      <w:pPr>
-        <w:numPr>
-          <w:ilvl w:val="0"/>
-          <w:numId w:val="1082"/>
-        </w:numPr>
-      </w:pPr>
-      <w:r>
-        <w:rPr>
-          <w:b/>
-        </w:rPr>
-        <w:t xml:space="preserve">Incomplete Copy</w:t>
-      </w:r>
-      <w:r>
-        <w:t xml:space="preserve">: When a derived class defines its own non-defaulted, non-deleted copy or move operations, care must be taken to actually copy and move all base class sub-objects as well.</w:t>
-      </w:r>
-      <w:r>
-        <w:t xml:space="preserve"> </w:t>
-      </w:r>
-      <w:r>
-        <w:t xml:space="preserve">Omitting a base class when defining copy or move constructors means the default construction of a base class object happens.</w:t>
-      </w:r>
-      <w:r>
-        <w:t xml:space="preserve"> </w:t>
-      </w:r>
-      <w:r>
-        <w:t xml:space="preserve">Not invoking a base class assignment in the definition of copy and move assignment operators will cause the base class retaining its previous members and not obtaining the source object’s base members.</w:t>
-      </w:r>
-      <w:r>
-        <w:t xml:space="preserve"> </w:t>
-      </w:r>
-      <w:r>
-        <w:t xml:space="preserve">None of these omissions are a compile error and none are an issue for empty bases.</w:t>
-      </w:r>
-    </w:p>
-    <w:p>
-      <w:pPr>
-        <w:pStyle w:val="FirstParagraph"/>
-      </w:pPr>
-      <w:r>
-        <w:t xml:space="preserve">If a</w:t>
-      </w:r>
-      <w:r>
-        <w:t xml:space="preserve"> </w:t>
-      </w:r>
-      <w:r>
-        <w:t xml:space="preserve">“</w:t>
-      </w:r>
-      <w:r>
-        <w:t xml:space="preserve">using-declaration</w:t>
-      </w:r>
-      <w:r>
-        <w:t xml:space="preserve">”</w:t>
-      </w:r>
-      <w:r>
-        <w:t xml:space="preserve"> </w:t>
-      </w:r>
-      <w:r>
-        <w:t xml:space="preserve">refers to a constructor of a direct base class, all constructors of that base are candidates for the initialization of the derived class.</w:t>
-      </w:r>
-      <w:r>
-        <w:t xml:space="preserve"> </w:t>
-      </w:r>
-      <w:r>
-        <w:t xml:space="preserve">If a base class constructor is selected to initialize the derived type, any other bases or members of the derived type will be initialized as if by an</w:t>
-      </w:r>
-      <w:r>
-        <w:t xml:space="preserve"> </w:t>
-      </w:r>
-      <w:r>
-        <w:rPr>
-          <w:rStyle w:val="VerbatimChar"/>
-        </w:rPr>
-        <w:t xml:space="preserve">= default</w:t>
-      </w:r>
-      <w:r>
-        <w:t xml:space="preserve"> </w:t>
-      </w:r>
-      <w:r>
-        <w:t xml:space="preserve">default constructor.</w:t>
-      </w:r>
-      <w:r>
-        <w:t xml:space="preserve"> </w:t>
-      </w:r>
-      <w:r>
-        <w:t xml:space="preserve">This can leave some members uninitialzed, that can result in undefined behaviour.</w:t>
-      </w:r>
-    </w:p>
-    <w:p>
-      <w:pPr>
-        <w:pStyle w:val="BodyText"/>
-      </w:pPr>
-      <w:r>
-        <w:t xml:space="preserve">If a using-declaration refers to a protected member of a base class, its accessibility can be changed, which destroys the encapsulation of the member.</w:t>
-      </w:r>
-    </w:p>
-    <w:p>
-      <w:pPr>
-        <w:pStyle w:val="BodyText"/>
-      </w:pPr>
-      <w:r>
-        <w:t xml:space="preserve">If a base class overloads</w:t>
-      </w:r>
-      <w:r>
-        <w:t xml:space="preserve"> </w:t>
-      </w:r>
-      <w:r>
-        <w:rPr>
-          <w:rStyle w:val="KeywordTok"/>
-        </w:rPr>
-        <w:t xml:space="preserve">operator</w:t>
-      </w:r>
-      <w:r>
-        <w:rPr>
-          <w:rStyle w:val="NormalTok"/>
-        </w:rPr>
-        <w:t xml:space="preserve"> </w:t>
-      </w:r>
-      <w:r>
-        <w:rPr>
-          <w:rStyle w:val="KeywordTok"/>
-        </w:rPr>
-        <w:t xml:space="preserve">new</w:t>
-      </w:r>
-      <w:r>
-        <w:t xml:space="preserve"> </w:t>
-      </w:r>
-      <w:r>
-        <w:t xml:space="preserve">and</w:t>
-      </w:r>
-      <w:r>
-        <w:t xml:space="preserve"> </w:t>
-      </w:r>
-      <w:r>
-        <w:rPr>
-          <w:rStyle w:val="KeywordTok"/>
-        </w:rPr>
-        <w:t xml:space="preserve">operator</w:t>
-      </w:r>
-      <w:r>
-        <w:rPr>
-          <w:rStyle w:val="NormalTok"/>
-        </w:rPr>
-        <w:t xml:space="preserve"> </w:t>
-      </w:r>
-      <w:r>
-        <w:rPr>
-          <w:rStyle w:val="KeywordTok"/>
-        </w:rPr>
-        <w:t xml:space="preserve">delete</w:t>
-      </w:r>
-      <w:r>
-        <w:t xml:space="preserve">, any derived classes will inherit those operations.</w:t>
-      </w:r>
-      <w:r>
-        <w:t xml:space="preserve"> </w:t>
-      </w:r>
-      <w:r>
-        <w:t xml:space="preserve">If the base class’</w:t>
-      </w:r>
-      <w:r>
-        <w:t xml:space="preserve"> </w:t>
-      </w:r>
-      <w:r>
-        <w:rPr>
-          <w:rStyle w:val="KeywordTok"/>
-        </w:rPr>
-        <w:t xml:space="preserve">operator</w:t>
-      </w:r>
-      <w:r>
-        <w:rPr>
-          <w:rStyle w:val="NormalTok"/>
-        </w:rPr>
-        <w:t xml:space="preserve"> </w:t>
-      </w:r>
-      <w:r>
-        <w:rPr>
-          <w:rStyle w:val="KeywordTok"/>
-        </w:rPr>
-        <w:t xml:space="preserve">new</w:t>
-      </w:r>
-      <w:r>
-        <w:t xml:space="preserve"> </w:t>
-      </w:r>
-      <w:r>
-        <w:t xml:space="preserve">and/or</w:t>
-      </w:r>
-      <w:r>
-        <w:t xml:space="preserve"> </w:t>
-      </w:r>
-      <w:r>
-        <w:rPr>
-          <w:rStyle w:val="KeywordTok"/>
-        </w:rPr>
-        <w:t xml:space="preserve">operator</w:t>
-      </w:r>
-      <w:r>
-        <w:rPr>
-          <w:rStyle w:val="NormalTok"/>
-        </w:rPr>
-        <w:t xml:space="preserve"> </w:t>
-      </w:r>
-      <w:r>
-        <w:rPr>
-          <w:rStyle w:val="KeywordTok"/>
-        </w:rPr>
-        <w:t xml:space="preserve">delete</w:t>
-      </w:r>
-      <w:r>
-        <w:t xml:space="preserve"> </w:t>
-      </w:r>
-      <w:r>
-        <w:t xml:space="preserve">assume the size of the objects being allocated are all the size of the base class and they are not all the same size, then this can result in undefined behaviour.</w:t>
-      </w:r>
-    </w:p>
-    <w:p>
-      <w:pPr>
-        <w:pStyle w:val="BodyText"/>
-      </w:pPr>
-      <w:r>
-        <w:t xml:space="preserve">The mechanisms of failure from ISO/IEC 24772-1:2024 clause 6.41 can be mitigated in C++ as follows:</w:t>
       </w:r>
     </w:p>
     <w:p>
@@ -48173,6 +48535,229 @@
       </w:pPr>
       <w:r>
         <w:rPr>
+          <w:b/>
+        </w:rPr>
+        <w:t xml:space="preserve">Incomplete Copy</w:t>
+      </w:r>
+      <w:r>
+        <w:t xml:space="preserve">: When a derived class defines its own non-defaulted, non-deleted copy or move operations, care must be taken to actually copy and move all base class sub-objects as well.</w:t>
+      </w:r>
+      <w:r>
+        <w:t xml:space="preserve"> </w:t>
+      </w:r>
+      <w:r>
+        <w:t xml:space="preserve">Omitting a base class when defining copy or move constructors means the default construction of a base class object happens.</w:t>
+      </w:r>
+      <w:r>
+        <w:t xml:space="preserve"> </w:t>
+      </w:r>
+      <w:r>
+        <w:t xml:space="preserve">Not invoking a base class assignment in the definition of copy and move assignment operators will cause the base class retaining its previous members and not obtaining the source object’s base members.</w:t>
+      </w:r>
+      <w:r>
+        <w:t xml:space="preserve"> </w:t>
+      </w:r>
+      <w:r>
+        <w:t xml:space="preserve">None of these omissions are a compile error and none are an issue for empty bases.</w:t>
+      </w:r>
+    </w:p>
+    <w:p>
+      <w:pPr>
+        <w:pStyle w:val="FirstParagraph"/>
+      </w:pPr>
+      <w:r>
+        <w:t xml:space="preserve">If a</w:t>
+      </w:r>
+      <w:r>
+        <w:t xml:space="preserve"> </w:t>
+      </w:r>
+      <w:r>
+        <w:t xml:space="preserve">“</w:t>
+      </w:r>
+      <w:r>
+        <w:t xml:space="preserve">using-declaration</w:t>
+      </w:r>
+      <w:r>
+        <w:t xml:space="preserve">”</w:t>
+      </w:r>
+      <w:r>
+        <w:t xml:space="preserve"> </w:t>
+      </w:r>
+      <w:r>
+        <w:t xml:space="preserve">refers to a constructor of a direct base class, all constructors of that base are candidates for the initialization of the derived class.</w:t>
+      </w:r>
+      <w:r>
+        <w:t xml:space="preserve"> </w:t>
+      </w:r>
+      <w:r>
+        <w:t xml:space="preserve">If a base class constructor is selected to initialize the derived type, any other bases or members of the derived type will be initialized as if by an</w:t>
+      </w:r>
+      <w:r>
+        <w:t xml:space="preserve"> </w:t>
+      </w:r>
+      <w:r>
+        <w:rPr>
+          <w:rStyle w:val="VerbatimChar"/>
+        </w:rPr>
+        <w:t xml:space="preserve">= default</w:t>
+      </w:r>
+      <w:r>
+        <w:t xml:space="preserve"> </w:t>
+      </w:r>
+      <w:r>
+        <w:t xml:space="preserve">default constructor.</w:t>
+      </w:r>
+      <w:r>
+        <w:t xml:space="preserve"> </w:t>
+      </w:r>
+      <w:r>
+        <w:t xml:space="preserve">This can leave some members uninitialzed, that can result in undefined behaviour.</w:t>
+      </w:r>
+    </w:p>
+    <w:p>
+      <w:pPr>
+        <w:pStyle w:val="BodyText"/>
+      </w:pPr>
+      <w:r>
+        <w:t xml:space="preserve">If a using-declaration refers to a protected member of a base class, its accessibility can be changed, which destroys the encapsulation of the member.</w:t>
+      </w:r>
+    </w:p>
+    <w:p>
+      <w:pPr>
+        <w:pStyle w:val="BodyText"/>
+      </w:pPr>
+      <w:r>
+        <w:t xml:space="preserve">If a base class overloads</w:t>
+      </w:r>
+      <w:r>
+        <w:t xml:space="preserve"> </w:t>
+      </w:r>
+      <w:r>
+        <w:rPr>
+          <w:rStyle w:val="KeywordTok"/>
+        </w:rPr>
+        <w:t xml:space="preserve">operator</w:t>
+      </w:r>
+      <w:r>
+        <w:rPr>
+          <w:rStyle w:val="NormalTok"/>
+        </w:rPr>
+        <w:t xml:space="preserve"> </w:t>
+      </w:r>
+      <w:r>
+        <w:rPr>
+          <w:rStyle w:val="KeywordTok"/>
+        </w:rPr>
+        <w:t xml:space="preserve">new</w:t>
+      </w:r>
+      <w:r>
+        <w:t xml:space="preserve"> </w:t>
+      </w:r>
+      <w:r>
+        <w:t xml:space="preserve">and</w:t>
+      </w:r>
+      <w:r>
+        <w:t xml:space="preserve"> </w:t>
+      </w:r>
+      <w:r>
+        <w:rPr>
+          <w:rStyle w:val="KeywordTok"/>
+        </w:rPr>
+        <w:t xml:space="preserve">operator</w:t>
+      </w:r>
+      <w:r>
+        <w:rPr>
+          <w:rStyle w:val="NormalTok"/>
+        </w:rPr>
+        <w:t xml:space="preserve"> </w:t>
+      </w:r>
+      <w:r>
+        <w:rPr>
+          <w:rStyle w:val="KeywordTok"/>
+        </w:rPr>
+        <w:t xml:space="preserve">delete</w:t>
+      </w:r>
+      <w:r>
+        <w:t xml:space="preserve">, any derived classes will inherit those operations.</w:t>
+      </w:r>
+      <w:r>
+        <w:t xml:space="preserve"> </w:t>
+      </w:r>
+      <w:r>
+        <w:t xml:space="preserve">If the base class’</w:t>
+      </w:r>
+      <w:r>
+        <w:t xml:space="preserve"> </w:t>
+      </w:r>
+      <w:r>
+        <w:rPr>
+          <w:rStyle w:val="KeywordTok"/>
+        </w:rPr>
+        <w:t xml:space="preserve">operator</w:t>
+      </w:r>
+      <w:r>
+        <w:rPr>
+          <w:rStyle w:val="NormalTok"/>
+        </w:rPr>
+        <w:t xml:space="preserve"> </w:t>
+      </w:r>
+      <w:r>
+        <w:rPr>
+          <w:rStyle w:val="KeywordTok"/>
+        </w:rPr>
+        <w:t xml:space="preserve">new</w:t>
+      </w:r>
+      <w:r>
+        <w:t xml:space="preserve"> </w:t>
+      </w:r>
+      <w:r>
+        <w:t xml:space="preserve">and/or</w:t>
+      </w:r>
+      <w:r>
+        <w:t xml:space="preserve"> </w:t>
+      </w:r>
+      <w:r>
+        <w:rPr>
+          <w:rStyle w:val="KeywordTok"/>
+        </w:rPr>
+        <w:t xml:space="preserve">operator</w:t>
+      </w:r>
+      <w:r>
+        <w:rPr>
+          <w:rStyle w:val="NormalTok"/>
+        </w:rPr>
+        <w:t xml:space="preserve"> </w:t>
+      </w:r>
+      <w:r>
+        <w:rPr>
+          <w:rStyle w:val="KeywordTok"/>
+        </w:rPr>
+        <w:t xml:space="preserve">delete</w:t>
+      </w:r>
+      <w:r>
+        <w:t xml:space="preserve"> </w:t>
+      </w:r>
+      <w:r>
+        <w:t xml:space="preserve">assume the size of the objects being allocated are all the size of the base class and they are not all the same size, then this can result in undefined behaviour.</w:t>
+      </w:r>
+    </w:p>
+    <w:p>
+      <w:pPr>
+        <w:pStyle w:val="BodyText"/>
+      </w:pPr>
+      <w:r>
+        <w:t xml:space="preserve">The mechanisms of failure from ISO/IEC 24772-1:2024 clause 6.41 can be mitigated in C++ as follows:</w:t>
+      </w:r>
+    </w:p>
+    <w:p>
+      <w:pPr>
+        <w:numPr>
+          <w:ilvl w:val="0"/>
+          <w:numId w:val="1084"/>
+        </w:numPr>
+      </w:pPr>
+      <w:r>
+        <w:rPr>
           <w:i/>
         </w:rPr>
         <w:t xml:space="preserve">Execution of malicious redefinitions</w:t>
@@ -48203,7 +48788,7 @@
       <w:pPr>
         <w:numPr>
           <w:ilvl w:val="0"/>
-          <w:numId w:val="1083"/>
+          <w:numId w:val="1084"/>
         </w:numPr>
       </w:pPr>
       <w:r>
@@ -48253,7 +48838,7 @@
       <w:pPr>
         <w:numPr>
           <w:ilvl w:val="0"/>
-          <w:numId w:val="1083"/>
+          <w:numId w:val="1084"/>
         </w:numPr>
       </w:pPr>
       <w:r>
@@ -48288,7 +48873,7 @@
       <w:pPr>
         <w:numPr>
           <w:ilvl w:val="0"/>
-          <w:numId w:val="1083"/>
+          <w:numId w:val="1084"/>
         </w:numPr>
       </w:pPr>
       <w:r>
@@ -48332,7 +48917,7 @@
       <w:pPr>
         <w:numPr>
           <w:ilvl w:val="0"/>
-          <w:numId w:val="1084"/>
+          <w:numId w:val="1085"/>
         </w:numPr>
         <w:pStyle w:val="Compact"/>
       </w:pPr>
@@ -48344,7 +48929,7 @@
       <w:pPr>
         <w:numPr>
           <w:ilvl w:val="0"/>
-          <w:numId w:val="1084"/>
+          <w:numId w:val="1085"/>
         </w:numPr>
         <w:pStyle w:val="Compact"/>
       </w:pPr>
@@ -48356,7 +48941,7 @@
       <w:pPr>
         <w:numPr>
           <w:ilvl w:val="0"/>
-          <w:numId w:val="1084"/>
+          <w:numId w:val="1085"/>
         </w:numPr>
         <w:pStyle w:val="Compact"/>
       </w:pPr>
@@ -48389,7 +48974,7 @@
       <w:pPr>
         <w:numPr>
           <w:ilvl w:val="0"/>
-          <w:numId w:val="1084"/>
+          <w:numId w:val="1085"/>
         </w:numPr>
         <w:pStyle w:val="Compact"/>
       </w:pPr>
@@ -48401,7 +48986,7 @@
       <w:pPr>
         <w:numPr>
           <w:ilvl w:val="0"/>
-          <w:numId w:val="1084"/>
+          <w:numId w:val="1085"/>
         </w:numPr>
         <w:pStyle w:val="Compact"/>
       </w:pPr>
@@ -48413,7 +48998,7 @@
       <w:pPr>
         <w:numPr>
           <w:ilvl w:val="0"/>
-          <w:numId w:val="1084"/>
+          <w:numId w:val="1085"/>
         </w:numPr>
         <w:pStyle w:val="Compact"/>
       </w:pPr>
@@ -48425,7 +49010,7 @@
       <w:pPr>
         <w:numPr>
           <w:ilvl w:val="0"/>
-          <w:numId w:val="1084"/>
+          <w:numId w:val="1085"/>
         </w:numPr>
         <w:pStyle w:val="Compact"/>
       </w:pPr>
@@ -48437,7 +49022,7 @@
       <w:pPr>
         <w:numPr>
           <w:ilvl w:val="0"/>
-          <w:numId w:val="1084"/>
+          <w:numId w:val="1085"/>
         </w:numPr>
         <w:pStyle w:val="Compact"/>
       </w:pPr>
@@ -48449,7 +49034,7 @@
       <w:pPr>
         <w:numPr>
           <w:ilvl w:val="0"/>
-          <w:numId w:val="1084"/>
+          <w:numId w:val="1085"/>
         </w:numPr>
         <w:pStyle w:val="Compact"/>
       </w:pPr>
@@ -48476,7 +49061,7 @@
       <w:pPr>
         <w:numPr>
           <w:ilvl w:val="0"/>
-          <w:numId w:val="1084"/>
+          <w:numId w:val="1085"/>
         </w:numPr>
         <w:pStyle w:val="Compact"/>
       </w:pPr>
@@ -48503,7 +49088,7 @@
       <w:pPr>
         <w:numPr>
           <w:ilvl w:val="0"/>
-          <w:numId w:val="1084"/>
+          <w:numId w:val="1085"/>
         </w:numPr>
         <w:pStyle w:val="Compact"/>
       </w:pPr>
@@ -48545,7 +49130,7 @@
       <w:pPr>
         <w:numPr>
           <w:ilvl w:val="0"/>
-          <w:numId w:val="1084"/>
+          <w:numId w:val="1085"/>
         </w:numPr>
         <w:pStyle w:val="Compact"/>
       </w:pPr>
@@ -48557,7 +49142,7 @@
       <w:pPr>
         <w:numPr>
           <w:ilvl w:val="0"/>
-          <w:numId w:val="1084"/>
+          <w:numId w:val="1085"/>
         </w:numPr>
         <w:pStyle w:val="Compact"/>
       </w:pPr>
@@ -48569,7 +49154,7 @@
       <w:pPr>
         <w:numPr>
           <w:ilvl w:val="0"/>
-          <w:numId w:val="1084"/>
+          <w:numId w:val="1085"/>
         </w:numPr>
         <w:pStyle w:val="Compact"/>
       </w:pPr>
@@ -48596,7 +49181,7 @@
       <w:pPr>
         <w:numPr>
           <w:ilvl w:val="0"/>
-          <w:numId w:val="1084"/>
+          <w:numId w:val="1085"/>
         </w:numPr>
         <w:pStyle w:val="Compact"/>
       </w:pPr>
@@ -48608,7 +49193,7 @@
       <w:pPr>
         <w:numPr>
           <w:ilvl w:val="0"/>
-          <w:numId w:val="1084"/>
+          <w:numId w:val="1085"/>
         </w:numPr>
         <w:pStyle w:val="Compact"/>
       </w:pPr>
@@ -48638,7 +49223,7 @@
       <w:pPr>
         <w:numPr>
           <w:ilvl w:val="0"/>
-          <w:numId w:val="1084"/>
+          <w:numId w:val="1085"/>
         </w:numPr>
         <w:pStyle w:val="Compact"/>
       </w:pPr>
@@ -48650,7 +49235,7 @@
       <w:pPr>
         <w:numPr>
           <w:ilvl w:val="0"/>
-          <w:numId w:val="1084"/>
+          <w:numId w:val="1085"/>
         </w:numPr>
         <w:pStyle w:val="Compact"/>
       </w:pPr>
@@ -48692,7 +49277,7 @@
       <w:pPr>
         <w:numPr>
           <w:ilvl w:val="0"/>
-          <w:numId w:val="1084"/>
+          <w:numId w:val="1085"/>
         </w:numPr>
         <w:pStyle w:val="Compact"/>
       </w:pPr>
@@ -48704,7 +49289,7 @@
       <w:pPr>
         <w:numPr>
           <w:ilvl w:val="1"/>
-          <w:numId w:val="1085"/>
+          <w:numId w:val="1086"/>
         </w:numPr>
         <w:pStyle w:val="Compact"/>
       </w:pPr>
@@ -48716,7 +49301,7 @@
       <w:pPr>
         <w:numPr>
           <w:ilvl w:val="1"/>
-          <w:numId w:val="1085"/>
+          <w:numId w:val="1086"/>
         </w:numPr>
         <w:pStyle w:val="Compact"/>
       </w:pPr>
@@ -49111,7 +49696,7 @@
       <w:pPr>
         <w:numPr>
           <w:ilvl w:val="0"/>
-          <w:numId w:val="1086"/>
+          <w:numId w:val="1087"/>
         </w:numPr>
         <w:pStyle w:val="Compact"/>
       </w:pPr>
@@ -49123,7 +49708,7 @@
       <w:pPr>
         <w:numPr>
           <w:ilvl w:val="0"/>
-          <w:numId w:val="1086"/>
+          <w:numId w:val="1087"/>
         </w:numPr>
         <w:pStyle w:val="Compact"/>
       </w:pPr>
@@ -49135,7 +49720,7 @@
       <w:pPr>
         <w:numPr>
           <w:ilvl w:val="0"/>
-          <w:numId w:val="1086"/>
+          <w:numId w:val="1087"/>
         </w:numPr>
         <w:pStyle w:val="Compact"/>
       </w:pPr>
@@ -49903,7 +50488,7 @@
       <w:pPr>
         <w:numPr>
           <w:ilvl w:val="0"/>
-          <w:numId w:val="1087"/>
+          <w:numId w:val="1088"/>
         </w:numPr>
       </w:pPr>
       <w:r>
@@ -49920,7 +50505,7 @@
       <w:pPr>
         <w:numPr>
           <w:ilvl w:val="0"/>
-          <w:numId w:val="1087"/>
+          <w:numId w:val="1088"/>
         </w:numPr>
       </w:pPr>
       <w:r>
@@ -50031,7 +50616,7 @@
       <w:pPr>
         <w:numPr>
           <w:ilvl w:val="0"/>
-          <w:numId w:val="1088"/>
+          <w:numId w:val="1089"/>
         </w:numPr>
       </w:pPr>
       <w:r>
@@ -50051,606 +50636,6 @@
       </w:r>
       <w:r>
         <w:t xml:space="preserve">type inheritance hierarchy.</w:t>
-      </w:r>
-    </w:p>
-    <w:p>
-      <w:pPr>
-        <w:numPr>
-          <w:ilvl w:val="0"/>
-          <w:numId w:val="1088"/>
-        </w:numPr>
-      </w:pPr>
-      <w:r>
-        <w:rPr>
-          <w:i/>
-        </w:rPr>
-        <w:t xml:space="preserve">down-casting</w:t>
-      </w:r>
-      <w:r>
-        <w:t xml:space="preserve"> </w:t>
-      </w:r>
-      <w:r>
-        <w:t xml:space="preserve">is casting an object to a descendent type in the</w:t>
-      </w:r>
-      <w:r>
-        <w:t xml:space="preserve"> </w:t>
-      </w:r>
-      <w:r>
-        <w:t xml:space="preserve">object's type inheritance hierarchy, and,</w:t>
-      </w:r>
-    </w:p>
-    <w:p>
-      <w:pPr>
-        <w:numPr>
-          <w:ilvl w:val="0"/>
-          <w:numId w:val="1088"/>
-        </w:numPr>
-      </w:pPr>
-      <w:r>
-        <w:rPr>
-          <w:i/>
-        </w:rPr>
-        <w:t xml:space="preserve">cross-casting</w:t>
-      </w:r>
-      <w:r>
-        <w:t xml:space="preserve"> </w:t>
-      </w:r>
-      <w:r>
-        <w:t xml:space="preserve">is casting an object to a sibling/cousin (possibly</w:t>
-      </w:r>
-      <w:r>
-        <w:t xml:space="preserve"> </w:t>
-      </w:r>
-      <w:r>
-        <w:t xml:space="preserve">removed) type in the object's type inheritance hierarchy with multiple inheritance.</w:t>
-      </w:r>
-    </w:p>
-    <w:p>
-      <w:pPr>
-        <w:numPr>
-          <w:ilvl w:val="0"/>
-          <w:numId w:val="1088"/>
-        </w:numPr>
-      </w:pPr>
-      <w:r>
-        <w:t xml:space="preserve">Unsafe casts, which include C-style casts and</w:t>
-      </w:r>
-      <w:r>
-        <w:t xml:space="preserve"> </w:t>
-      </w:r>
-      <w:r>
-        <w:rPr>
-          <w:rStyle w:val="KeywordTok"/>
-        </w:rPr>
-        <w:t xml:space="preserve">reinterpret_cast</w:t>
-      </w:r>
-      <w:r>
-        <w:t xml:space="preserve">, can cast</w:t>
-      </w:r>
-      <w:r>
-        <w:t xml:space="preserve"> </w:t>
-      </w:r>
-      <w:r>
-        <w:t xml:space="preserve">to unrelated arbitrarily structured types. This allows reading and</w:t>
-      </w:r>
-      <w:r>
-        <w:t xml:space="preserve"> </w:t>
-      </w:r>
-      <w:r>
-        <w:t xml:space="preserve">modifying arbitrary memory areas. See subclause [[6.11 Pointer</w:t>
-      </w:r>
-      <w:r>
-        <w:t xml:space="preserve"> </w:t>
-      </w:r>
-      <w:r>
-        <w:t xml:space="preserve">Casting and Pointer Type</w:t>
-      </w:r>
-      <w:r>
-        <w:t xml:space="preserve"> </w:t>
-      </w:r>
-      <w:r>
-        <w:t xml:space="preserve">Changes] [HFC](#HFC)</w:t>
-      </w:r>
-      <w:r>
-        <w:t xml:space="preserve"> </w:t>
-      </w:r>
-      <w:r>
-        <w:t xml:space="preserve">for more details.</w:t>
-      </w:r>
-    </w:p>
-    <w:p>
-      <w:pPr>
-        <w:pStyle w:val="BlockText"/>
-      </w:pPr>
-      <w:r>
-        <w:t xml:space="preserve">Developers should be aware that virtual member functions can be</w:t>
-      </w:r>
-      <w:r>
-        <w:t xml:space="preserve"> </w:t>
-      </w:r>
-      <w:r>
-        <w:t xml:space="preserve">overridden in derived classes, even if they are private.</w:t>
-      </w:r>
-    </w:p>
-    <w:p>
-      <w:pPr>
-        <w:pStyle w:val="FirstParagraph"/>
-      </w:pPr>
-      <w:r>
-        <w:t xml:space="preserve">Given the following:</w:t>
-      </w:r>
-    </w:p>
-    <w:p>
-      <w:pPr>
-        <w:pStyle w:val="SourceCode"/>
-      </w:pPr>
-      <w:r>
-        <w:rPr>
-          <w:rStyle w:val="KeywordTok"/>
-        </w:rPr>
-        <w:t xml:space="preserve">struct</w:t>
-      </w:r>
-      <w:r>
-        <w:rPr>
-          <w:rStyle w:val="NormalTok"/>
-        </w:rPr>
-        <w:t xml:space="preserve"> Z { </w:t>
-      </w:r>
-      <w:r>
-        <w:rPr>
-          <w:rStyle w:val="DataTypeTok"/>
-        </w:rPr>
-        <w:t xml:space="preserve">int</w:t>
-      </w:r>
-      <w:r>
-        <w:rPr>
-          <w:rStyle w:val="NormalTok"/>
-        </w:rPr>
-        <w:t xml:space="preserve"> z; </w:t>
-      </w:r>
-      <w:r>
-        <w:rPr>
-          <w:rStyle w:val="KeywordTok"/>
-        </w:rPr>
-        <w:t xml:space="preserve">virtual</w:t>
-      </w:r>
-      <w:r>
-        <w:rPr>
-          <w:rStyle w:val="NormalTok"/>
-        </w:rPr>
-        <w:t xml:space="preserve"> ~Z() { } };</w:t>
-      </w:r>
-      <w:r>
-        <w:br/>
-      </w:r>
-      <w:r>
-        <w:rPr>
-          <w:rStyle w:val="KeywordTok"/>
-        </w:rPr>
-        <w:t xml:space="preserve">struct</w:t>
-      </w:r>
-      <w:r>
-        <w:rPr>
-          <w:rStyle w:val="NormalTok"/>
-        </w:rPr>
-        <w:t xml:space="preserve"> Y { </w:t>
-      </w:r>
-      <w:r>
-        <w:rPr>
-          <w:rStyle w:val="DataTypeTok"/>
-        </w:rPr>
-        <w:t xml:space="preserve">int</w:t>
-      </w:r>
-      <w:r>
-        <w:rPr>
-          <w:rStyle w:val="NormalTok"/>
-        </w:rPr>
-        <w:t xml:space="preserve"> y; </w:t>
-      </w:r>
-      <w:r>
-        <w:rPr>
-          <w:rStyle w:val="KeywordTok"/>
-        </w:rPr>
-        <w:t xml:space="preserve">virtual</w:t>
-      </w:r>
-      <w:r>
-        <w:rPr>
-          <w:rStyle w:val="NormalTok"/>
-        </w:rPr>
-        <w:t xml:space="preserve"> ~Y() { } };</w:t>
-      </w:r>
-      <w:r>
-        <w:br/>
-      </w:r>
-      <w:r>
-        <w:rPr>
-          <w:rStyle w:val="KeywordTok"/>
-        </w:rPr>
-        <w:t xml:space="preserve">struct</w:t>
-      </w:r>
-      <w:r>
-        <w:rPr>
-          <w:rStyle w:val="NormalTok"/>
-        </w:rPr>
-        <w:t xml:space="preserve"> A : Z { </w:t>
-      </w:r>
-      <w:r>
-        <w:rPr>
-          <w:rStyle w:val="DataTypeTok"/>
-        </w:rPr>
-        <w:t xml:space="preserve">int</w:t>
-      </w:r>
-      <w:r>
-        <w:rPr>
-          <w:rStyle w:val="NormalTok"/>
-        </w:rPr>
-        <w:t xml:space="preserve"> a; };</w:t>
-      </w:r>
-      <w:r>
-        <w:br/>
-      </w:r>
-      <w:r>
-        <w:rPr>
-          <w:rStyle w:val="KeywordTok"/>
-        </w:rPr>
-        <w:t xml:space="preserve">struct</w:t>
-      </w:r>
-      <w:r>
-        <w:rPr>
-          <w:rStyle w:val="NormalTok"/>
-        </w:rPr>
-        <w:t xml:space="preserve"> B : </w:t>
-      </w:r>
-      <w:r>
-        <w:rPr>
-          <w:rStyle w:val="KeywordTok"/>
-        </w:rPr>
-        <w:t xml:space="preserve">virtual</w:t>
-      </w:r>
-      <w:r>
-        <w:rPr>
-          <w:rStyle w:val="NormalTok"/>
-        </w:rPr>
-        <w:t xml:space="preserve"> A { </w:t>
-      </w:r>
-      <w:r>
-        <w:rPr>
-          <w:rStyle w:val="DataTypeTok"/>
-        </w:rPr>
-        <w:t xml:space="preserve">int</w:t>
-      </w:r>
-      <w:r>
-        <w:rPr>
-          <w:rStyle w:val="NormalTok"/>
-        </w:rPr>
-        <w:t xml:space="preserve"> b; };</w:t>
-      </w:r>
-      <w:r>
-        <w:br/>
-      </w:r>
-      <w:r>
-        <w:rPr>
-          <w:rStyle w:val="KeywordTok"/>
-        </w:rPr>
-        <w:t xml:space="preserve">struct</w:t>
-      </w:r>
-      <w:r>
-        <w:rPr>
-          <w:rStyle w:val="NormalTok"/>
-        </w:rPr>
-        <w:t xml:space="preserve"> C : </w:t>
-      </w:r>
-      <w:r>
-        <w:rPr>
-          <w:rStyle w:val="KeywordTok"/>
-        </w:rPr>
-        <w:t xml:space="preserve">virtual</w:t>
-      </w:r>
-      <w:r>
-        <w:rPr>
-          <w:rStyle w:val="NormalTok"/>
-        </w:rPr>
-        <w:t xml:space="preserve"> A, Y { </w:t>
-      </w:r>
-      <w:r>
-        <w:rPr>
-          <w:rStyle w:val="DataTypeTok"/>
-        </w:rPr>
-        <w:t xml:space="preserve">int</w:t>
-      </w:r>
-      <w:r>
-        <w:rPr>
-          <w:rStyle w:val="NormalTok"/>
-        </w:rPr>
-        <w:t xml:space="preserve"> c; };</w:t>
-      </w:r>
-      <w:r>
-        <w:br/>
-      </w:r>
-      <w:r>
-        <w:rPr>
-          <w:rStyle w:val="KeywordTok"/>
-        </w:rPr>
-        <w:t xml:space="preserve">struct</w:t>
-      </w:r>
-      <w:r>
-        <w:rPr>
-          <w:rStyle w:val="NormalTok"/>
-        </w:rPr>
-        <w:t xml:space="preserve"> D : B, C { </w:t>
-      </w:r>
-      <w:r>
-        <w:rPr>
-          <w:rStyle w:val="DataTypeTok"/>
-        </w:rPr>
-        <w:t xml:space="preserve">int</w:t>
-      </w:r>
-      <w:r>
-        <w:rPr>
-          <w:rStyle w:val="NormalTok"/>
-        </w:rPr>
-        <w:t xml:space="preserve"> d; };</w:t>
-      </w:r>
-      <w:r>
-        <w:br/>
-      </w:r>
-      <w:r>
-        <w:rPr>
-          <w:rStyle w:val="NormalTok"/>
-        </w:rPr>
-        <w:t xml:space="preserve">D d_inst;</w:t>
-      </w:r>
-    </w:p>
-    <w:p>
-      <w:pPr>
-        <w:pStyle w:val="FirstParagraph"/>
-      </w:pPr>
-      <w:r>
-        <w:t xml:space="preserve">then these examples demonstrate upcasts, downcasts, and crosscasts:</w:t>
-      </w:r>
-    </w:p>
-    <w:p>
-      <w:pPr>
-        <w:pStyle w:val="BodyText"/>
-      </w:pPr>
-      <w:r>
-        <w:rPr>
-          <w:b/>
-        </w:rPr>
-        <w:t xml:space="preserve">Upcasts:</w:t>
-      </w:r>
-    </w:p>
-    <w:p>
-      <w:pPr>
-        <w:pStyle w:val="SourceCode"/>
-      </w:pPr>
-      <w:r>
-        <w:rPr>
-          <w:rStyle w:val="NormalTok"/>
-        </w:rPr>
-        <w:t xml:space="preserve">B* b_ptr = &amp;d_inst; </w:t>
-      </w:r>
-      <w:r>
-        <w:rPr>
-          <w:rStyle w:val="CommentTok"/>
-        </w:rPr>
-        <w:t xml:space="preserve">// implicit</w:t>
-      </w:r>
-      <w:r>
-        <w:br/>
-      </w:r>
-      <w:r>
-        <w:rPr>
-          <w:rStyle w:val="NormalTok"/>
-        </w:rPr>
-        <w:t xml:space="preserve">C&amp; c_ref = d_inst; </w:t>
-      </w:r>
-      <w:r>
-        <w:rPr>
-          <w:rStyle w:val="CommentTok"/>
-        </w:rPr>
-        <w:t xml:space="preserve">// implicit</w:t>
-      </w:r>
-      <w:r>
-        <w:br/>
-      </w:r>
-      <w:r>
-        <w:rPr>
-          <w:rStyle w:val="NormalTok"/>
-        </w:rPr>
-        <w:t xml:space="preserve">Z* z_ptr = </w:t>
-      </w:r>
-      <w:r>
-        <w:rPr>
-          <w:rStyle w:val="KeywordTok"/>
-        </w:rPr>
-        <w:t xml:space="preserve">static_cast</w:t>
-      </w:r>
-      <w:r>
-        <w:rPr>
-          <w:rStyle w:val="NormalTok"/>
-        </w:rPr>
-        <w:t xml:space="preserve">&lt;Z*&gt;(&amp;d_inst);</w:t>
-      </w:r>
-      <w:r>
-        <w:br/>
-      </w:r>
-      <w:r>
-        <w:rPr>
-          <w:rStyle w:val="NormalTok"/>
-        </w:rPr>
-        <w:t xml:space="preserve">Y* y_ptr = </w:t>
-      </w:r>
-      <w:r>
-        <w:rPr>
-          <w:rStyle w:val="KeywordTok"/>
-        </w:rPr>
-        <w:t xml:space="preserve">dynamic_cast</w:t>
-      </w:r>
-      <w:r>
-        <w:rPr>
-          <w:rStyle w:val="NormalTok"/>
-        </w:rPr>
-        <w:t xml:space="preserve">&lt;Y*&gt;(&amp;d_inst);</w:t>
-      </w:r>
-    </w:p>
-    <w:p>
-      <w:pPr>
-        <w:pStyle w:val="FirstParagraph"/>
-      </w:pPr>
-      <w:r>
-        <w:rPr>
-          <w:b/>
-        </w:rPr>
-        <w:t xml:space="preserve">Downcasts:</w:t>
-      </w:r>
-    </w:p>
-    <w:p>
-      <w:pPr>
-        <w:pStyle w:val="SourceCode"/>
-      </w:pPr>
-      <w:r>
-        <w:rPr>
-          <w:rStyle w:val="NormalTok"/>
-        </w:rPr>
-        <w:t xml:space="preserve">D&amp; d_ref = </w:t>
-      </w:r>
-      <w:r>
-        <w:rPr>
-          <w:rStyle w:val="KeywordTok"/>
-        </w:rPr>
-        <w:t xml:space="preserve">dynamic_cast</w:t>
-      </w:r>
-      <w:r>
-        <w:rPr>
-          <w:rStyle w:val="NormalTok"/>
-        </w:rPr>
-        <w:t xml:space="preserve">&lt;D&amp;&gt;(*y_ptr);</w:t>
-      </w:r>
-      <w:r>
-        <w:br/>
-      </w:r>
-      <w:r>
-        <w:rPr>
-          <w:rStyle w:val="NormalTok"/>
-        </w:rPr>
-        <w:t xml:space="preserve">D* d_ptr = </w:t>
-      </w:r>
-      <w:r>
-        <w:rPr>
-          <w:rStyle w:val="KeywordTok"/>
-        </w:rPr>
-        <w:t xml:space="preserve">static_cast</w:t>
-      </w:r>
-      <w:r>
-        <w:rPr>
-          <w:rStyle w:val="NormalTok"/>
-        </w:rPr>
-        <w:t xml:space="preserve">&lt;D*&gt;(b_ptr);</w:t>
-      </w:r>
-    </w:p>
-    <w:p>
-      <w:pPr>
-        <w:pStyle w:val="FirstParagraph"/>
-      </w:pPr>
-      <w:r>
-        <w:rPr>
-          <w:b/>
-        </w:rPr>
-        <w:t xml:space="preserve">Crosscasts:</w:t>
-      </w:r>
-    </w:p>
-    <w:p>
-      <w:pPr>
-        <w:pStyle w:val="SourceCode"/>
-      </w:pPr>
-      <w:r>
-        <w:rPr>
-          <w:rStyle w:val="NormalTok"/>
-        </w:rPr>
-        <w:t xml:space="preserve">C* c_ptr = </w:t>
-      </w:r>
-      <w:r>
-        <w:rPr>
-          <w:rStyle w:val="KeywordTok"/>
-        </w:rPr>
-        <w:t xml:space="preserve">dynamic_cast</w:t>
-      </w:r>
-      <w:r>
-        <w:rPr>
-          <w:rStyle w:val="NormalTok"/>
-        </w:rPr>
-        <w:t xml:space="preserve">&lt;C*&gt;(b_ptr);</w:t>
-      </w:r>
-      <w:r>
-        <w:br/>
-      </w:r>
-      <w:r>
-        <w:rPr>
-          <w:rStyle w:val="NormalTok"/>
-        </w:rPr>
-        <w:t xml:space="preserve">Y* y_ptr2 = </w:t>
-      </w:r>
-      <w:r>
-        <w:rPr>
-          <w:rStyle w:val="KeywordTok"/>
-        </w:rPr>
-        <w:t xml:space="preserve">dynamic_cast</w:t>
-      </w:r>
-      <w:r>
-        <w:rPr>
-          <w:rStyle w:val="NormalTok"/>
-        </w:rPr>
-        <w:t xml:space="preserve">&lt;Y*&gt;(b_ptr);</w:t>
-      </w:r>
-      <w:r>
-        <w:br/>
-      </w:r>
-      <w:r>
-        <w:rPr>
-          <w:rStyle w:val="NormalTok"/>
-        </w:rPr>
-        <w:t xml:space="preserve">C* c_ptr = </w:t>
-      </w:r>
-      <w:r>
-        <w:rPr>
-          <w:rStyle w:val="KeywordTok"/>
-        </w:rPr>
-        <w:t xml:space="preserve">static_cast</w:t>
-      </w:r>
-      <w:r>
-        <w:rPr>
-          <w:rStyle w:val="NormalTok"/>
-        </w:rPr>
-        <w:t xml:space="preserve">&lt;C*&gt; (</w:t>
-      </w:r>
-      <w:r>
-        <w:rPr>
-          <w:rStyle w:val="KeywordTok"/>
-        </w:rPr>
-        <w:t xml:space="preserve">static_cast</w:t>
-      </w:r>
-      <w:r>
-        <w:rPr>
-          <w:rStyle w:val="NormalTok"/>
-        </w:rPr>
-        <w:t xml:space="preserve">&lt;D*&gt;(b_ptr));</w:t>
-      </w:r>
-    </w:p>
-    <w:p>
-      <w:pPr>
-        <w:pStyle w:val="FirstParagraph"/>
-      </w:pPr>
-      <w:r>
-        <w:t xml:space="preserve">and notes the following about such:</w:t>
-      </w:r>
-    </w:p>
-    <w:p>
-      <w:pPr>
-        <w:pStyle w:val="BodyText"/>
-      </w:pPr>
-      <w:r>
-        <w:t xml:space="preserve">Upcasts:</w:t>
       </w:r>
     </w:p>
     <w:p>
@@ -50661,7 +50646,22 @@
         </w:numPr>
       </w:pPr>
       <w:r>
-        <w:t xml:space="preserve">are the only ones that can be performed implicitly</w:t>
+        <w:rPr>
+          <w:i/>
+        </w:rPr>
+        <w:t xml:space="preserve">down-casting</w:t>
+      </w:r>
+      <w:r>
+        <w:t xml:space="preserve"> </w:t>
+      </w:r>
+      <w:r>
+        <w:t xml:space="preserve">is casting an object to a descendent type in the</w:t>
+      </w:r>
+      <w:r>
+        <w:t xml:space="preserve"> </w:t>
+      </w:r>
+      <w:r>
+        <w:t xml:space="preserve">object's type inheritance hierarchy, and,</w:t>
       </w:r>
     </w:p>
     <w:p>
@@ -50672,13 +50672,22 @@
         </w:numPr>
       </w:pPr>
       <w:r>
-        <w:t xml:space="preserve">can cause object slicing</w:t>
-      </w:r>
-      <w:r>
-        <w:t xml:space="preserve"> </w:t>
-      </w:r>
-      <w:r>
-        <w:t xml:space="preserve">when a copy of a base class object is created from a derived class object.</w:t>
+        <w:rPr>
+          <w:i/>
+        </w:rPr>
+        <w:t xml:space="preserve">cross-casting</w:t>
+      </w:r>
+      <w:r>
+        <w:t xml:space="preserve"> </w:t>
+      </w:r>
+      <w:r>
+        <w:t xml:space="preserve">is casting an object to a sibling/cousin (possibly</w:t>
+      </w:r>
+      <w:r>
+        <w:t xml:space="preserve"> </w:t>
+      </w:r>
+      <w:r>
+        <w:t xml:space="preserve">removed) type in the object's type inheritance hierarchy with multiple inheritance.</w:t>
       </w:r>
     </w:p>
     <w:p>
@@ -50689,7 +50698,7 @@
         </w:numPr>
       </w:pPr>
       <w:r>
-        <w:t xml:space="preserve">can also be done with</w:t>
+        <w:t xml:space="preserve">Unsafe casts, which include C-style casts and</w:t>
       </w:r>
       <w:r>
         <w:t xml:space="preserve"> </w:t>
@@ -50698,30 +50707,535 @@
         <w:rPr>
           <w:rStyle w:val="KeywordTok"/>
         </w:rPr>
+        <w:t xml:space="preserve">reinterpret_cast</w:t>
+      </w:r>
+      <w:r>
+        <w:t xml:space="preserve">, can cast</w:t>
+      </w:r>
+      <w:r>
+        <w:t xml:space="preserve"> </w:t>
+      </w:r>
+      <w:r>
+        <w:t xml:space="preserve">to unrelated arbitrarily structured types. This allows reading and</w:t>
+      </w:r>
+      <w:r>
+        <w:t xml:space="preserve"> </w:t>
+      </w:r>
+      <w:r>
+        <w:t xml:space="preserve">modifying arbitrary memory areas. See subclause [[6.11 Pointer</w:t>
+      </w:r>
+      <w:r>
+        <w:t xml:space="preserve"> </w:t>
+      </w:r>
+      <w:r>
+        <w:t xml:space="preserve">Casting and Pointer Type</w:t>
+      </w:r>
+      <w:r>
+        <w:t xml:space="preserve"> </w:t>
+      </w:r>
+      <w:r>
+        <w:t xml:space="preserve">Changes] [HFC](#HFC)</w:t>
+      </w:r>
+      <w:r>
+        <w:t xml:space="preserve"> </w:t>
+      </w:r>
+      <w:r>
+        <w:t xml:space="preserve">for more details.</w:t>
+      </w:r>
+    </w:p>
+    <w:p>
+      <w:pPr>
+        <w:pStyle w:val="BlockText"/>
+      </w:pPr>
+      <w:r>
+        <w:t xml:space="preserve">Developers should be aware that virtual member functions can be</w:t>
+      </w:r>
+      <w:r>
+        <w:t xml:space="preserve"> </w:t>
+      </w:r>
+      <w:r>
+        <w:t xml:space="preserve">overridden in derived classes, even if they are private.</w:t>
+      </w:r>
+    </w:p>
+    <w:p>
+      <w:pPr>
+        <w:pStyle w:val="FirstParagraph"/>
+      </w:pPr>
+      <w:r>
+        <w:t xml:space="preserve">Given the following:</w:t>
+      </w:r>
+    </w:p>
+    <w:p>
+      <w:pPr>
+        <w:pStyle w:val="SourceCode"/>
+      </w:pPr>
+      <w:r>
+        <w:rPr>
+          <w:rStyle w:val="KeywordTok"/>
+        </w:rPr>
+        <w:t xml:space="preserve">struct</w:t>
+      </w:r>
+      <w:r>
+        <w:rPr>
+          <w:rStyle w:val="NormalTok"/>
+        </w:rPr>
+        <w:t xml:space="preserve"> Z { </w:t>
+      </w:r>
+      <w:r>
+        <w:rPr>
+          <w:rStyle w:val="DataTypeTok"/>
+        </w:rPr>
+        <w:t xml:space="preserve">int</w:t>
+      </w:r>
+      <w:r>
+        <w:rPr>
+          <w:rStyle w:val="NormalTok"/>
+        </w:rPr>
+        <w:t xml:space="preserve"> z; </w:t>
+      </w:r>
+      <w:r>
+        <w:rPr>
+          <w:rStyle w:val="KeywordTok"/>
+        </w:rPr>
+        <w:t xml:space="preserve">virtual</w:t>
+      </w:r>
+      <w:r>
+        <w:rPr>
+          <w:rStyle w:val="NormalTok"/>
+        </w:rPr>
+        <w:t xml:space="preserve"> ~Z() { } };</w:t>
+      </w:r>
+      <w:r>
+        <w:br/>
+      </w:r>
+      <w:r>
+        <w:rPr>
+          <w:rStyle w:val="KeywordTok"/>
+        </w:rPr>
+        <w:t xml:space="preserve">struct</w:t>
+      </w:r>
+      <w:r>
+        <w:rPr>
+          <w:rStyle w:val="NormalTok"/>
+        </w:rPr>
+        <w:t xml:space="preserve"> Y { </w:t>
+      </w:r>
+      <w:r>
+        <w:rPr>
+          <w:rStyle w:val="DataTypeTok"/>
+        </w:rPr>
+        <w:t xml:space="preserve">int</w:t>
+      </w:r>
+      <w:r>
+        <w:rPr>
+          <w:rStyle w:val="NormalTok"/>
+        </w:rPr>
+        <w:t xml:space="preserve"> y; </w:t>
+      </w:r>
+      <w:r>
+        <w:rPr>
+          <w:rStyle w:val="KeywordTok"/>
+        </w:rPr>
+        <w:t xml:space="preserve">virtual</w:t>
+      </w:r>
+      <w:r>
+        <w:rPr>
+          <w:rStyle w:val="NormalTok"/>
+        </w:rPr>
+        <w:t xml:space="preserve"> ~Y() { } };</w:t>
+      </w:r>
+      <w:r>
+        <w:br/>
+      </w:r>
+      <w:r>
+        <w:rPr>
+          <w:rStyle w:val="KeywordTok"/>
+        </w:rPr>
+        <w:t xml:space="preserve">struct</w:t>
+      </w:r>
+      <w:r>
+        <w:rPr>
+          <w:rStyle w:val="NormalTok"/>
+        </w:rPr>
+        <w:t xml:space="preserve"> A : Z { </w:t>
+      </w:r>
+      <w:r>
+        <w:rPr>
+          <w:rStyle w:val="DataTypeTok"/>
+        </w:rPr>
+        <w:t xml:space="preserve">int</w:t>
+      </w:r>
+      <w:r>
+        <w:rPr>
+          <w:rStyle w:val="NormalTok"/>
+        </w:rPr>
+        <w:t xml:space="preserve"> a; };</w:t>
+      </w:r>
+      <w:r>
+        <w:br/>
+      </w:r>
+      <w:r>
+        <w:rPr>
+          <w:rStyle w:val="KeywordTok"/>
+        </w:rPr>
+        <w:t xml:space="preserve">struct</w:t>
+      </w:r>
+      <w:r>
+        <w:rPr>
+          <w:rStyle w:val="NormalTok"/>
+        </w:rPr>
+        <w:t xml:space="preserve"> B : </w:t>
+      </w:r>
+      <w:r>
+        <w:rPr>
+          <w:rStyle w:val="KeywordTok"/>
+        </w:rPr>
+        <w:t xml:space="preserve">virtual</w:t>
+      </w:r>
+      <w:r>
+        <w:rPr>
+          <w:rStyle w:val="NormalTok"/>
+        </w:rPr>
+        <w:t xml:space="preserve"> A { </w:t>
+      </w:r>
+      <w:r>
+        <w:rPr>
+          <w:rStyle w:val="DataTypeTok"/>
+        </w:rPr>
+        <w:t xml:space="preserve">int</w:t>
+      </w:r>
+      <w:r>
+        <w:rPr>
+          <w:rStyle w:val="NormalTok"/>
+        </w:rPr>
+        <w:t xml:space="preserve"> b; };</w:t>
+      </w:r>
+      <w:r>
+        <w:br/>
+      </w:r>
+      <w:r>
+        <w:rPr>
+          <w:rStyle w:val="KeywordTok"/>
+        </w:rPr>
+        <w:t xml:space="preserve">struct</w:t>
+      </w:r>
+      <w:r>
+        <w:rPr>
+          <w:rStyle w:val="NormalTok"/>
+        </w:rPr>
+        <w:t xml:space="preserve"> C : </w:t>
+      </w:r>
+      <w:r>
+        <w:rPr>
+          <w:rStyle w:val="KeywordTok"/>
+        </w:rPr>
+        <w:t xml:space="preserve">virtual</w:t>
+      </w:r>
+      <w:r>
+        <w:rPr>
+          <w:rStyle w:val="NormalTok"/>
+        </w:rPr>
+        <w:t xml:space="preserve"> A, Y { </w:t>
+      </w:r>
+      <w:r>
+        <w:rPr>
+          <w:rStyle w:val="DataTypeTok"/>
+        </w:rPr>
+        <w:t xml:space="preserve">int</w:t>
+      </w:r>
+      <w:r>
+        <w:rPr>
+          <w:rStyle w:val="NormalTok"/>
+        </w:rPr>
+        <w:t xml:space="preserve"> c; };</w:t>
+      </w:r>
+      <w:r>
+        <w:br/>
+      </w:r>
+      <w:r>
+        <w:rPr>
+          <w:rStyle w:val="KeywordTok"/>
+        </w:rPr>
+        <w:t xml:space="preserve">struct</w:t>
+      </w:r>
+      <w:r>
+        <w:rPr>
+          <w:rStyle w:val="NormalTok"/>
+        </w:rPr>
+        <w:t xml:space="preserve"> D : B, C { </w:t>
+      </w:r>
+      <w:r>
+        <w:rPr>
+          <w:rStyle w:val="DataTypeTok"/>
+        </w:rPr>
+        <w:t xml:space="preserve">int</w:t>
+      </w:r>
+      <w:r>
+        <w:rPr>
+          <w:rStyle w:val="NormalTok"/>
+        </w:rPr>
+        <w:t xml:space="preserve"> d; };</w:t>
+      </w:r>
+      <w:r>
+        <w:br/>
+      </w:r>
+      <w:r>
+        <w:rPr>
+          <w:rStyle w:val="NormalTok"/>
+        </w:rPr>
+        <w:t xml:space="preserve">D d_inst;</w:t>
+      </w:r>
+    </w:p>
+    <w:p>
+      <w:pPr>
+        <w:pStyle w:val="FirstParagraph"/>
+      </w:pPr>
+      <w:r>
+        <w:t xml:space="preserve">then these examples demonstrate upcasts, downcasts, and crosscasts:</w:t>
+      </w:r>
+    </w:p>
+    <w:p>
+      <w:pPr>
+        <w:pStyle w:val="BodyText"/>
+      </w:pPr>
+      <w:r>
+        <w:rPr>
+          <w:b/>
+        </w:rPr>
+        <w:t xml:space="preserve">Upcasts:</w:t>
+      </w:r>
+    </w:p>
+    <w:p>
+      <w:pPr>
+        <w:pStyle w:val="SourceCode"/>
+      </w:pPr>
+      <w:r>
+        <w:rPr>
+          <w:rStyle w:val="NormalTok"/>
+        </w:rPr>
+        <w:t xml:space="preserve">B* b_ptr = &amp;d_inst; </w:t>
+      </w:r>
+      <w:r>
+        <w:rPr>
+          <w:rStyle w:val="CommentTok"/>
+        </w:rPr>
+        <w:t xml:space="preserve">// implicit</w:t>
+      </w:r>
+      <w:r>
+        <w:br/>
+      </w:r>
+      <w:r>
+        <w:rPr>
+          <w:rStyle w:val="NormalTok"/>
+        </w:rPr>
+        <w:t xml:space="preserve">C&amp; c_ref = d_inst; </w:t>
+      </w:r>
+      <w:r>
+        <w:rPr>
+          <w:rStyle w:val="CommentTok"/>
+        </w:rPr>
+        <w:t xml:space="preserve">// implicit</w:t>
+      </w:r>
+      <w:r>
+        <w:br/>
+      </w:r>
+      <w:r>
+        <w:rPr>
+          <w:rStyle w:val="NormalTok"/>
+        </w:rPr>
+        <w:t xml:space="preserve">Z* z_ptr = </w:t>
+      </w:r>
+      <w:r>
+        <w:rPr>
+          <w:rStyle w:val="KeywordTok"/>
+        </w:rPr>
+        <w:t xml:space="preserve">static_cast</w:t>
+      </w:r>
+      <w:r>
+        <w:rPr>
+          <w:rStyle w:val="NormalTok"/>
+        </w:rPr>
+        <w:t xml:space="preserve">&lt;Z*&gt;(&amp;d_inst);</w:t>
+      </w:r>
+      <w:r>
+        <w:br/>
+      </w:r>
+      <w:r>
+        <w:rPr>
+          <w:rStyle w:val="NormalTok"/>
+        </w:rPr>
+        <w:t xml:space="preserve">Y* y_ptr = </w:t>
+      </w:r>
+      <w:r>
+        <w:rPr>
+          <w:rStyle w:val="KeywordTok"/>
+        </w:rPr>
         <w:t xml:space="preserve">dynamic_cast</w:t>
       </w:r>
       <w:r>
-        <w:t xml:space="preserve"> </w:t>
-      </w:r>
-      <w:r>
-        <w:t xml:space="preserve">or</w:t>
-      </w:r>
-      <w:r>
-        <w:t xml:space="preserve"> </w:t>
+        <w:rPr>
+          <w:rStyle w:val="NormalTok"/>
+        </w:rPr>
+        <w:t xml:space="preserve">&lt;Y*&gt;(&amp;d_inst);</w:t>
+      </w:r>
+    </w:p>
+    <w:p>
+      <w:pPr>
+        <w:pStyle w:val="FirstParagraph"/>
+      </w:pPr>
+      <w:r>
+        <w:rPr>
+          <w:b/>
+        </w:rPr>
+        <w:t xml:space="preserve">Downcasts:</w:t>
+      </w:r>
+    </w:p>
+    <w:p>
+      <w:pPr>
+        <w:pStyle w:val="SourceCode"/>
+      </w:pPr>
+      <w:r>
+        <w:rPr>
+          <w:rStyle w:val="NormalTok"/>
+        </w:rPr>
+        <w:t xml:space="preserve">D&amp; d_ref = </w:t>
       </w:r>
       <w:r>
         <w:rPr>
           <w:rStyle w:val="KeywordTok"/>
         </w:rPr>
+        <w:t xml:space="preserve">dynamic_cast</w:t>
+      </w:r>
+      <w:r>
+        <w:rPr>
+          <w:rStyle w:val="NormalTok"/>
+        </w:rPr>
+        <w:t xml:space="preserve">&lt;D&amp;&gt;(*y_ptr);</w:t>
+      </w:r>
+      <w:r>
+        <w:br/>
+      </w:r>
+      <w:r>
+        <w:rPr>
+          <w:rStyle w:val="NormalTok"/>
+        </w:rPr>
+        <w:t xml:space="preserve">D* d_ptr = </w:t>
+      </w:r>
+      <w:r>
+        <w:rPr>
+          <w:rStyle w:val="KeywordTok"/>
+        </w:rPr>
         <w:t xml:space="preserve">static_cast</w:t>
       </w:r>
+      <w:r>
+        <w:rPr>
+          <w:rStyle w:val="NormalTok"/>
+        </w:rPr>
+        <w:t xml:space="preserve">&lt;D*&gt;(b_ptr);</w:t>
+      </w:r>
     </w:p>
     <w:p>
       <w:pPr>
         <w:pStyle w:val="FirstParagraph"/>
       </w:pPr>
       <w:r>
-        <w:t xml:space="preserve">Downcasts</w:t>
+        <w:rPr>
+          <w:b/>
+        </w:rPr>
+        <w:t xml:space="preserve">Crosscasts:</w:t>
+      </w:r>
+    </w:p>
+    <w:p>
+      <w:pPr>
+        <w:pStyle w:val="SourceCode"/>
+      </w:pPr>
+      <w:r>
+        <w:rPr>
+          <w:rStyle w:val="NormalTok"/>
+        </w:rPr>
+        <w:t xml:space="preserve">C* c_ptr = </w:t>
+      </w:r>
+      <w:r>
+        <w:rPr>
+          <w:rStyle w:val="KeywordTok"/>
+        </w:rPr>
+        <w:t xml:space="preserve">dynamic_cast</w:t>
+      </w:r>
+      <w:r>
+        <w:rPr>
+          <w:rStyle w:val="NormalTok"/>
+        </w:rPr>
+        <w:t xml:space="preserve">&lt;C*&gt;(b_ptr);</w:t>
+      </w:r>
+      <w:r>
+        <w:br/>
+      </w:r>
+      <w:r>
+        <w:rPr>
+          <w:rStyle w:val="NormalTok"/>
+        </w:rPr>
+        <w:t xml:space="preserve">Y* y_ptr2 = </w:t>
+      </w:r>
+      <w:r>
+        <w:rPr>
+          <w:rStyle w:val="KeywordTok"/>
+        </w:rPr>
+        <w:t xml:space="preserve">dynamic_cast</w:t>
+      </w:r>
+      <w:r>
+        <w:rPr>
+          <w:rStyle w:val="NormalTok"/>
+        </w:rPr>
+        <w:t xml:space="preserve">&lt;Y*&gt;(b_ptr);</w:t>
+      </w:r>
+      <w:r>
+        <w:br/>
+      </w:r>
+      <w:r>
+        <w:rPr>
+          <w:rStyle w:val="NormalTok"/>
+        </w:rPr>
+        <w:t xml:space="preserve">C* c_ptr = </w:t>
+      </w:r>
+      <w:r>
+        <w:rPr>
+          <w:rStyle w:val="KeywordTok"/>
+        </w:rPr>
+        <w:t xml:space="preserve">static_cast</w:t>
+      </w:r>
+      <w:r>
+        <w:rPr>
+          <w:rStyle w:val="NormalTok"/>
+        </w:rPr>
+        <w:t xml:space="preserve">&lt;C*&gt; (</w:t>
+      </w:r>
+      <w:r>
+        <w:rPr>
+          <w:rStyle w:val="KeywordTok"/>
+        </w:rPr>
+        <w:t xml:space="preserve">static_cast</w:t>
+      </w:r>
+      <w:r>
+        <w:rPr>
+          <w:rStyle w:val="NormalTok"/>
+        </w:rPr>
+        <w:t xml:space="preserve">&lt;D*&gt;(b_ptr));</w:t>
+      </w:r>
+    </w:p>
+    <w:p>
+      <w:pPr>
+        <w:pStyle w:val="FirstParagraph"/>
+      </w:pPr>
+      <w:r>
+        <w:t xml:space="preserve">and notes the following about such:</w:t>
+      </w:r>
+    </w:p>
+    <w:p>
+      <w:pPr>
+        <w:pStyle w:val="BodyText"/>
+      </w:pPr>
+      <w:r>
+        <w:t xml:space="preserve">Upcasts:</w:t>
       </w:r>
     </w:p>
     <w:p>
@@ -50732,7 +51246,7 @@
         </w:numPr>
       </w:pPr>
       <w:r>
-        <w:t xml:space="preserve">are explicit;</w:t>
+        <w:t xml:space="preserve">are the only ones that can be performed implicitly</w:t>
       </w:r>
     </w:p>
     <w:p>
@@ -50743,16 +51257,13 @@
         </w:numPr>
       </w:pPr>
       <w:r>
-        <w:t xml:space="preserve">can be done safely with</w:t>
-      </w:r>
-      <w:r>
-        <w:t xml:space="preserve"> </w:t>
-      </w:r>
-      <w:r>
-        <w:rPr>
-          <w:rStyle w:val="KeywordTok"/>
-        </w:rPr>
-        <w:t xml:space="preserve">dynamic_cast</w:t>
+        <w:t xml:space="preserve">can cause object slicing</w:t>
+      </w:r>
+      <w:r>
+        <w:t xml:space="preserve"> </w:t>
+      </w:r>
+      <w:r>
+        <w:t xml:space="preserve">when a copy of a base class object is created from a derived class object.</w:t>
       </w:r>
     </w:p>
     <w:p>
@@ -50763,6 +51274,12 @@
         </w:numPr>
       </w:pPr>
       <w:r>
+        <w:t xml:space="preserve">can also be done with</w:t>
+      </w:r>
+      <w:r>
+        <w:t xml:space="preserve"> </w:t>
+      </w:r>
+      <w:r>
         <w:rPr>
           <w:rStyle w:val="KeywordTok"/>
         </w:rPr>
@@ -50772,13 +51289,7 @@
         <w:t xml:space="preserve"> </w:t>
       </w:r>
       <w:r>
-        <w:t xml:space="preserve">requires</w:t>
-      </w:r>
-      <w:r>
-        <w:t xml:space="preserve"> </w:t>
-      </w:r>
-      <w:r>
-        <w:t xml:space="preserve">appropriate portions of inheritance to be polymorphic (i.e. has</w:t>
+        <w:t xml:space="preserve">or</w:t>
       </w:r>
       <w:r>
         <w:t xml:space="preserve"> </w:t>
@@ -50787,53 +51298,15 @@
         <w:rPr>
           <w:rStyle w:val="KeywordTok"/>
         </w:rPr>
-        <w:t xml:space="preserve">virtual</w:t>
-      </w:r>
-      <w:r>
-        <w:t xml:space="preserve"> </w:t>
-      </w:r>
-      <w:r>
-        <w:t xml:space="preserve">members);</w:t>
-      </w:r>
-    </w:p>
-    <w:p>
-      <w:pPr>
-        <w:numPr>
-          <w:ilvl w:val="0"/>
-          <w:numId w:val="1090"/>
-        </w:numPr>
-      </w:pPr>
-      <w:r>
-        <w:t xml:space="preserve">can be done using</w:t>
-      </w:r>
-      <w:r>
-        <w:t xml:space="preserve"> </w:t>
-      </w:r>
-      <w:r>
-        <w:rPr>
-          <w:rStyle w:val="KeywordTok"/>
-        </w:rPr>
         <w:t xml:space="preserve">static_cast</w:t>
       </w:r>
-      <w:r>
-        <w:t xml:space="preserve"> </w:t>
-      </w:r>
-      <w:r>
-        <w:t xml:space="preserve">which is</w:t>
-      </w:r>
-      <w:r>
-        <w:t xml:space="preserve"> </w:t>
-      </w:r>
-      <w:r>
-        <w:t xml:space="preserve">unchecked and may be unsafe;</w:t>
-      </w:r>
     </w:p>
     <w:p>
       <w:pPr>
         <w:pStyle w:val="FirstParagraph"/>
       </w:pPr>
       <w:r>
-        <w:t xml:space="preserve">Crosscasts:</w:t>
+        <w:t xml:space="preserve">Downcasts</w:t>
       </w:r>
     </w:p>
     <w:p>
@@ -50844,7 +51317,7 @@
         </w:numPr>
       </w:pPr>
       <w:r>
-        <w:t xml:space="preserve">are explicit</w:t>
+        <w:t xml:space="preserve">are explicit;</w:t>
       </w:r>
     </w:p>
     <w:p>
@@ -50855,7 +51328,7 @@
         </w:numPr>
       </w:pPr>
       <w:r>
-        <w:t xml:space="preserve">can be done safely with a single call to</w:t>
+        <w:t xml:space="preserve">can be done safely with</w:t>
       </w:r>
       <w:r>
         <w:t xml:space="preserve"> </w:t>
@@ -50865,33 +51338,6 @@
           <w:rStyle w:val="KeywordTok"/>
         </w:rPr>
         <w:t xml:space="preserve">dynamic_cast</w:t>
-      </w:r>
-      <w:r>
-        <w:t xml:space="preserve"> </w:t>
-      </w:r>
-      <w:r>
-        <w:t xml:space="preserve">which requires</w:t>
-      </w:r>
-      <w:r>
-        <w:t xml:space="preserve"> </w:t>
-      </w:r>
-      <w:r>
-        <w:t xml:space="preserve">appropriate portions of inheritance to be polymorphic (i.e. has</w:t>
-      </w:r>
-      <w:r>
-        <w:t xml:space="preserve"> </w:t>
-      </w:r>
-      <w:r>
-        <w:rPr>
-          <w:rStyle w:val="KeywordTok"/>
-        </w:rPr>
-        <w:t xml:space="preserve">virtual</w:t>
-      </w:r>
-      <w:r>
-        <w:t xml:space="preserve"> </w:t>
-      </w:r>
-      <w:r>
-        <w:t xml:space="preserve">members).</w:t>
       </w:r>
     </w:p>
     <w:p>
@@ -50899,6 +51345,145 @@
         <w:numPr>
           <w:ilvl w:val="0"/>
           <w:numId w:val="1091"/>
+        </w:numPr>
+      </w:pPr>
+      <w:r>
+        <w:rPr>
+          <w:rStyle w:val="KeywordTok"/>
+        </w:rPr>
+        <w:t xml:space="preserve">dynamic_cast</w:t>
+      </w:r>
+      <w:r>
+        <w:t xml:space="preserve"> </w:t>
+      </w:r>
+      <w:r>
+        <w:t xml:space="preserve">requires</w:t>
+      </w:r>
+      <w:r>
+        <w:t xml:space="preserve"> </w:t>
+      </w:r>
+      <w:r>
+        <w:t xml:space="preserve">appropriate portions of inheritance to be polymorphic (i.e. has</w:t>
+      </w:r>
+      <w:r>
+        <w:t xml:space="preserve"> </w:t>
+      </w:r>
+      <w:r>
+        <w:rPr>
+          <w:rStyle w:val="KeywordTok"/>
+        </w:rPr>
+        <w:t xml:space="preserve">virtual</w:t>
+      </w:r>
+      <w:r>
+        <w:t xml:space="preserve"> </w:t>
+      </w:r>
+      <w:r>
+        <w:t xml:space="preserve">members);</w:t>
+      </w:r>
+    </w:p>
+    <w:p>
+      <w:pPr>
+        <w:numPr>
+          <w:ilvl w:val="0"/>
+          <w:numId w:val="1091"/>
+        </w:numPr>
+      </w:pPr>
+      <w:r>
+        <w:t xml:space="preserve">can be done using</w:t>
+      </w:r>
+      <w:r>
+        <w:t xml:space="preserve"> </w:t>
+      </w:r>
+      <w:r>
+        <w:rPr>
+          <w:rStyle w:val="KeywordTok"/>
+        </w:rPr>
+        <w:t xml:space="preserve">static_cast</w:t>
+      </w:r>
+      <w:r>
+        <w:t xml:space="preserve"> </w:t>
+      </w:r>
+      <w:r>
+        <w:t xml:space="preserve">which is</w:t>
+      </w:r>
+      <w:r>
+        <w:t xml:space="preserve"> </w:t>
+      </w:r>
+      <w:r>
+        <w:t xml:space="preserve">unchecked and may be unsafe;</w:t>
+      </w:r>
+    </w:p>
+    <w:p>
+      <w:pPr>
+        <w:pStyle w:val="FirstParagraph"/>
+      </w:pPr>
+      <w:r>
+        <w:t xml:space="preserve">Crosscasts:</w:t>
+      </w:r>
+    </w:p>
+    <w:p>
+      <w:pPr>
+        <w:numPr>
+          <w:ilvl w:val="0"/>
+          <w:numId w:val="1092"/>
+        </w:numPr>
+      </w:pPr>
+      <w:r>
+        <w:t xml:space="preserve">are explicit</w:t>
+      </w:r>
+    </w:p>
+    <w:p>
+      <w:pPr>
+        <w:numPr>
+          <w:ilvl w:val="0"/>
+          <w:numId w:val="1092"/>
+        </w:numPr>
+      </w:pPr>
+      <w:r>
+        <w:t xml:space="preserve">can be done safely with a single call to</w:t>
+      </w:r>
+      <w:r>
+        <w:t xml:space="preserve"> </w:t>
+      </w:r>
+      <w:r>
+        <w:rPr>
+          <w:rStyle w:val="KeywordTok"/>
+        </w:rPr>
+        <w:t xml:space="preserve">dynamic_cast</w:t>
+      </w:r>
+      <w:r>
+        <w:t xml:space="preserve"> </w:t>
+      </w:r>
+      <w:r>
+        <w:t xml:space="preserve">which requires</w:t>
+      </w:r>
+      <w:r>
+        <w:t xml:space="preserve"> </w:t>
+      </w:r>
+      <w:r>
+        <w:t xml:space="preserve">appropriate portions of inheritance to be polymorphic (i.e. has</w:t>
+      </w:r>
+      <w:r>
+        <w:t xml:space="preserve"> </w:t>
+      </w:r>
+      <w:r>
+        <w:rPr>
+          <w:rStyle w:val="KeywordTok"/>
+        </w:rPr>
+        <w:t xml:space="preserve">virtual</w:t>
+      </w:r>
+      <w:r>
+        <w:t xml:space="preserve"> </w:t>
+      </w:r>
+      <w:r>
+        <w:t xml:space="preserve">members).</w:t>
+      </w:r>
+    </w:p>
+    <w:p>
+      <w:pPr>
+        <w:numPr>
+          <w:ilvl w:val="0"/>
+          <w:numId w:val="1092"/>
         </w:numPr>
       </w:pPr>
       <w:r>
@@ -50970,7 +51555,7 @@
       <w:pPr>
         <w:numPr>
           <w:ilvl w:val="0"/>
-          <w:numId w:val="1092"/>
+          <w:numId w:val="1093"/>
         </w:numPr>
       </w:pPr>
       <w:r>
@@ -50981,7 +51566,7 @@
       <w:pPr>
         <w:numPr>
           <w:ilvl w:val="0"/>
-          <w:numId w:val="1092"/>
+          <w:numId w:val="1093"/>
         </w:numPr>
       </w:pPr>
       <w:r>
@@ -51004,7 +51589,7 @@
       <w:pPr>
         <w:numPr>
           <w:ilvl w:val="0"/>
-          <w:numId w:val="1092"/>
+          <w:numId w:val="1093"/>
         </w:numPr>
       </w:pPr>
       <w:r>
@@ -51015,7 +51600,7 @@
       <w:pPr>
         <w:numPr>
           <w:ilvl w:val="0"/>
-          <w:numId w:val="1092"/>
+          <w:numId w:val="1093"/>
         </w:numPr>
       </w:pPr>
       <w:r>
@@ -51026,7 +51611,7 @@
       <w:pPr>
         <w:numPr>
           <w:ilvl w:val="0"/>
-          <w:numId w:val="1092"/>
+          <w:numId w:val="1093"/>
         </w:numPr>
       </w:pPr>
       <w:r>
@@ -51052,7 +51637,7 @@
       <w:pPr>
         <w:numPr>
           <w:ilvl w:val="0"/>
-          <w:numId w:val="1092"/>
+          <w:numId w:val="1093"/>
         </w:numPr>
       </w:pPr>
       <w:r>
@@ -51075,7 +51660,7 @@
       <w:pPr>
         <w:numPr>
           <w:ilvl w:val="0"/>
-          <w:numId w:val="1092"/>
+          <w:numId w:val="1093"/>
         </w:numPr>
       </w:pPr>
       <w:r>
@@ -51098,7 +51683,7 @@
       <w:pPr>
         <w:numPr>
           <w:ilvl w:val="0"/>
-          <w:numId w:val="1092"/>
+          <w:numId w:val="1093"/>
         </w:numPr>
       </w:pPr>
       <w:r>
@@ -51302,7 +51887,7 @@
       <w:pPr>
         <w:numPr>
           <w:ilvl w:val="0"/>
-          <w:numId w:val="1093"/>
+          <w:numId w:val="1094"/>
         </w:numPr>
         <w:pStyle w:val="Compact"/>
       </w:pPr>
@@ -51326,7 +51911,7 @@
       <w:pPr>
         <w:numPr>
           <w:ilvl w:val="0"/>
-          <w:numId w:val="1093"/>
+          <w:numId w:val="1094"/>
         </w:numPr>
         <w:pStyle w:val="Compact"/>
       </w:pPr>
@@ -51350,7 +51935,7 @@
       <w:pPr>
         <w:numPr>
           <w:ilvl w:val="0"/>
-          <w:numId w:val="1093"/>
+          <w:numId w:val="1094"/>
         </w:numPr>
         <w:pStyle w:val="Compact"/>
       </w:pPr>
@@ -51374,7 +51959,7 @@
       <w:pPr>
         <w:numPr>
           <w:ilvl w:val="0"/>
-          <w:numId w:val="1093"/>
+          <w:numId w:val="1094"/>
         </w:numPr>
         <w:pStyle w:val="Compact"/>
       </w:pPr>
@@ -51386,7 +51971,7 @@
       <w:pPr>
         <w:numPr>
           <w:ilvl w:val="0"/>
-          <w:numId w:val="1093"/>
+          <w:numId w:val="1094"/>
         </w:numPr>
         <w:pStyle w:val="Compact"/>
       </w:pPr>
@@ -51398,7 +51983,7 @@
       <w:pPr>
         <w:numPr>
           <w:ilvl w:val="0"/>
-          <w:numId w:val="1093"/>
+          <w:numId w:val="1094"/>
         </w:numPr>
         <w:pStyle w:val="Compact"/>
       </w:pPr>
@@ -51596,7 +52181,7 @@
       <w:pPr>
         <w:numPr>
           <w:ilvl w:val="0"/>
-          <w:numId w:val="1094"/>
+          <w:numId w:val="1095"/>
         </w:numPr>
       </w:pPr>
       <w:r>
@@ -51607,7 +52192,7 @@
       <w:pPr>
         <w:numPr>
           <w:ilvl w:val="0"/>
-          <w:numId w:val="1094"/>
+          <w:numId w:val="1095"/>
         </w:numPr>
       </w:pPr>
       <w:r>
@@ -51630,7 +52215,7 @@
       <w:pPr>
         <w:numPr>
           <w:ilvl w:val="0"/>
-          <w:numId w:val="1094"/>
+          <w:numId w:val="1095"/>
         </w:numPr>
       </w:pPr>
       <w:r>
@@ -51953,7 +52538,7 @@
       <w:pPr>
         <w:numPr>
           <w:ilvl w:val="0"/>
-          <w:numId w:val="1095"/>
+          <w:numId w:val="1096"/>
         </w:numPr>
         <w:pStyle w:val="Compact"/>
       </w:pPr>
@@ -51965,7 +52550,7 @@
       <w:pPr>
         <w:numPr>
           <w:ilvl w:val="0"/>
-          <w:numId w:val="1095"/>
+          <w:numId w:val="1096"/>
         </w:numPr>
         <w:pStyle w:val="Compact"/>
       </w:pPr>
@@ -51977,7 +52562,7 @@
       <w:pPr>
         <w:numPr>
           <w:ilvl w:val="0"/>
-          <w:numId w:val="1095"/>
+          <w:numId w:val="1096"/>
         </w:numPr>
         <w:pStyle w:val="Compact"/>
       </w:pPr>
@@ -51989,7 +52574,7 @@
       <w:pPr>
         <w:numPr>
           <w:ilvl w:val="0"/>
-          <w:numId w:val="1095"/>
+          <w:numId w:val="1096"/>
         </w:numPr>
         <w:pStyle w:val="Compact"/>
       </w:pPr>
@@ -52001,7 +52586,7 @@
       <w:pPr>
         <w:numPr>
           <w:ilvl w:val="0"/>
-          <w:numId w:val="1095"/>
+          <w:numId w:val="1096"/>
         </w:numPr>
         <w:pStyle w:val="Compact"/>
       </w:pPr>
@@ -52019,7 +52604,7 @@
       <w:pPr>
         <w:numPr>
           <w:ilvl w:val="0"/>
-          <w:numId w:val="1095"/>
+          <w:numId w:val="1096"/>
         </w:numPr>
         <w:pStyle w:val="Compact"/>
       </w:pPr>
@@ -52031,7 +52616,7 @@
       <w:pPr>
         <w:numPr>
           <w:ilvl w:val="0"/>
-          <w:numId w:val="1095"/>
+          <w:numId w:val="1096"/>
         </w:numPr>
         <w:pStyle w:val="Compact"/>
       </w:pPr>
@@ -52043,7 +52628,7 @@
       <w:pPr>
         <w:numPr>
           <w:ilvl w:val="0"/>
-          <w:numId w:val="1095"/>
+          <w:numId w:val="1096"/>
         </w:numPr>
         <w:pStyle w:val="Compact"/>
       </w:pPr>
@@ -52151,7 +52736,7 @@
       <w:pPr>
         <w:numPr>
           <w:ilvl w:val="0"/>
-          <w:numId w:val="1096"/>
+          <w:numId w:val="1097"/>
         </w:numPr>
         <w:pStyle w:val="Compact"/>
       </w:pPr>
@@ -52163,7 +52748,7 @@
       <w:pPr>
         <w:numPr>
           <w:ilvl w:val="0"/>
-          <w:numId w:val="1096"/>
+          <w:numId w:val="1097"/>
         </w:numPr>
         <w:pStyle w:val="Compact"/>
       </w:pPr>
@@ -52175,7 +52760,7 @@
       <w:pPr>
         <w:numPr>
           <w:ilvl w:val="0"/>
-          <w:numId w:val="1096"/>
+          <w:numId w:val="1097"/>
         </w:numPr>
         <w:pStyle w:val="Compact"/>
       </w:pPr>
@@ -52318,7 +52903,7 @@
       <w:pPr>
         <w:numPr>
           <w:ilvl w:val="0"/>
-          <w:numId w:val="1097"/>
+          <w:numId w:val="1098"/>
         </w:numPr>
       </w:pPr>
       <w:r>
@@ -52329,7 +52914,7 @@
       <w:pPr>
         <w:numPr>
           <w:ilvl w:val="0"/>
-          <w:numId w:val="1097"/>
+          <w:numId w:val="1098"/>
         </w:numPr>
       </w:pPr>
       <w:r>
@@ -52357,7 +52942,7 @@
       <w:pPr>
         <w:numPr>
           <w:ilvl w:val="0"/>
-          <w:numId w:val="1097"/>
+          <w:numId w:val="1098"/>
         </w:numPr>
       </w:pPr>
       <w:r>
@@ -52492,7 +53077,7 @@
       <w:pPr>
         <w:numPr>
           <w:ilvl w:val="0"/>
-          <w:numId w:val="1098"/>
+          <w:numId w:val="1099"/>
         </w:numPr>
         <w:pStyle w:val="Compact"/>
       </w:pPr>
@@ -52504,7 +53089,7 @@
       <w:pPr>
         <w:numPr>
           <w:ilvl w:val="0"/>
-          <w:numId w:val="1098"/>
+          <w:numId w:val="1099"/>
         </w:numPr>
         <w:pStyle w:val="Compact"/>
       </w:pPr>
@@ -52522,7 +53107,7 @@
       <w:pPr>
         <w:numPr>
           <w:ilvl w:val="0"/>
-          <w:numId w:val="1098"/>
+          <w:numId w:val="1099"/>
         </w:numPr>
         <w:pStyle w:val="Compact"/>
       </w:pPr>
@@ -53950,7 +54535,7 @@
       <w:pPr>
         <w:numPr>
           <w:ilvl w:val="0"/>
-          <w:numId w:val="1099"/>
+          <w:numId w:val="1100"/>
         </w:numPr>
         <w:pStyle w:val="Compact"/>
       </w:pPr>
@@ -53995,7 +54580,7 @@
       <w:pPr>
         <w:numPr>
           <w:ilvl w:val="0"/>
-          <w:numId w:val="1099"/>
+          <w:numId w:val="1100"/>
         </w:numPr>
         <w:pStyle w:val="Compact"/>
       </w:pPr>
@@ -54007,7 +54592,7 @@
       <w:pPr>
         <w:numPr>
           <w:ilvl w:val="0"/>
-          <w:numId w:val="1099"/>
+          <w:numId w:val="1100"/>
         </w:numPr>
         <w:pStyle w:val="Compact"/>
       </w:pPr>
@@ -54034,7 +54619,7 @@
       <w:pPr>
         <w:numPr>
           <w:ilvl w:val="0"/>
-          <w:numId w:val="1099"/>
+          <w:numId w:val="1100"/>
         </w:numPr>
         <w:pStyle w:val="Compact"/>
       </w:pPr>
@@ -54073,7 +54658,7 @@
       <w:pPr>
         <w:numPr>
           <w:ilvl w:val="0"/>
-          <w:numId w:val="1099"/>
+          <w:numId w:val="1100"/>
         </w:numPr>
         <w:pStyle w:val="Compact"/>
       </w:pPr>
@@ -54100,7 +54685,7 @@
       <w:pPr>
         <w:numPr>
           <w:ilvl w:val="0"/>
-          <w:numId w:val="1099"/>
+          <w:numId w:val="1100"/>
         </w:numPr>
         <w:pStyle w:val="Compact"/>
       </w:pPr>
@@ -54169,7 +54754,7 @@
       <w:pPr>
         <w:numPr>
           <w:ilvl w:val="0"/>
-          <w:numId w:val="1099"/>
+          <w:numId w:val="1100"/>
         </w:numPr>
         <w:pStyle w:val="Compact"/>
       </w:pPr>
@@ -54211,7 +54796,7 @@
       <w:pPr>
         <w:numPr>
           <w:ilvl w:val="0"/>
-          <w:numId w:val="1099"/>
+          <w:numId w:val="1100"/>
         </w:numPr>
         <w:pStyle w:val="Compact"/>
       </w:pPr>
@@ -54259,7 +54844,7 @@
       <w:pPr>
         <w:numPr>
           <w:ilvl w:val="0"/>
-          <w:numId w:val="1099"/>
+          <w:numId w:val="1100"/>
         </w:numPr>
         <w:pStyle w:val="Compact"/>
       </w:pPr>
@@ -54477,7 +55062,7 @@
       <w:pPr>
         <w:numPr>
           <w:ilvl w:val="0"/>
-          <w:numId w:val="1100"/>
+          <w:numId w:val="1101"/>
         </w:numPr>
       </w:pPr>
       <w:r>
@@ -54488,7 +55073,7 @@
       <w:pPr>
         <w:numPr>
           <w:ilvl w:val="0"/>
-          <w:numId w:val="1100"/>
+          <w:numId w:val="1101"/>
         </w:numPr>
       </w:pPr>
       <w:r>
@@ -54499,7 +55084,7 @@
       <w:pPr>
         <w:numPr>
           <w:ilvl w:val="0"/>
-          <w:numId w:val="1100"/>
+          <w:numId w:val="1101"/>
         </w:numPr>
       </w:pPr>
       <w:r>
@@ -55013,7 +55598,7 @@
       <w:pPr>
         <w:numPr>
           <w:ilvl w:val="0"/>
-          <w:numId w:val="1101"/>
+          <w:numId w:val="1102"/>
         </w:numPr>
       </w:pPr>
       <w:r>
@@ -55024,7 +55609,7 @@
       <w:pPr>
         <w:numPr>
           <w:ilvl w:val="0"/>
-          <w:numId w:val="1101"/>
+          <w:numId w:val="1102"/>
         </w:numPr>
       </w:pPr>
       <w:r>
@@ -55222,7 +55807,7 @@
       <w:pPr>
         <w:numPr>
           <w:ilvl w:val="0"/>
-          <w:numId w:val="1102"/>
+          <w:numId w:val="1103"/>
         </w:numPr>
         <w:pStyle w:val="Compact"/>
       </w:pPr>
@@ -55234,7 +55819,7 @@
       <w:pPr>
         <w:numPr>
           <w:ilvl w:val="0"/>
-          <w:numId w:val="1102"/>
+          <w:numId w:val="1103"/>
         </w:numPr>
         <w:pStyle w:val="Compact"/>
       </w:pPr>
@@ -55246,7 +55831,7 @@
       <w:pPr>
         <w:numPr>
           <w:ilvl w:val="0"/>
-          <w:numId w:val="1102"/>
+          <w:numId w:val="1103"/>
         </w:numPr>
         <w:pStyle w:val="Compact"/>
       </w:pPr>
@@ -55258,7 +55843,7 @@
       <w:pPr>
         <w:numPr>
           <w:ilvl w:val="0"/>
-          <w:numId w:val="1102"/>
+          <w:numId w:val="1103"/>
         </w:numPr>
         <w:pStyle w:val="Compact"/>
       </w:pPr>
@@ -55314,7 +55899,7 @@
       <w:pPr>
         <w:numPr>
           <w:ilvl w:val="0"/>
-          <w:numId w:val="1103"/>
+          <w:numId w:val="1104"/>
         </w:numPr>
       </w:pPr>
       <w:r>
@@ -55325,7 +55910,7 @@
       <w:pPr>
         <w:numPr>
           <w:ilvl w:val="0"/>
-          <w:numId w:val="1103"/>
+          <w:numId w:val="1104"/>
         </w:numPr>
       </w:pPr>
       <w:r>
@@ -55336,7 +55921,7 @@
       <w:pPr>
         <w:numPr>
           <w:ilvl w:val="0"/>
-          <w:numId w:val="1103"/>
+          <w:numId w:val="1104"/>
         </w:numPr>
       </w:pPr>
       <w:r>
@@ -55347,7 +55932,7 @@
       <w:pPr>
         <w:numPr>
           <w:ilvl w:val="0"/>
-          <w:numId w:val="1103"/>
+          <w:numId w:val="1104"/>
         </w:numPr>
       </w:pPr>
       <w:r>
@@ -55358,7 +55943,7 @@
       <w:pPr>
         <w:numPr>
           <w:ilvl w:val="0"/>
-          <w:numId w:val="1103"/>
+          <w:numId w:val="1104"/>
         </w:numPr>
       </w:pPr>
       <w:r>
@@ -55369,7 +55954,7 @@
       <w:pPr>
         <w:numPr>
           <w:ilvl w:val="0"/>
-          <w:numId w:val="1103"/>
+          <w:numId w:val="1104"/>
         </w:numPr>
       </w:pPr>
       <w:r>
@@ -55392,7 +55977,7 @@
       <w:pPr>
         <w:numPr>
           <w:ilvl w:val="0"/>
-          <w:numId w:val="1103"/>
+          <w:numId w:val="1104"/>
         </w:numPr>
       </w:pPr>
       <w:r>
@@ -55484,7 +56069,7 @@
       <w:pPr>
         <w:numPr>
           <w:ilvl w:val="0"/>
-          <w:numId w:val="1104"/>
+          <w:numId w:val="1105"/>
         </w:numPr>
       </w:pPr>
       <w:r>
@@ -55495,7 +56080,7 @@
       <w:pPr>
         <w:numPr>
           <w:ilvl w:val="0"/>
-          <w:numId w:val="1104"/>
+          <w:numId w:val="1105"/>
         </w:numPr>
       </w:pPr>
       <w:r>
@@ -55532,7 +56117,7 @@
       <w:pPr>
         <w:numPr>
           <w:ilvl w:val="0"/>
-          <w:numId w:val="1105"/>
+          <w:numId w:val="1106"/>
         </w:numPr>
       </w:pPr>
       <w:r>
@@ -55543,7 +56128,7 @@
       <w:pPr>
         <w:numPr>
           <w:ilvl w:val="0"/>
-          <w:numId w:val="1105"/>
+          <w:numId w:val="1106"/>
         </w:numPr>
       </w:pPr>
       <w:r>
@@ -55554,7 +56139,7 @@
       <w:pPr>
         <w:numPr>
           <w:ilvl w:val="0"/>
-          <w:numId w:val="1105"/>
+          <w:numId w:val="1106"/>
         </w:numPr>
       </w:pPr>
       <w:r>
@@ -55571,7 +56156,7 @@
       <w:pPr>
         <w:numPr>
           <w:ilvl w:val="0"/>
-          <w:numId w:val="1105"/>
+          <w:numId w:val="1106"/>
         </w:numPr>
       </w:pPr>
       <w:r>
@@ -55747,7 +56332,7 @@
       <w:pPr>
         <w:numPr>
           <w:ilvl w:val="0"/>
-          <w:numId w:val="1106"/>
+          <w:numId w:val="1107"/>
         </w:numPr>
       </w:pPr>
       <w:r>
@@ -55758,7 +56343,7 @@
       <w:pPr>
         <w:numPr>
           <w:ilvl w:val="0"/>
-          <w:numId w:val="1106"/>
+          <w:numId w:val="1107"/>
         </w:numPr>
       </w:pPr>
       <w:r>
@@ -55775,7 +56360,7 @@
       <w:pPr>
         <w:numPr>
           <w:ilvl w:val="0"/>
-          <w:numId w:val="1106"/>
+          <w:numId w:val="1107"/>
         </w:numPr>
       </w:pPr>
       <w:r>
@@ -56776,7 +57361,7 @@
       <w:pPr>
         <w:numPr>
           <w:ilvl w:val="0"/>
-          <w:numId w:val="1107"/>
+          <w:numId w:val="1108"/>
         </w:numPr>
         <w:pStyle w:val="Compact"/>
       </w:pPr>
@@ -56818,7 +57403,7 @@
       <w:pPr>
         <w:numPr>
           <w:ilvl w:val="0"/>
-          <w:numId w:val="1107"/>
+          <w:numId w:val="1108"/>
         </w:numPr>
         <w:pStyle w:val="Compact"/>
       </w:pPr>
@@ -56872,7 +57457,7 @@
       <w:pPr>
         <w:numPr>
           <w:ilvl w:val="0"/>
-          <w:numId w:val="1107"/>
+          <w:numId w:val="1108"/>
         </w:numPr>
         <w:pStyle w:val="Compact"/>
       </w:pPr>
@@ -56884,7 +57469,7 @@
       <w:pPr>
         <w:numPr>
           <w:ilvl w:val="0"/>
-          <w:numId w:val="1107"/>
+          <w:numId w:val="1108"/>
         </w:numPr>
         <w:pStyle w:val="Compact"/>
       </w:pPr>
@@ -56917,7 +57502,7 @@
       <w:pPr>
         <w:numPr>
           <w:ilvl w:val="0"/>
-          <w:numId w:val="1107"/>
+          <w:numId w:val="1108"/>
         </w:numPr>
         <w:pStyle w:val="Compact"/>
       </w:pPr>
@@ -56971,7 +57556,7 @@
       <w:pPr>
         <w:numPr>
           <w:ilvl w:val="0"/>
-          <w:numId w:val="1107"/>
+          <w:numId w:val="1108"/>
         </w:numPr>
         <w:pStyle w:val="Compact"/>
       </w:pPr>
@@ -58487,7 +59072,7 @@
       <w:pPr>
         <w:numPr>
           <w:ilvl w:val="0"/>
-          <w:numId w:val="1108"/>
+          <w:numId w:val="1109"/>
         </w:numPr>
       </w:pPr>
       <w:r>
@@ -58498,7 +59083,7 @@
       <w:pPr>
         <w:numPr>
           <w:ilvl w:val="0"/>
-          <w:numId w:val="1108"/>
+          <w:numId w:val="1109"/>
         </w:numPr>
       </w:pPr>
       <w:r>
@@ -58509,7 +59094,7 @@
       <w:pPr>
         <w:numPr>
           <w:ilvl w:val="0"/>
-          <w:numId w:val="1108"/>
+          <w:numId w:val="1109"/>
         </w:numPr>
       </w:pPr>
       <w:r>
@@ -58812,7 +59397,7 @@
       <w:pPr>
         <w:numPr>
           <w:ilvl w:val="0"/>
-          <w:numId w:val="1109"/>
+          <w:numId w:val="1110"/>
         </w:numPr>
       </w:pPr>
       <w:r>
@@ -58823,7 +59408,7 @@
       <w:pPr>
         <w:numPr>
           <w:ilvl w:val="0"/>
-          <w:numId w:val="1109"/>
+          <w:numId w:val="1110"/>
         </w:numPr>
       </w:pPr>
       <w:r>
@@ -58855,7 +59440,7 @@
       <w:pPr>
         <w:numPr>
           <w:ilvl w:val="0"/>
-          <w:numId w:val="1109"/>
+          <w:numId w:val="1110"/>
         </w:numPr>
       </w:pPr>
       <w:r>
@@ -58866,7 +59451,7 @@
       <w:pPr>
         <w:numPr>
           <w:ilvl w:val="0"/>
-          <w:numId w:val="1109"/>
+          <w:numId w:val="1110"/>
         </w:numPr>
       </w:pPr>
       <w:r>
@@ -58877,7 +59462,7 @@
       <w:pPr>
         <w:numPr>
           <w:ilvl w:val="0"/>
-          <w:numId w:val="1109"/>
+          <w:numId w:val="1110"/>
         </w:numPr>
       </w:pPr>
       <w:r>
@@ -58888,7 +59473,7 @@
       <w:pPr>
         <w:numPr>
           <w:ilvl w:val="0"/>
-          <w:numId w:val="1109"/>
+          <w:numId w:val="1110"/>
         </w:numPr>
       </w:pPr>
       <w:r>
@@ -58926,7 +59511,7 @@
       <w:pPr>
         <w:numPr>
           <w:ilvl w:val="0"/>
-          <w:numId w:val="1109"/>
+          <w:numId w:val="1110"/>
         </w:numPr>
       </w:pPr>
       <w:r>
@@ -59231,7 +59816,7 @@
       <w:pPr>
         <w:numPr>
           <w:ilvl w:val="0"/>
-          <w:numId w:val="1110"/>
+          <w:numId w:val="1111"/>
         </w:numPr>
       </w:pPr>
       <w:r>
@@ -59242,7 +59827,7 @@
       <w:pPr>
         <w:numPr>
           <w:ilvl w:val="0"/>
-          <w:numId w:val="1110"/>
+          <w:numId w:val="1111"/>
         </w:numPr>
       </w:pPr>
       <w:r>
@@ -59259,7 +59844,7 @@
       <w:pPr>
         <w:numPr>
           <w:ilvl w:val="0"/>
-          <w:numId w:val="1110"/>
+          <w:numId w:val="1111"/>
         </w:numPr>
       </w:pPr>
       <w:r>
@@ -59270,7 +59855,7 @@
       <w:pPr>
         <w:numPr>
           <w:ilvl w:val="0"/>
-          <w:numId w:val="1110"/>
+          <w:numId w:val="1111"/>
         </w:numPr>
       </w:pPr>
       <w:r>
@@ -59296,7 +59881,7 @@
       <w:pPr>
         <w:numPr>
           <w:ilvl w:val="0"/>
-          <w:numId w:val="1110"/>
+          <w:numId w:val="1111"/>
         </w:numPr>
       </w:pPr>
       <w:r>
@@ -59307,7 +59892,7 @@
       <w:pPr>
         <w:numPr>
           <w:ilvl w:val="0"/>
-          <w:numId w:val="1110"/>
+          <w:numId w:val="1111"/>
         </w:numPr>
       </w:pPr>
       <w:r>
@@ -59786,7 +60371,7 @@
       <w:pPr>
         <w:numPr>
           <w:ilvl w:val="0"/>
-          <w:numId w:val="1111"/>
+          <w:numId w:val="1112"/>
         </w:numPr>
       </w:pPr>
       <w:r>
@@ -59810,7 +60395,7 @@
       <w:pPr>
         <w:numPr>
           <w:ilvl w:val="0"/>
-          <w:numId w:val="1111"/>
+          <w:numId w:val="1112"/>
         </w:numPr>
       </w:pPr>
       <w:r>
@@ -59851,7 +60436,7 @@
       <w:pPr>
         <w:numPr>
           <w:ilvl w:val="0"/>
-          <w:numId w:val="1111"/>
+          <w:numId w:val="1112"/>
         </w:numPr>
       </w:pPr>
       <w:r>
@@ -61494,7 +62079,7 @@
       <w:pPr>
         <w:numPr>
           <w:ilvl w:val="0"/>
-          <w:numId w:val="1112"/>
+          <w:numId w:val="1113"/>
         </w:numPr>
       </w:pPr>
       <w:r>
@@ -61505,7 +62090,7 @@
       <w:pPr>
         <w:numPr>
           <w:ilvl w:val="0"/>
-          <w:numId w:val="1112"/>
+          <w:numId w:val="1113"/>
         </w:numPr>
       </w:pPr>
       <w:r>
@@ -61546,7 +62131,7 @@
       <w:pPr>
         <w:numPr>
           <w:ilvl w:val="0"/>
-          <w:numId w:val="1112"/>
+          <w:numId w:val="1113"/>
         </w:numPr>
       </w:pPr>
       <w:r>
@@ -61602,7 +62187,7 @@
       <w:pPr>
         <w:numPr>
           <w:ilvl w:val="0"/>
-          <w:numId w:val="1112"/>
+          <w:numId w:val="1113"/>
         </w:numPr>
       </w:pPr>
       <w:r>
@@ -61628,7 +62213,7 @@
       <w:pPr>
         <w:numPr>
           <w:ilvl w:val="0"/>
-          <w:numId w:val="1112"/>
+          <w:numId w:val="1113"/>
         </w:numPr>
       </w:pPr>
       <w:r>
@@ -61654,7 +62239,7 @@
       <w:pPr>
         <w:numPr>
           <w:ilvl w:val="0"/>
-          <w:numId w:val="1112"/>
+          <w:numId w:val="1113"/>
         </w:numPr>
       </w:pPr>
       <w:r>
@@ -61680,7 +62265,7 @@
       <w:pPr>
         <w:numPr>
           <w:ilvl w:val="0"/>
-          <w:numId w:val="1112"/>
+          <w:numId w:val="1113"/>
         </w:numPr>
       </w:pPr>
       <w:r>
@@ -61691,7 +62276,7 @@
       <w:pPr>
         <w:numPr>
           <w:ilvl w:val="0"/>
-          <w:numId w:val="1112"/>
+          <w:numId w:val="1113"/>
         </w:numPr>
       </w:pPr>
       <w:r>
@@ -61732,7 +62317,7 @@
       <w:pPr>
         <w:numPr>
           <w:ilvl w:val="0"/>
-          <w:numId w:val="1112"/>
+          <w:numId w:val="1113"/>
         </w:numPr>
       </w:pPr>
       <w:r>
@@ -61810,7 +62395,7 @@
       <w:pPr>
         <w:numPr>
           <w:ilvl w:val="0"/>
-          <w:numId w:val="1113"/>
+          <w:numId w:val="1114"/>
         </w:numPr>
         <w:pStyle w:val="SourceCode"/>
       </w:pPr>
@@ -61908,7 +62493,7 @@
       <w:pPr>
         <w:numPr>
           <w:ilvl w:val="0"/>
-          <w:numId w:val="1113"/>
+          <w:numId w:val="1114"/>
         </w:numPr>
         <w:pStyle w:val="SourceCode"/>
       </w:pPr>
@@ -61934,7 +62519,7 @@
       <w:pPr>
         <w:numPr>
           <w:ilvl w:val="0"/>
-          <w:numId w:val="1113"/>
+          <w:numId w:val="1114"/>
         </w:numPr>
         <w:pStyle w:val="SourceCode"/>
       </w:pPr>
@@ -61966,7 +62551,7 @@
       <w:pPr>
         <w:numPr>
           <w:ilvl w:val="0"/>
-          <w:numId w:val="1113"/>
+          <w:numId w:val="1114"/>
         </w:numPr>
         <w:pStyle w:val="SourceCode"/>
       </w:pPr>
@@ -61992,7 +62577,7 @@
       <w:pPr>
         <w:numPr>
           <w:ilvl w:val="0"/>
-          <w:numId w:val="1113"/>
+          <w:numId w:val="1114"/>
         </w:numPr>
         <w:pStyle w:val="SourceCode"/>
       </w:pPr>
@@ -62007,7 +62592,7 @@
       <w:pPr>
         <w:numPr>
           <w:ilvl w:val="0"/>
-          <w:numId w:val="1113"/>
+          <w:numId w:val="1114"/>
         </w:numPr>
         <w:pStyle w:val="SourceCode"/>
       </w:pPr>
@@ -62039,7 +62624,7 @@
       <w:pPr>
         <w:numPr>
           <w:ilvl w:val="0"/>
-          <w:numId w:val="1113"/>
+          <w:numId w:val="1114"/>
         </w:numPr>
         <w:pStyle w:val="SourceCode"/>
       </w:pPr>
@@ -62083,7 +62668,7 @@
       <w:pPr>
         <w:numPr>
           <w:ilvl w:val="0"/>
-          <w:numId w:val="1113"/>
+          <w:numId w:val="1114"/>
         </w:numPr>
         <w:pStyle w:val="SourceCode"/>
       </w:pPr>
@@ -62098,7 +62683,7 @@
       <w:pPr>
         <w:numPr>
           <w:ilvl w:val="0"/>
-          <w:numId w:val="1113"/>
+          <w:numId w:val="1114"/>
         </w:numPr>
         <w:pStyle w:val="SourceCode"/>
       </w:pPr>
@@ -62301,7 +62886,7 @@
       <w:pPr>
         <w:numPr>
           <w:ilvl w:val="0"/>
-          <w:numId w:val="1113"/>
+          <w:numId w:val="1114"/>
         </w:numPr>
         <w:pStyle w:val="SourceCode"/>
       </w:pPr>
@@ -62345,7 +62930,7 @@
       <w:pPr>
         <w:numPr>
           <w:ilvl w:val="0"/>
-          <w:numId w:val="1113"/>
+          <w:numId w:val="1114"/>
         </w:numPr>
         <w:pStyle w:val="SourceCode"/>
       </w:pPr>
@@ -62371,7 +62956,7 @@
       <w:pPr>
         <w:numPr>
           <w:ilvl w:val="0"/>
-          <w:numId w:val="1113"/>
+          <w:numId w:val="1114"/>
         </w:numPr>
         <w:pStyle w:val="SourceCode"/>
       </w:pPr>
@@ -62397,7 +62982,7 @@
       <w:pPr>
         <w:numPr>
           <w:ilvl w:val="0"/>
-          <w:numId w:val="1113"/>
+          <w:numId w:val="1114"/>
         </w:numPr>
         <w:pStyle w:val="SourceCode"/>
       </w:pPr>
@@ -62489,7 +63074,7 @@
       <w:pPr>
         <w:numPr>
           <w:ilvl w:val="0"/>
-          <w:numId w:val="1113"/>
+          <w:numId w:val="1114"/>
         </w:numPr>
         <w:pStyle w:val="SourceCode"/>
       </w:pPr>
@@ -62545,7 +63130,7 @@
       <w:pPr>
         <w:numPr>
           <w:ilvl w:val="0"/>
-          <w:numId w:val="1113"/>
+          <w:numId w:val="1114"/>
         </w:numPr>
         <w:pStyle w:val="SourceCode"/>
       </w:pPr>
@@ -62595,7 +63180,7 @@
       <w:pPr>
         <w:numPr>
           <w:ilvl w:val="0"/>
-          <w:numId w:val="1113"/>
+          <w:numId w:val="1114"/>
         </w:numPr>
         <w:pStyle w:val="SourceCode"/>
       </w:pPr>
@@ -62633,7 +63218,7 @@
       <w:pPr>
         <w:numPr>
           <w:ilvl w:val="0"/>
-          <w:numId w:val="1113"/>
+          <w:numId w:val="1114"/>
         </w:numPr>
         <w:pStyle w:val="SourceCode"/>
       </w:pPr>
@@ -62665,7 +63250,7 @@
       <w:pPr>
         <w:numPr>
           <w:ilvl w:val="0"/>
-          <w:numId w:val="1113"/>
+          <w:numId w:val="1114"/>
         </w:numPr>
         <w:pStyle w:val="SourceCode"/>
       </w:pPr>
@@ -62715,7 +63300,7 @@
       <w:pPr>
         <w:numPr>
           <w:ilvl w:val="0"/>
-          <w:numId w:val="1113"/>
+          <w:numId w:val="1114"/>
         </w:numPr>
         <w:pStyle w:val="SourceCode"/>
       </w:pPr>
@@ -62759,7 +63344,7 @@
       <w:pPr>
         <w:numPr>
           <w:ilvl w:val="0"/>
-          <w:numId w:val="1113"/>
+          <w:numId w:val="1114"/>
         </w:numPr>
         <w:pStyle w:val="SourceCode"/>
       </w:pPr>
@@ -62803,7 +63388,7 @@
       <w:pPr>
         <w:numPr>
           <w:ilvl w:val="0"/>
-          <w:numId w:val="1113"/>
+          <w:numId w:val="1114"/>
         </w:numPr>
         <w:pStyle w:val="SourceCode"/>
       </w:pPr>
@@ -62946,7 +63531,7 @@
       <w:pPr>
         <w:numPr>
           <w:ilvl w:val="0"/>
-          <w:numId w:val="1113"/>
+          <w:numId w:val="1114"/>
         </w:numPr>
         <w:pStyle w:val="SourceCode"/>
       </w:pPr>
@@ -65402,6 +65987,9 @@
     <w:abstractNumId w:val="991"/>
   </w:num>
   <w:num w:numId="1056">
+    <w:abstractNumId w:val="991"/>
+  </w:num>
+  <w:num w:numId="1057">
     <w:abstractNumId w:val="99411"/>
     <w:lvlOverride w:ilvl="0">
       <w:startOverride w:val="1"/>
@@ -65431,13 +66019,13 @@
       <w:startOverride w:val="1"/>
     </w:lvlOverride>
   </w:num>
-  <w:num w:numId="1057">
-    <w:abstractNumId w:val="991"/>
-  </w:num>
   <w:num w:numId="1058">
     <w:abstractNumId w:val="991"/>
   </w:num>
   <w:num w:numId="1059">
+    <w:abstractNumId w:val="991"/>
+  </w:num>
+  <w:num w:numId="1060">
     <w:abstractNumId w:val="99411"/>
     <w:lvlOverride w:ilvl="0">
       <w:startOverride w:val="1"/>
@@ -65467,9 +66055,6 @@
       <w:startOverride w:val="1"/>
     </w:lvlOverride>
   </w:num>
-  <w:num w:numId="1060">
-    <w:abstractNumId w:val="991"/>
-  </w:num>
   <w:num w:numId="1061">
     <w:abstractNumId w:val="991"/>
   </w:num>
@@ -65498,6 +66083,9 @@
     <w:abstractNumId w:val="991"/>
   </w:num>
   <w:num w:numId="1070">
+    <w:abstractNumId w:val="991"/>
+  </w:num>
+  <w:num w:numId="1071">
     <w:abstractNumId w:val="99411"/>
     <w:lvlOverride w:ilvl="0">
       <w:startOverride w:val="1"/>
@@ -65527,7 +66115,7 @@
       <w:startOverride w:val="1"/>
     </w:lvlOverride>
   </w:num>
-  <w:num w:numId="1071">
+  <w:num w:numId="1072">
     <w:abstractNumId w:val="99413"/>
     <w:lvlOverride w:ilvl="0">
       <w:startOverride w:val="3"/>
@@ -65557,9 +66145,6 @@
       <w:startOverride w:val="3"/>
     </w:lvlOverride>
   </w:num>
-  <w:num w:numId="1072">
-    <w:abstractNumId w:val="991"/>
-  </w:num>
   <w:num w:numId="1073">
     <w:abstractNumId w:val="991"/>
   </w:num>
@@ -65585,6 +66170,9 @@
     <w:abstractNumId w:val="991"/>
   </w:num>
   <w:num w:numId="1081">
+    <w:abstractNumId w:val="991"/>
+  </w:num>
+  <w:num w:numId="1082">
     <w:abstractNumId w:val="99411"/>
     <w:lvlOverride w:ilvl="0">
       <w:startOverride w:val="1"/>
@@ -65613,9 +66201,6 @@
     <w:lvlOverride w:ilvl="8">
       <w:startOverride w:val="1"/>
     </w:lvlOverride>
-  </w:num>
-  <w:num w:numId="1082">
-    <w:abstractNumId w:val="991"/>
   </w:num>
   <w:num w:numId="1083">
     <w:abstractNumId w:val="991"/>
@@ -65708,6 +66293,9 @@
     <w:abstractNumId w:val="991"/>
   </w:num>
   <w:num w:numId="1113">
+    <w:abstractNumId w:val="991"/>
+  </w:num>
+  <w:num w:numId="1114">
     <w:abstractNumId w:val="991"/>
   </w:num>
 </w:numbering>

--- a/all.docx
+++ b/all.docx
@@ -10774,7 +10774,7 @@
       </w:r>
     </w:p>
     <w:bookmarkEnd w:id="38"/>
-    <w:bookmarkStart w:id="240" w:name="specific-guidance-for-c-vulnerabilities"/>
+    <w:bookmarkStart w:id="239" w:name="specific-guidance-for-c-vulnerabilities"/>
     <w:p>
       <w:pPr>
         <w:pStyle w:val="Heading1"/>
@@ -60796,7 +60796,7 @@
     </w:p>
     <w:bookmarkEnd w:id="231"/>
     <w:bookmarkEnd w:id="232"/>
-    <w:bookmarkStart w:id="236" w:name="concurrency-premature-termination-cgs"/>
+    <w:bookmarkStart w:id="235" w:name="concurrency-premature-termination-cgs"/>
     <w:p>
       <w:pPr>
         <w:pStyle w:val="Heading2"/>
@@ -60814,264 +60814,257 @@
         <w:t xml:space="preserve">6.62.1 Applicability to language</w:t>
       </w:r>
     </w:p>
+    <w:p>
+      <w:pPr>
+        <w:pStyle w:val="FirstParagraph"/>
+      </w:pPr>
+      <w:r>
+        <w:t xml:space="preserve">The vulnerability as described in ISO IEC 24772-1:2024 6.62 applies to C++.</w:t>
+      </w:r>
+    </w:p>
+    <w:p>
+      <w:pPr>
+        <w:pStyle w:val="BodyText"/>
+      </w:pPr>
+      <w:r>
+        <w:t xml:space="preserve">If the concurrency mechanisms of ISO/IEC 9899:2024 are used, then the vulnerabilities as described in ISO/IEC TR 24772-3:2020 apply.</w:t>
+      </w:r>
+    </w:p>
+    <w:p>
+      <w:pPr>
+        <w:pStyle w:val="BodyText"/>
+      </w:pPr>
+      <w:r>
+        <w:t xml:space="preserve">C++ standard threads</w:t>
+      </w:r>
+    </w:p>
+    <w:p>
+      <w:pPr>
+        <w:pStyle w:val="BodyText"/>
+      </w:pPr>
+      <w:r>
+        <w:t xml:space="preserve">Within C++ standard thread concurrency, the vulnerability as specified in ISO/IEC 24772-1 clause 6.62 can arise as follows:</w:t>
+      </w:r>
+      <w:r>
+        <w:t xml:space="preserve"> </w:t>
+      </w:r>
+      <w:r>
+        <w:t xml:space="preserve">- as part of the termination of the complete program resulting from an explicit call to a program-terminating function in any thread in the program or an implicit call on std::terminate, for example,</w:t>
+      </w:r>
+      <w:r>
+        <w:t xml:space="preserve"> </w:t>
+      </w:r>
+      <w:r>
+        <w:t xml:space="preserve">- as a result of an unhandled exception in any thread function when using</w:t>
+      </w:r>
+      <w:r>
+        <w:t xml:space="preserve"> </w:t>
+      </w:r>
+      <w:r>
+        <w:rPr>
+          <w:rStyle w:val="NormalTok"/>
+        </w:rPr>
+        <w:t xml:space="preserve">thread</w:t>
+      </w:r>
+      <w:r>
+        <w:t xml:space="preserve"> </w:t>
+      </w:r>
+      <w:r>
+        <w:t xml:space="preserve">or</w:t>
+      </w:r>
+      <w:r>
+        <w:t xml:space="preserve"> </w:t>
+      </w:r>
+      <w:r>
+        <w:rPr>
+          <w:rStyle w:val="NormalTok"/>
+        </w:rPr>
+        <w:t xml:space="preserve">jthread</w:t>
+      </w:r>
+      <w:r>
+        <w:t xml:space="preserve"> </w:t>
+      </w:r>
+      <w:r>
+        <w:t xml:space="preserve">- as a result of an unhandled exception in any thread function when using C++ parallel algorithms</w:t>
+      </w:r>
+      <w:r>
+        <w:t xml:space="preserve"> </w:t>
+      </w:r>
+      <w:r>
+        <w:t xml:space="preserve">- as a result of faulty inter-thread asynchronous communications that results in unplanned termination of a communicating thread.</w:t>
+      </w:r>
+    </w:p>
+    <w:p>
+      <w:pPr>
+        <w:pStyle w:val="BodyText"/>
+      </w:pPr>
+      <w:r>
+        <w:t xml:space="preserve">Errors relating to improper shutdown and cleanup are addressed in 6.36 Unhandled errors and exceptions(??)</w:t>
+      </w:r>
+      <w:r>
+        <w:t xml:space="preserve"> </w:t>
+      </w:r>
+      <w:r>
+        <w:t xml:space="preserve">If non-standard C++ concurrency is used, the vulnerability and avoidance mechanisms are as specified in ISO/IEC 24772-1 and ISO/IEC 24772-3.</w:t>
+      </w:r>
+    </w:p>
+    <w:p>
+      <w:pPr>
+        <w:pStyle w:val="BodyText"/>
+      </w:pPr>
+      <w:r>
+        <w:t xml:space="preserve">(see https://en.cppreference.com/w/cpp/error/terminate for more termination conditions)</w:t>
+      </w:r>
+    </w:p>
+    <w:p>
+      <w:pPr>
+        <w:pStyle w:val="BodyText"/>
+      </w:pPr>
+      <w:r>
+        <w:t xml:space="preserve">Joining a thread causes the joining thread to await the joined thread’s</w:t>
+      </w:r>
+      <w:r>
+        <w:t xml:space="preserve"> </w:t>
+      </w:r>
+      <w:r>
+        <w:t xml:space="preserve">termination before continuing. Useful for executing in parallel and then</w:t>
+      </w:r>
+      <w:r>
+        <w:t xml:space="preserve"> </w:t>
+      </w:r>
+      <w:r>
+        <w:t xml:space="preserve">proceeding after the dispatched work is complete, but does not notify</w:t>
+      </w:r>
+      <w:r>
+        <w:t xml:space="preserve"> </w:t>
+      </w:r>
+      <w:r>
+        <w:t xml:space="preserve">the joining task if the termination was premature.</w:t>
+      </w:r>
+    </w:p>
+    <w:p>
+      <w:pPr>
+        <w:pStyle w:val="BodyText"/>
+      </w:pPr>
+      <w:r>
+        <w:t xml:space="preserve">C++ 2020 provides callbacks in the form of stop_callback to notify the</w:t>
+      </w:r>
+      <w:r>
+        <w:t xml:space="preserve"> </w:t>
+      </w:r>
+      <w:r>
+        <w:t xml:space="preserve">setting thread when a thread of interest has been terminated. It also</w:t>
+      </w:r>
+      <w:r>
+        <w:t xml:space="preserve"> </w:t>
+      </w:r>
+      <w:r>
+        <w:t xml:space="preserve">provides stop_token for a thread to query it is being instructed to</w:t>
+      </w:r>
+      <w:r>
+        <w:t xml:space="preserve"> </w:t>
+      </w:r>
+      <w:r>
+        <w:t xml:space="preserve">terminate. (should go in 6.60 if not there already).</w:t>
+      </w:r>
+    </w:p>
+    <w:p>
+      <w:pPr>
+        <w:pStyle w:val="BodyText"/>
+      </w:pPr>
+      <w:r>
+        <w:t xml:space="preserve">The terminating thread can pass back whatever is programmed back to the `join’ function, which can include notice of premature termination, for example by returning a pointer to the handled exception that identifies the error that caused premature termination.</w:t>
+      </w:r>
+    </w:p>
+    <w:p>
+      <w:pPr>
+        <w:pStyle w:val="BodyText"/>
+      </w:pPr>
+      <w:r>
+        <w:t xml:space="preserve">The semantics of C++ is that all children of the main program will prematurely terminate if the main program terminates and final results from such threads will not be delivered .</w:t>
+      </w:r>
+      <w:r>
+        <w:t xml:space="preserve"> </w:t>
+      </w:r>
+      <w:r>
+        <w:t xml:space="preserve">It is necessary to join the main program to all its children to ensure that children are not</w:t>
+      </w:r>
+      <w:r>
+        <w:t xml:space="preserve"> </w:t>
+      </w:r>
+      <w:r>
+        <w:t xml:space="preserve">silently terminated prematurely.</w:t>
+      </w:r>
+    </w:p>
+    <w:p>
+      <w:pPr>
+        <w:pStyle w:val="BodyText"/>
+      </w:pPr>
+      <w:r>
+        <w:t xml:space="preserve">Premature termination of C++ Tasks</w:t>
+      </w:r>
+    </w:p>
+    <w:p>
+      <w:pPr>
+        <w:pStyle w:val="BodyText"/>
+      </w:pPr>
+      <w:r>
+        <w:t xml:space="preserve">Tasks can</w:t>
+      </w:r>
+      <w:r>
+        <w:t xml:space="preserve"> </w:t>
+      </w:r>
+      <w:r>
+        <w:rPr>
+          <w:rStyle w:val="VerbatimChar"/>
+        </w:rPr>
+        <w:t xml:space="preserve">abort</w:t>
+      </w:r>
+      <w:r>
+        <w:t xml:space="preserve"> </w:t>
+      </w:r>
+      <w:r>
+        <w:t xml:space="preserve">or</w:t>
+      </w:r>
+      <w:r>
+        <w:t xml:space="preserve"> </w:t>
+      </w:r>
+      <w:r>
+        <w:rPr>
+          <w:rStyle w:val="VerbatimChar"/>
+        </w:rPr>
+        <w:t xml:space="preserve">terminate</w:t>
+      </w:r>
+      <w:r>
+        <w:t xml:space="preserve"> </w:t>
+      </w:r>
+      <w:r>
+        <w:t xml:space="preserve">or</w:t>
+      </w:r>
+      <w:r>
+        <w:t xml:space="preserve"> </w:t>
+      </w:r>
+      <w:r>
+        <w:rPr>
+          <w:rStyle w:val="VerbatimChar"/>
+        </w:rPr>
+        <w:t xml:space="preserve">cancelled</w:t>
+      </w:r>
+      <w:r>
+        <w:t xml:space="preserve"> </w:t>
+      </w:r>
+      <w:r>
+        <w:t xml:space="preserve">(last one - by the scheduler)</w:t>
+      </w:r>
+      <w:r>
+        <w:t xml:space="preserve"> </w:t>
+      </w:r>
+      <w:r>
+        <w:t xml:space="preserve">but these affect the whole program containing the thread. Therefore, the only way for a task to terminate is to receive a terminate request and transfer to the end of its code where the parent that initiated it will be waiting at the future.</w:t>
+      </w:r>
+    </w:p>
     <w:bookmarkEnd w:id="233"/>
-    <w:bookmarkStart w:id="234" w:name="section"/>
-    <w:p>
-      <w:pPr>
-        <w:pStyle w:val="Heading3"/>
-      </w:pPr>
-    </w:p>
-    <w:p>
-      <w:pPr>
-        <w:pStyle w:val="FirstParagraph"/>
-      </w:pPr>
-      <w:r>
-        <w:t xml:space="preserve">The vulnerability as described in ISO IEC 24772-1:2024 6.62 applies to C++.</w:t>
-      </w:r>
-    </w:p>
-    <w:p>
-      <w:pPr>
-        <w:pStyle w:val="BodyText"/>
-      </w:pPr>
-      <w:r>
-        <w:t xml:space="preserve">For concurrent entities created using the C library, apply the avoidance mechanisms documented in ISO IEC TR 24772-3 clause 6.62.</w:t>
-      </w:r>
-    </w:p>
-    <w:p>
-      <w:pPr>
-        <w:pStyle w:val="BodyText"/>
-      </w:pPr>
-      <w:r>
-        <w:t xml:space="preserve">C++ standard threads</w:t>
-      </w:r>
-    </w:p>
-    <w:p>
-      <w:pPr>
-        <w:pStyle w:val="BodyText"/>
-      </w:pPr>
-      <w:r>
-        <w:t xml:space="preserve">Within C++ standard thread concurrency, the vulnerability as specified in ISO/IEC 24772-1 clause 6.62 can arise as follows:</w:t>
-      </w:r>
-      <w:r>
-        <w:t xml:space="preserve"> </w:t>
-      </w:r>
-      <w:r>
-        <w:t xml:space="preserve">- as part of the termination of the complete program resulting from an explicit call to a program-terminating function in any thread in the program or an implicit call on std::terminate, for example,</w:t>
-      </w:r>
-      <w:r>
-        <w:t xml:space="preserve"> </w:t>
-      </w:r>
-      <w:r>
-        <w:t xml:space="preserve">- as a result of an unhandled exception in any thread function when using</w:t>
-      </w:r>
-      <w:r>
-        <w:t xml:space="preserve"> </w:t>
-      </w:r>
-      <w:r>
-        <w:rPr>
-          <w:rStyle w:val="NormalTok"/>
-        </w:rPr>
-        <w:t xml:space="preserve">thread</w:t>
-      </w:r>
-      <w:r>
-        <w:t xml:space="preserve"> </w:t>
-      </w:r>
-      <w:r>
-        <w:t xml:space="preserve">or</w:t>
-      </w:r>
-      <w:r>
-        <w:t xml:space="preserve"> </w:t>
-      </w:r>
-      <w:r>
-        <w:rPr>
-          <w:rStyle w:val="NormalTok"/>
-        </w:rPr>
-        <w:t xml:space="preserve">jthread</w:t>
-      </w:r>
-      <w:r>
-        <w:t xml:space="preserve"> </w:t>
-      </w:r>
-      <w:r>
-        <w:t xml:space="preserve">- as a result of an unhandled exception in any thread function when using C++ parallel algorithms</w:t>
-      </w:r>
-      <w:r>
-        <w:t xml:space="preserve"> </w:t>
-      </w:r>
-      <w:r>
-        <w:t xml:space="preserve">- as a result of faulty inter-thread asynchronous communications that results in unplanned termination of a communicating thread.</w:t>
-      </w:r>
-    </w:p>
-    <w:p>
-      <w:pPr>
-        <w:pStyle w:val="BodyText"/>
-      </w:pPr>
-      <w:r>
-        <w:t xml:space="preserve">Errors relating to improper shutdown and cleanup are addressed in 6.36 Unhandled errors and exceptions(??)</w:t>
-      </w:r>
-      <w:r>
-        <w:t xml:space="preserve"> </w:t>
-      </w:r>
-      <w:r>
-        <w:t xml:space="preserve">If non-standard C++ concurrency is used, the vulnerability and avoidance mechanisms are as specified in ISO/IEC 24772-1 and ISO/IEC 24772-3.</w:t>
-      </w:r>
-    </w:p>
-    <w:p>
-      <w:pPr>
-        <w:pStyle w:val="BodyText"/>
-      </w:pPr>
-      <w:r>
-        <w:t xml:space="preserve">(see https://en.cppreference.com/w/cpp/error/terminate for more termination conditions)</w:t>
-      </w:r>
-    </w:p>
-    <w:p>
-      <w:pPr>
-        <w:pStyle w:val="BodyText"/>
-      </w:pPr>
-      <w:r>
-        <w:t xml:space="preserve">Joining a thread causes the joining thread to await the joined thread’s</w:t>
-      </w:r>
-      <w:r>
-        <w:t xml:space="preserve"> </w:t>
-      </w:r>
-      <w:r>
-        <w:t xml:space="preserve">termination before continuing. Useful for executing in parallel and then</w:t>
-      </w:r>
-      <w:r>
-        <w:t xml:space="preserve"> </w:t>
-      </w:r>
-      <w:r>
-        <w:t xml:space="preserve">proceeding after the dispatched work is complete, but does not notify</w:t>
-      </w:r>
-      <w:r>
-        <w:t xml:space="preserve"> </w:t>
-      </w:r>
-      <w:r>
-        <w:t xml:space="preserve">the joining task if the termination was premature.</w:t>
-      </w:r>
-    </w:p>
-    <w:p>
-      <w:pPr>
-        <w:pStyle w:val="BodyText"/>
-      </w:pPr>
-      <w:r>
-        <w:t xml:space="preserve">C++ 2020 provides callbacks in the form of stop_callback to notify the</w:t>
-      </w:r>
-      <w:r>
-        <w:t xml:space="preserve"> </w:t>
-      </w:r>
-      <w:r>
-        <w:t xml:space="preserve">setting thread when a thread of interest has been terminated. It also</w:t>
-      </w:r>
-      <w:r>
-        <w:t xml:space="preserve"> </w:t>
-      </w:r>
-      <w:r>
-        <w:t xml:space="preserve">provides stop_token for a thread to query it is being instructed to</w:t>
-      </w:r>
-      <w:r>
-        <w:t xml:space="preserve"> </w:t>
-      </w:r>
-      <w:r>
-        <w:t xml:space="preserve">terminate. (should go in 6.60 if not there already).</w:t>
-      </w:r>
-    </w:p>
-    <w:p>
-      <w:pPr>
-        <w:pStyle w:val="BodyText"/>
-      </w:pPr>
-      <w:r>
-        <w:t xml:space="preserve">The terminating thread can pass back whatever is programmed back to the `join’ function, which can include notice of premature termination, for example by returning a pointer to the handled exception that identifies the error that caused premature termination.</w:t>
-      </w:r>
-    </w:p>
-    <w:p>
-      <w:pPr>
-        <w:pStyle w:val="BodyText"/>
-      </w:pPr>
-      <w:r>
-        <w:t xml:space="preserve">The semantics of C++ is that all children of the main program will prematurely terminate if the main program terminates and final results from such threads will not be delivered .</w:t>
-      </w:r>
-      <w:r>
-        <w:t xml:space="preserve"> </w:t>
-      </w:r>
-      <w:r>
-        <w:t xml:space="preserve">It is necessary to join the main program to all its children to ensure that children are not</w:t>
-      </w:r>
-      <w:r>
-        <w:t xml:space="preserve"> </w:t>
-      </w:r>
-      <w:r>
-        <w:t xml:space="preserve">silently terminated prematurely.</w:t>
-      </w:r>
-    </w:p>
-    <w:p>
-      <w:pPr>
-        <w:pStyle w:val="BodyText"/>
-      </w:pPr>
-      <w:r>
-        <w:t xml:space="preserve">Premature termination of C++ Tasks</w:t>
-      </w:r>
-    </w:p>
-    <w:p>
-      <w:pPr>
-        <w:pStyle w:val="BodyText"/>
-      </w:pPr>
-      <w:r>
-        <w:t xml:space="preserve">Tasks can</w:t>
-      </w:r>
-      <w:r>
-        <w:t xml:space="preserve"> </w:t>
-      </w:r>
-      <w:r>
-        <w:rPr>
-          <w:rStyle w:val="VerbatimChar"/>
-        </w:rPr>
-        <w:t xml:space="preserve">abort</w:t>
-      </w:r>
-      <w:r>
-        <w:t xml:space="preserve"> </w:t>
-      </w:r>
-      <w:r>
-        <w:t xml:space="preserve">or</w:t>
-      </w:r>
-      <w:r>
-        <w:t xml:space="preserve"> </w:t>
-      </w:r>
-      <w:r>
-        <w:rPr>
-          <w:rStyle w:val="VerbatimChar"/>
-        </w:rPr>
-        <w:t xml:space="preserve">terminate</w:t>
-      </w:r>
-      <w:r>
-        <w:t xml:space="preserve"> </w:t>
-      </w:r>
-      <w:r>
-        <w:t xml:space="preserve">or</w:t>
-      </w:r>
-      <w:r>
-        <w:t xml:space="preserve"> </w:t>
-      </w:r>
-      <w:r>
-        <w:rPr>
-          <w:rStyle w:val="VerbatimChar"/>
-        </w:rPr>
-        <w:t xml:space="preserve">cancelled</w:t>
-      </w:r>
-      <w:r>
-        <w:t xml:space="preserve"> </w:t>
-      </w:r>
-      <w:r>
-        <w:t xml:space="preserve">(last one - by the scheduler)</w:t>
-      </w:r>
-      <w:r>
-        <w:t xml:space="preserve"> </w:t>
-      </w:r>
-      <w:r>
-        <w:t xml:space="preserve">but these affect the whole program containing the thread. Therefore, the only way for a task to terminate is to receive a terminate request and transfer to the end of its code where the parent that initiated it will be waiting at the future.</w:t>
-      </w:r>
-    </w:p>
-    <w:bookmarkEnd w:id="234"/>
-    <w:bookmarkStart w:id="235" w:name="avoidance-mechanisms-for-language-users"/>
+    <w:bookmarkStart w:id="234" w:name="avoidance-mechanisms-for-language-users"/>
     <w:p>
       <w:pPr>
         <w:pStyle w:val="Heading3"/>
@@ -61096,7 +61089,7 @@
         </w:numPr>
       </w:pPr>
       <w:r>
-        <w:t xml:space="preserve">Apply the avoidance mechanisms of ISO/IEC 24772-1:2024 6.63.5.</w:t>
+        <w:t xml:space="preserve">Apply the avoidance mechanisms of ISO/IEC 24772-1:2024, 6.63.5.</w:t>
       </w:r>
     </w:p>
     <w:p>
@@ -61181,452 +61174,463 @@
         <w:t xml:space="preserve">normally, such as by using the std::jthread type.</w:t>
       </w:r>
     </w:p>
+    <w:p>
+      <w:pPr>
+        <w:numPr>
+          <w:ilvl w:val="0"/>
+          <w:numId w:val="1113"/>
+        </w:numPr>
+      </w:pPr>
+      <w:r>
+        <w:t xml:space="preserve">For concurrent entities created using the C library, apply the avoidance mechanisms documented in ISO IEC TR 24772-3:2020, 6.62.</w:t>
+      </w:r>
+    </w:p>
+    <w:bookmarkEnd w:id="234"/>
     <w:bookmarkEnd w:id="235"/>
+    <w:bookmarkStart w:id="238" w:name="uncontrolled-format-string-shl"/>
+    <w:p>
+      <w:pPr>
+        <w:pStyle w:val="Heading2"/>
+      </w:pPr>
+      <w:r>
+        <w:t xml:space="preserve">6.64 Uncontrolled Format String [SHL]</w:t>
+      </w:r>
+    </w:p>
+    <w:bookmarkStart w:id="236" w:name="applicability-to-language"/>
+    <w:p>
+      <w:pPr>
+        <w:pStyle w:val="Heading3"/>
+      </w:pPr>
+      <w:r>
+        <w:t xml:space="preserve">6.64.1 Applicability to language</w:t>
+      </w:r>
+    </w:p>
+    <w:p>
+      <w:pPr>
+        <w:pStyle w:val="FirstParagraph"/>
+      </w:pPr>
+      <w:r>
+        <w:t xml:space="preserve">The vulnerability as described in ISO/IEC 24772-1:2024 applies to C++.</w:t>
+      </w:r>
+    </w:p>
+    <w:p>
+      <w:pPr>
+        <w:pStyle w:val="BodyText"/>
+      </w:pPr>
+      <w:r>
+        <w:t xml:space="preserve">C++ inherits the C libraries which provide a large family of input and</w:t>
+      </w:r>
+      <w:r>
+        <w:t xml:space="preserve"> </w:t>
+      </w:r>
+      <w:r>
+        <w:t xml:space="preserve">output functions that use a control string to interpret the data read</w:t>
+      </w:r>
+      <w:r>
+        <w:t xml:space="preserve"> </w:t>
+      </w:r>
+      <w:r>
+        <w:t xml:space="preserve">or format the output. These strings include all the feature described</w:t>
+      </w:r>
+      <w:r>
+        <w:t xml:space="preserve"> </w:t>
+      </w:r>
+      <w:r>
+        <w:t xml:space="preserve">in ISO/IEC TR 24772-1:2019 clause 6.64.1.</w:t>
+      </w:r>
+    </w:p>
+    <w:p>
+      <w:pPr>
+        <w:pStyle w:val="BodyText"/>
+      </w:pPr>
+      <w:r>
+        <w:t xml:space="preserve">C++ provides type-safe alternatives for input/output, which do not use</w:t>
+      </w:r>
+      <w:r>
+        <w:t xml:space="preserve"> </w:t>
+      </w:r>
+      <w:r>
+        <w:t xml:space="preserve">format strings and which should be used in preference, such as</w:t>
+      </w:r>
+    </w:p>
+    <w:p>
+      <w:pPr>
+        <w:pStyle w:val="SourceCode"/>
+      </w:pPr>
+      <w:r>
+        <w:rPr>
+          <w:rStyle w:val="DataTypeTok"/>
+        </w:rPr>
+        <w:t xml:space="preserve">int</w:t>
+      </w:r>
+      <w:r>
+        <w:rPr>
+          <w:rStyle w:val="NormalTok"/>
+        </w:rPr>
+        <w:t xml:space="preserve"> aNumber{};</w:t>
+      </w:r>
+      <w:r>
+        <w:br/>
+      </w:r>
+      <w:r>
+        <w:rPr>
+          <w:rStyle w:val="ControlFlowTok"/>
+        </w:rPr>
+        <w:t xml:space="preserve">while</w:t>
+      </w:r>
+      <w:r>
+        <w:rPr>
+          <w:rStyle w:val="NormalTok"/>
+        </w:rPr>
+        <w:t xml:space="preserve">(</w:t>
+      </w:r>
+      <w:r>
+        <w:rPr>
+          <w:rStyle w:val="BuiltInTok"/>
+        </w:rPr>
+        <w:t xml:space="preserve">std::</w:t>
+      </w:r>
+      <w:r>
+        <w:rPr>
+          <w:rStyle w:val="NormalTok"/>
+        </w:rPr>
+        <w:t xml:space="preserve">cin){ </w:t>
+      </w:r>
+      <w:r>
+        <w:rPr>
+          <w:rStyle w:val="CommentTok"/>
+        </w:rPr>
+        <w:t xml:space="preserve">// is input still available</w:t>
+      </w:r>
+      <w:r>
+        <w:br/>
+      </w:r>
+      <w:r>
+        <w:rPr>
+          <w:rStyle w:val="NormalTok"/>
+        </w:rPr>
+        <w:t xml:space="preserve">  </w:t>
+      </w:r>
+      <w:r>
+        <w:rPr>
+          <w:rStyle w:val="BuiltInTok"/>
+        </w:rPr>
+        <w:t xml:space="preserve">std::</w:t>
+      </w:r>
+      <w:r>
+        <w:rPr>
+          <w:rStyle w:val="NormalTok"/>
+        </w:rPr>
+        <w:t xml:space="preserve">cout &lt;&lt; </w:t>
+      </w:r>
+      <w:r>
+        <w:rPr>
+          <w:rStyle w:val="StringTok"/>
+        </w:rPr>
+        <w:t xml:space="preserve">"Enter a whole number, please:"</w:t>
+      </w:r>
+      <w:r>
+        <w:rPr>
+          <w:rStyle w:val="NormalTok"/>
+        </w:rPr>
+        <w:t xml:space="preserve">;</w:t>
+      </w:r>
+      <w:r>
+        <w:br/>
+      </w:r>
+      <w:r>
+        <w:rPr>
+          <w:rStyle w:val="NormalTok"/>
+        </w:rPr>
+        <w:t xml:space="preserve">  </w:t>
+      </w:r>
+      <w:r>
+        <w:rPr>
+          <w:rStyle w:val="ControlFlowTok"/>
+        </w:rPr>
+        <w:t xml:space="preserve">if</w:t>
+      </w:r>
+      <w:r>
+        <w:rPr>
+          <w:rStyle w:val="NormalTok"/>
+        </w:rPr>
+        <w:t xml:space="preserve"> (</w:t>
+      </w:r>
+      <w:r>
+        <w:rPr>
+          <w:rStyle w:val="BuiltInTok"/>
+        </w:rPr>
+        <w:t xml:space="preserve">std::</w:t>
+      </w:r>
+      <w:r>
+        <w:rPr>
+          <w:rStyle w:val="NormalTok"/>
+        </w:rPr>
+        <w:t xml:space="preserve">cin &gt;&gt; aNumber) { </w:t>
+      </w:r>
+      <w:r>
+        <w:rPr>
+          <w:rStyle w:val="CommentTok"/>
+        </w:rPr>
+        <w:t xml:space="preserve">// no format string needed</w:t>
+      </w:r>
+      <w:r>
+        <w:br/>
+      </w:r>
+      <w:r>
+        <w:rPr>
+          <w:rStyle w:val="NormalTok"/>
+        </w:rPr>
+        <w:t xml:space="preserve">    </w:t>
+      </w:r>
+      <w:r>
+        <w:rPr>
+          <w:rStyle w:val="BuiltInTok"/>
+        </w:rPr>
+        <w:t xml:space="preserve">std::</w:t>
+      </w:r>
+      <w:r>
+        <w:rPr>
+          <w:rStyle w:val="NormalTok"/>
+        </w:rPr>
+        <w:t xml:space="preserve">cout &gt;&gt; </w:t>
+      </w:r>
+      <w:r>
+        <w:rPr>
+          <w:rStyle w:val="StringTok"/>
+        </w:rPr>
+        <w:t xml:space="preserve">"Thank you, the number can be represented as "</w:t>
+      </w:r>
+      <w:r>
+        <w:br/>
+      </w:r>
+      <w:r>
+        <w:rPr>
+          <w:rStyle w:val="NormalTok"/>
+        </w:rPr>
+        <w:t xml:space="preserve">    </w:t>
+      </w:r>
+      <w:r>
+        <w:rPr>
+          <w:rStyle w:val="BuiltInTok"/>
+        </w:rPr>
+        <w:t xml:space="preserve">std::</w:t>
+      </w:r>
+      <w:r>
+        <w:rPr>
+          <w:rStyle w:val="NormalTok"/>
+        </w:rPr>
+        <w:t xml:space="preserve">cout &lt;&lt; </w:t>
+      </w:r>
+      <w:r>
+        <w:rPr>
+          <w:rStyle w:val="BuiltInTok"/>
+        </w:rPr>
+        <w:t xml:space="preserve">std::</w:t>
+      </w:r>
+      <w:r>
+        <w:rPr>
+          <w:rStyle w:val="NormalTok"/>
+        </w:rPr>
+        <w:t xml:space="preserve">format(</w:t>
+      </w:r>
+      <w:r>
+        <w:rPr>
+          <w:rStyle w:val="StringTok"/>
+        </w:rPr>
+        <w:t xml:space="preserve">"0b</w:t>
+      </w:r>
+      <w:r>
+        <w:rPr>
+          <w:rStyle w:val="SpecialCharTok"/>
+        </w:rPr>
+        <w:t xml:space="preserve">{0:b}</w:t>
+      </w:r>
+      <w:r>
+        <w:rPr>
+          <w:rStyle w:val="StringTok"/>
+        </w:rPr>
+        <w:t xml:space="preserve"> </w:t>
+      </w:r>
+      <w:r>
+        <w:rPr>
+          <w:rStyle w:val="SpecialCharTok"/>
+        </w:rPr>
+        <w:t xml:space="preserve">{0:d}</w:t>
+      </w:r>
+      <w:r>
+        <w:rPr>
+          <w:rStyle w:val="StringTok"/>
+        </w:rPr>
+        <w:t xml:space="preserve"> 0</w:t>
+      </w:r>
+      <w:r>
+        <w:rPr>
+          <w:rStyle w:val="SpecialCharTok"/>
+        </w:rPr>
+        <w:t xml:space="preserve">{0:o}</w:t>
+      </w:r>
+      <w:r>
+        <w:rPr>
+          <w:rStyle w:val="StringTok"/>
+        </w:rPr>
+        <w:t xml:space="preserve"> 0x</w:t>
+      </w:r>
+      <w:r>
+        <w:rPr>
+          <w:rStyle w:val="SpecialCharTok"/>
+        </w:rPr>
+        <w:t xml:space="preserve">{0:x}</w:t>
+      </w:r>
+      <w:r>
+        <w:rPr>
+          <w:rStyle w:val="StringTok"/>
+        </w:rPr>
+        <w:t xml:space="preserve">"</w:t>
+      </w:r>
+      <w:r>
+        <w:rPr>
+          <w:rStyle w:val="NormalTok"/>
+        </w:rPr>
+        <w:t xml:space="preserve">, aNumber);</w:t>
+      </w:r>
+      <w:r>
+        <w:br/>
+      </w:r>
+      <w:r>
+        <w:rPr>
+          <w:rStyle w:val="NormalTok"/>
+        </w:rPr>
+        <w:t xml:space="preserve">  } </w:t>
+      </w:r>
+      <w:r>
+        <w:rPr>
+          <w:rStyle w:val="ControlFlowTok"/>
+        </w:rPr>
+        <w:t xml:space="preserve">else</w:t>
+      </w:r>
+      <w:r>
+        <w:rPr>
+          <w:rStyle w:val="NormalTok"/>
+        </w:rPr>
+        <w:t xml:space="preserve"> { </w:t>
+      </w:r>
+      <w:r>
+        <w:rPr>
+          <w:rStyle w:val="CommentTok"/>
+        </w:rPr>
+        <w:t xml:space="preserve">// input failed</w:t>
+      </w:r>
+      <w:r>
+        <w:br/>
+      </w:r>
+      <w:r>
+        <w:rPr>
+          <w:rStyle w:val="NormalTok"/>
+        </w:rPr>
+        <w:t xml:space="preserve">    </w:t>
+      </w:r>
+      <w:r>
+        <w:rPr>
+          <w:rStyle w:val="BuiltInTok"/>
+        </w:rPr>
+        <w:t xml:space="preserve">std::</w:t>
+      </w:r>
+      <w:r>
+        <w:rPr>
+          <w:rStyle w:val="NormalTok"/>
+        </w:rPr>
+        <w:t xml:space="preserve">cin.clear();  </w:t>
+      </w:r>
+      <w:r>
+        <w:rPr>
+          <w:rStyle w:val="CommentTok"/>
+        </w:rPr>
+        <w:t xml:space="preserve">// re-enable input</w:t>
+      </w:r>
+      <w:r>
+        <w:br/>
+      </w:r>
+      <w:r>
+        <w:rPr>
+          <w:rStyle w:val="NormalTok"/>
+        </w:rPr>
+        <w:t xml:space="preserve">    </w:t>
+      </w:r>
+      <w:r>
+        <w:rPr>
+          <w:rStyle w:val="BuiltInTok"/>
+        </w:rPr>
+        <w:t xml:space="preserve">std::</w:t>
+      </w:r>
+      <w:r>
+        <w:rPr>
+          <w:rStyle w:val="NormalTok"/>
+        </w:rPr>
+        <w:t xml:space="preserve">string line;</w:t>
+      </w:r>
+      <w:r>
+        <w:br/>
+      </w:r>
+      <w:r>
+        <w:rPr>
+          <w:rStyle w:val="NormalTok"/>
+        </w:rPr>
+        <w:t xml:space="preserve">    getline(</w:t>
+      </w:r>
+      <w:r>
+        <w:rPr>
+          <w:rStyle w:val="BuiltInTok"/>
+        </w:rPr>
+        <w:t xml:space="preserve">std::</w:t>
+      </w:r>
+      <w:r>
+        <w:rPr>
+          <w:rStyle w:val="NormalTok"/>
+        </w:rPr>
+        <w:t xml:space="preserve">cin,line); </w:t>
+      </w:r>
+      <w:r>
+        <w:rPr>
+          <w:rStyle w:val="CommentTok"/>
+        </w:rPr>
+        <w:t xml:space="preserve">// skip to eol</w:t>
+      </w:r>
+      <w:r>
+        <w:br/>
+      </w:r>
+      <w:r>
+        <w:rPr>
+          <w:rStyle w:val="NormalTok"/>
+        </w:rPr>
+        <w:t xml:space="preserve">  }</w:t>
+      </w:r>
+      <w:r>
+        <w:br/>
+      </w:r>
+      <w:r>
+        <w:rPr>
+          <w:rStyle w:val="NormalTok"/>
+        </w:rPr>
+        <w:t xml:space="preserve">}</w:t>
+      </w:r>
+    </w:p>
+    <w:p>
+      <w:pPr>
+        <w:pStyle w:val="FirstParagraph"/>
+      </w:pPr>
+      <w:r>
+        <w:t xml:space="preserve">In addition, operator overloading of output operators allows to extend</w:t>
+      </w:r>
+      <w:r>
+        <w:t xml:space="preserve"> </w:t>
+      </w:r>
+      <w:r>
+        <w:t xml:space="preserve">formatting abilities to user-defined types.</w:t>
+      </w:r>
+    </w:p>
     <w:bookmarkEnd w:id="236"/>
-    <w:bookmarkStart w:id="239" w:name="uncontrolled-format-string-shl"/>
-    <w:p>
-      <w:pPr>
-        <w:pStyle w:val="Heading2"/>
-      </w:pPr>
-      <w:r>
-        <w:t xml:space="preserve">6.64 Uncontrolled Format String [SHL]</w:t>
-      </w:r>
-    </w:p>
-    <w:bookmarkStart w:id="237" w:name="applicability-to-language"/>
-    <w:p>
-      <w:pPr>
-        <w:pStyle w:val="Heading3"/>
-      </w:pPr>
-      <w:r>
-        <w:t xml:space="preserve">6.64.1 Applicability to language</w:t>
-      </w:r>
-    </w:p>
-    <w:p>
-      <w:pPr>
-        <w:pStyle w:val="FirstParagraph"/>
-      </w:pPr>
-      <w:r>
-        <w:t xml:space="preserve">The vulnerability as described in ISO/IEC 24772-1:2024 applies to C++.</w:t>
-      </w:r>
-    </w:p>
-    <w:p>
-      <w:pPr>
-        <w:pStyle w:val="BodyText"/>
-      </w:pPr>
-      <w:r>
-        <w:t xml:space="preserve">C++ inherits the C libraries which provide a large family of input and</w:t>
-      </w:r>
-      <w:r>
-        <w:t xml:space="preserve"> </w:t>
-      </w:r>
-      <w:r>
-        <w:t xml:space="preserve">output functions that use a control string to interpret the data read</w:t>
-      </w:r>
-      <w:r>
-        <w:t xml:space="preserve"> </w:t>
-      </w:r>
-      <w:r>
-        <w:t xml:space="preserve">or format the output. These strings include all the feature described</w:t>
-      </w:r>
-      <w:r>
-        <w:t xml:space="preserve"> </w:t>
-      </w:r>
-      <w:r>
-        <w:t xml:space="preserve">in ISO/IEC TR 24772-1:2019 clause 6.64.1.</w:t>
-      </w:r>
-    </w:p>
-    <w:p>
-      <w:pPr>
-        <w:pStyle w:val="BodyText"/>
-      </w:pPr>
-      <w:r>
-        <w:t xml:space="preserve">C++ provides type-safe alternatives for input/output, which do not use</w:t>
-      </w:r>
-      <w:r>
-        <w:t xml:space="preserve"> </w:t>
-      </w:r>
-      <w:r>
-        <w:t xml:space="preserve">format strings and which should be used in preference, such as</w:t>
-      </w:r>
-    </w:p>
-    <w:p>
-      <w:pPr>
-        <w:pStyle w:val="SourceCode"/>
-      </w:pPr>
-      <w:r>
-        <w:rPr>
-          <w:rStyle w:val="DataTypeTok"/>
-        </w:rPr>
-        <w:t xml:space="preserve">int</w:t>
-      </w:r>
-      <w:r>
-        <w:rPr>
-          <w:rStyle w:val="NormalTok"/>
-        </w:rPr>
-        <w:t xml:space="preserve"> aNumber{};</w:t>
-      </w:r>
-      <w:r>
-        <w:br/>
-      </w:r>
-      <w:r>
-        <w:rPr>
-          <w:rStyle w:val="ControlFlowTok"/>
-        </w:rPr>
-        <w:t xml:space="preserve">while</w:t>
-      </w:r>
-      <w:r>
-        <w:rPr>
-          <w:rStyle w:val="NormalTok"/>
-        </w:rPr>
-        <w:t xml:space="preserve">(</w:t>
-      </w:r>
-      <w:r>
-        <w:rPr>
-          <w:rStyle w:val="BuiltInTok"/>
-        </w:rPr>
-        <w:t xml:space="preserve">std::</w:t>
-      </w:r>
-      <w:r>
-        <w:rPr>
-          <w:rStyle w:val="NormalTok"/>
-        </w:rPr>
-        <w:t xml:space="preserve">cin){ </w:t>
-      </w:r>
-      <w:r>
-        <w:rPr>
-          <w:rStyle w:val="CommentTok"/>
-        </w:rPr>
-        <w:t xml:space="preserve">// is input still available</w:t>
-      </w:r>
-      <w:r>
-        <w:br/>
-      </w:r>
-      <w:r>
-        <w:rPr>
-          <w:rStyle w:val="NormalTok"/>
-        </w:rPr>
-        <w:t xml:space="preserve">  </w:t>
-      </w:r>
-      <w:r>
-        <w:rPr>
-          <w:rStyle w:val="BuiltInTok"/>
-        </w:rPr>
-        <w:t xml:space="preserve">std::</w:t>
-      </w:r>
-      <w:r>
-        <w:rPr>
-          <w:rStyle w:val="NormalTok"/>
-        </w:rPr>
-        <w:t xml:space="preserve">cout &lt;&lt; </w:t>
-      </w:r>
-      <w:r>
-        <w:rPr>
-          <w:rStyle w:val="StringTok"/>
-        </w:rPr>
-        <w:t xml:space="preserve">"Enter a whole number, please:"</w:t>
-      </w:r>
-      <w:r>
-        <w:rPr>
-          <w:rStyle w:val="NormalTok"/>
-        </w:rPr>
-        <w:t xml:space="preserve">;</w:t>
-      </w:r>
-      <w:r>
-        <w:br/>
-      </w:r>
-      <w:r>
-        <w:rPr>
-          <w:rStyle w:val="NormalTok"/>
-        </w:rPr>
-        <w:t xml:space="preserve">  </w:t>
-      </w:r>
-      <w:r>
-        <w:rPr>
-          <w:rStyle w:val="ControlFlowTok"/>
-        </w:rPr>
-        <w:t xml:space="preserve">if</w:t>
-      </w:r>
-      <w:r>
-        <w:rPr>
-          <w:rStyle w:val="NormalTok"/>
-        </w:rPr>
-        <w:t xml:space="preserve"> (</w:t>
-      </w:r>
-      <w:r>
-        <w:rPr>
-          <w:rStyle w:val="BuiltInTok"/>
-        </w:rPr>
-        <w:t xml:space="preserve">std::</w:t>
-      </w:r>
-      <w:r>
-        <w:rPr>
-          <w:rStyle w:val="NormalTok"/>
-        </w:rPr>
-        <w:t xml:space="preserve">cin &gt;&gt; aNumber) { </w:t>
-      </w:r>
-      <w:r>
-        <w:rPr>
-          <w:rStyle w:val="CommentTok"/>
-        </w:rPr>
-        <w:t xml:space="preserve">// no format string needed</w:t>
-      </w:r>
-      <w:r>
-        <w:br/>
-      </w:r>
-      <w:r>
-        <w:rPr>
-          <w:rStyle w:val="NormalTok"/>
-        </w:rPr>
-        <w:t xml:space="preserve">    </w:t>
-      </w:r>
-      <w:r>
-        <w:rPr>
-          <w:rStyle w:val="BuiltInTok"/>
-        </w:rPr>
-        <w:t xml:space="preserve">std::</w:t>
-      </w:r>
-      <w:r>
-        <w:rPr>
-          <w:rStyle w:val="NormalTok"/>
-        </w:rPr>
-        <w:t xml:space="preserve">cout &gt;&gt; </w:t>
-      </w:r>
-      <w:r>
-        <w:rPr>
-          <w:rStyle w:val="StringTok"/>
-        </w:rPr>
-        <w:t xml:space="preserve">"Thank you, the number can be represented as "</w:t>
-      </w:r>
-      <w:r>
-        <w:br/>
-      </w:r>
-      <w:r>
-        <w:rPr>
-          <w:rStyle w:val="NormalTok"/>
-        </w:rPr>
-        <w:t xml:space="preserve">    </w:t>
-      </w:r>
-      <w:r>
-        <w:rPr>
-          <w:rStyle w:val="BuiltInTok"/>
-        </w:rPr>
-        <w:t xml:space="preserve">std::</w:t>
-      </w:r>
-      <w:r>
-        <w:rPr>
-          <w:rStyle w:val="NormalTok"/>
-        </w:rPr>
-        <w:t xml:space="preserve">cout &lt;&lt; </w:t>
-      </w:r>
-      <w:r>
-        <w:rPr>
-          <w:rStyle w:val="BuiltInTok"/>
-        </w:rPr>
-        <w:t xml:space="preserve">std::</w:t>
-      </w:r>
-      <w:r>
-        <w:rPr>
-          <w:rStyle w:val="NormalTok"/>
-        </w:rPr>
-        <w:t xml:space="preserve">format(</w:t>
-      </w:r>
-      <w:r>
-        <w:rPr>
-          <w:rStyle w:val="StringTok"/>
-        </w:rPr>
-        <w:t xml:space="preserve">"0b</w:t>
-      </w:r>
-      <w:r>
-        <w:rPr>
-          <w:rStyle w:val="SpecialCharTok"/>
-        </w:rPr>
-        <w:t xml:space="preserve">{0:b}</w:t>
-      </w:r>
-      <w:r>
-        <w:rPr>
-          <w:rStyle w:val="StringTok"/>
-        </w:rPr>
-        <w:t xml:space="preserve"> </w:t>
-      </w:r>
-      <w:r>
-        <w:rPr>
-          <w:rStyle w:val="SpecialCharTok"/>
-        </w:rPr>
-        <w:t xml:space="preserve">{0:d}</w:t>
-      </w:r>
-      <w:r>
-        <w:rPr>
-          <w:rStyle w:val="StringTok"/>
-        </w:rPr>
-        <w:t xml:space="preserve"> 0</w:t>
-      </w:r>
-      <w:r>
-        <w:rPr>
-          <w:rStyle w:val="SpecialCharTok"/>
-        </w:rPr>
-        <w:t xml:space="preserve">{0:o}</w:t>
-      </w:r>
-      <w:r>
-        <w:rPr>
-          <w:rStyle w:val="StringTok"/>
-        </w:rPr>
-        <w:t xml:space="preserve"> 0x</w:t>
-      </w:r>
-      <w:r>
-        <w:rPr>
-          <w:rStyle w:val="SpecialCharTok"/>
-        </w:rPr>
-        <w:t xml:space="preserve">{0:x}</w:t>
-      </w:r>
-      <w:r>
-        <w:rPr>
-          <w:rStyle w:val="StringTok"/>
-        </w:rPr>
-        <w:t xml:space="preserve">"</w:t>
-      </w:r>
-      <w:r>
-        <w:rPr>
-          <w:rStyle w:val="NormalTok"/>
-        </w:rPr>
-        <w:t xml:space="preserve">, aNumber);</w:t>
-      </w:r>
-      <w:r>
-        <w:br/>
-      </w:r>
-      <w:r>
-        <w:rPr>
-          <w:rStyle w:val="NormalTok"/>
-        </w:rPr>
-        <w:t xml:space="preserve">  } </w:t>
-      </w:r>
-      <w:r>
-        <w:rPr>
-          <w:rStyle w:val="ControlFlowTok"/>
-        </w:rPr>
-        <w:t xml:space="preserve">else</w:t>
-      </w:r>
-      <w:r>
-        <w:rPr>
-          <w:rStyle w:val="NormalTok"/>
-        </w:rPr>
-        <w:t xml:space="preserve"> { </w:t>
-      </w:r>
-      <w:r>
-        <w:rPr>
-          <w:rStyle w:val="CommentTok"/>
-        </w:rPr>
-        <w:t xml:space="preserve">// input failed</w:t>
-      </w:r>
-      <w:r>
-        <w:br/>
-      </w:r>
-      <w:r>
-        <w:rPr>
-          <w:rStyle w:val="NormalTok"/>
-        </w:rPr>
-        <w:t xml:space="preserve">    </w:t>
-      </w:r>
-      <w:r>
-        <w:rPr>
-          <w:rStyle w:val="BuiltInTok"/>
-        </w:rPr>
-        <w:t xml:space="preserve">std::</w:t>
-      </w:r>
-      <w:r>
-        <w:rPr>
-          <w:rStyle w:val="NormalTok"/>
-        </w:rPr>
-        <w:t xml:space="preserve">cin.clear();  </w:t>
-      </w:r>
-      <w:r>
-        <w:rPr>
-          <w:rStyle w:val="CommentTok"/>
-        </w:rPr>
-        <w:t xml:space="preserve">// re-enable input</w:t>
-      </w:r>
-      <w:r>
-        <w:br/>
-      </w:r>
-      <w:r>
-        <w:rPr>
-          <w:rStyle w:val="NormalTok"/>
-        </w:rPr>
-        <w:t xml:space="preserve">    </w:t>
-      </w:r>
-      <w:r>
-        <w:rPr>
-          <w:rStyle w:val="BuiltInTok"/>
-        </w:rPr>
-        <w:t xml:space="preserve">std::</w:t>
-      </w:r>
-      <w:r>
-        <w:rPr>
-          <w:rStyle w:val="NormalTok"/>
-        </w:rPr>
-        <w:t xml:space="preserve">string line;</w:t>
-      </w:r>
-      <w:r>
-        <w:br/>
-      </w:r>
-      <w:r>
-        <w:rPr>
-          <w:rStyle w:val="NormalTok"/>
-        </w:rPr>
-        <w:t xml:space="preserve">    getline(</w:t>
-      </w:r>
-      <w:r>
-        <w:rPr>
-          <w:rStyle w:val="BuiltInTok"/>
-        </w:rPr>
-        <w:t xml:space="preserve">std::</w:t>
-      </w:r>
-      <w:r>
-        <w:rPr>
-          <w:rStyle w:val="NormalTok"/>
-        </w:rPr>
-        <w:t xml:space="preserve">cin,line); </w:t>
-      </w:r>
-      <w:r>
-        <w:rPr>
-          <w:rStyle w:val="CommentTok"/>
-        </w:rPr>
-        <w:t xml:space="preserve">// skip to eol</w:t>
-      </w:r>
-      <w:r>
-        <w:br/>
-      </w:r>
-      <w:r>
-        <w:rPr>
-          <w:rStyle w:val="NormalTok"/>
-        </w:rPr>
-        <w:t xml:space="preserve">  }</w:t>
-      </w:r>
-      <w:r>
-        <w:br/>
-      </w:r>
-      <w:r>
-        <w:rPr>
-          <w:rStyle w:val="NormalTok"/>
-        </w:rPr>
-        <w:t xml:space="preserve">}</w:t>
-      </w:r>
-    </w:p>
-    <w:p>
-      <w:pPr>
-        <w:pStyle w:val="FirstParagraph"/>
-      </w:pPr>
-      <w:r>
-        <w:t xml:space="preserve">In addition, operator overloading of output operators allows to extend</w:t>
-      </w:r>
-      <w:r>
-        <w:t xml:space="preserve"> </w:t>
-      </w:r>
-      <w:r>
-        <w:t xml:space="preserve">formatting abilities to user-defined types.</w:t>
-      </w:r>
-    </w:p>
-    <w:bookmarkEnd w:id="237"/>
-    <w:bookmarkStart w:id="238" w:name="avoidance-mechanisms-for-language-users"/>
+    <w:bookmarkStart w:id="237" w:name="avoidance-mechanisms-for-language-users"/>
     <w:p>
       <w:pPr>
         <w:pStyle w:val="Heading3"/>
@@ -61719,10 +61723,10 @@
         <w:t xml:space="preserve">Read untrusted input as plain characters and then check for validity, before any conversion to numbers or program entities occurs, using facilities that do not require format strings and that check and report error conditions.</w:t>
       </w:r>
     </w:p>
+    <w:bookmarkEnd w:id="237"/>
     <w:bookmarkEnd w:id="238"/>
     <w:bookmarkEnd w:id="239"/>
-    <w:bookmarkEnd w:id="240"/>
-    <w:bookmarkStart w:id="245" w:name="UJO"/>
+    <w:bookmarkStart w:id="244" w:name="UJO"/>
     <w:p>
       <w:pPr>
         <w:pStyle w:val="Heading1"/>
@@ -61731,7 +61735,7 @@
         <w:t xml:space="preserve">6.65 Modifying constants [UJO]</w:t>
       </w:r>
     </w:p>
-    <w:bookmarkStart w:id="243" w:name="applicability-to-language"/>
+    <w:bookmarkStart w:id="242" w:name="applicability-to-language"/>
     <w:p>
       <w:pPr>
         <w:pStyle w:val="Heading3"/>
@@ -62092,28 +62096,1032 @@
       <w:r>
         <w:t xml:space="preserve"> </w:t>
       </w:r>
-      <w:bookmarkStart w:id="241" w:name="EWF"/>
+      <w:bookmarkStart w:id="240" w:name="EWF"/>
       <w:r>
         <w:t xml:space="preserve">Undefined Behavior [EWF]</w:t>
       </w:r>
+      <w:bookmarkEnd w:id="240"/>
+      <w:r>
+        <w:t xml:space="preserve">) :</w:t>
+      </w:r>
+      <w:r>
+        <w:t xml:space="preserve"> </w:t>
+      </w:r>
+      <w:r>
+        <w:rPr>
+          <w:rStyle w:val="KeywordTok"/>
+        </w:rPr>
+        <w:t xml:space="preserve">const_cast</w:t>
+      </w:r>
+      <w:r>
+        <w:rPr>
+          <w:rStyle w:val="NormalTok"/>
+        </w:rPr>
+        <w:t xml:space="preserve">&lt;</w:t>
+      </w:r>
+      <w:r>
+        <w:rPr>
+          <w:rStyle w:val="DataTypeTok"/>
+        </w:rPr>
+        <w:t xml:space="preserve">int</w:t>
+      </w:r>
+      <w:r>
+        <w:rPr>
+          <w:rStyle w:val="NormalTok"/>
+        </w:rPr>
+        <w:t xml:space="preserve">&amp;&gt; (i) = </w:t>
+      </w:r>
+      <w:r>
+        <w:rPr>
+          <w:rStyle w:val="DecValTok"/>
+        </w:rPr>
+        <w:t xml:space="preserve">0</w:t>
+      </w:r>
+      <w:r>
+        <w:rPr>
+          <w:rStyle w:val="NormalTok"/>
+        </w:rPr>
+        <w:t xml:space="preserve">; </w:t>
+      </w:r>
+      <w:r>
+        <w:rPr>
+          <w:rStyle w:val="CommentTok"/>
+        </w:rPr>
+        <w:t xml:space="preserve">// undefined behavior</w:t>
+      </w:r>
+    </w:p>
+    <w:p>
+      <w:pPr>
+        <w:pStyle w:val="BodyText"/>
+      </w:pPr>
+      <w:r>
+        <w:t xml:space="preserve">A constant can also be legitimately modified via a secondary access path. For example:</w:t>
+      </w:r>
+    </w:p>
+    <w:p>
+      <w:pPr>
+        <w:pStyle w:val="SourceCode"/>
+      </w:pPr>
+      <w:r>
+        <w:rPr>
+          <w:rStyle w:val="PreprocessorTok"/>
+        </w:rPr>
+        <w:t xml:space="preserve">#include </w:t>
+      </w:r>
+      <w:r>
+        <w:rPr>
+          <w:rStyle w:val="ImportTok"/>
+        </w:rPr>
+        <w:t xml:space="preserve">&lt;cassert&gt;</w:t>
+      </w:r>
+      <w:r>
+        <w:br/>
+      </w:r>
+      <w:r>
+        <w:rPr>
+          <w:rStyle w:val="DataTypeTok"/>
+        </w:rPr>
+        <w:t xml:space="preserve">int</w:t>
+      </w:r>
+      <w:r>
+        <w:rPr>
+          <w:rStyle w:val="NormalTok"/>
+        </w:rPr>
+        <w:t xml:space="preserve"> k = </w:t>
+      </w:r>
+      <w:r>
+        <w:rPr>
+          <w:rStyle w:val="DecValTok"/>
+        </w:rPr>
+        <w:t xml:space="preserve">0</w:t>
+      </w:r>
+      <w:r>
+        <w:rPr>
+          <w:rStyle w:val="NormalTok"/>
+        </w:rPr>
+        <w:t xml:space="preserve">;</w:t>
+      </w:r>
+      <w:r>
+        <w:br/>
+      </w:r>
+      <w:r>
+        <w:rPr>
+          <w:rStyle w:val="DataTypeTok"/>
+        </w:rPr>
+        <w:t xml:space="preserve">void</w:t>
+      </w:r>
+      <w:r>
+        <w:rPr>
+          <w:rStyle w:val="NormalTok"/>
+        </w:rPr>
+        <w:t xml:space="preserve"> break_it() </w:t>
+      </w:r>
+      <w:r>
+        <w:br/>
+      </w:r>
+      <w:r>
+        <w:rPr>
+          <w:rStyle w:val="NormalTok"/>
+        </w:rPr>
+        <w:t xml:space="preserve">{</w:t>
+      </w:r>
+      <w:r>
+        <w:br/>
+      </w:r>
+      <w:r>
+        <w:rPr>
+          <w:rStyle w:val="NormalTok"/>
+        </w:rPr>
+        <w:t xml:space="preserve">  k = </w:t>
+      </w:r>
+      <w:r>
+        <w:rPr>
+          <w:rStyle w:val="DecValTok"/>
+        </w:rPr>
+        <w:t xml:space="preserve">42</w:t>
+      </w:r>
+      <w:r>
+        <w:rPr>
+          <w:rStyle w:val="NormalTok"/>
+        </w:rPr>
+        <w:t xml:space="preserve">; </w:t>
+      </w:r>
+      <w:r>
+        <w:rPr>
+          <w:rStyle w:val="CommentTok"/>
+        </w:rPr>
+        <w:t xml:space="preserve">// legal</w:t>
+      </w:r>
+      <w:r>
+        <w:br/>
+      </w:r>
+      <w:r>
+        <w:rPr>
+          <w:rStyle w:val="NormalTok"/>
+        </w:rPr>
+        <w:t xml:space="preserve">}</w:t>
+      </w:r>
+      <w:r>
+        <w:br/>
+      </w:r>
+      <w:r>
+        <w:br/>
+      </w:r>
+      <w:r>
+        <w:rPr>
+          <w:rStyle w:val="DataTypeTok"/>
+        </w:rPr>
+        <w:t xml:space="preserve">void</w:t>
+      </w:r>
+      <w:r>
+        <w:rPr>
+          <w:rStyle w:val="NormalTok"/>
+        </w:rPr>
+        <w:t xml:space="preserve"> test(</w:t>
+      </w:r>
+      <w:r>
+        <w:rPr>
+          <w:rStyle w:val="DataTypeTok"/>
+        </w:rPr>
+        <w:t xml:space="preserve">int</w:t>
+      </w:r>
+      <w:r>
+        <w:rPr>
+          <w:rStyle w:val="NormalTok"/>
+        </w:rPr>
+        <w:t xml:space="preserve"> </w:t>
+      </w:r>
+      <w:r>
+        <w:rPr>
+          <w:rStyle w:val="AttributeTok"/>
+        </w:rPr>
+        <w:t xml:space="preserve">const</w:t>
+      </w:r>
+      <w:r>
+        <w:rPr>
+          <w:rStyle w:val="NormalTok"/>
+        </w:rPr>
+        <w:t xml:space="preserve"> </w:t>
+      </w:r>
+      <w:r>
+        <w:rPr>
+          <w:rStyle w:val="AttributeTok"/>
+        </w:rPr>
+        <w:t xml:space="preserve">volatile</w:t>
+      </w:r>
+      <w:r>
+        <w:rPr>
+          <w:rStyle w:val="NormalTok"/>
+        </w:rPr>
+        <w:t xml:space="preserve">&amp; j)   </w:t>
+      </w:r>
+      <w:r>
+        <w:rPr>
+          <w:rStyle w:val="CommentTok"/>
+        </w:rPr>
+        <w:t xml:space="preserve">// Volatile used only to guarantee observability</w:t>
+      </w:r>
+      <w:r>
+        <w:br/>
+      </w:r>
+      <w:r>
+        <w:rPr>
+          <w:rStyle w:val="NormalTok"/>
+        </w:rPr>
+        <w:t xml:space="preserve">{</w:t>
+      </w:r>
+      <w:r>
+        <w:br/>
+      </w:r>
+      <w:r>
+        <w:rPr>
+          <w:rStyle w:val="NormalTok"/>
+        </w:rPr>
+        <w:t xml:space="preserve">  </w:t>
+      </w:r>
+      <w:r>
+        <w:rPr>
+          <w:rStyle w:val="OtherTok"/>
+        </w:rPr>
+        <w:t xml:space="preserve">assert</w:t>
+      </w:r>
+      <w:r>
+        <w:rPr>
+          <w:rStyle w:val="NormalTok"/>
+        </w:rPr>
+        <w:t xml:space="preserve">(j == </w:t>
+      </w:r>
+      <w:r>
+        <w:rPr>
+          <w:rStyle w:val="DecValTok"/>
+        </w:rPr>
+        <w:t xml:space="preserve">0</w:t>
+      </w:r>
+      <w:r>
+        <w:rPr>
+          <w:rStyle w:val="NormalTok"/>
+        </w:rPr>
+        <w:t xml:space="preserve">); </w:t>
+      </w:r>
+      <w:r>
+        <w:rPr>
+          <w:rStyle w:val="CommentTok"/>
+        </w:rPr>
+        <w:t xml:space="preserve">// will pass since k == 0</w:t>
+      </w:r>
+      <w:r>
+        <w:br/>
+      </w:r>
+      <w:r>
+        <w:rPr>
+          <w:rStyle w:val="NormalTok"/>
+        </w:rPr>
+        <w:t xml:space="preserve">  break_it();</w:t>
+      </w:r>
+      <w:r>
+        <w:br/>
+      </w:r>
+      <w:r>
+        <w:rPr>
+          <w:rStyle w:val="NormalTok"/>
+        </w:rPr>
+        <w:t xml:space="preserve">  </w:t>
+      </w:r>
+      <w:r>
+        <w:rPr>
+          <w:rStyle w:val="OtherTok"/>
+        </w:rPr>
+        <w:t xml:space="preserve">assert</w:t>
+      </w:r>
+      <w:r>
+        <w:rPr>
+          <w:rStyle w:val="NormalTok"/>
+        </w:rPr>
+        <w:t xml:space="preserve">(j == </w:t>
+      </w:r>
+      <w:r>
+        <w:rPr>
+          <w:rStyle w:val="DecValTok"/>
+        </w:rPr>
+        <w:t xml:space="preserve">0</w:t>
+      </w:r>
+      <w:r>
+        <w:rPr>
+          <w:rStyle w:val="NormalTok"/>
+        </w:rPr>
+        <w:t xml:space="preserve">); </w:t>
+      </w:r>
+      <w:r>
+        <w:rPr>
+          <w:rStyle w:val="CommentTok"/>
+        </w:rPr>
+        <w:t xml:space="preserve">// will fail since k != 0</w:t>
+      </w:r>
+      <w:r>
+        <w:br/>
+      </w:r>
+      <w:r>
+        <w:rPr>
+          <w:rStyle w:val="NormalTok"/>
+        </w:rPr>
+        <w:t xml:space="preserve">}</w:t>
+      </w:r>
+      <w:r>
+        <w:br/>
+      </w:r>
+      <w:r>
+        <w:br/>
+      </w:r>
+      <w:r>
+        <w:rPr>
+          <w:rStyle w:val="NormalTok"/>
+        </w:rPr>
+        <w:t xml:space="preserve">  test(k);</w:t>
+      </w:r>
+    </w:p>
+    <w:p>
+      <w:pPr>
+        <w:pStyle w:val="FirstParagraph"/>
+      </w:pPr>
+      <w:r>
+        <w:t xml:space="preserve">When using pointers, confusion can occur between qualifications on the pointer’s type (pointer type) and qualifications on the type being referenced (pointee type).</w:t>
+      </w:r>
+      <w:r>
+        <w:t xml:space="preserve"> </w:t>
+      </w:r>
+      <w:r>
+        <w:t xml:space="preserve">A common misconception is that a member function qualified with</w:t>
+      </w:r>
+      <w:r>
+        <w:t xml:space="preserve"> </w:t>
+      </w:r>
+      <w:r>
+        <w:rPr>
+          <w:rStyle w:val="AttributeTok"/>
+        </w:rPr>
+        <w:t xml:space="preserve">const</w:t>
+      </w:r>
+      <w:r>
+        <w:t xml:space="preserve"> </w:t>
+      </w:r>
+      <w:r>
+        <w:t xml:space="preserve">cannot modify any of its members.</w:t>
+      </w:r>
+      <w:r>
+        <w:br/>
+      </w:r>
+      <w:r>
+        <w:t xml:space="preserve">The following badly defined class introduces a non-</w:t>
+      </w:r>
+      <w:r>
+        <w:rPr>
+          <w:rStyle w:val="AttributeTok"/>
+        </w:rPr>
+        <w:t xml:space="preserve">const</w:t>
+      </w:r>
+      <w:r>
+        <w:t xml:space="preserve"> </w:t>
+      </w:r>
+      <w:r>
+        <w:t xml:space="preserve">access path to a potentially const object:</w:t>
+      </w:r>
+    </w:p>
+    <w:p>
+      <w:pPr>
+        <w:pStyle w:val="SourceCode"/>
+      </w:pPr>
+      <w:r>
+        <w:rPr>
+          <w:rStyle w:val="KeywordTok"/>
+        </w:rPr>
+        <w:t xml:space="preserve">struct</w:t>
+      </w:r>
+      <w:r>
+        <w:rPr>
+          <w:rStyle w:val="NormalTok"/>
+        </w:rPr>
+        <w:t xml:space="preserve"> A</w:t>
+      </w:r>
+      <w:r>
+        <w:br/>
+      </w:r>
+      <w:r>
+        <w:rPr>
+          <w:rStyle w:val="NormalTok"/>
+        </w:rPr>
+        <w:t xml:space="preserve">  {</w:t>
+      </w:r>
+      <w:r>
+        <w:br/>
+      </w:r>
+      <w:r>
+        <w:rPr>
+          <w:rStyle w:val="NormalTok"/>
+        </w:rPr>
+        <w:t xml:space="preserve">    A * pA;                </w:t>
+      </w:r>
+      <w:r>
+        <w:br/>
+      </w:r>
+      <w:r>
+        <w:rPr>
+          <w:rStyle w:val="NormalTok"/>
+        </w:rPr>
+        <w:t xml:space="preserve">    </w:t>
+      </w:r>
+      <w:r>
+        <w:rPr>
+          <w:rStyle w:val="DataTypeTok"/>
+        </w:rPr>
+        <w:t xml:space="preserve">int</w:t>
+      </w:r>
+      <w:r>
+        <w:rPr>
+          <w:rStyle w:val="NormalTok"/>
+        </w:rPr>
+        <w:t xml:space="preserve"> i{</w:t>
+      </w:r>
+      <w:r>
+        <w:rPr>
+          <w:rStyle w:val="DecValTok"/>
+        </w:rPr>
+        <w:t xml:space="preserve">0</w:t>
+      </w:r>
+      <w:r>
+        <w:rPr>
+          <w:rStyle w:val="NormalTok"/>
+        </w:rPr>
+        <w:t xml:space="preserve">};            </w:t>
+      </w:r>
+      <w:r>
+        <w:br/>
+      </w:r>
+      <w:r>
+        <w:br/>
+      </w:r>
+      <w:r>
+        <w:rPr>
+          <w:rStyle w:val="NormalTok"/>
+        </w:rPr>
+        <w:t xml:space="preserve">    A () : pA{</w:t>
+      </w:r>
+      <w:r>
+        <w:rPr>
+          <w:rStyle w:val="KeywordTok"/>
+        </w:rPr>
+        <w:t xml:space="preserve">this</w:t>
+      </w:r>
+      <w:r>
+        <w:rPr>
+          <w:rStyle w:val="NormalTok"/>
+        </w:rPr>
+        <w:t xml:space="preserve">}{}     </w:t>
+      </w:r>
+      <w:r>
+        <w:rPr>
+          <w:rStyle w:val="CommentTok"/>
+        </w:rPr>
+        <w:t xml:space="preserve">// pA provides non-const access path</w:t>
+      </w:r>
+      <w:r>
+        <w:br/>
+      </w:r>
+      <w:r>
+        <w:br/>
+      </w:r>
+      <w:r>
+        <w:rPr>
+          <w:rStyle w:val="NormalTok"/>
+        </w:rPr>
+        <w:t xml:space="preserve">    </w:t>
+      </w:r>
+      <w:r>
+        <w:rPr>
+          <w:rStyle w:val="DataTypeTok"/>
+        </w:rPr>
+        <w:t xml:space="preserve">void</w:t>
+      </w:r>
+      <w:r>
+        <w:rPr>
+          <w:rStyle w:val="NormalTok"/>
+        </w:rPr>
+        <w:t xml:space="preserve"> f () </w:t>
+      </w:r>
+      <w:r>
+        <w:rPr>
+          <w:rStyle w:val="AttributeTok"/>
+        </w:rPr>
+        <w:t xml:space="preserve">const</w:t>
+      </w:r>
+      <w:r>
+        <w:br/>
+      </w:r>
+      <w:r>
+        <w:rPr>
+          <w:rStyle w:val="NormalTok"/>
+        </w:rPr>
+        <w:t xml:space="preserve">    {</w:t>
+      </w:r>
+      <w:r>
+        <w:br/>
+      </w:r>
+      <w:r>
+        <w:rPr>
+          <w:rStyle w:val="NormalTok"/>
+        </w:rPr>
+        <w:t xml:space="preserve">      </w:t>
+      </w:r>
+      <w:r>
+        <w:rPr>
+          <w:rStyle w:val="CommentTok"/>
+        </w:rPr>
+        <w:t xml:space="preserve">// pA = nullptr;     // ill-formed</w:t>
+      </w:r>
+      <w:r>
+        <w:br/>
+      </w:r>
+      <w:r>
+        <w:rPr>
+          <w:rStyle w:val="NormalTok"/>
+        </w:rPr>
+        <w:t xml:space="preserve">      </w:t>
+      </w:r>
+      <w:r>
+        <w:rPr>
+          <w:rStyle w:val="CommentTok"/>
+        </w:rPr>
+        <w:t xml:space="preserve">// i = 0;            // ill-formed</w:t>
+      </w:r>
+      <w:r>
+        <w:br/>
+      </w:r>
+      <w:r>
+        <w:br/>
+      </w:r>
+      <w:r>
+        <w:rPr>
+          <w:rStyle w:val="NormalTok"/>
+        </w:rPr>
+        <w:t xml:space="preserve">      pA-&gt;i = </w:t>
+      </w:r>
+      <w:r>
+        <w:rPr>
+          <w:rStyle w:val="DecValTok"/>
+        </w:rPr>
+        <w:t xml:space="preserve">42</w:t>
+      </w:r>
+      <w:r>
+        <w:rPr>
+          <w:rStyle w:val="NormalTok"/>
+        </w:rPr>
+        <w:t xml:space="preserve">;          </w:t>
+      </w:r>
+      <w:r>
+        <w:rPr>
+          <w:rStyle w:val="CommentTok"/>
+        </w:rPr>
+        <w:t xml:space="preserve">// compiles, but undefined behavior</w:t>
+      </w:r>
+      <w:r>
+        <w:br/>
+      </w:r>
+      <w:r>
+        <w:rPr>
+          <w:rStyle w:val="NormalTok"/>
+        </w:rPr>
+        <w:t xml:space="preserve">                           </w:t>
+      </w:r>
+      <w:r>
+        <w:rPr>
+          <w:rStyle w:val="CommentTok"/>
+        </w:rPr>
+        <w:t xml:space="preserve">// if executed on a const object</w:t>
+      </w:r>
+      <w:r>
+        <w:br/>
+      </w:r>
+      <w:r>
+        <w:rPr>
+          <w:rStyle w:val="NormalTok"/>
+        </w:rPr>
+        <w:t xml:space="preserve">    }</w:t>
+      </w:r>
+      <w:r>
+        <w:br/>
+      </w:r>
+      <w:r>
+        <w:rPr>
+          <w:rStyle w:val="NormalTok"/>
+        </w:rPr>
+        <w:t xml:space="preserve">  };</w:t>
+      </w:r>
+      <w:r>
+        <w:br/>
+      </w:r>
+      <w:r>
+        <w:rPr>
+          <w:rStyle w:val="NormalTok"/>
+        </w:rPr>
+        <w:t xml:space="preserve">  </w:t>
+      </w:r>
+      <w:r>
+        <w:br/>
+      </w:r>
+      <w:r>
+        <w:rPr>
+          <w:rStyle w:val="DataTypeTok"/>
+        </w:rPr>
+        <w:t xml:space="preserve">int</w:t>
+      </w:r>
+      <w:r>
+        <w:rPr>
+          <w:rStyle w:val="NormalTok"/>
+        </w:rPr>
+        <w:t xml:space="preserve"> main(){</w:t>
+      </w:r>
+      <w:r>
+        <w:br/>
+      </w:r>
+      <w:r>
+        <w:rPr>
+          <w:rStyle w:val="NormalTok"/>
+        </w:rPr>
+        <w:t xml:space="preserve">    A a;           </w:t>
+      </w:r>
+      <w:r>
+        <w:rPr>
+          <w:rStyle w:val="CommentTok"/>
+        </w:rPr>
+        <w:t xml:space="preserve">// mutable</w:t>
+      </w:r>
+      <w:r>
+        <w:br/>
+      </w:r>
+      <w:r>
+        <w:rPr>
+          <w:rStyle w:val="NormalTok"/>
+        </w:rPr>
+        <w:t xml:space="preserve">    A </w:t>
+      </w:r>
+      <w:r>
+        <w:rPr>
+          <w:rStyle w:val="AttributeTok"/>
+        </w:rPr>
+        <w:t xml:space="preserve">const</w:t>
+      </w:r>
+      <w:r>
+        <w:rPr>
+          <w:rStyle w:val="NormalTok"/>
+        </w:rPr>
+        <w:t xml:space="preserve"> b; </w:t>
+      </w:r>
+      <w:r>
+        <w:br/>
+      </w:r>
+      <w:r>
+        <w:rPr>
+          <w:rStyle w:val="NormalTok"/>
+        </w:rPr>
+        <w:t xml:space="preserve">    a.f();         </w:t>
+      </w:r>
+      <w:r>
+        <w:rPr>
+          <w:rStyle w:val="CommentTok"/>
+        </w:rPr>
+        <w:t xml:space="preserve">// OK</w:t>
+      </w:r>
+      <w:r>
+        <w:br/>
+      </w:r>
+      <w:r>
+        <w:rPr>
+          <w:rStyle w:val="NormalTok"/>
+        </w:rPr>
+        <w:t xml:space="preserve">    b.f();         </w:t>
+      </w:r>
+      <w:r>
+        <w:rPr>
+          <w:rStyle w:val="CommentTok"/>
+        </w:rPr>
+        <w:t xml:space="preserve">// undefined behaviour</w:t>
+      </w:r>
+      <w:r>
+        <w:br/>
+      </w:r>
+      <w:r>
+        <w:rPr>
+          <w:rStyle w:val="NormalTok"/>
+        </w:rPr>
+        <w:t xml:space="preserve">}</w:t>
+      </w:r>
+    </w:p>
+    <w:p>
+      <w:pPr>
+        <w:pStyle w:val="FirstParagraph"/>
+      </w:pPr>
+      <w:r>
+        <w:t xml:space="preserve">However, for C++ classes with members of a pointer-like type,</w:t>
+      </w:r>
+      <w:r>
+        <w:t xml:space="preserve"> </w:t>
+      </w:r>
+      <w:r>
+        <w:t xml:space="preserve">programmers can establish the transitivity of</w:t>
+      </w:r>
+      <w:r>
+        <w:t xml:space="preserve"> </w:t>
+      </w:r>
+      <w:r>
+        <w:rPr>
+          <w:rStyle w:val="AttributeTok"/>
+        </w:rPr>
+        <w:t xml:space="preserve">const</w:t>
+      </w:r>
+      <w:r>
+        <w:t xml:space="preserve"> </w:t>
+      </w:r>
+      <w:r>
+        <w:t xml:space="preserve">with</w:t>
+      </w:r>
+      <w:r>
+        <w:t xml:space="preserve"> </w:t>
+      </w:r>
+      <w:r>
+        <w:rPr>
+          <w:rStyle w:val="AttributeTok"/>
+        </w:rPr>
+        <w:t xml:space="preserve">const</w:t>
+      </w:r>
+      <w:r>
+        <w:t xml:space="preserve"> </w:t>
+      </w:r>
+      <w:r>
+        <w:t xml:space="preserve">member</w:t>
+      </w:r>
+      <w:r>
+        <w:t xml:space="preserve"> </w:t>
+      </w:r>
+      <w:r>
+        <w:t xml:space="preserve">functions that do not change the referred-to objects.</w:t>
+      </w:r>
+    </w:p>
+    <w:p>
+      <w:pPr>
+        <w:pStyle w:val="BodyText"/>
+      </w:pPr>
+      <w:r>
+        <w:t xml:space="preserve">Within a</w:t>
+      </w:r>
+      <w:r>
+        <w:t xml:space="preserve"> </w:t>
+      </w:r>
+      <w:r>
+        <w:rPr>
+          <w:rStyle w:val="AttributeTok"/>
+        </w:rPr>
+        <w:t xml:space="preserve">const</w:t>
+      </w:r>
+      <w:r>
+        <w:t xml:space="preserve"> </w:t>
+      </w:r>
+      <w:r>
+        <w:t xml:space="preserve">member function a</w:t>
+      </w:r>
+      <w:r>
+        <w:t xml:space="preserve"> </w:t>
+      </w:r>
+      <w:r>
+        <w:rPr>
+          <w:rStyle w:val="AttributeTok"/>
+        </w:rPr>
+        <w:t xml:space="preserve">mutable</w:t>
+      </w:r>
+      <w:r>
+        <w:t xml:space="preserve"> </w:t>
+      </w:r>
+      <w:r>
+        <w:t xml:space="preserve">data member can still be modified, even if the containing object is</w:t>
+      </w:r>
+      <w:r>
+        <w:t xml:space="preserve"> </w:t>
+      </w:r>
+      <w:r>
+        <w:rPr>
+          <w:rStyle w:val="AttributeTok"/>
+        </w:rPr>
+        <w:t xml:space="preserve">const</w:t>
+      </w:r>
+      <w:r>
+        <w:t xml:space="preserve">.</w:t>
+      </w:r>
+      <w:r>
+        <w:br/>
+      </w:r>
+      <w:r>
+        <w:t xml:space="preserve">The use of</w:t>
+      </w:r>
+      <w:r>
+        <w:t xml:space="preserve"> </w:t>
+      </w:r>
+      <w:r>
+        <w:rPr>
+          <w:rStyle w:val="AttributeTok"/>
+        </w:rPr>
+        <w:t xml:space="preserve">mutable</w:t>
+      </w:r>
+      <w:r>
+        <w:t xml:space="preserve"> </w:t>
+      </w:r>
+      <w:r>
+        <w:t xml:space="preserve">on a data member not contributing to the observable state of the object is preferable to removing the constness of the containing object (see</w:t>
+      </w:r>
+      <w:r>
+        <w:t xml:space="preserve"> </w:t>
+      </w:r>
+      <w:bookmarkStart w:id="241" w:name="FLC"/>
+      <w:r>
+        <w:t xml:space="preserve">Conversion Errors [FLC]</w:t>
+      </w:r>
       <w:bookmarkEnd w:id="241"/>
       <w:r>
-        <w:t xml:space="preserve">) :</w:t>
-      </w:r>
-      <w:r>
-        <w:t xml:space="preserve"> </w:t>
+        <w:t xml:space="preserve">).</w:t>
+      </w:r>
+      <w:r>
+        <w:br/>
+      </w:r>
+      <w:r>
+        <w:t xml:space="preserve">Historically, classes with expensive computations in frequently-called const-member-functions, used</w:t>
+      </w:r>
+      <w:r>
+        <w:t xml:space="preserve"> </w:t>
+      </w:r>
+      <w:r>
+        <w:rPr>
+          <w:rStyle w:val="AttributeTok"/>
+        </w:rPr>
+        <w:t xml:space="preserve">mutable</w:t>
+      </w:r>
+      <w:r>
+        <w:t xml:space="preserve"> </w:t>
+      </w:r>
+      <w:r>
+        <w:t xml:space="preserve">data members to cache results of those computations.</w:t>
+      </w:r>
+      <w:r>
+        <w:t xml:space="preserve"> </w:t>
+      </w:r>
+      <w:r>
+        <w:t xml:space="preserve">In concurrent code this practice can lead to data races, unless access to those mutable data members is synchronised.</w:t>
+      </w:r>
+    </w:p>
+    <w:p>
+      <w:pPr>
+        <w:pStyle w:val="BodyText"/>
+      </w:pPr>
+      <w:r>
+        <w:t xml:space="preserve">A safe use of</w:t>
+      </w:r>
+      <w:r>
+        <w:t xml:space="preserve"> </w:t>
+      </w:r>
+      <w:r>
+        <w:rPr>
+          <w:rStyle w:val="AttributeTok"/>
+        </w:rPr>
+        <w:t xml:space="preserve">mutable</w:t>
+      </w:r>
+      <w:r>
+        <w:t xml:space="preserve"> </w:t>
+      </w:r>
+      <w:r>
+        <w:t xml:space="preserve">data members is for synchronisation primitives, allowing synchronisation in const member functions.</w:t>
+      </w:r>
+    </w:p>
+    <w:p>
+      <w:pPr>
+        <w:pStyle w:val="BodyText"/>
+      </w:pPr>
+      <w:r>
+        <w:t xml:space="preserve">The following is a common example where a mutex member is declared</w:t>
+      </w:r>
+      <w:r>
+        <w:t xml:space="preserve"> </w:t>
+      </w:r>
+      <w:r>
+        <w:rPr>
+          <w:rStyle w:val="AttributeTok"/>
+        </w:rPr>
+        <w:t xml:space="preserve">mutable</w:t>
+      </w:r>
+      <w:r>
+        <w:t xml:space="preserve"> </w:t>
+      </w:r>
+      <w:r>
+        <w:t xml:space="preserve">to allow locking in a</w:t>
+      </w:r>
+      <w:r>
+        <w:t xml:space="preserve"> </w:t>
+      </w:r>
+      <w:r>
+        <w:rPr>
+          <w:rStyle w:val="AttributeTok"/>
+        </w:rPr>
+        <w:t xml:space="preserve">const</w:t>
+      </w:r>
+      <w:r>
+        <w:t xml:space="preserve"> </w:t>
+      </w:r>
+      <w:r>
+        <w:t xml:space="preserve">member function:</w:t>
+      </w:r>
+    </w:p>
+    <w:p>
+      <w:pPr>
+        <w:pStyle w:val="SourceCode"/>
+      </w:pPr>
+      <w:r>
+        <w:rPr>
+          <w:rStyle w:val="PreprocessorTok"/>
+        </w:rPr>
+        <w:t xml:space="preserve">#include </w:t>
+      </w:r>
+      <w:r>
+        <w:rPr>
+          <w:rStyle w:val="ImportTok"/>
+        </w:rPr>
+        <w:t xml:space="preserve">&lt;mutex&gt;</w:t>
+      </w:r>
+      <w:r>
+        <w:br/>
+      </w:r>
+      <w:r>
+        <w:br/>
       </w:r>
       <w:r>
         <w:rPr>
           <w:rStyle w:val="KeywordTok"/>
         </w:rPr>
-        <w:t xml:space="preserve">const_cast</w:t>
-      </w:r>
-      <w:r>
-        <w:rPr>
-          <w:rStyle w:val="NormalTok"/>
-        </w:rPr>
-        <w:t xml:space="preserve">&lt;</w:t>
+        <w:t xml:space="preserve">class</w:t>
+      </w:r>
+      <w:r>
+        <w:rPr>
+          <w:rStyle w:val="NormalTok"/>
+        </w:rPr>
+        <w:t xml:space="preserve"> MyQueue {</w:t>
+      </w:r>
+      <w:r>
+        <w:br/>
+      </w:r>
+      <w:r>
+        <w:rPr>
+          <w:rStyle w:val="NormalTok"/>
+        </w:rPr>
+        <w:t xml:space="preserve">  </w:t>
+      </w:r>
+      <w:r>
+        <w:rPr>
+          <w:rStyle w:val="AttributeTok"/>
+        </w:rPr>
+        <w:t xml:space="preserve">mutable</w:t>
+      </w:r>
+      <w:r>
+        <w:rPr>
+          <w:rStyle w:val="NormalTok"/>
+        </w:rPr>
+        <w:t xml:space="preserve"> </w:t>
+      </w:r>
+      <w:r>
+        <w:rPr>
+          <w:rStyle w:val="BuiltInTok"/>
+        </w:rPr>
+        <w:t xml:space="preserve">std::</w:t>
+      </w:r>
+      <w:r>
+        <w:rPr>
+          <w:rStyle w:val="NormalTok"/>
+        </w:rPr>
+        <w:t xml:space="preserve">mutex </w:t>
+      </w:r>
+      <w:r>
+        <w:rPr>
+          <w:rStyle w:val="VariableTok"/>
+        </w:rPr>
+        <w:t xml:space="preserve">m_mutex</w:t>
+      </w:r>
+      <w:r>
+        <w:rPr>
+          <w:rStyle w:val="NormalTok"/>
+        </w:rPr>
+        <w:t xml:space="preserve">;</w:t>
+      </w:r>
+      <w:r>
+        <w:br/>
+      </w:r>
+      <w:r>
+        <w:rPr>
+          <w:rStyle w:val="NormalTok"/>
+        </w:rPr>
+        <w:t xml:space="preserve">  </w:t>
       </w:r>
       <w:r>
         <w:rPr>
@@ -62125,71 +63133,163 @@
         <w:rPr>
           <w:rStyle w:val="NormalTok"/>
         </w:rPr>
-        <w:t xml:space="preserve">&amp;&gt; (i) = </w:t>
-      </w:r>
-      <w:r>
-        <w:rPr>
-          <w:rStyle w:val="DecValTok"/>
-        </w:rPr>
-        <w:t xml:space="preserve">0</w:t>
-      </w:r>
-      <w:r>
-        <w:rPr>
-          <w:rStyle w:val="NormalTok"/>
-        </w:rPr>
-        <w:t xml:space="preserve">; </w:t>
+        <w:t xml:space="preserve"> * </w:t>
+      </w:r>
+      <w:r>
+        <w:rPr>
+          <w:rStyle w:val="VariableTok"/>
+        </w:rPr>
+        <w:t xml:space="preserve">m_head</w:t>
+      </w:r>
+      <w:r>
+        <w:rPr>
+          <w:rStyle w:val="NormalTok"/>
+        </w:rPr>
+        <w:t xml:space="preserve"> { </w:t>
+      </w:r>
+      <w:r>
+        <w:rPr>
+          <w:rStyle w:val="KeywordTok"/>
+        </w:rPr>
+        <w:t xml:space="preserve">nullptr</w:t>
+      </w:r>
+      <w:r>
+        <w:rPr>
+          <w:rStyle w:val="NormalTok"/>
+        </w:rPr>
+        <w:t xml:space="preserve"> };</w:t>
+      </w:r>
+      <w:r>
+        <w:br/>
+      </w:r>
+      <w:r>
+        <w:br/>
+      </w:r>
+      <w:r>
+        <w:rPr>
+          <w:rStyle w:val="KeywordTok"/>
+        </w:rPr>
+        <w:t xml:space="preserve">public</w:t>
+      </w:r>
+      <w:r>
+        <w:rPr>
+          <w:rStyle w:val="NormalTok"/>
+        </w:rPr>
+        <w:t xml:space="preserve">:</w:t>
+      </w:r>
+      <w:r>
+        <w:br/>
+      </w:r>
+      <w:r>
+        <w:br/>
+      </w:r>
+      <w:r>
+        <w:rPr>
+          <w:rStyle w:val="NormalTok"/>
+        </w:rPr>
+        <w:t xml:space="preserve">  </w:t>
+      </w:r>
+      <w:r>
+        <w:rPr>
+          <w:rStyle w:val="DataTypeTok"/>
+        </w:rPr>
+        <w:t xml:space="preserve">bool</w:t>
+      </w:r>
+      <w:r>
+        <w:rPr>
+          <w:rStyle w:val="NormalTok"/>
+        </w:rPr>
+        <w:t xml:space="preserve"> empty () </w:t>
+      </w:r>
+      <w:r>
+        <w:rPr>
+          <w:rStyle w:val="AttributeTok"/>
+        </w:rPr>
+        <w:t xml:space="preserve">const</w:t>
+      </w:r>
+      <w:r>
+        <w:rPr>
+          <w:rStyle w:val="NormalTok"/>
+        </w:rPr>
+        <w:t xml:space="preserve"> {</w:t>
+      </w:r>
+      <w:r>
+        <w:br/>
+      </w:r>
+      <w:r>
+        <w:rPr>
+          <w:rStyle w:val="NormalTok"/>
+        </w:rPr>
+        <w:t xml:space="preserve">      </w:t>
+      </w:r>
+      <w:r>
+        <w:rPr>
+          <w:rStyle w:val="BuiltInTok"/>
+        </w:rPr>
+        <w:t xml:space="preserve">std::</w:t>
+      </w:r>
+      <w:r>
+        <w:rPr>
+          <w:rStyle w:val="NormalTok"/>
+        </w:rPr>
+        <w:t xml:space="preserve">lock_guard sg {</w:t>
+      </w:r>
+      <w:r>
+        <w:rPr>
+          <w:rStyle w:val="VariableTok"/>
+        </w:rPr>
+        <w:t xml:space="preserve">m_mutex</w:t>
+      </w:r>
+      <w:r>
+        <w:rPr>
+          <w:rStyle w:val="NormalTok"/>
+        </w:rPr>
+        <w:t xml:space="preserve">}; </w:t>
       </w:r>
       <w:r>
         <w:rPr>
           <w:rStyle w:val="CommentTok"/>
         </w:rPr>
-        <w:t xml:space="preserve">// undefined behavior</w:t>
-      </w:r>
-    </w:p>
-    <w:p>
-      <w:pPr>
-        <w:pStyle w:val="BodyText"/>
-      </w:pPr>
-      <w:r>
-        <w:t xml:space="preserve">A constant can also be legitimately modified via a secondary access path. For example:</w:t>
-      </w:r>
-    </w:p>
-    <w:p>
-      <w:pPr>
-        <w:pStyle w:val="SourceCode"/>
-      </w:pPr>
-      <w:r>
-        <w:rPr>
-          <w:rStyle w:val="PreprocessorTok"/>
-        </w:rPr>
-        <w:t xml:space="preserve">#include </w:t>
-      </w:r>
-      <w:r>
-        <w:rPr>
-          <w:rStyle w:val="ImportTok"/>
-        </w:rPr>
-        <w:t xml:space="preserve">&lt;cassert&gt;</w:t>
-      </w:r>
-      <w:r>
-        <w:br/>
-      </w:r>
-      <w:r>
-        <w:rPr>
-          <w:rStyle w:val="DataTypeTok"/>
-        </w:rPr>
-        <w:t xml:space="preserve">int</w:t>
-      </w:r>
-      <w:r>
-        <w:rPr>
-          <w:rStyle w:val="NormalTok"/>
-        </w:rPr>
-        <w:t xml:space="preserve"> k = </w:t>
-      </w:r>
-      <w:r>
-        <w:rPr>
-          <w:rStyle w:val="DecValTok"/>
-        </w:rPr>
-        <w:t xml:space="preserve">0</w:t>
+        <w:t xml:space="preserve">// lock the mutex, which requires m_mutex to be writable</w:t>
+      </w:r>
+      <w:r>
+        <w:br/>
+      </w:r>
+      <w:r>
+        <w:rPr>
+          <w:rStyle w:val="NormalTok"/>
+        </w:rPr>
+        <w:t xml:space="preserve">      </w:t>
+      </w:r>
+      <w:r>
+        <w:rPr>
+          <w:rStyle w:val="ControlFlowTok"/>
+        </w:rPr>
+        <w:t xml:space="preserve">return</w:t>
+      </w:r>
+      <w:r>
+        <w:rPr>
+          <w:rStyle w:val="NormalTok"/>
+        </w:rPr>
+        <w:t xml:space="preserve"> </w:t>
+      </w:r>
+      <w:r>
+        <w:rPr>
+          <w:rStyle w:val="VariableTok"/>
+        </w:rPr>
+        <w:t xml:space="preserve">m_head</w:t>
+      </w:r>
+      <w:r>
+        <w:rPr>
+          <w:rStyle w:val="NormalTok"/>
+        </w:rPr>
+        <w:t xml:space="preserve"> != </w:t>
+      </w:r>
+      <w:r>
+        <w:rPr>
+          <w:rStyle w:val="KeywordTok"/>
+        </w:rPr>
+        <w:t xml:space="preserve">nullptr</w:t>
       </w:r>
       <w:r>
         <w:rPr>
@@ -62202,1122 +63302,26 @@
       </w:r>
       <w:r>
         <w:rPr>
-          <w:rStyle w:val="DataTypeTok"/>
-        </w:rPr>
-        <w:t xml:space="preserve">void</w:t>
-      </w:r>
-      <w:r>
-        <w:rPr>
-          <w:rStyle w:val="NormalTok"/>
-        </w:rPr>
-        <w:t xml:space="preserve"> break_it() </w:t>
-      </w:r>
-      <w:r>
-        <w:br/>
-      </w:r>
-      <w:r>
-        <w:rPr>
-          <w:rStyle w:val="NormalTok"/>
-        </w:rPr>
-        <w:t xml:space="preserve">{</w:t>
-      </w:r>
-      <w:r>
-        <w:br/>
-      </w:r>
-      <w:r>
-        <w:rPr>
-          <w:rStyle w:val="NormalTok"/>
-        </w:rPr>
-        <w:t xml:space="preserve">  k = </w:t>
-      </w:r>
-      <w:r>
-        <w:rPr>
-          <w:rStyle w:val="DecValTok"/>
-        </w:rPr>
-        <w:t xml:space="preserve">42</w:t>
-      </w:r>
-      <w:r>
-        <w:rPr>
-          <w:rStyle w:val="NormalTok"/>
-        </w:rPr>
-        <w:t xml:space="preserve">; </w:t>
+          <w:rStyle w:val="NormalTok"/>
+        </w:rPr>
+        <w:t xml:space="preserve">  }</w:t>
+      </w:r>
+      <w:r>
+        <w:br/>
+      </w:r>
+      <w:r>
+        <w:br/>
+      </w:r>
+      <w:r>
+        <w:rPr>
+          <w:rStyle w:val="NormalTok"/>
+        </w:rPr>
+        <w:t xml:space="preserve">  </w:t>
       </w:r>
       <w:r>
         <w:rPr>
           <w:rStyle w:val="CommentTok"/>
         </w:rPr>
-        <w:t xml:space="preserve">// legal</w:t>
-      </w:r>
-      <w:r>
-        <w:br/>
-      </w:r>
-      <w:r>
-        <w:rPr>
-          <w:rStyle w:val="NormalTok"/>
-        </w:rPr>
-        <w:t xml:space="preserve">}</w:t>
-      </w:r>
-      <w:r>
-        <w:br/>
-      </w:r>
-      <w:r>
-        <w:br/>
-      </w:r>
-      <w:r>
-        <w:rPr>
-          <w:rStyle w:val="DataTypeTok"/>
-        </w:rPr>
-        <w:t xml:space="preserve">void</w:t>
-      </w:r>
-      <w:r>
-        <w:rPr>
-          <w:rStyle w:val="NormalTok"/>
-        </w:rPr>
-        <w:t xml:space="preserve"> test(</w:t>
-      </w:r>
-      <w:r>
-        <w:rPr>
-          <w:rStyle w:val="DataTypeTok"/>
-        </w:rPr>
-        <w:t xml:space="preserve">int</w:t>
-      </w:r>
-      <w:r>
-        <w:rPr>
-          <w:rStyle w:val="NormalTok"/>
-        </w:rPr>
-        <w:t xml:space="preserve"> </w:t>
-      </w:r>
-      <w:r>
-        <w:rPr>
-          <w:rStyle w:val="AttributeTok"/>
-        </w:rPr>
-        <w:t xml:space="preserve">const</w:t>
-      </w:r>
-      <w:r>
-        <w:rPr>
-          <w:rStyle w:val="NormalTok"/>
-        </w:rPr>
-        <w:t xml:space="preserve"> </w:t>
-      </w:r>
-      <w:r>
-        <w:rPr>
-          <w:rStyle w:val="AttributeTok"/>
-        </w:rPr>
-        <w:t xml:space="preserve">volatile</w:t>
-      </w:r>
-      <w:r>
-        <w:rPr>
-          <w:rStyle w:val="NormalTok"/>
-        </w:rPr>
-        <w:t xml:space="preserve">&amp; j)   </w:t>
-      </w:r>
-      <w:r>
-        <w:rPr>
-          <w:rStyle w:val="CommentTok"/>
-        </w:rPr>
-        <w:t xml:space="preserve">// Volatile used only to guarantee observability</w:t>
-      </w:r>
-      <w:r>
-        <w:br/>
-      </w:r>
-      <w:r>
-        <w:rPr>
-          <w:rStyle w:val="NormalTok"/>
-        </w:rPr>
-        <w:t xml:space="preserve">{</w:t>
-      </w:r>
-      <w:r>
-        <w:br/>
-      </w:r>
-      <w:r>
-        <w:rPr>
-          <w:rStyle w:val="NormalTok"/>
-        </w:rPr>
-        <w:t xml:space="preserve">  </w:t>
-      </w:r>
-      <w:r>
-        <w:rPr>
-          <w:rStyle w:val="OtherTok"/>
-        </w:rPr>
-        <w:t xml:space="preserve">assert</w:t>
-      </w:r>
-      <w:r>
-        <w:rPr>
-          <w:rStyle w:val="NormalTok"/>
-        </w:rPr>
-        <w:t xml:space="preserve">(j == </w:t>
-      </w:r>
-      <w:r>
-        <w:rPr>
-          <w:rStyle w:val="DecValTok"/>
-        </w:rPr>
-        <w:t xml:space="preserve">0</w:t>
-      </w:r>
-      <w:r>
-        <w:rPr>
-          <w:rStyle w:val="NormalTok"/>
-        </w:rPr>
-        <w:t xml:space="preserve">); </w:t>
-      </w:r>
-      <w:r>
-        <w:rPr>
-          <w:rStyle w:val="CommentTok"/>
-        </w:rPr>
-        <w:t xml:space="preserve">// will pass since k == 0</w:t>
-      </w:r>
-      <w:r>
-        <w:br/>
-      </w:r>
-      <w:r>
-        <w:rPr>
-          <w:rStyle w:val="NormalTok"/>
-        </w:rPr>
-        <w:t xml:space="preserve">  break_it();</w:t>
-      </w:r>
-      <w:r>
-        <w:br/>
-      </w:r>
-      <w:r>
-        <w:rPr>
-          <w:rStyle w:val="NormalTok"/>
-        </w:rPr>
-        <w:t xml:space="preserve">  </w:t>
-      </w:r>
-      <w:r>
-        <w:rPr>
-          <w:rStyle w:val="OtherTok"/>
-        </w:rPr>
-        <w:t xml:space="preserve">assert</w:t>
-      </w:r>
-      <w:r>
-        <w:rPr>
-          <w:rStyle w:val="NormalTok"/>
-        </w:rPr>
-        <w:t xml:space="preserve">(j == </w:t>
-      </w:r>
-      <w:r>
-        <w:rPr>
-          <w:rStyle w:val="DecValTok"/>
-        </w:rPr>
-        <w:t xml:space="preserve">0</w:t>
-      </w:r>
-      <w:r>
-        <w:rPr>
-          <w:rStyle w:val="NormalTok"/>
-        </w:rPr>
-        <w:t xml:space="preserve">); </w:t>
-      </w:r>
-      <w:r>
-        <w:rPr>
-          <w:rStyle w:val="CommentTok"/>
-        </w:rPr>
-        <w:t xml:space="preserve">// will fail since k != 0</w:t>
-      </w:r>
-      <w:r>
-        <w:br/>
-      </w:r>
-      <w:r>
-        <w:rPr>
-          <w:rStyle w:val="NormalTok"/>
-        </w:rPr>
-        <w:t xml:space="preserve">}</w:t>
-      </w:r>
-      <w:r>
-        <w:br/>
-      </w:r>
-      <w:r>
-        <w:br/>
-      </w:r>
-      <w:r>
-        <w:rPr>
-          <w:rStyle w:val="NormalTok"/>
-        </w:rPr>
-        <w:t xml:space="preserve">  test(k);</w:t>
-      </w:r>
-    </w:p>
-    <w:p>
-      <w:pPr>
-        <w:pStyle w:val="FirstParagraph"/>
-      </w:pPr>
-      <w:r>
-        <w:t xml:space="preserve">When using pointers, confusion can occur between qualifications on the pointer’s type (pointer type) and qualifications on the type being referenced (pointee type).</w:t>
-      </w:r>
-      <w:r>
-        <w:t xml:space="preserve"> </w:t>
-      </w:r>
-      <w:r>
-        <w:t xml:space="preserve">A common misconception is that a member function qualified with</w:t>
-      </w:r>
-      <w:r>
-        <w:t xml:space="preserve"> </w:t>
-      </w:r>
-      <w:r>
-        <w:rPr>
-          <w:rStyle w:val="AttributeTok"/>
-        </w:rPr>
-        <w:t xml:space="preserve">const</w:t>
-      </w:r>
-      <w:r>
-        <w:t xml:space="preserve"> </w:t>
-      </w:r>
-      <w:r>
-        <w:t xml:space="preserve">cannot modify any of its members.</w:t>
-      </w:r>
-      <w:r>
-        <w:br/>
-      </w:r>
-      <w:r>
-        <w:t xml:space="preserve">The following badly defined class introduces a non-</w:t>
-      </w:r>
-      <w:r>
-        <w:rPr>
-          <w:rStyle w:val="AttributeTok"/>
-        </w:rPr>
-        <w:t xml:space="preserve">const</w:t>
-      </w:r>
-      <w:r>
-        <w:t xml:space="preserve"> </w:t>
-      </w:r>
-      <w:r>
-        <w:t xml:space="preserve">access path to a potentially const object:</w:t>
-      </w:r>
-    </w:p>
-    <w:p>
-      <w:pPr>
-        <w:pStyle w:val="SourceCode"/>
-      </w:pPr>
-      <w:r>
-        <w:rPr>
-          <w:rStyle w:val="KeywordTok"/>
-        </w:rPr>
-        <w:t xml:space="preserve">struct</w:t>
-      </w:r>
-      <w:r>
-        <w:rPr>
-          <w:rStyle w:val="NormalTok"/>
-        </w:rPr>
-        <w:t xml:space="preserve"> A</w:t>
-      </w:r>
-      <w:r>
-        <w:br/>
-      </w:r>
-      <w:r>
-        <w:rPr>
-          <w:rStyle w:val="NormalTok"/>
-        </w:rPr>
-        <w:t xml:space="preserve">  {</w:t>
-      </w:r>
-      <w:r>
-        <w:br/>
-      </w:r>
-      <w:r>
-        <w:rPr>
-          <w:rStyle w:val="NormalTok"/>
-        </w:rPr>
-        <w:t xml:space="preserve">    A * pA;                </w:t>
-      </w:r>
-      <w:r>
-        <w:br/>
-      </w:r>
-      <w:r>
-        <w:rPr>
-          <w:rStyle w:val="NormalTok"/>
-        </w:rPr>
-        <w:t xml:space="preserve">    </w:t>
-      </w:r>
-      <w:r>
-        <w:rPr>
-          <w:rStyle w:val="DataTypeTok"/>
-        </w:rPr>
-        <w:t xml:space="preserve">int</w:t>
-      </w:r>
-      <w:r>
-        <w:rPr>
-          <w:rStyle w:val="NormalTok"/>
-        </w:rPr>
-        <w:t xml:space="preserve"> i{</w:t>
-      </w:r>
-      <w:r>
-        <w:rPr>
-          <w:rStyle w:val="DecValTok"/>
-        </w:rPr>
-        <w:t xml:space="preserve">0</w:t>
-      </w:r>
-      <w:r>
-        <w:rPr>
-          <w:rStyle w:val="NormalTok"/>
-        </w:rPr>
-        <w:t xml:space="preserve">};            </w:t>
-      </w:r>
-      <w:r>
-        <w:br/>
-      </w:r>
-      <w:r>
-        <w:br/>
-      </w:r>
-      <w:r>
-        <w:rPr>
-          <w:rStyle w:val="NormalTok"/>
-        </w:rPr>
-        <w:t xml:space="preserve">    A () : pA{</w:t>
-      </w:r>
-      <w:r>
-        <w:rPr>
-          <w:rStyle w:val="KeywordTok"/>
-        </w:rPr>
-        <w:t xml:space="preserve">this</w:t>
-      </w:r>
-      <w:r>
-        <w:rPr>
-          <w:rStyle w:val="NormalTok"/>
-        </w:rPr>
-        <w:t xml:space="preserve">}{}     </w:t>
-      </w:r>
-      <w:r>
-        <w:rPr>
-          <w:rStyle w:val="CommentTok"/>
-        </w:rPr>
-        <w:t xml:space="preserve">// pA provides non-const access path</w:t>
-      </w:r>
-      <w:r>
-        <w:br/>
-      </w:r>
-      <w:r>
-        <w:br/>
-      </w:r>
-      <w:r>
-        <w:rPr>
-          <w:rStyle w:val="NormalTok"/>
-        </w:rPr>
-        <w:t xml:space="preserve">    </w:t>
-      </w:r>
-      <w:r>
-        <w:rPr>
-          <w:rStyle w:val="DataTypeTok"/>
-        </w:rPr>
-        <w:t xml:space="preserve">void</w:t>
-      </w:r>
-      <w:r>
-        <w:rPr>
-          <w:rStyle w:val="NormalTok"/>
-        </w:rPr>
-        <w:t xml:space="preserve"> f () </w:t>
-      </w:r>
-      <w:r>
-        <w:rPr>
-          <w:rStyle w:val="AttributeTok"/>
-        </w:rPr>
-        <w:t xml:space="preserve">const</w:t>
-      </w:r>
-      <w:r>
-        <w:br/>
-      </w:r>
-      <w:r>
-        <w:rPr>
-          <w:rStyle w:val="NormalTok"/>
-        </w:rPr>
-        <w:t xml:space="preserve">    {</w:t>
-      </w:r>
-      <w:r>
-        <w:br/>
-      </w:r>
-      <w:r>
-        <w:rPr>
-          <w:rStyle w:val="NormalTok"/>
-        </w:rPr>
-        <w:t xml:space="preserve">      </w:t>
-      </w:r>
-      <w:r>
-        <w:rPr>
-          <w:rStyle w:val="CommentTok"/>
-        </w:rPr>
-        <w:t xml:space="preserve">// pA = nullptr;     // ill-formed</w:t>
-      </w:r>
-      <w:r>
-        <w:br/>
-      </w:r>
-      <w:r>
-        <w:rPr>
-          <w:rStyle w:val="NormalTok"/>
-        </w:rPr>
-        <w:t xml:space="preserve">      </w:t>
-      </w:r>
-      <w:r>
-        <w:rPr>
-          <w:rStyle w:val="CommentTok"/>
-        </w:rPr>
-        <w:t xml:space="preserve">// i = 0;            // ill-formed</w:t>
-      </w:r>
-      <w:r>
-        <w:br/>
-      </w:r>
-      <w:r>
-        <w:br/>
-      </w:r>
-      <w:r>
-        <w:rPr>
-          <w:rStyle w:val="NormalTok"/>
-        </w:rPr>
-        <w:t xml:space="preserve">      pA-&gt;i = </w:t>
-      </w:r>
-      <w:r>
-        <w:rPr>
-          <w:rStyle w:val="DecValTok"/>
-        </w:rPr>
-        <w:t xml:space="preserve">42</w:t>
-      </w:r>
-      <w:r>
-        <w:rPr>
-          <w:rStyle w:val="NormalTok"/>
-        </w:rPr>
-        <w:t xml:space="preserve">;          </w:t>
-      </w:r>
-      <w:r>
-        <w:rPr>
-          <w:rStyle w:val="CommentTok"/>
-        </w:rPr>
-        <w:t xml:space="preserve">// compiles, but undefined behavior</w:t>
-      </w:r>
-      <w:r>
-        <w:br/>
-      </w:r>
-      <w:r>
-        <w:rPr>
-          <w:rStyle w:val="NormalTok"/>
-        </w:rPr>
-        <w:t xml:space="preserve">                           </w:t>
-      </w:r>
-      <w:r>
-        <w:rPr>
-          <w:rStyle w:val="CommentTok"/>
-        </w:rPr>
-        <w:t xml:space="preserve">// if executed on a const object</w:t>
-      </w:r>
-      <w:r>
-        <w:br/>
-      </w:r>
-      <w:r>
-        <w:rPr>
-          <w:rStyle w:val="NormalTok"/>
-        </w:rPr>
-        <w:t xml:space="preserve">    }</w:t>
-      </w:r>
-      <w:r>
-        <w:br/>
-      </w:r>
-      <w:r>
-        <w:rPr>
-          <w:rStyle w:val="NormalTok"/>
-        </w:rPr>
-        <w:t xml:space="preserve">  };</w:t>
-      </w:r>
-      <w:r>
-        <w:br/>
-      </w:r>
-      <w:r>
-        <w:rPr>
-          <w:rStyle w:val="NormalTok"/>
-        </w:rPr>
-        <w:t xml:space="preserve">  </w:t>
-      </w:r>
-      <w:r>
-        <w:br/>
-      </w:r>
-      <w:r>
-        <w:rPr>
-          <w:rStyle w:val="DataTypeTok"/>
-        </w:rPr>
-        <w:t xml:space="preserve">int</w:t>
-      </w:r>
-      <w:r>
-        <w:rPr>
-          <w:rStyle w:val="NormalTok"/>
-        </w:rPr>
-        <w:t xml:space="preserve"> main(){</w:t>
-      </w:r>
-      <w:r>
-        <w:br/>
-      </w:r>
-      <w:r>
-        <w:rPr>
-          <w:rStyle w:val="NormalTok"/>
-        </w:rPr>
-        <w:t xml:space="preserve">    A a;           </w:t>
-      </w:r>
-      <w:r>
-        <w:rPr>
-          <w:rStyle w:val="CommentTok"/>
-        </w:rPr>
-        <w:t xml:space="preserve">// mutable</w:t>
-      </w:r>
-      <w:r>
-        <w:br/>
-      </w:r>
-      <w:r>
-        <w:rPr>
-          <w:rStyle w:val="NormalTok"/>
-        </w:rPr>
-        <w:t xml:space="preserve">    A </w:t>
-      </w:r>
-      <w:r>
-        <w:rPr>
-          <w:rStyle w:val="AttributeTok"/>
-        </w:rPr>
-        <w:t xml:space="preserve">const</w:t>
-      </w:r>
-      <w:r>
-        <w:rPr>
-          <w:rStyle w:val="NormalTok"/>
-        </w:rPr>
-        <w:t xml:space="preserve"> b; </w:t>
-      </w:r>
-      <w:r>
-        <w:br/>
-      </w:r>
-      <w:r>
-        <w:rPr>
-          <w:rStyle w:val="NormalTok"/>
-        </w:rPr>
-        <w:t xml:space="preserve">    a.f();         </w:t>
-      </w:r>
-      <w:r>
-        <w:rPr>
-          <w:rStyle w:val="CommentTok"/>
-        </w:rPr>
-        <w:t xml:space="preserve">// OK</w:t>
-      </w:r>
-      <w:r>
-        <w:br/>
-      </w:r>
-      <w:r>
-        <w:rPr>
-          <w:rStyle w:val="NormalTok"/>
-        </w:rPr>
-        <w:t xml:space="preserve">    b.f();         </w:t>
-      </w:r>
-      <w:r>
-        <w:rPr>
-          <w:rStyle w:val="CommentTok"/>
-        </w:rPr>
-        <w:t xml:space="preserve">// undefined behaviour</w:t>
-      </w:r>
-      <w:r>
-        <w:br/>
-      </w:r>
-      <w:r>
-        <w:rPr>
-          <w:rStyle w:val="NormalTok"/>
-        </w:rPr>
-        <w:t xml:space="preserve">}</w:t>
-      </w:r>
-    </w:p>
-    <w:p>
-      <w:pPr>
-        <w:pStyle w:val="FirstParagraph"/>
-      </w:pPr>
-      <w:r>
-        <w:t xml:space="preserve">However, for C++ classes with members of a pointer-like type,</w:t>
-      </w:r>
-      <w:r>
-        <w:t xml:space="preserve"> </w:t>
-      </w:r>
-      <w:r>
-        <w:t xml:space="preserve">programmers can establish the transitivity of</w:t>
-      </w:r>
-      <w:r>
-        <w:t xml:space="preserve"> </w:t>
-      </w:r>
-      <w:r>
-        <w:rPr>
-          <w:rStyle w:val="AttributeTok"/>
-        </w:rPr>
-        <w:t xml:space="preserve">const</w:t>
-      </w:r>
-      <w:r>
-        <w:t xml:space="preserve"> </w:t>
-      </w:r>
-      <w:r>
-        <w:t xml:space="preserve">with</w:t>
-      </w:r>
-      <w:r>
-        <w:t xml:space="preserve"> </w:t>
-      </w:r>
-      <w:r>
-        <w:rPr>
-          <w:rStyle w:val="AttributeTok"/>
-        </w:rPr>
-        <w:t xml:space="preserve">const</w:t>
-      </w:r>
-      <w:r>
-        <w:t xml:space="preserve"> </w:t>
-      </w:r>
-      <w:r>
-        <w:t xml:space="preserve">member</w:t>
-      </w:r>
-      <w:r>
-        <w:t xml:space="preserve"> </w:t>
-      </w:r>
-      <w:r>
-        <w:t xml:space="preserve">functions that do not change the referred-to objects.</w:t>
-      </w:r>
-    </w:p>
-    <w:p>
-      <w:pPr>
-        <w:pStyle w:val="BodyText"/>
-      </w:pPr>
-      <w:r>
-        <w:t xml:space="preserve">Within a</w:t>
-      </w:r>
-      <w:r>
-        <w:t xml:space="preserve"> </w:t>
-      </w:r>
-      <w:r>
-        <w:rPr>
-          <w:rStyle w:val="AttributeTok"/>
-        </w:rPr>
-        <w:t xml:space="preserve">const</w:t>
-      </w:r>
-      <w:r>
-        <w:t xml:space="preserve"> </w:t>
-      </w:r>
-      <w:r>
-        <w:t xml:space="preserve">member function a</w:t>
-      </w:r>
-      <w:r>
-        <w:t xml:space="preserve"> </w:t>
-      </w:r>
-      <w:r>
-        <w:rPr>
-          <w:rStyle w:val="AttributeTok"/>
-        </w:rPr>
-        <w:t xml:space="preserve">mutable</w:t>
-      </w:r>
-      <w:r>
-        <w:t xml:space="preserve"> </w:t>
-      </w:r>
-      <w:r>
-        <w:t xml:space="preserve">data member can still be modified, even if the containing object is</w:t>
-      </w:r>
-      <w:r>
-        <w:t xml:space="preserve"> </w:t>
-      </w:r>
-      <w:r>
-        <w:rPr>
-          <w:rStyle w:val="AttributeTok"/>
-        </w:rPr>
-        <w:t xml:space="preserve">const</w:t>
-      </w:r>
-      <w:r>
-        <w:t xml:space="preserve">.</w:t>
-      </w:r>
-      <w:r>
-        <w:br/>
-      </w:r>
-      <w:r>
-        <w:t xml:space="preserve">The use of</w:t>
-      </w:r>
-      <w:r>
-        <w:t xml:space="preserve"> </w:t>
-      </w:r>
-      <w:r>
-        <w:rPr>
-          <w:rStyle w:val="AttributeTok"/>
-        </w:rPr>
-        <w:t xml:space="preserve">mutable</w:t>
-      </w:r>
-      <w:r>
-        <w:t xml:space="preserve"> </w:t>
-      </w:r>
-      <w:r>
-        <w:t xml:space="preserve">on a data member not contributing to the observable state of the object is preferable to removing the constness of the containing object (see</w:t>
-      </w:r>
-      <w:r>
-        <w:t xml:space="preserve"> </w:t>
-      </w:r>
-      <w:bookmarkStart w:id="242" w:name="FLC"/>
-      <w:r>
-        <w:t xml:space="preserve">Conversion Errors [FLC]</w:t>
-      </w:r>
-      <w:bookmarkEnd w:id="242"/>
-      <w:r>
-        <w:t xml:space="preserve">).</w:t>
-      </w:r>
-      <w:r>
-        <w:br/>
-      </w:r>
-      <w:r>
-        <w:t xml:space="preserve">Historically, classes with expensive computations in frequently-called const-member-functions, used</w:t>
-      </w:r>
-      <w:r>
-        <w:t xml:space="preserve"> </w:t>
-      </w:r>
-      <w:r>
-        <w:rPr>
-          <w:rStyle w:val="AttributeTok"/>
-        </w:rPr>
-        <w:t xml:space="preserve">mutable</w:t>
-      </w:r>
-      <w:r>
-        <w:t xml:space="preserve"> </w:t>
-      </w:r>
-      <w:r>
-        <w:t xml:space="preserve">data members to cache results of those computations.</w:t>
-      </w:r>
-      <w:r>
-        <w:t xml:space="preserve"> </w:t>
-      </w:r>
-      <w:r>
-        <w:t xml:space="preserve">In concurrent code this practice can lead to data races, unless access to those mutable data members is synchronised.</w:t>
-      </w:r>
-    </w:p>
-    <w:p>
-      <w:pPr>
-        <w:pStyle w:val="BodyText"/>
-      </w:pPr>
-      <w:r>
-        <w:t xml:space="preserve">A safe use of</w:t>
-      </w:r>
-      <w:r>
-        <w:t xml:space="preserve"> </w:t>
-      </w:r>
-      <w:r>
-        <w:rPr>
-          <w:rStyle w:val="AttributeTok"/>
-        </w:rPr>
-        <w:t xml:space="preserve">mutable</w:t>
-      </w:r>
-      <w:r>
-        <w:t xml:space="preserve"> </w:t>
-      </w:r>
-      <w:r>
-        <w:t xml:space="preserve">data members is for synchronisation primitives, allowing synchronisation in const member functions.</w:t>
-      </w:r>
-    </w:p>
-    <w:p>
-      <w:pPr>
-        <w:pStyle w:val="BodyText"/>
-      </w:pPr>
-      <w:r>
-        <w:t xml:space="preserve">The following is a common example where a mutex member is declared</w:t>
-      </w:r>
-      <w:r>
-        <w:t xml:space="preserve"> </w:t>
-      </w:r>
-      <w:r>
-        <w:rPr>
-          <w:rStyle w:val="AttributeTok"/>
-        </w:rPr>
-        <w:t xml:space="preserve">mutable</w:t>
-      </w:r>
-      <w:r>
-        <w:t xml:space="preserve"> </w:t>
-      </w:r>
-      <w:r>
-        <w:t xml:space="preserve">to allow locking in a</w:t>
-      </w:r>
-      <w:r>
-        <w:t xml:space="preserve"> </w:t>
-      </w:r>
-      <w:r>
-        <w:rPr>
-          <w:rStyle w:val="AttributeTok"/>
-        </w:rPr>
-        <w:t xml:space="preserve">const</w:t>
-      </w:r>
-      <w:r>
-        <w:t xml:space="preserve"> </w:t>
-      </w:r>
-      <w:r>
-        <w:t xml:space="preserve">member function:</w:t>
-      </w:r>
-    </w:p>
-    <w:p>
-      <w:pPr>
-        <w:pStyle w:val="SourceCode"/>
-      </w:pPr>
-      <w:r>
-        <w:rPr>
-          <w:rStyle w:val="PreprocessorTok"/>
-        </w:rPr>
-        <w:t xml:space="preserve">#include </w:t>
-      </w:r>
-      <w:r>
-        <w:rPr>
-          <w:rStyle w:val="ImportTok"/>
-        </w:rPr>
-        <w:t xml:space="preserve">&lt;mutex&gt;</w:t>
-      </w:r>
-      <w:r>
-        <w:br/>
-      </w:r>
-      <w:r>
-        <w:br/>
-      </w:r>
-      <w:r>
-        <w:rPr>
-          <w:rStyle w:val="KeywordTok"/>
-        </w:rPr>
-        <w:t xml:space="preserve">class</w:t>
-      </w:r>
-      <w:r>
-        <w:rPr>
-          <w:rStyle w:val="NormalTok"/>
-        </w:rPr>
-        <w:t xml:space="preserve"> MyQueue {</w:t>
-      </w:r>
-      <w:r>
-        <w:br/>
-      </w:r>
-      <w:r>
-        <w:rPr>
-          <w:rStyle w:val="NormalTok"/>
-        </w:rPr>
-        <w:t xml:space="preserve">  </w:t>
-      </w:r>
-      <w:r>
-        <w:rPr>
-          <w:rStyle w:val="AttributeTok"/>
-        </w:rPr>
-        <w:t xml:space="preserve">mutable</w:t>
-      </w:r>
-      <w:r>
-        <w:rPr>
-          <w:rStyle w:val="NormalTok"/>
-        </w:rPr>
-        <w:t xml:space="preserve"> </w:t>
-      </w:r>
-      <w:r>
-        <w:rPr>
-          <w:rStyle w:val="BuiltInTok"/>
-        </w:rPr>
-        <w:t xml:space="preserve">std::</w:t>
-      </w:r>
-      <w:r>
-        <w:rPr>
-          <w:rStyle w:val="NormalTok"/>
-        </w:rPr>
-        <w:t xml:space="preserve">mutex </w:t>
-      </w:r>
-      <w:r>
-        <w:rPr>
-          <w:rStyle w:val="VariableTok"/>
-        </w:rPr>
-        <w:t xml:space="preserve">m_mutex</w:t>
-      </w:r>
-      <w:r>
-        <w:rPr>
-          <w:rStyle w:val="NormalTok"/>
-        </w:rPr>
-        <w:t xml:space="preserve">;</w:t>
-      </w:r>
-      <w:r>
-        <w:br/>
-      </w:r>
-      <w:r>
-        <w:rPr>
-          <w:rStyle w:val="NormalTok"/>
-        </w:rPr>
-        <w:t xml:space="preserve">  </w:t>
-      </w:r>
-      <w:r>
-        <w:rPr>
-          <w:rStyle w:val="DataTypeTok"/>
-        </w:rPr>
-        <w:t xml:space="preserve">int</w:t>
-      </w:r>
-      <w:r>
-        <w:rPr>
-          <w:rStyle w:val="NormalTok"/>
-        </w:rPr>
-        <w:t xml:space="preserve"> * </w:t>
-      </w:r>
-      <w:r>
-        <w:rPr>
-          <w:rStyle w:val="VariableTok"/>
-        </w:rPr>
-        <w:t xml:space="preserve">m_head</w:t>
-      </w:r>
-      <w:r>
-        <w:rPr>
-          <w:rStyle w:val="NormalTok"/>
-        </w:rPr>
-        <w:t xml:space="preserve"> { </w:t>
-      </w:r>
-      <w:r>
-        <w:rPr>
-          <w:rStyle w:val="KeywordTok"/>
-        </w:rPr>
-        <w:t xml:space="preserve">nullptr</w:t>
-      </w:r>
-      <w:r>
-        <w:rPr>
-          <w:rStyle w:val="NormalTok"/>
-        </w:rPr>
-        <w:t xml:space="preserve"> };</w:t>
-      </w:r>
-      <w:r>
-        <w:br/>
-      </w:r>
-      <w:r>
-        <w:br/>
-      </w:r>
-      <w:r>
-        <w:rPr>
-          <w:rStyle w:val="KeywordTok"/>
-        </w:rPr>
-        <w:t xml:space="preserve">public</w:t>
-      </w:r>
-      <w:r>
-        <w:rPr>
-          <w:rStyle w:val="NormalTok"/>
-        </w:rPr>
-        <w:t xml:space="preserve">:</w:t>
-      </w:r>
-      <w:r>
-        <w:br/>
-      </w:r>
-      <w:r>
-        <w:br/>
-      </w:r>
-      <w:r>
-        <w:rPr>
-          <w:rStyle w:val="NormalTok"/>
-        </w:rPr>
-        <w:t xml:space="preserve">  </w:t>
-      </w:r>
-      <w:r>
-        <w:rPr>
-          <w:rStyle w:val="DataTypeTok"/>
-        </w:rPr>
-        <w:t xml:space="preserve">bool</w:t>
-      </w:r>
-      <w:r>
-        <w:rPr>
-          <w:rStyle w:val="NormalTok"/>
-        </w:rPr>
-        <w:t xml:space="preserve"> empty () </w:t>
-      </w:r>
-      <w:r>
-        <w:rPr>
-          <w:rStyle w:val="AttributeTok"/>
-        </w:rPr>
-        <w:t xml:space="preserve">const</w:t>
-      </w:r>
-      <w:r>
-        <w:rPr>
-          <w:rStyle w:val="NormalTok"/>
-        </w:rPr>
-        <w:t xml:space="preserve"> {</w:t>
-      </w:r>
-      <w:r>
-        <w:br/>
-      </w:r>
-      <w:r>
-        <w:rPr>
-          <w:rStyle w:val="NormalTok"/>
-        </w:rPr>
-        <w:t xml:space="preserve">      </w:t>
-      </w:r>
-      <w:r>
-        <w:rPr>
-          <w:rStyle w:val="BuiltInTok"/>
-        </w:rPr>
-        <w:t xml:space="preserve">std::</w:t>
-      </w:r>
-      <w:r>
-        <w:rPr>
-          <w:rStyle w:val="NormalTok"/>
-        </w:rPr>
-        <w:t xml:space="preserve">lock_guard sg {</w:t>
-      </w:r>
-      <w:r>
-        <w:rPr>
-          <w:rStyle w:val="VariableTok"/>
-        </w:rPr>
-        <w:t xml:space="preserve">m_mutex</w:t>
-      </w:r>
-      <w:r>
-        <w:rPr>
-          <w:rStyle w:val="NormalTok"/>
-        </w:rPr>
-        <w:t xml:space="preserve">}; </w:t>
-      </w:r>
-      <w:r>
-        <w:rPr>
-          <w:rStyle w:val="CommentTok"/>
-        </w:rPr>
-        <w:t xml:space="preserve">// lock the mutex, which requires m_mutex to be writable</w:t>
-      </w:r>
-      <w:r>
-        <w:br/>
-      </w:r>
-      <w:r>
-        <w:rPr>
-          <w:rStyle w:val="NormalTok"/>
-        </w:rPr>
-        <w:t xml:space="preserve">      </w:t>
-      </w:r>
-      <w:r>
-        <w:rPr>
-          <w:rStyle w:val="ControlFlowTok"/>
-        </w:rPr>
-        <w:t xml:space="preserve">return</w:t>
-      </w:r>
-      <w:r>
-        <w:rPr>
-          <w:rStyle w:val="NormalTok"/>
-        </w:rPr>
-        <w:t xml:space="preserve"> </w:t>
-      </w:r>
-      <w:r>
-        <w:rPr>
-          <w:rStyle w:val="VariableTok"/>
-        </w:rPr>
-        <w:t xml:space="preserve">m_head</w:t>
-      </w:r>
-      <w:r>
-        <w:rPr>
-          <w:rStyle w:val="NormalTok"/>
-        </w:rPr>
-        <w:t xml:space="preserve"> != </w:t>
-      </w:r>
-      <w:r>
-        <w:rPr>
-          <w:rStyle w:val="KeywordTok"/>
-        </w:rPr>
-        <w:t xml:space="preserve">nullptr</w:t>
-      </w:r>
-      <w:r>
-        <w:rPr>
-          <w:rStyle w:val="NormalTok"/>
-        </w:rPr>
-        <w:t xml:space="preserve">;</w:t>
-      </w:r>
-      <w:r>
-        <w:br/>
-      </w:r>
-      <w:r>
-        <w:rPr>
-          <w:rStyle w:val="NormalTok"/>
-        </w:rPr>
-        <w:t xml:space="preserve">  }</w:t>
-      </w:r>
-      <w:r>
-        <w:br/>
-      </w:r>
-      <w:r>
-        <w:br/>
-      </w:r>
-      <w:r>
-        <w:rPr>
-          <w:rStyle w:val="NormalTok"/>
-        </w:rPr>
-        <w:t xml:space="preserve">  </w:t>
-      </w:r>
-      <w:r>
-        <w:rPr>
-          <w:rStyle w:val="CommentTok"/>
-        </w:rPr>
         <w:t xml:space="preserve">// ...</w:t>
       </w:r>
       <w:r>
@@ -63333,8 +63337,8 @@
         <w:t xml:space="preserve">};</w:t>
       </w:r>
     </w:p>
-    <w:bookmarkEnd w:id="243"/>
-    <w:bookmarkStart w:id="244" w:name="avoidance-mechanisms-for-language-users"/>
+    <w:bookmarkEnd w:id="242"/>
+    <w:bookmarkStart w:id="243" w:name="avoidance-mechanisms-for-language-users"/>
     <w:p>
       <w:pPr>
         <w:pStyle w:val="Heading3"/>
@@ -63630,27 +63634,27 @@
         <w:t xml:space="preserve">member functions.</w:t>
       </w:r>
     </w:p>
+    <w:bookmarkEnd w:id="243"/>
     <w:bookmarkEnd w:id="244"/>
+    <w:bookmarkStart w:id="245" w:name="language-specific-vulnerabilities-for-c"/>
+    <w:p>
+      <w:pPr>
+        <w:pStyle w:val="Heading1"/>
+      </w:pPr>
+      <w:r>
+        <w:t xml:space="preserve">7. Language specific vulnerabilities for C++</w:t>
+      </w:r>
+    </w:p>
+    <w:p>
+      <w:pPr>
+        <w:pStyle w:val="FirstParagraph"/>
+      </w:pPr>
+      <w:r>
+        <w:t xml:space="preserve">TBD</w:t>
+      </w:r>
+    </w:p>
     <w:bookmarkEnd w:id="245"/>
-    <w:bookmarkStart w:id="246" w:name="language-specific-vulnerabilities-for-c"/>
-    <w:p>
-      <w:pPr>
-        <w:pStyle w:val="Heading1"/>
-      </w:pPr>
-      <w:r>
-        <w:t xml:space="preserve">7. Language specific vulnerabilities for C++</w:t>
-      </w:r>
-    </w:p>
-    <w:p>
-      <w:pPr>
-        <w:pStyle w:val="FirstParagraph"/>
-      </w:pPr>
-      <w:r>
-        <w:t xml:space="preserve">TBD</w:t>
-      </w:r>
-    </w:p>
-    <w:bookmarkEnd w:id="246"/>
-    <w:bookmarkStart w:id="248" w:name="implications-for-standardization"/>
+    <w:bookmarkStart w:id="247" w:name="implications-for-standardization"/>
     <w:p>
       <w:pPr>
         <w:pStyle w:val="Heading1"/>
@@ -64152,7 +64156,7 @@
         <w:rPr>
           <w:rStyle w:val="FootnoteReference"/>
         </w:rPr>
-        <w:footnoteReference w:id="247"/>
+        <w:footnoteReference w:id="246"/>
       </w:r>
       <w:r>
         <w:t xml:space="preserve">.</w:t>
@@ -64818,8 +64822,8 @@
         <w:t xml:space="preserve">Creating an Annex that lists deprecated features.</w:t>
       </w:r>
     </w:p>
-    <w:bookmarkEnd w:id="248"/>
-    <w:bookmarkStart w:id="262" w:name="bibliography"/>
+    <w:bookmarkEnd w:id="247"/>
+    <w:bookmarkStart w:id="261" w:name="bibliography"/>
     <w:p>
       <w:pPr>
         <w:pStyle w:val="Heading1"/>
@@ -65251,7 +65255,7 @@
         <w:rPr>
           <w:rStyle w:val="FootnoteReference"/>
         </w:rPr>
-        <w:footnoteReference w:id="249"/>
+        <w:footnoteReference w:id="248"/>
       </w:r>
       <w:r>
         <w:t xml:space="preserve">.</w:t>
@@ -65603,7 +65607,7 @@
       <w:r>
         <w:t xml:space="preserve"> </w:t>
       </w:r>
-      <w:hyperlink r:id="rId250">
+      <w:hyperlink r:id="rId249">
         <w:r>
           <w:rPr>
             <w:rStyle w:val="Hyperlink"/>
@@ -65640,7 +65644,7 @@
       <w:r>
         <w:t xml:space="preserve"> </w:t>
       </w:r>
-      <w:hyperlink r:id="rId251">
+      <w:hyperlink r:id="rId250">
         <w:r>
           <w:rPr>
             <w:rStyle w:val="Hyperlink"/>
@@ -65685,7 +65689,7 @@
       <w:r>
         <w:t xml:space="preserve"> </w:t>
       </w:r>
-      <w:hyperlink r:id="rId252">
+      <w:hyperlink r:id="rId251">
         <w:r>
           <w:rPr>
             <w:rStyle w:val="Hyperlink"/>
@@ -65749,7 +65753,7 @@
       <w:r>
         <w:t xml:space="preserve"> </w:t>
       </w:r>
-      <w:hyperlink r:id="rId253">
+      <w:hyperlink r:id="rId252">
         <w:r>
           <w:rPr>
             <w:rStyle w:val="Hyperlink"/>
@@ -65774,7 +65778,7 @@
       <w:r>
         <w:t xml:space="preserve"> </w:t>
       </w:r>
-      <w:hyperlink r:id="rId254">
+      <w:hyperlink r:id="rId253">
         <w:r>
           <w:rPr>
             <w:rStyle w:val="Hyperlink"/>
@@ -65790,7 +65794,7 @@
       <w:r>
         <w:t xml:space="preserve">[32] MISRA Limited. "</w:t>
       </w:r>
-      <w:hyperlink r:id="rId255">
+      <w:hyperlink r:id="rId254">
         <w:r>
           <w:rPr>
             <w:rStyle w:val="Hyperlink"/>
@@ -65845,7 +65849,7 @@
       <w:r>
         <w:t xml:space="preserve">(</w:t>
       </w:r>
-      <w:hyperlink r:id="rId256">
+      <w:hyperlink r:id="rId255">
         <w:r>
           <w:rPr>
             <w:rStyle w:val="Hyperlink"/>
@@ -65957,7 +65961,7 @@
       <w:r>
         <w:t xml:space="preserve"> </w:t>
       </w:r>
-      <w:hyperlink r:id="rId257">
+      <w:hyperlink r:id="rId256">
         <w:r>
           <w:rPr>
             <w:rStyle w:val="Hyperlink"/>
@@ -66000,7 +66004,7 @@
       <w:r>
         <w:t xml:space="preserve"> </w:t>
       </w:r>
-      <w:hyperlink r:id="rId258">
+      <w:hyperlink r:id="rId257">
         <w:r>
           <w:rPr>
             <w:rStyle w:val="Hyperlink"/>
@@ -66037,7 +66041,7 @@
       <w:r>
         <w:t xml:space="preserve"> </w:t>
       </w:r>
-      <w:hyperlink r:id="rId259">
+      <w:hyperlink r:id="rId258">
         <w:r>
           <w:rPr>
             <w:rStyle w:val="HTMLTypewriter"/>
@@ -66069,7 +66073,7 @@
       <w:r>
         <w:t xml:space="preserve"> </w:t>
       </w:r>
-      <w:hyperlink r:id="rId260">
+      <w:hyperlink r:id="rId259">
         <w:r>
           <w:rPr>
             <w:rStyle w:val="Hyperlink"/>
@@ -66149,7 +66153,7 @@
       <w:r>
         <w:t xml:space="preserve"> </w:t>
       </w:r>
-      <w:hyperlink r:id="rId261">
+      <w:hyperlink r:id="rId260">
         <w:r>
           <w:rPr>
             <w:rStyle w:val="Hyperlink"/>
@@ -66330,25 +66334,25 @@
         <w:t xml:space="preserve">http://gcc.gnu.org/bugs.html#nonbugs_c (2009).</w:t>
       </w:r>
     </w:p>
+    <w:bookmarkEnd w:id="261"/>
+    <w:bookmarkStart w:id="262" w:name="index"/>
+    <w:p>
+      <w:pPr>
+        <w:pStyle w:val="Heading1"/>
+      </w:pPr>
+      <w:r>
+        <w:t xml:space="preserve">Index</w:t>
+      </w:r>
+    </w:p>
+    <w:p>
+      <w:pPr>
+        <w:pStyle w:val="Bibliography1"/>
+      </w:pPr>
+      <w:r>
+        <w:t xml:space="preserve">LHS (left-hand side), 22</w:t>
+      </w:r>
+    </w:p>
     <w:bookmarkEnd w:id="262"/>
-    <w:bookmarkStart w:id="263" w:name="index"/>
-    <w:p>
-      <w:pPr>
-        <w:pStyle w:val="Heading1"/>
-      </w:pPr>
-      <w:r>
-        <w:t xml:space="preserve">Index</w:t>
-      </w:r>
-    </w:p>
-    <w:p>
-      <w:pPr>
-        <w:pStyle w:val="Bibliography1"/>
-      </w:pPr>
-      <w:r>
-        <w:t xml:space="preserve">LHS (left-hand side), 22</w:t>
-      </w:r>
-    </w:p>
-    <w:bookmarkEnd w:id="263"/>
     <w:sectPr/>
   </w:body>
 </w:document>
@@ -66374,7 +66378,7 @@
       </w:r>
     </w:p>
   </w:footnote>
-  <w:footnote w:id="247">
+  <w:footnote w:id="246">
     <w:p>
       <w:pPr>
         <w:pStyle w:val="FootnoteText"/>
@@ -66420,7 +66424,7 @@
       </w:r>
     </w:p>
   </w:footnote>
-  <w:footnote w:id="249">
+  <w:footnote w:id="248">
     <w:p>
       <w:pPr>
         <w:pStyle w:val="FootnoteText"/>

--- a/all.docx
+++ b/all.docx
@@ -23531,15 +23531,27 @@
       <w:r>
         <w:t xml:space="preserve">exists in C++, except for the second issue of limited identifier length.</w:t>
       </w:r>
-      <w:r>
-        <w:t xml:space="preserve"> </w:t>
-      </w:r>
+    </w:p>
+    <w:p>
+      <w:pPr>
+        <w:pStyle w:val="BodyText"/>
+      </w:pPr>
       <w:r>
         <w:t xml:space="preserve">In C++ all characters in an identifier are significant.</w:t>
       </w:r>
-      <w:r>
-        <w:t xml:space="preserve"> </w:t>
-      </w:r>
+    </w:p>
+    <w:p>
+      <w:pPr>
+        <w:pStyle w:val="BodyText"/>
+      </w:pPr>
+      <w:r>
+        <w:t xml:space="preserve">In C++ the same name can be used for different functions as long as they have distinct parameters or different scopes where they are defined.</w:t>
+      </w:r>
+    </w:p>
+    <w:p>
+      <w:pPr>
+        <w:pStyle w:val="BodyText"/>
+      </w:pPr>
       <w:r>
         <w:t xml:space="preserve">See also</w:t>
       </w:r>
@@ -23563,7 +23575,16 @@
         <w:pStyle w:val="BodyText"/>
       </w:pPr>
       <w:r>
-        <w:t xml:space="preserve">Using directives don’t import a name to the current scope.</w:t>
+        <w:rPr>
+          <w:i/>
+        </w:rPr>
+        <w:t xml:space="preserve">Using directives</w:t>
+      </w:r>
+      <w:r>
+        <w:t xml:space="preserve"> </w:t>
+      </w:r>
+      <w:r>
+        <w:t xml:space="preserve">don’t import a name to the current scope.</w:t>
       </w:r>
       <w:r>
         <w:t xml:space="preserve"> </w:t>
@@ -23918,28 +23939,6 @@
           <w:rStyle w:val="VerbatimChar"/>
         </w:rPr>
         <w:t xml:space="preserve">}</w:t>
-      </w:r>
-    </w:p>
-    <w:p>
-      <w:pPr>
-        <w:pStyle w:val="FirstParagraph"/>
-      </w:pPr>
-      <w:r>
-        <w:rPr>
-          <w:b/>
-        </w:rPr>
-        <w:t xml:space="preserve">TODO Overload resolution is in 6.21</w:t>
-      </w:r>
-    </w:p>
-    <w:p>
-      <w:pPr>
-        <w:pStyle w:val="BodyText"/>
-      </w:pPr>
-      <w:r>
-        <w:rPr>
-          <w:i/>
-        </w:rPr>
-        <w:t xml:space="preserve">what remains here</w:t>
       </w:r>
     </w:p>
     <w:bookmarkEnd w:id="100"/>

--- a/all.docx
+++ b/all.docx
@@ -13380,7 +13380,7 @@
         <w:t xml:space="preserve"> </w:t>
       </w:r>
       <w:r>
-        <w:t xml:space="preserve">as documented in ISO IEC 24772-1:2024 clause 6.5 and ISO IEC TR 24772-3 clause 6.5.</w:t>
+        <w:t xml:space="preserve">as documented in ISO IEC 24772-1:2024, 6.5 and ISO IEC TR 24772-3, 6.5.</w:t>
       </w:r>
     </w:p>
     <w:bookmarkEnd w:id="49"/>

--- a/all.docx
+++ b/all.docx
@@ -13651,7 +13651,7 @@
         <w:pStyle w:val="BodyText"/>
       </w:pPr>
       <w:r>
-        <w:t xml:space="preserve">Many errors are associated with implicit conversions. For a comprehensive overview see clause 7.3 [conv] of [C++23]</w:t>
+        <w:t xml:space="preserve">Many errors are associated with implicit conversions. For a comprehensive overview see 7.3 [conv] of [C++23]</w:t>
       </w:r>
     </w:p>
     <w:p>
@@ -13965,7 +13965,7 @@
         <w:t xml:space="preserve"> </w:t>
       </w:r>
       <w:r>
-        <w:t xml:space="preserve">is returned for pointer types, otherwise an exception is thrown. [C++20, Clause 8.2.7 [expr.dynamic.cast]]</w:t>
+        <w:t xml:space="preserve">is returned for pointer types, otherwise an exception is thrown. [C++20, 8.2.7 [expr.dynamic.cast]]</w:t>
       </w:r>
       <w:r>
         <w:t xml:space="preserve"> </w:t>
@@ -14352,7 +14352,7 @@
         <w:t xml:space="preserve"> </w:t>
       </w:r>
       <w:r>
-        <w:t xml:space="preserve">are described in clause</w:t>
+        <w:t xml:space="preserve">are described in</w:t>
       </w:r>
       <w:r>
         <w:t xml:space="preserve"> </w:t>
@@ -20375,7 +20375,7 @@
         <w:t xml:space="preserve"> </w:t>
       </w:r>
       <w:r>
-        <w:t xml:space="preserve">For similar situations that result from accessing temporary objects or variables outside of their lifetime see subclause</w:t>
+        <w:t xml:space="preserve">For similar situations that result from accessing temporary objects or variables outside of their lifetime see</w:t>
       </w:r>
       <w:r>
         <w:t xml:space="preserve"> </w:t>

--- a/all.docx
+++ b/all.docx
@@ -22517,7 +22517,7 @@
         <w:pStyle w:val="FirstParagraph"/>
       </w:pPr>
       <w:r>
-        <w:t xml:space="preserve">The vulnerability as described in ISO/IEC 24772-1:2024 6.17 is</w:t>
+        <w:t xml:space="preserve">The vulnerability as described in ISO/IEC 24772-1:2024, 6.17 is</w:t>
       </w:r>
       <w:r>
         <w:t xml:space="preserve"> </w:t>
@@ -23075,7 +23075,7 @@
         </w:numPr>
       </w:pPr>
       <w:r>
-        <w:t xml:space="preserve">Apply the avoidance mechanisms of ISO/IEC 24772-1:2024 6.17.5.</w:t>
+        <w:t xml:space="preserve">Apply the avoidance mechanisms of ISO/IEC 24772-1:2024, 6.17.5.</w:t>
       </w:r>
     </w:p>
     <w:p>

--- a/all.docx
+++ b/all.docx
@@ -23260,7 +23260,7 @@
         <w:pStyle w:val="FirstParagraph"/>
       </w:pPr>
       <w:r>
-        <w:t xml:space="preserve">The vulnerability as documented in ISO/IEC 24772-1:2024 6.18</w:t>
+        <w:t xml:space="preserve">The vulnerability as documented in ISO/IEC 24772-1:2024, 6.18</w:t>
       </w:r>
       <w:r>
         <w:t xml:space="preserve"> </w:t>
@@ -23343,7 +23343,7 @@
         </w:numPr>
       </w:pPr>
       <w:r>
-        <w:t xml:space="preserve">Apply the avoidance mechanisms of ISO/IEC 24772-1:2024 6.18.5.</w:t>
+        <w:t xml:space="preserve">Apply the avoidance mechanisms of ISO/IEC 24772-1:2024, 6.18.5.</w:t>
       </w:r>
     </w:p>
     <w:p>
@@ -23405,7 +23405,7 @@
         <w:pStyle w:val="FirstParagraph"/>
       </w:pPr>
       <w:r>
-        <w:t xml:space="preserve">The vulnerability as documented in ISO/IEC 24772-1:2024 6.19 exists in C++.</w:t>
+        <w:t xml:space="preserve">The vulnerability as documented in ISO/IEC 24772-1:2024, 6.19 exists in C++.</w:t>
       </w:r>
     </w:p>
     <w:p>
@@ -23484,7 +23484,7 @@
         </w:numPr>
       </w:pPr>
       <w:r>
-        <w:t xml:space="preserve">Apply the avoidance mechanisms of ISO/IEC 24772-1:2024 6.19.5.</w:t>
+        <w:t xml:space="preserve">Apply the avoidance mechanisms of ISO/IEC 24772-1:2024, 6.19.5.</w:t>
       </w:r>
     </w:p>
     <w:p>
@@ -23523,7 +23523,7 @@
         <w:pStyle w:val="FirstParagraph"/>
       </w:pPr>
       <w:r>
-        <w:t xml:space="preserve">The vulnerability as described in ISO/IEC 24772-1:2024 6.20</w:t>
+        <w:t xml:space="preserve">The vulnerability as described in ISO/IEC 24772-1:2024, 6.20</w:t>
       </w:r>
       <w:r>
         <w:t xml:space="preserve"> </w:t>
@@ -23967,7 +23967,7 @@
         </w:numPr>
       </w:pPr>
       <w:r>
-        <w:t xml:space="preserve">Apply the avoidance mechanisms of ISO/IEC 24772-1:2024 6.20.5, with the</w:t>
+        <w:t xml:space="preserve">Apply the avoidance mechanisms of ISO/IEC 24772-1:2024, 6.20.5, with the</w:t>
       </w:r>
       <w:r>
         <w:t xml:space="preserve"> </w:t>

--- a/all.docx
+++ b/all.docx
@@ -24052,7 +24052,7 @@
         <w:pStyle w:val="FirstParagraph"/>
       </w:pPr>
       <w:r>
-        <w:t xml:space="preserve">The vulnerability described in ISO/IEC 24772-1:2024 6.21 exists in C++.</w:t>
+        <w:t xml:space="preserve">The vulnerability described in ISO/IEC 24772-1:2024, 6.21 exists in C++.</w:t>
       </w:r>
       <w:r>
         <w:t xml:space="preserve"> </w:t>
@@ -26603,7 +26603,7 @@
         <w:pStyle w:val="FirstParagraph"/>
       </w:pPr>
       <w:r>
-        <w:t xml:space="preserve">The vulnerability as described in ISO/IEC 24772-1:2024 exists in C++,</w:t>
+        <w:t xml:space="preserve">The vulnerability as described in ISO/IEC 24772-1:2024, 6.22 exists in C++,</w:t>
       </w:r>
       <w:r>
         <w:t xml:space="preserve"> </w:t>
@@ -27627,7 +27627,7 @@
         <w:pStyle w:val="Compact"/>
       </w:pPr>
       <w:r>
-        <w:t xml:space="preserve">apply the avoidance mechanisms of ISO/IEC 24772-1:2024 6.22.5</w:t>
+        <w:t xml:space="preserve">apply the avoidance mechanisms of ISO/IEC 24772-1:2024, 6.22.5</w:t>
       </w:r>
     </w:p>
     <w:p>

--- a/all.docx
+++ b/all.docx
@@ -27795,13 +27795,7 @@
         <w:pStyle w:val="FirstParagraph"/>
       </w:pPr>
       <w:r>
-        <w:t xml:space="preserve">The vulnerability as described in ISO/IEC 24772-1:2024 6.23 is</w:t>
-      </w:r>
-      <w:r>
-        <w:t xml:space="preserve"> </w:t>
-      </w:r>
-      <w:r>
-        <w:t xml:space="preserve">applicable to C++.</w:t>
+        <w:t xml:space="preserve">The vulnerability as described in ISO/IEC 24772-1:2024, 6.23 applies to C++.</w:t>
       </w:r>
     </w:p>
     <w:p>
@@ -28553,7 +28547,7 @@
         </w:numPr>
       </w:pPr>
       <w:r>
-        <w:t xml:space="preserve">apply the avoidance mechanisms of ISO/IEC 24772-1:2024 6.23.5 [JCW].</w:t>
+        <w:t xml:space="preserve">apply the avoidance mechanisms of ISO/IEC 24772-1:2024, 6.23.5 [JCW].</w:t>
       </w:r>
     </w:p>
     <w:p>
@@ -28694,13 +28688,13 @@
         <w:pStyle w:val="FirstParagraph"/>
       </w:pPr>
       <w:r>
-        <w:t xml:space="preserve">The vulnerability as described in ISO/IEC 24772-1:2024 6.24</w:t>
-      </w:r>
-      <w:r>
-        <w:t xml:space="preserve"> </w:t>
-      </w:r>
-      <w:r>
-        <w:t xml:space="preserve">exists in C++.</w:t>
+        <w:t xml:space="preserve">The vulnerability as described in ISO/IEC 24772-1:2024, 6.24</w:t>
+      </w:r>
+      <w:r>
+        <w:t xml:space="preserve"> </w:t>
+      </w:r>
+      <w:r>
+        <w:t xml:space="preserve">applies to C++.</w:t>
       </w:r>
     </w:p>
     <w:p>
@@ -30426,7 +30420,7 @@
         </w:numPr>
       </w:pPr>
       <w:r>
-        <w:t xml:space="preserve">apply the avoidance mechanisms of ISO/IEC 24772-1:2024 6.24.5.</w:t>
+        <w:t xml:space="preserve">apply the avoidance mechanisms of ISO/IEC 24772-1:2024, 6.24.5.</w:t>
       </w:r>
     </w:p>
     <w:p>
@@ -30674,7 +30668,7 @@
         <w:pStyle w:val="FirstParagraph"/>
       </w:pPr>
       <w:r>
-        <w:t xml:space="preserve">The vulnerability as described in ISO/IEC 24772-1:2024 6.25 exists in C++.</w:t>
+        <w:t xml:space="preserve">The vulnerability as described in ISO/IEC 24772-1:2024, 6.25 applies to C++.</w:t>
       </w:r>
     </w:p>
     <w:p>
@@ -33155,7 +33149,7 @@
         <w:pStyle w:val="BodyText"/>
       </w:pPr>
       <w:r>
-        <w:t xml:space="preserve">— apply the avoidance mechanisms of ISO/IEC 24772-1:2024 6.25.5;</w:t>
+        <w:t xml:space="preserve">— apply the avoidance mechanisms of ISO/IEC 24772-1:2024, 6.25.5;</w:t>
       </w:r>
     </w:p>
     <w:p>

--- a/all.docx
+++ b/all.docx
@@ -35207,7 +35207,7 @@
         <w:pStyle w:val="FirstParagraph"/>
       </w:pPr>
       <w:r>
-        <w:t xml:space="preserve">The vulnerability as described in ISO/IEC 24772-1:2024 6.27</w:t>
+        <w:t xml:space="preserve">The vulnerability as described in ISO/IEC 24772-1:2024, 6.27</w:t>
       </w:r>
       <w:r>
         <w:t xml:space="preserve"> </w:t>
@@ -35660,7 +35660,7 @@
         </w:numPr>
       </w:pPr>
       <w:r>
-        <w:t xml:space="preserve">apply the avoidance mechanisms of ISO/IEC 24772-1:2024 6.27.5;</w:t>
+        <w:t xml:space="preserve">apply the avoidance mechanisms of ISO/IEC 24772-1:2024, 6.27.5;</w:t>
       </w:r>
     </w:p>
     <w:p>

--- a/all.docx
+++ b/all.docx
@@ -35966,7 +35966,7 @@
         <w:pStyle w:val="FirstParagraph"/>
       </w:pPr>
       <w:r>
-        <w:t xml:space="preserve">The vulnerability as described in ISO/IEC 4772-1:2024 6.28</w:t>
+        <w:t xml:space="preserve">The vulnerability as described in ISO/IEC 4772-1:2024, 6.28</w:t>
       </w:r>
       <w:r>
         <w:t xml:space="preserve"> </w:t>
@@ -36909,7 +36909,7 @@
         </w:numPr>
       </w:pPr>
       <w:r>
-        <w:t xml:space="preserve">apply the avoidance mechanisms of ISO/IEC 24772-1:2024 6.28.5;</w:t>
+        <w:t xml:space="preserve">apply the avoidance mechanisms of ISO/IEC 24772-1:2024, 6.28.5;</w:t>
       </w:r>
     </w:p>
     <w:p>
@@ -37043,7 +37043,7 @@
         <w:pStyle w:val="FirstParagraph"/>
       </w:pPr>
       <w:r>
-        <w:t xml:space="preserve">The vulnerability as described in ISO/IEC 24772-1:2024 6.29 exists in C++.</w:t>
+        <w:t xml:space="preserve">The vulnerability as described in ISO/IEC 24772-1:2024, 6.29 exists in C++.</w:t>
       </w:r>
     </w:p>
     <w:p>
@@ -37918,7 +37918,7 @@
         </w:numPr>
       </w:pPr>
       <w:r>
-        <w:t xml:space="preserve">apply the avoidance mechanisms of ISO/IEC 24772-1:2024 6.29.5;</w:t>
+        <w:t xml:space="preserve">apply the avoidance mechanisms of ISO/IEC 24772-1:2024, 6.29.5;</w:t>
       </w:r>
     </w:p>
     <w:p>
@@ -38035,7 +38035,7 @@
         <w:pStyle w:val="FirstParagraph"/>
       </w:pPr>
       <w:r>
-        <w:t xml:space="preserve">The vulnerability as described in ISO/IEC 24772-1:2024 6.30</w:t>
+        <w:t xml:space="preserve">The vulnerability as described in ISO/IEC 24772-1:2024, 6.30</w:t>
       </w:r>
       <w:r>
         <w:t xml:space="preserve"> </w:t>
@@ -38453,7 +38453,7 @@
         </w:numPr>
       </w:pPr>
       <w:r>
-        <w:t xml:space="preserve">apply the avoidance mechanisms of ISO/IEC 24772-1:2024 6.30.5;</w:t>
+        <w:t xml:space="preserve">apply the avoidance mechanisms of ISO/IEC 24772-1:2024, 6.30.5;</w:t>
       </w:r>
     </w:p>
     <w:p>

--- a/all.docx
+++ b/all.docx
@@ -38553,7 +38553,7 @@
         <w:pStyle w:val="FirstParagraph"/>
       </w:pPr>
       <w:r>
-        <w:t xml:space="preserve">The vulnerability as described in ISO/IEC 24772-1:2024 clause 6.31</w:t>
+        <w:t xml:space="preserve">The vulnerability as described in ISO/IEC 24772-1:2024, 6.31</w:t>
       </w:r>
       <w:r>
         <w:t xml:space="preserve"> </w:t>
@@ -38886,7 +38886,7 @@
         </w:numPr>
       </w:pPr>
       <w:r>
-        <w:t xml:space="preserve">apply the avoidance mechanisms of ISO/IEC 24772-1:2024 6.31.5;</w:t>
+        <w:t xml:space="preserve">apply the avoidance mechanisms of ISO/IEC 24772-1:2024, 6.31.5;</w:t>
       </w:r>
     </w:p>
     <w:p>
@@ -39015,7 +39015,7 @@
         <w:pStyle w:val="FirstParagraph"/>
       </w:pPr>
       <w:r>
-        <w:t xml:space="preserve">The vulnerability as described in ISO/IEC 24772-1:2024 6.32</w:t>
+        <w:t xml:space="preserve">The vulnerability as described in ISO/IEC 24772-1:2024, 6.32</w:t>
       </w:r>
       <w:r>
         <w:t xml:space="preserve"> </w:t>
@@ -39877,7 +39877,7 @@
         </w:numPr>
       </w:pPr>
       <w:r>
-        <w:t xml:space="preserve">Apply the avoidance mechanisms of ISO/IEC 24772-1 6.32.5.</w:t>
+        <w:t xml:space="preserve">Apply the avoidance mechanisms of ISO/IEC 24772-1, 6.32.5.</w:t>
       </w:r>
     </w:p>
     <w:p>
@@ -40129,7 +40129,7 @@
         <w:pStyle w:val="FirstParagraph"/>
       </w:pPr>
       <w:r>
-        <w:t xml:space="preserve">The vulnerability documented in ISO/IEC 24772-1:2024 6.33 and ISO/IEC TR 24772-3:2020 6.33 exists in C++ by indirect access to variables with automatic storage duration or to temporary objects.</w:t>
+        <w:t xml:space="preserve">The vulnerability documented in ISO/IEC 24772-1:2024, 6.33 and ISO/IEC TR 24772-3:2020, 6.33 exists in C++ by indirect access to variables with automatic storage duration or to temporary objects.</w:t>
       </w:r>
     </w:p>
     <w:p>

--- a/all.docx
+++ b/all.docx
@@ -42857,7 +42857,7 @@
         <w:pStyle w:val="FirstParagraph"/>
       </w:pPr>
       <w:r>
-        <w:t xml:space="preserve">The vulnerabilities documented in ISO IEC 24772-1:2024 6.34 applies to C++ as described below.</w:t>
+        <w:t xml:space="preserve">The vulnerabilities documented in ISO IEC 24772-1:2024, 6.34 applies to C++ as described below.</w:t>
       </w:r>
     </w:p>
     <w:p>
@@ -43906,7 +43906,7 @@
         </w:numPr>
       </w:pPr>
       <w:r>
-        <w:t xml:space="preserve">apply the avoidance mechanisms of ISO/IEC 24772-1:2024 6.34.5;</w:t>
+        <w:t xml:space="preserve">apply the avoidance mechanisms of ISO/IEC 24772-1:2024, 6.34.5;</w:t>
       </w:r>
     </w:p>
     <w:p>
@@ -43991,13 +43991,13 @@
         <w:pStyle w:val="FirstParagraph"/>
       </w:pPr>
       <w:r>
-        <w:t xml:space="preserve">C++ permits recursion, hence is subject to the problems described in</w:t>
-      </w:r>
-      <w:r>
-        <w:t xml:space="preserve"> </w:t>
-      </w:r>
-      <w:r>
-        <w:t xml:space="preserve">ISO/IEC 24772-1:2024 6.35.</w:t>
+        <w:t xml:space="preserve">C++ permits recursion, hence is subject to the vulnerabilities documented in</w:t>
+      </w:r>
+      <w:r>
+        <w:t xml:space="preserve"> </w:t>
+      </w:r>
+      <w:r>
+        <w:t xml:space="preserve">ISO/IEC 24772-1:2024, 6.35.</w:t>
       </w:r>
     </w:p>
     <w:p>
@@ -44053,7 +44053,7 @@
         <w:pStyle w:val="FirstParagraph"/>
       </w:pPr>
       <w:r>
-        <w:t xml:space="preserve">To avoid the vulnerability or mitigate its ill effects, C++ software developers can apply the avoidance mechanisms of ISO/IEC 24772-1:2024 6.35.5.</w:t>
+        <w:t xml:space="preserve">To avoid the vulnerability or mitigate its ill effects, C++ software developers can apply the avoidance mechanisms of ISO/IEC 24772-1:2024, 6.35.5.</w:t>
       </w:r>
     </w:p>
     <w:bookmarkEnd w:id="151"/>

--- a/all.docx
+++ b/all.docx
@@ -44087,7 +44087,7 @@
         <w:t xml:space="preserve"> </w:t>
       </w:r>
       <w:r>
-        <w:t xml:space="preserve">exist in C++, however, C++ provides a mitigation.</w:t>
+        <w:t xml:space="preserve">apply to C++, however, C++ provides a mitigation.</w:t>
       </w:r>
     </w:p>
     <w:p>
@@ -44891,7 +44891,7 @@
         </w:numPr>
       </w:pPr>
       <w:r>
-        <w:t xml:space="preserve">apply the avoidance mechanisms of ISO/IEC 24772-1:2024 6.36.5;</w:t>
+        <w:t xml:space="preserve">apply the avoidance mechanisms of ISO/IEC 24772-1:2024, 6.36.5;</w:t>
       </w:r>
     </w:p>
     <w:p>
@@ -45283,7 +45283,7 @@
         <w:pStyle w:val="FirstParagraph"/>
       </w:pPr>
       <w:r>
-        <w:t xml:space="preserve">The vulnerability as documented in ISO IEC 24772-1:2024 6.37 applies to C++.</w:t>
+        <w:t xml:space="preserve">The vulnerability as documented in ISO IEC 24772-1:2024, 6.37 applies to C++.</w:t>
       </w:r>
       <w:r>
         <w:t xml:space="preserve"> </w:t>
@@ -45880,7 +45880,7 @@
         </w:numPr>
       </w:pPr>
       <w:r>
-        <w:t xml:space="preserve">apply the avoidance mechanisms of ISO/IEC 24772-1:2024 6.37.5, and clauses</w:t>
+        <w:t xml:space="preserve">apply the avoidance mechanisms of ISO/IEC 24772-1:2024, 6.37.5, and clauses</w:t>
       </w:r>
       <w:r>
         <w:t xml:space="preserve"> </w:t>

--- a/all.docx
+++ b/all.docx
@@ -46138,19 +46138,19 @@
         <w:pStyle w:val="FirstParagraph"/>
       </w:pPr>
       <w:r>
-        <w:t xml:space="preserve">The vulnerability described in ISO/IEC 24772-1:2024 6.38</w:t>
-      </w:r>
-      <w:r>
-        <w:t xml:space="preserve"> </w:t>
-      </w:r>
-      <w:r>
-        <w:t xml:space="preserve">exists in C++ and only arises in C++ when there is a mismatch between</w:t>
-      </w:r>
-      <w:r>
-        <w:t xml:space="preserve"> </w:t>
-      </w:r>
-      <w:r>
-        <w:t xml:space="preserve">the type’s copy semantics and the programmer’s intent.</w:t>
+        <w:t xml:space="preserve">The vulnerability described in ISO/IEC 24772-1:2024, 6.38 applies to</w:t>
+      </w:r>
+      <w:r>
+        <w:t xml:space="preserve"> </w:t>
+      </w:r>
+      <w:r>
+        <w:t xml:space="preserve">C++ and only arises in C++ when there is a mismatch between</w:t>
+      </w:r>
+      <w:r>
+        <w:t xml:space="preserve"> </w:t>
+      </w:r>
+      <w:r>
+        <w:t xml:space="preserve">a type’s copy semantics and the programmer’s intent.</w:t>
       </w:r>
     </w:p>
     <w:p>
@@ -46158,7 +46158,7 @@
         <w:pStyle w:val="BodyText"/>
       </w:pPr>
       <w:r>
-        <w:t xml:space="preserve">On the language level, reference semantics, that can lead to shallow copies, usually requires the use of pointer or reference types, however, an integral type can also have reference semantics, for example, when it is used as an index or as an operating system handle.</w:t>
+        <w:t xml:space="preserve">On the language level, reference semantics that can lead to shallow copies, usually requires the use of pointer or reference types, however, an integral type can also have reference semantics, for example, when it is used as an index or as an operating system handle.</w:t>
       </w:r>
     </w:p>
     <w:p>
@@ -46645,7 +46645,7 @@
         <w:pStyle w:val="Compact"/>
       </w:pPr>
       <w:r>
-        <w:t xml:space="preserve">apply the avoidance mechanisms of ISO/IEC 24772-1:2024 6.38.5;</w:t>
+        <w:t xml:space="preserve">apply the avoidance mechanisms of ISO/IEC 24772-1:2024, 6.38.5;</w:t>
       </w:r>
     </w:p>
     <w:p>
@@ -46775,7 +46775,7 @@
         <w:pStyle w:val="FirstParagraph"/>
       </w:pPr>
       <w:r>
-        <w:t xml:space="preserve">The memory leak vulnerability documented in ISO/IEC 24772-1:2024 6.39 applies to C++, unless the programmer takes steps to avoid it.</w:t>
+        <w:t xml:space="preserve">The memory leak vulnerability documented in ISO/IEC 24772-1:2024, 6.39 applies to C++, unless the programmer takes steps to avoid it.</w:t>
       </w:r>
       <w:r>
         <w:t xml:space="preserve"> </w:t>
@@ -48369,7 +48369,7 @@
         <w:pStyle w:val="Compact"/>
       </w:pPr>
       <w:r>
-        <w:t xml:space="preserve">apply the avoidance mechanism of ISO/IEC 24772-1:2024 6.39.5;</w:t>
+        <w:t xml:space="preserve">apply the avoidance mechanism of ISO/IEC 24772-1:2024, 6.39.5;</w:t>
       </w:r>
     </w:p>
     <w:p>

--- a/all.docx
+++ b/all.docx
@@ -48658,7 +48658,7 @@
         <w:pStyle w:val="FirstParagraph"/>
       </w:pPr>
       <w:r>
-        <w:t xml:space="preserve">The vulnerability as described in ISO/IEC 24772-1:2024 6.40 exists in C++ by the language mechanism of templates.</w:t>
+        <w:t xml:space="preserve">The vulnerability as described in ISO/IEC 24772-1:2024, 6.40 exists in C++ by the language mechanism of templates.</w:t>
       </w:r>
       <w:r>
         <w:t xml:space="preserve"> </w:t>
@@ -49488,13 +49488,7 @@
         <w:pStyle w:val="FirstParagraph"/>
       </w:pPr>
       <w:r>
-        <w:t xml:space="preserve">The vulnerability as described in ISO/IEC 24772-1:2024 6.41 is</w:t>
-      </w:r>
-      <w:r>
-        <w:t xml:space="preserve"> </w:t>
-      </w:r>
-      <w:r>
-        <w:t xml:space="preserve">applicable to C++.</w:t>
+        <w:t xml:space="preserve">The vulnerability as described in ISO/IEC 24772-1:2024 6.41 applies to C++.</w:t>
       </w:r>
     </w:p>
     <w:p>
@@ -50494,7 +50488,7 @@
         <w:pStyle w:val="Compact"/>
       </w:pPr>
       <w:r>
-        <w:t xml:space="preserve">apply the avoidance mechanisms of ISO/IEC 24772-1:2024 41.5;</w:t>
+        <w:t xml:space="preserve">apply the avoidance mechanisms of ISO/IEC 24772-1:2024, 41.5;</w:t>
       </w:r>
     </w:p>
     <w:p>
@@ -50905,7 +50899,7 @@
         <w:pStyle w:val="FirstParagraph"/>
       </w:pPr>
       <w:r>
-        <w:t xml:space="preserve">The vulnerability as documented in ISO/IEC 24772-1:2024 6.42 applies to C++.</w:t>
+        <w:t xml:space="preserve">The vulnerability as documented in ISO/IEC 24772-1:2024, 6.42 applies to C++.</w:t>
       </w:r>
       <w:r>
         <w:t xml:space="preserve"> </w:t>
@@ -51273,7 +51267,7 @@
         <w:pStyle w:val="Compact"/>
       </w:pPr>
       <w:r>
-        <w:t xml:space="preserve">apply the avoidance mechanisms of ISO/IEC 24772-1 6.42.5;</w:t>
+        <w:t xml:space="preserve">apply the avoidance mechanisms of ISO/IEC 24772-1, 6.42.5;</w:t>
       </w:r>
     </w:p>
     <w:p>

--- a/all.docx
+++ b/all.docx
@@ -51327,7 +51327,7 @@
         <w:pStyle w:val="FirstParagraph"/>
       </w:pPr>
       <w:r>
-        <w:t xml:space="preserve">The vulnerability as documented in ISO/IEC 24772-1:2024 6.43 applies to C++ for virtual functions, except for constructors and</w:t>
+        <w:t xml:space="preserve">The vulnerability as documented in ISO/IEC 24772-1:2024, 6.43 applies to C++ for virtual functions, except for constructors and</w:t>
       </w:r>
       <w:r>
         <w:t xml:space="preserve"> </w:t>
@@ -52109,7 +52109,7 @@
         <w:pStyle w:val="FirstParagraph"/>
       </w:pPr>
       <w:r>
-        <w:t xml:space="preserve">This vulnerability as described in ISO/IEC 24772-1:2024 applies to C++.</w:t>
+        <w:t xml:space="preserve">This vulnerability as documented in ISO/IEC 24772-1:2024, 6.44 applies to C++.</w:t>
       </w:r>
       <w:r>
         <w:t xml:space="preserve"> </w:t>
@@ -53125,7 +53125,7 @@
         </w:numPr>
       </w:pPr>
       <w:r>
-        <w:t xml:space="preserve">apply the avoidance mechanisms of ISO/IEC 24772-1:2024 6.44.5;</w:t>
+        <w:t xml:space="preserve">apply the avoidance mechanisms of ISO/IEC 24772-1:2024, 6.44.5;</w:t>
       </w:r>
     </w:p>
     <w:p>
@@ -53340,13 +53340,7 @@
         <w:pStyle w:val="FirstParagraph"/>
       </w:pPr>
       <w:r>
-        <w:t xml:space="preserve">The vulnerability as documented in ISO/IEC 24772-1:2024 6.45 applies to C++</w:t>
-      </w:r>
-      <w:r>
-        <w:t xml:space="preserve"> </w:t>
-      </w:r>
-      <w:r>
-        <w:t xml:space="preserve">as explained below.</w:t>
+        <w:t xml:space="preserve">The vulnerability as documented in ISO/IEC 24772-1:2024, 6.45 applies to C++.</w:t>
       </w:r>
     </w:p>
     <w:p>

--- a/all.docx
+++ b/all.docx
@@ -53576,7 +53576,7 @@
         <w:pStyle w:val="FirstParagraph"/>
       </w:pPr>
       <w:r>
-        <w:t xml:space="preserve">The vulnerability as described in ISO/IEC 24772-1:2024 6.46 applies to C++.</w:t>
+        <w:t xml:space="preserve">The vulnerability as described in ISO/IEC 24772-1:2024, 6.46 applies to C++.</w:t>
       </w:r>
     </w:p>
     <w:p>
@@ -53745,7 +53745,7 @@
         </w:numPr>
       </w:pPr>
       <w:r>
-        <w:t xml:space="preserve">apply the avoidance mechanisms of ISO/IEC 24772-1:2024 6.47.5;</w:t>
+        <w:t xml:space="preserve">apply the avoidance mechanisms of ISO/IEC 24772-1:2024, 6.47.5;</w:t>
       </w:r>
     </w:p>
     <w:p>
@@ -53825,7 +53825,7 @@
         <w:pStyle w:val="FirstParagraph"/>
       </w:pPr>
       <w:r>
-        <w:t xml:space="preserve">The vulnerability as described in ISO/IEC 24772-1:2024 6.47 applies to C++.</w:t>
+        <w:t xml:space="preserve">The vulnerability as documented in ISO/IEC 24772-1:2024, 6.47 applies to C++.</w:t>
       </w:r>
     </w:p>
     <w:p>
@@ -54103,7 +54103,7 @@
         <w:pStyle w:val="Compact"/>
       </w:pPr>
       <w:r>
-        <w:t xml:space="preserve">apply the avoidance mechanisms of ISO/IEC 24772-1:2024 6.47.5;</w:t>
+        <w:t xml:space="preserve">apply the avoidance mechanisms of ISO/IEC 24772-1:2024, 6.47.5;</w:t>
       </w:r>
     </w:p>
     <w:p>
@@ -54239,7 +54239,7 @@
         <w:pStyle w:val="FirstParagraph"/>
       </w:pPr>
       <w:r>
-        <w:t xml:space="preserve">The vulnerability described in ISO/IEC 24772-1:2024 6.48 applies to C++.</w:t>
+        <w:t xml:space="preserve">The vulnerability as documented in ISO/IEC 24772-1:2024, 6.48 applies to C++.</w:t>
       </w:r>
       <w:r>
         <w:t xml:space="preserve"> </w:t>
@@ -54301,7 +54301,7 @@
         <w:pStyle w:val="Compact"/>
       </w:pPr>
       <w:r>
-        <w:t xml:space="preserve">apply the avoidance mechanisms of ISO/IEC 24772-1:2024 6.48.5 and ISO/IEC 24772-3:2020 6.48.2;</w:t>
+        <w:t xml:space="preserve">apply the avoidance mechanisms of ISO/IEC 24772-1:2024, 6.48.5 and ISO/IEC TR 24772-3:2020, 6.48.2;</w:t>
       </w:r>
     </w:p>
     <w:p>

--- a/all.docx
+++ b/all.docx
@@ -54368,7 +54368,7 @@
         <w:pStyle w:val="FirstParagraph"/>
       </w:pPr>
       <w:r>
-        <w:t xml:space="preserve">The vulnerability as enumerated in ISO/IEC 24772-1:2024 6.49 applies to C++.</w:t>
+        <w:t xml:space="preserve">The vulnerability as documented in ISO/IEC 24772-1:2024, 6.49 applies to C++.</w:t>
       </w:r>
     </w:p>
     <w:p>
@@ -54467,7 +54467,7 @@
         </w:numPr>
       </w:pPr>
       <w:r>
-        <w:t xml:space="preserve">Apply the avoidance mechanisms of ISO/IEC 24772-1:2024 6.49.5; and</w:t>
+        <w:t xml:space="preserve">Apply the avoidance mechanisms of ISO/IEC 24772-1:2024, 6.49.5.</w:t>
       </w:r>
     </w:p>
     <w:p>
@@ -54534,7 +54534,7 @@
         <w:pStyle w:val="FirstParagraph"/>
       </w:pPr>
       <w:r>
-        <w:t xml:space="preserve">The vulnerability as documented in ISO IEC 24772-1:2024 6.50 exists in C++.</w:t>
+        <w:t xml:space="preserve">The vulnerability as documented in ISO IEC 24772-1:2024, 6.50 applies to C++.</w:t>
       </w:r>
       <w:r>
         <w:t xml:space="preserve"> </w:t>
@@ -54642,7 +54642,7 @@
         <w:pStyle w:val="Compact"/>
       </w:pPr>
       <w:r>
-        <w:t xml:space="preserve">Apply the avoidance mechanisms of ISO IEC 24772-1:2024 6.50;</w:t>
+        <w:t xml:space="preserve">Apply the avoidance mechanisms of ISO IEC 24772-1:2024, 6.50;</w:t>
       </w:r>
     </w:p>
     <w:p>
@@ -54748,7 +54748,7 @@
         <w:pStyle w:val="FirstParagraph"/>
       </w:pPr>
       <w:r>
-        <w:t xml:space="preserve">The vulnerability as described in ISO/IEC 24772-1:2024 clause 6.51</w:t>
+        <w:t xml:space="preserve">The vulnerability as documented in ISO/IEC 24772-1:2024, 6.51</w:t>
       </w:r>
       <w:r>
         <w:t xml:space="preserve"> </w:t>

--- a/all.docx
+++ b/all.docx
@@ -56467,7 +56467,7 @@
         <w:t xml:space="preserve">assert</w:t>
       </w:r>
       <w:r>
-        <w:t xml:space="preserve">, the vulnerability as described in ISO/IEC 24772-1:2024 6.52 does not apply to C++, since C++ provides no language-defined runtime checking.</w:t>
+        <w:t xml:space="preserve">, the vulnerability as documented in ISO/IEC 24772-1:2024, 6.52 does not apply to C++, since C++ provides no language-defined runtime checking.</w:t>
       </w:r>
       <w:r>
         <w:t xml:space="preserve"> </w:t>
@@ -56534,7 +56534,7 @@
         <w:pStyle w:val="FirstParagraph"/>
       </w:pPr>
       <w:r>
-        <w:t xml:space="preserve">To avoid the vulnerability or mitigate its ill effects, C++ software developers can apply the avoidance mechanisms of ISO/IEC 24772-1:2024 6.52.5.</w:t>
+        <w:t xml:space="preserve">To avoid the vulnerability or mitigate its ill effects, C++ software developers can apply the avoidance mechanisms of ISO/IEC 24772-1:2024, 6.52.5.</w:t>
       </w:r>
     </w:p>
     <w:bookmarkEnd w:id="204"/>
@@ -56562,7 +56562,7 @@
         <w:pStyle w:val="FirstParagraph"/>
       </w:pPr>
       <w:r>
-        <w:t xml:space="preserve">The vulnerability as described in ISO/IEC 24772-1:2024 6.53 applies to C++.</w:t>
+        <w:t xml:space="preserve">The vulnerability as documented in ISO/IEC 24772-1:2024, 6.53 applies to C++.</w:t>
       </w:r>
       <w:r>
         <w:t xml:space="preserve"> </w:t>
@@ -56626,7 +56626,7 @@
         </w:numPr>
       </w:pPr>
       <w:r>
-        <w:t xml:space="preserve">Apply the avoidance mechanisms of ISO/IEC 24772-1:2024 6.53.5 and ISO/IEC TR 24772-3:2020 6.53.2.</w:t>
+        <w:t xml:space="preserve">Apply the avoidance mechanisms of ISO/IEC 24772-1:2024, 6.53.5 and ISO/IEC TR 24772-3:2020, 6.53.2.</w:t>
       </w:r>
     </w:p>
     <w:p>

--- a/all.docx
+++ b/all.docx
@@ -56676,7 +56676,7 @@
         <w:pStyle w:val="FirstParagraph"/>
       </w:pPr>
       <w:r>
-        <w:t xml:space="preserve">The vulnerability as described in ISO IEC 24772-1:2024 6.54 applies to C++.</w:t>
+        <w:t xml:space="preserve">The vulnerability as documented in ISO IEC 24772-1:2024, 6.54 applies to C++.</w:t>
       </w:r>
     </w:p>
     <w:p>
@@ -56746,7 +56746,7 @@
         <w:t xml:space="preserve"> </w:t>
       </w:r>
       <w:r>
-        <w:t xml:space="preserve">- Apply the avoidance mechanisms of ISO/IEC 24772-1:2024 6.54.5.</w:t>
+        <w:t xml:space="preserve">- Apply the avoidance mechanisms of ISO/IEC 24772-1:2024, 6.54.5.</w:t>
       </w:r>
       <w:r>
         <w:t xml:space="preserve"> </w:t>
@@ -56780,7 +56780,7 @@
         <w:pStyle w:val="FirstParagraph"/>
       </w:pPr>
       <w:r>
-        <w:t xml:space="preserve">The vulnerability as described in ISO/IEC 24772-1:2024 6.55 applies to C++, as documented in 4.7.2.</w:t>
+        <w:t xml:space="preserve">The vulnerability as documented in ISO/IEC 24772-1:2024, 6.55 and ISO/IEC 24772-1 4.7.2.</w:t>
       </w:r>
     </w:p>
     <w:p>
@@ -57162,7 +57162,7 @@
         </w:numPr>
       </w:pPr>
       <w:r>
-        <w:t xml:space="preserve">Apply the avoidance mechanisms of ISO/IEC 24772-1:2024 6.55.5.</w:t>
+        <w:t xml:space="preserve">Apply the avoidance mechanisms of ISO/IEC 24772-1:2024, 6.55.5.</w:t>
       </w:r>
     </w:p>
     <w:p>

--- a/all.docx
+++ b/all.docx
@@ -57201,7 +57201,7 @@
         <w:pStyle w:val="FirstParagraph"/>
       </w:pPr>
       <w:r>
-        <w:t xml:space="preserve">The vulnerability as described in ISO IEC 24772-1:2024 6.56 applies to C++. See 4.7.1.</w:t>
+        <w:t xml:space="preserve">The vulnerability as described in ISO IEC 24772-1:2024, 6.56 applies to C++. See 4.7.1.</w:t>
       </w:r>
       <w:r>
         <w:t xml:space="preserve"> </w:t>
@@ -57463,7 +57463,7 @@
         </w:numPr>
       </w:pPr>
       <w:r>
-        <w:t xml:space="preserve">Apply the avoidance mechanisms of ISO/IEC 24772-1:2024 6.56.5.</w:t>
+        <w:t xml:space="preserve">Apply the avoidance mechanisms of ISO/IEC 24772-1:2024, 6.56.5.</w:t>
       </w:r>
     </w:p>
     <w:p>
@@ -57569,7 +57569,7 @@
         <w:pStyle w:val="FirstParagraph"/>
       </w:pPr>
       <w:r>
-        <w:t xml:space="preserve">The vulnerability as described in ISO IEC 24772-1:2024 6.57 applies to C++. See 4.7.3.</w:t>
+        <w:t xml:space="preserve">The vulnerability as described in ISO IEC 24772-1:2024, 6.57 applies to C++. See 4.7.3.</w:t>
       </w:r>
       <w:r>
         <w:t xml:space="preserve"> </w:t>
@@ -57681,7 +57681,7 @@
         </w:numPr>
       </w:pPr>
       <w:r>
-        <w:t xml:space="preserve">Apply the avoidance mechanisms of ISO/IEC 24772-1:2024 clause 6.57.5.</w:t>
+        <w:t xml:space="preserve">Apply the avoidance mechanisms of ISO/IEC 24772-1:2024, 6.57.5.</w:t>
       </w:r>
     </w:p>
     <w:p>
@@ -57784,7 +57784,7 @@
         <w:pStyle w:val="FirstParagraph"/>
       </w:pPr>
       <w:r>
-        <w:t xml:space="preserve">The vulnerability as described in ISO IEC 24772-1:2024 6.58 applies</w:t>
+        <w:t xml:space="preserve">The vulnerability as documented in ISO IEC 24772-1:2024, 6.58 applies</w:t>
       </w:r>
       <w:r>
         <w:t xml:space="preserve"> </w:t>
@@ -57896,7 +57896,7 @@
         </w:numPr>
       </w:pPr>
       <w:r>
-        <w:t xml:space="preserve">Apply the avoidance mechanisms of ISO/IEC 24772-1:2024 clause 6.58.5.</w:t>
+        <w:t xml:space="preserve">Apply the avoidance mechanisms of ISO/IEC 24772-1:2024, 6.58.5.</w:t>
       </w:r>
     </w:p>
     <w:p>

--- a/all.docx
+++ b/all.docx
@@ -57997,13 +57997,13 @@
         <w:pStyle w:val="FirstParagraph"/>
       </w:pPr>
       <w:r>
-        <w:t xml:space="preserve">The vulnerabilities as specified in ISO/IEC 24772-1:2024 6.59 do not apply to C++, as long as the standard library facilities for creating threads are used.</w:t>
-      </w:r>
-      <w:r>
-        <w:t xml:space="preserve"> </w:t>
-      </w:r>
-      <w:r>
-        <w:t xml:space="preserve">If the C standard library mechanisms or threading libraries from POSIX or other applications are used to create threads, then the vulnerabilities apply as described in ISO/IEC TR 24772-3:2020 clause 6.59.</w:t>
+        <w:t xml:space="preserve">The vulnerabilities as specified in ISO/IEC 24772-1:2024, 6.59 do not apply to C++, as long as the standard library facilities for creating threads are used.</w:t>
+      </w:r>
+      <w:r>
+        <w:t xml:space="preserve"> </w:t>
+      </w:r>
+      <w:r>
+        <w:t xml:space="preserve">If the C standard library mechanisms or threading libraries from POSIX or other applications are used to create threads, then the vulnerabilities apply as described in ISO/IEC TR 24772-3:2020, 6.59.</w:t>
       </w:r>
       <w:r>
         <w:t xml:space="preserve"> </w:t>
@@ -58956,7 +58956,7 @@
         <w:t xml:space="preserve">native_handle</w:t>
       </w:r>
       <w:r>
-        <w:t xml:space="preserve">, apply the avoidance mechanisms of ISO/IEC 24772-1:2024 6.59.5.</w:t>
+        <w:t xml:space="preserve">, apply the avoidance mechanisms of ISO/IEC 24772-1:2024, 6.59.5.</w:t>
       </w:r>
     </w:p>
     <w:p>
@@ -59161,7 +59161,7 @@
         <w:pStyle w:val="FirstParagraph"/>
       </w:pPr>
       <w:r>
-        <w:t xml:space="preserve">This vulnerability as specified in ISO/IEC 24772-1:2024 6.60 is mitigated in C++, as long as the standard C++ library facilities for threads are used. For issues associated with threades created using the standard C library, see ISO/IEC TR 24772-3:2020 6.60.</w:t>
+        <w:t xml:space="preserve">This vulnerability as specified in ISO/IEC 24772-1:2024, 6.60 is mitigated in C++, as long as the standard C++ library facilities for threads are used. For issues associated with threades created using the standard C library, see ISO/IEC TR 24772-3:2020, 6.60.</w:t>
       </w:r>
     </w:p>
     <w:p>
@@ -60636,7 +60636,7 @@
         </w:numPr>
       </w:pPr>
       <w:r>
-        <w:t xml:space="preserve">For threads created using the C library, apply the avoidance mechanisms of ISO/IEC TR 24772-3:2020.</w:t>
+        <w:t xml:space="preserve">For threads created using the C library, apply the avoidance mechanisms of ISO/IEC TR 24772-3:2020, 6.60.</w:t>
       </w:r>
     </w:p>
     <w:p>
@@ -60647,7 +60647,7 @@
         </w:numPr>
       </w:pPr>
       <w:r>
-        <w:t xml:space="preserve">Apply the avoidance mechanisms of ISO/IEC 24772-1:2024 6.60.5.</w:t>
+        <w:t xml:space="preserve">Apply the avoidance mechanisms of ISO/IEC 24772-1:2024, 6.60.5.</w:t>
       </w:r>
     </w:p>
     <w:p>

--- a/all.docx
+++ b/all.docx
@@ -60685,7 +60685,7 @@
         <w:pStyle w:val="FirstParagraph"/>
       </w:pPr>
       <w:r>
-        <w:t xml:space="preserve">C++ has threading and shared access to variables which have the vulnerabilities described in ISO/IEC 24772-1:2024 6.61.1.</w:t>
+        <w:t xml:space="preserve">The vulnerability as documented in ISO/IEC 24772-1:2024, 6.61 applies to C++ threads.</w:t>
       </w:r>
       <w:r>
         <w:t xml:space="preserve"> </w:t>
@@ -60707,11 +60707,13 @@
       <w:r>
         <w:t xml:space="preserve">.</w:t>
       </w:r>
-      <w:r>
-        <w:t xml:space="preserve"> </w:t>
-      </w:r>
-      <w:r>
-        <w:t xml:space="preserve">C++ provides atomic types, mutual exclusion primitives and higher-level synchronization mechanisms in the standard library to prevent such data races.</w:t>
+    </w:p>
+    <w:p>
+      <w:pPr>
+        <w:pStyle w:val="BodyText"/>
+      </w:pPr>
+      <w:r>
+        <w:t xml:space="preserve">C++ provides atomic types, mutual exclusion primitives and higher-level synchronization mechanisms in the standard library to prevent data races.</w:t>
       </w:r>
       <w:r>
         <w:t xml:space="preserve"> </w:t>
@@ -60751,6 +60753,9 @@
         <w:pStyle w:val="BodyText"/>
       </w:pPr>
       <w:r>
+        <w:rPr>
+          <w:b/>
+        </w:rPr>
         <w:t xml:space="preserve">NOTE: The above sentence needs explanation or rewrite.</w:t>
       </w:r>
     </w:p>
@@ -60759,13 +60764,13 @@
         <w:pStyle w:val="BodyText"/>
       </w:pPr>
       <w:r>
-        <w:t xml:space="preserve">C++ programs that used multiple threads before the C++11 standard might employ volatile variables to guarantee race free data access.</w:t>
-      </w:r>
-      <w:r>
-        <w:t xml:space="preserve"> </w:t>
-      </w:r>
-      <w:r>
-        <w:t xml:space="preserve">This practice is not sanctioned by current standards, you cannot use</w:t>
+        <w:t xml:space="preserve">C++ programs that used multiple threads before the C++11 standard can employ volatile variables to guarantee race free data access.</w:t>
+      </w:r>
+      <w:r>
+        <w:t xml:space="preserve"> </w:t>
+      </w:r>
+      <w:r>
+        <w:t xml:space="preserve">This practice is not sanctioned by current standard as</w:t>
       </w:r>
       <w:r>
         <w:t xml:space="preserve"> </w:t>
@@ -60780,7 +60785,7 @@
         <w:t xml:space="preserve"> </w:t>
       </w:r>
       <w:r>
-        <w:t xml:space="preserve">for synchronization.</w:t>
+        <w:t xml:space="preserve">is not permitted for synchronization.</w:t>
       </w:r>
       <w:r>
         <w:t xml:space="preserve"> </w:t>
@@ -60809,7 +60814,7 @@
         <w:pStyle w:val="BodyText"/>
       </w:pPr>
       <w:r>
-        <w:t xml:space="preserve">The algorithm library allows specifying non-sequential execution policy for most algorithms.</w:t>
+        <w:t xml:space="preserve">The C++ algorithm library allows specifying non-sequential execution policy for most algorithms.</w:t>
       </w:r>
       <w:r>
         <w:t xml:space="preserve"> </w:t>

--- a/all.docx
+++ b/all.docx
@@ -61108,7 +61108,7 @@
         <w:pStyle w:val="FirstParagraph"/>
       </w:pPr>
       <w:r>
-        <w:t xml:space="preserve">The vulnerability as described in ISO IEC 24772-1:2024 6.62 applies to C++.</w:t>
+        <w:t xml:space="preserve">The vulnerability as described in ISO IEC 24772-1:2024, 6.62 applies to C++.</w:t>
       </w:r>
     </w:p>
     <w:p>
@@ -61116,7 +61116,7 @@
         <w:pStyle w:val="BodyText"/>
       </w:pPr>
       <w:r>
-        <w:t xml:space="preserve">If the concurrency mechanisms of ISO/IEC 9899:2024 are used, then the vulnerabilities as described in ISO/IEC TR 24772-3:2020 apply.</w:t>
+        <w:t xml:space="preserve">If the concurrency mechanisms of ISO/IEC 9899:2024 are used, then the vulnerabilities documented in ISO/IEC TR 24772-3:2020, apply.</w:t>
       </w:r>
     </w:p>
     <w:p>
@@ -61132,7 +61132,7 @@
         <w:pStyle w:val="BodyText"/>
       </w:pPr>
       <w:r>
-        <w:t xml:space="preserve">Within C++ standard thread concurrency, the vulnerability as specified in ISO/IEC 24772-1 clause 6.62 can arise as follows:</w:t>
+        <w:t xml:space="preserve">Within C++ standard thread concurrency, the vulnerability as specified in ISO/IEC 24772-1, 6.62 can arise as follows:</w:t>
       </w:r>
       <w:r>
         <w:t xml:space="preserve"> </w:t>

--- a/all.docx
+++ b/all.docx
@@ -61499,7 +61499,7 @@
         <w:pStyle w:val="FirstParagraph"/>
       </w:pPr>
       <w:r>
-        <w:t xml:space="preserve">The vulnerability as described in ISO/IEC 24772-1:2024 applies to C++.</w:t>
+        <w:t xml:space="preserve">The vulnerability as described in ISO/IEC 24772-1:2024, 6.64 applies to C++.</w:t>
       </w:r>
     </w:p>
     <w:p>
@@ -61513,19 +61513,19 @@
         <w:t xml:space="preserve"> </w:t>
       </w:r>
       <w:r>
-        <w:t xml:space="preserve">output functions that use a control string to interpret the data read</w:t>
-      </w:r>
-      <w:r>
-        <w:t xml:space="preserve"> </w:t>
-      </w:r>
-      <w:r>
-        <w:t xml:space="preserve">or format the output. These strings include all the feature described</w:t>
-      </w:r>
-      <w:r>
-        <w:t xml:space="preserve"> </w:t>
-      </w:r>
-      <w:r>
-        <w:t xml:space="preserve">in ISO/IEC TR 24772-1:2019 clause 6.64.1.</w:t>
+        <w:t xml:space="preserve">output functions that each use a control string to interpret the data read</w:t>
+      </w:r>
+      <w:r>
+        <w:t xml:space="preserve"> </w:t>
+      </w:r>
+      <w:r>
+        <w:t xml:space="preserve">or to format the output. These strings include all the feature described</w:t>
+      </w:r>
+      <w:r>
+        <w:t xml:space="preserve"> </w:t>
+      </w:r>
+      <w:r>
+        <w:t xml:space="preserve">in ISO/IEC 24772-1:2024, 6.64.1.</w:t>
       </w:r>
     </w:p>
     <w:p>
@@ -62038,7 +62038,7 @@
         <w:pStyle w:val="FirstParagraph"/>
       </w:pPr>
       <w:r>
-        <w:t xml:space="preserve">The vulnerability as documented in ISO/IEC 24772-1:2024 6.65 exists in C++.</w:t>
+        <w:t xml:space="preserve">The vulnerability as documented in ISO/IEC 24772-1:2024, 6.65 applies to C++.</w:t>
       </w:r>
     </w:p>
     <w:p>
@@ -63652,7 +63652,7 @@
         </w:numPr>
       </w:pPr>
       <w:r>
-        <w:t xml:space="preserve">Apply the avoidance mechanisms of ISO IEC 24772-1:2024 6.65.5.</w:t>
+        <w:t xml:space="preserve">Apply the avoidance mechanisms of ISO IEC 24772-1:2024, 6.65.5.</w:t>
       </w:r>
     </w:p>
     <w:p>

--- a/all.docx
+++ b/all.docx
@@ -61124,6 +61124,9 @@
         <w:pStyle w:val="BodyText"/>
       </w:pPr>
       <w:r>
+        <w:rPr>
+          <w:b/>
+        </w:rPr>
         <w:t xml:space="preserve">C++ standard threads</w:t>
       </w:r>
     </w:p>
@@ -61132,7 +61135,7 @@
         <w:pStyle w:val="BodyText"/>
       </w:pPr>
       <w:r>
-        <w:t xml:space="preserve">Within C++ standard thread concurrency, the vulnerability as specified in ISO/IEC 24772-1, 6.62 can arise as follows:</w:t>
+        <w:t xml:space="preserve">Within C++ standard thread concurrency, the vulnerability as specified in ISO/IEC 24772-1:2024, 6.62 can arise as follows:</w:t>
       </w:r>
       <w:r>
         <w:t xml:space="preserve"> </w:t>
@@ -61188,13 +61191,13 @@
         <w:pStyle w:val="BodyText"/>
       </w:pPr>
       <w:r>
-        <w:t xml:space="preserve">Errors relating to improper shutdown and cleanup are addressed in 6.36 Unhandled errors and exceptions(??)</w:t>
-      </w:r>
-      <w:r>
-        <w:t xml:space="preserve"> </w:t>
-      </w:r>
-      <w:r>
-        <w:t xml:space="preserve">If non-standard C++ concurrency is used, the vulnerability and avoidance mechanisms are as specified in ISO/IEC 24772-1 and ISO/IEC 24772-3.</w:t>
+        <w:t xml:space="preserve">Errors relating to improper shutdown and cleanup are addressed in 6.36 Unhandled errors and exceptions [OYB]</w:t>
+      </w:r>
+      <w:r>
+        <w:t xml:space="preserve"> </w:t>
+      </w:r>
+      <w:r>
+        <w:t xml:space="preserve">If non-standard C++ concurrency is used, the vulnerability and avoidance mechanisms are as specified in ISO/IEC 24772-1:2024 and ISO/IEC TR 24772-3:2021.</w:t>
       </w:r>
     </w:p>
     <w:p>

--- a/all.docx
+++ b/all.docx
@@ -59169,7 +59169,7 @@
         <w:pStyle w:val="BodyText"/>
       </w:pPr>
       <w:r>
-        <w:t xml:space="preserve">C++ does not provide the means to terminate a C++ thread asynchronously, except in the case that std::terminate() is called.</w:t>
+        <w:t xml:space="preserve">C++ does not provide a mechanism to terminate a C++ thread asynchronously, except in the case that std::terminate() is called., which terminates the complete program.</w:t>
       </w:r>
       <w:r>
         <w:t xml:space="preserve"> </w:t>
@@ -59193,7 +59193,7 @@
         <w:t xml:space="preserve">stop_token</w:t>
       </w:r>
       <w:r>
-        <w:t xml:space="preserve">, however, a thread instructed by a stop request to cease execution can ignore such a request.</w:t>
+        <w:t xml:space="preserve">, however, a thread instructed by a stop request can ignore the request.</w:t>
       </w:r>
       <w:r>
         <w:t xml:space="preserve"> </w:t>

--- a/all.docx
+++ b/all.docx
@@ -57790,31 +57790,13 @@
         <w:t xml:space="preserve"> </w:t>
       </w:r>
       <w:r>
-        <w:t xml:space="preserve">to C++. Appendix D</w:t>
-      </w:r>
-      <w:r>
-        <w:t xml:space="preserve"> </w:t>
-      </w:r>
-      <w:r>
-        <w:t xml:space="preserve">“</w:t>
-      </w:r>
-      <w:r>
-        <w:t xml:space="preserve">Compatibility features</w:t>
-      </w:r>
-      <w:r>
-        <w:t xml:space="preserve">”</w:t>
-      </w:r>
-      <w:r>
-        <w:t xml:space="preserve"> </w:t>
-      </w:r>
-      <w:r>
-        <w:t xml:space="preserve">of ISO/IEC 14882:2024</w:t>
-      </w:r>
-      <w:r>
-        <w:t xml:space="preserve"> </w:t>
-      </w:r>
-      <w:r>
-        <w:t xml:space="preserve">enumerates the deprecated features. The C++ attribute</w:t>
+        <w:t xml:space="preserve">to C++. ISO/IEC 14882:2024, Appendix D enumerates the deprecated features.</w:t>
+      </w:r>
+      <w:r>
+        <w:t xml:space="preserve"> </w:t>
+      </w:r>
+      <w:r>
+        <w:t xml:space="preserve">The C++ attribute</w:t>
       </w:r>
       <w:r>
         <w:t xml:space="preserve"> </w:t>

--- a/all.docx
+++ b/all.docx
@@ -57569,13 +57569,7 @@
         <w:pStyle w:val="FirstParagraph"/>
       </w:pPr>
       <w:r>
-        <w:t xml:space="preserve">The vulnerability as described in ISO IEC 24772-1:2024, 6.57 applies to C++. See 4.7.3.</w:t>
-      </w:r>
-      <w:r>
-        <w:t xml:space="preserve"> </w:t>
-      </w:r>
-      <w:r>
-        <w:t xml:space="preserve">In ISO/IEC 14882, the term</w:t>
+        <w:t xml:space="preserve">The vulnerability as described in ISO IEC 24772-1:2024, 6.57 applies to C++. ISO/IEC 14882, 4.7.3. uses the term</w:t>
       </w:r>
       <w:r>
         <w:t xml:space="preserve"> </w:t>
@@ -57593,7 +57587,7 @@
         <w:t xml:space="preserve"> </w:t>
       </w:r>
       <w:r>
-        <w:t xml:space="preserve">is used to describe implementation-defined behaviour.</w:t>
+        <w:t xml:space="preserve">to describe implementation-defined behaviour.</w:t>
       </w:r>
       <w:r>
         <w:t xml:space="preserve"> </w:t>
@@ -57633,7 +57627,7 @@
         </w:numPr>
       </w:pPr>
       <w:r>
-        <w:t xml:space="preserve">A given implementation may change or remove an implementation-defined behaviour; and</w:t>
+        <w:t xml:space="preserve">A given implementation can change or remove an implementation-defined behaviour; and</w:t>
       </w:r>
     </w:p>
     <w:p>
@@ -57644,7 +57638,7 @@
         </w:numPr>
       </w:pPr>
       <w:r>
-        <w:t xml:space="preserve">Programs that are specifically intended for a particular implementation may in the future be ported to another environment or sections reused for future implementations.</w:t>
+        <w:t xml:space="preserve">Programs that are specifically intended for a particular implementation can be ported to another environment or sections reused for future implementations.</w:t>
       </w:r>
     </w:p>
     <w:p>
@@ -57652,7 +57646,7 @@
         <w:pStyle w:val="FirstParagraph"/>
       </w:pPr>
       <w:r>
-        <w:t xml:space="preserve">In either situation, the implementation-defined behaviour will become problematic.</w:t>
+        <w:t xml:space="preserve">In either situation, the implementation-defined behaviour is problematic.</w:t>
       </w:r>
     </w:p>
     <w:bookmarkEnd w:id="218"/>

--- a/all.docx
+++ b/all.docx
@@ -57201,13 +57201,13 @@
         <w:pStyle w:val="FirstParagraph"/>
       </w:pPr>
       <w:r>
-        <w:t xml:space="preserve">The vulnerability as described in ISO IEC 24772-1:2024, 6.56 applies to C++. See 4.7.1.</w:t>
-      </w:r>
-      <w:r>
-        <w:t xml:space="preserve"> </w:t>
-      </w:r>
-      <w:r>
-        <w:t xml:space="preserve">In ISO/IEC 14882:2023, the terms</w:t>
+        <w:t xml:space="preserve">The vulnerability as described in ISO IEC 24772-1:2024, 6.56 applies to C++.</w:t>
+      </w:r>
+      <w:r>
+        <w:t xml:space="preserve"> </w:t>
+      </w:r>
+      <w:r>
+        <w:t xml:space="preserve">See ISO/IEC 14882:2023, 4.7.1 for documentation on the terms</w:t>
       </w:r>
       <w:r>
         <w:t xml:space="preserve"> </w:t>
@@ -57243,7 +57243,7 @@
         <w:t xml:space="preserve"> </w:t>
       </w:r>
       <w:r>
-        <w:t xml:space="preserve">expose situations to be avoided.</w:t>
+        <w:t xml:space="preserve">that documents situations to be avoided.</w:t>
       </w:r>
     </w:p>
     <w:p>
@@ -57271,7 +57271,7 @@
         <w:t xml:space="preserve"> </w:t>
       </w:r>
       <w:r>
-        <w:t xml:space="preserve">Use of multiple compiler tool chains during development increases the likelyhood that such behaviours will be detected.</w:t>
+        <w:t xml:space="preserve">The use of multiple compiler tool chains during development increases the likelyhood that such behaviours will be detected.</w:t>
       </w:r>
       <w:r>
         <w:t xml:space="preserve"> </w:t>

--- a/all.docx
+++ b/all.docx
@@ -54654,13 +54654,7 @@
         <w:pStyle w:val="Compact"/>
       </w:pPr>
       <w:r>
-        <w:t xml:space="preserve">Apply the avoidance mechanisms of clause 6.36.2 for catching and handling</w:t>
-      </w:r>
-      <w:r>
-        <w:t xml:space="preserve"> </w:t>
-      </w:r>
-      <w:r>
-        <w:t xml:space="preserve">exceptions; and</w:t>
+        <w:t xml:space="preserve">Apply the avoidance mechanisms of 6.36.2 for catching and handling exceptions; and</w:t>
       </w:r>
     </w:p>
     <w:p>
@@ -56780,7 +56774,7 @@
         <w:pStyle w:val="FirstParagraph"/>
       </w:pPr>
       <w:r>
-        <w:t xml:space="preserve">The vulnerability as documented in ISO/IEC 24772-1:2024, 6.55 and ISO/IEC 24772-1 4.7.2.</w:t>
+        <w:t xml:space="preserve">The vulnerability as documented in ISO/IEC 24772-1:2024, 6.55 and 4.7.2.</w:t>
       </w:r>
     </w:p>
     <w:p>

--- a/all.docx
+++ b/all.docx
@@ -53610,13 +53610,13 @@
         <w:pStyle w:val="BodyText"/>
       </w:pPr>
       <w:r>
-        <w:t xml:space="preserve">When calling a library, either the calling function or the library may</w:t>
-      </w:r>
-      <w:r>
-        <w:t xml:space="preserve"> </w:t>
-      </w:r>
-      <w:r>
-        <w:t xml:space="preserve">make assumptions about parameters. For example, it may be assumed by a</w:t>
+        <w:t xml:space="preserve">When calling a library, either the calling function or the library can</w:t>
+      </w:r>
+      <w:r>
+        <w:t xml:space="preserve"> </w:t>
+      </w:r>
+      <w:r>
+        <w:t xml:space="preserve">make assumptions about parameters. For example, it can be assumed by a</w:t>
       </w:r>
       <w:r>
         <w:t xml:space="preserve"> </w:t>
@@ -53628,19 +53628,19 @@
         <w:t xml:space="preserve"> </w:t>
       </w:r>
       <w:r>
-        <w:t xml:space="preserve">performed without checking the value. Sometimes some validation is</w:t>
-      </w:r>
-      <w:r>
-        <w:t xml:space="preserve"> </w:t>
-      </w:r>
-      <w:r>
-        <w:t xml:space="preserve">performed by the calling function, but the library may use the</w:t>
-      </w:r>
-      <w:r>
-        <w:t xml:space="preserve"> </w:t>
-      </w:r>
-      <w:r>
-        <w:t xml:space="preserve">parameters in ways that were unanticipated by the calling function</w:t>
+        <w:t xml:space="preserve">performed without checking the value. It can also be the case that some validation is</w:t>
+      </w:r>
+      <w:r>
+        <w:t xml:space="preserve"> </w:t>
+      </w:r>
+      <w:r>
+        <w:t xml:space="preserve">performed by the calling function, but the library uses the</w:t>
+      </w:r>
+      <w:r>
+        <w:t xml:space="preserve"> </w:t>
+      </w:r>
+      <w:r>
+        <w:t xml:space="preserve">parameters in ways that were unanticipated by the calling function,</w:t>
       </w:r>
       <w:r>
         <w:t xml:space="preserve"> </w:t>
@@ -53652,13 +53652,7 @@
         <w:t xml:space="preserve"> </w:t>
       </w:r>
       <w:r>
-        <w:t xml:space="preserve">parameters, their response to an invalid parameter is usually undefined</w:t>
-      </w:r>
-      <w:r>
-        <w:t xml:space="preserve"> </w:t>
-      </w:r>
-      <w:r>
-        <w:t xml:space="preserve">and can cause unanticipated results.</w:t>
+        <w:t xml:space="preserve">parameters, their response to an invalid parameter can cause unanticipated results.</w:t>
       </w:r>
     </w:p>
     <w:p>
@@ -53684,7 +53678,7 @@
         <w:t xml:space="preserve"> </w:t>
       </w:r>
       <w:r>
-        <w:t xml:space="preserve">preconditions are not met, the result will be undefined behaviour</w:t>
+        <w:t xml:space="preserve">preconditions are not met, the result can be undefined behaviour</w:t>
       </w:r>
       <w:r>
         <w:t xml:space="preserve"> </w:t>

--- a/all.docx
+++ b/all.docx
@@ -52311,21 +52311,15 @@
     </w:p>
     <w:p>
       <w:pPr>
-        <w:pStyle w:val="BlockText"/>
-      </w:pPr>
-      <w:r>
-        <w:t xml:space="preserve">Developers should be aware that virtual member functions can be</w:t>
-      </w:r>
-      <w:r>
-        <w:t xml:space="preserve"> </w:t>
-      </w:r>
-      <w:r>
-        <w:t xml:space="preserve">overridden in derived classes, even if they are private.</w:t>
-      </w:r>
-    </w:p>
-    <w:p>
-      <w:pPr>
         <w:pStyle w:val="FirstParagraph"/>
+      </w:pPr>
+      <w:r>
+        <w:t xml:space="preserve">In addition, developers should be aware that virtual member functions can be overridden in derived classes, even if they are private.</w:t>
+      </w:r>
+    </w:p>
+    <w:p>
+      <w:pPr>
+        <w:pStyle w:val="BodyText"/>
       </w:pPr>
       <w:r>
         <w:t xml:space="preserve">Given the following:</w:t>

--- a/all.docx
+++ b/all.docx
@@ -44081,13 +44081,13 @@
         <w:pStyle w:val="FirstParagraph"/>
       </w:pPr>
       <w:r>
-        <w:t xml:space="preserve">The vulnerabilities described in ISO/IEC 24772-1:2024 6.36</w:t>
-      </w:r>
-      <w:r>
-        <w:t xml:space="preserve"> </w:t>
-      </w:r>
-      <w:r>
-        <w:t xml:space="preserve">apply to C++, however, C++ provides a mitigation.</w:t>
+        <w:t xml:space="preserve">The vulnerabilities described in ISO/IEC 24772-1:2024, 6.36</w:t>
+      </w:r>
+      <w:r>
+        <w:t xml:space="preserve"> </w:t>
+      </w:r>
+      <w:r>
+        <w:t xml:space="preserve">applies to C++, however, C++ provides a mitigation.</w:t>
       </w:r>
     </w:p>
     <w:p>
@@ -44936,7 +44936,7 @@
         <w:t xml:space="preserve">errno</w:t>
       </w:r>
       <w:r>
-        <w:t xml:space="preserve">, but if it cannot be avoided, follow the avoidance mechanisms of ISO/IEC TR 24772-3 subclause 6.36.2;</w:t>
+        <w:t xml:space="preserve">, but if it cannot be avoided, follow the avoidance mechanisms of ISO/IEC TR 24772-3:2020, 6.36.2;</w:t>
       </w:r>
     </w:p>
     <w:p>

--- a/all.docx
+++ b/all.docx
@@ -38663,7 +38663,7 @@
         <w:t xml:space="preserve"> </w:t>
       </w:r>
       <w:r>
-        <w:t xml:space="preserve">add or remove functionality or to fix problems can be prone to become</w:t>
+        <w:t xml:space="preserve">add or remove functionality or to fix problems can be prone to becoming</w:t>
       </w:r>
       <w:r>
         <w:t xml:space="preserve"> </w:t>
@@ -38677,25 +38677,13 @@
         <w:pStyle w:val="BodyText"/>
       </w:pPr>
       <w:r>
-        <w:t xml:space="preserve">Because unstructured code in can cause problems for analyzers, both</w:t>
-      </w:r>
-      <w:r>
-        <w:t xml:space="preserve"> </w:t>
-      </w:r>
-      <w:r>
-        <w:t xml:space="preserve">automated and human, of code, problems with the code may not be detected</w:t>
-      </w:r>
-      <w:r>
-        <w:t xml:space="preserve"> </w:t>
-      </w:r>
-      <w:r>
-        <w:t xml:space="preserve">as readily or at all as would be the case if the software was written in</w:t>
-      </w:r>
-      <w:r>
-        <w:t xml:space="preserve"> </w:t>
-      </w:r>
-      <w:r>
-        <w:t xml:space="preserve">a structured manner.</w:t>
+        <w:t xml:space="preserve">Because unstructured code can be problematic for analyzers, both</w:t>
+      </w:r>
+      <w:r>
+        <w:t xml:space="preserve"> </w:t>
+      </w:r>
+      <w:r>
+        <w:t xml:space="preserve">automated and human, errors in the code can remain undetected.</w:t>
       </w:r>
     </w:p>
     <w:p>
@@ -38754,7 +38742,7 @@
         <w:t xml:space="preserve"> </w:t>
       </w:r>
       <w:r>
-        <w:t xml:space="preserve">may be simpler and easier to verify than a series of tests with</w:t>
+        <w:t xml:space="preserve">can be simpler and easier to verify than a series of tests with</w:t>
       </w:r>
       <w:r>
         <w:t xml:space="preserve"> </w:t>

--- a/all.docx
+++ b/all.docx
@@ -37043,7 +37043,7 @@
         <w:pStyle w:val="FirstParagraph"/>
       </w:pPr>
       <w:r>
-        <w:t xml:space="preserve">The vulnerability as described in ISO/IEC 24772-1:2024, 6.29 exists in C++.</w:t>
+        <w:t xml:space="preserve">The vulnerability as described in ISO/IEC 24772-1:2024, 6.29 appolies to C++.</w:t>
       </w:r>
     </w:p>
     <w:p>
@@ -37051,7 +37051,7 @@
         <w:pStyle w:val="BodyText"/>
       </w:pPr>
       <w:r>
-        <w:t xml:space="preserve">C++ allows the modification of loop control variables within non range-based loops.</w:t>
+        <w:t xml:space="preserve">C++ permits the modification of loop control variables within non range-based loops.</w:t>
       </w:r>
       <w:r>
         <w:t xml:space="preserve"> </w:t>
@@ -38041,7 +38041,7 @@
         <w:t xml:space="preserve"> </w:t>
       </w:r>
       <w:r>
-        <w:t xml:space="preserve">exists in C++.</w:t>
+        <w:t xml:space="preserve">applies to C++.</w:t>
       </w:r>
     </w:p>
     <w:p>

--- a/all.docx
+++ b/all.docx
@@ -35972,7 +35972,7 @@
         <w:t xml:space="preserve"> </w:t>
       </w:r>
       <w:r>
-        <w:t xml:space="preserve">exists in C++.</w:t>
+        <w:t xml:space="preserve">applies to C++.</w:t>
       </w:r>
     </w:p>
     <w:p>
@@ -35986,7 +35986,7 @@
         <w:t xml:space="preserve"> </w:t>
       </w:r>
       <w:r>
-        <w:t xml:space="preserve">may not be readily apparent which statements are part of a loop</w:t>
+        <w:t xml:space="preserve">is often not be readily apparent which statements are part of a loop</w:t>
       </w:r>
       <w:r>
         <w:t xml:space="preserve"> </w:t>

--- a/all.docx
+++ b/all.docx
@@ -17033,7 +17033,7 @@
         <w:pStyle w:val="FirstParagraph"/>
       </w:pPr>
       <w:r>
-        <w:t xml:space="preserve">The vulnerability as described in ISO/IEC 24772-1:2024 6.8 exists in C++ when arrays are managed using raw pointers or indexing.</w:t>
+        <w:t xml:space="preserve">The vulnerability as described in ISO/IEC 24772-1:2024, 6.8 exists in C++ when arrays are managed using raw pointers or indexing.</w:t>
       </w:r>
       <w:r>
         <w:t xml:space="preserve"> </w:t>
@@ -18074,20 +18074,14 @@
         <w:t xml:space="preserve"> </w:t>
       </w:r>
       <w:r>
-        <w:t xml:space="preserve">termination makes overflows possible. See clause</w:t>
+        <w:t xml:space="preserve">termination makes overflows possible. See</w:t>
       </w:r>
       <w:r>
         <w:t xml:space="preserve"> </w:t>
       </w:r>
       <w:bookmarkStart w:id="58" w:name="CJM"/>
       <w:r>
-        <w:t xml:space="preserve">6.7 String</w:t>
-      </w:r>
-      <w:r>
-        <w:t xml:space="preserve"> </w:t>
-      </w:r>
-      <w:r>
-        <w:t xml:space="preserve">Termination[CJM]</w:t>
+        <w:t xml:space="preserve">6.7 String Termination[CJM]</w:t>
       </w:r>
       <w:bookmarkEnd w:id="58"/>
       <w:r>

--- a/all.docx
+++ b/all.docx
@@ -18641,7 +18641,7 @@
         </w:numPr>
       </w:pPr>
       <w:r>
-        <w:t xml:space="preserve">When performing random access by indexing, apply the avoidance mechanisms of clause</w:t>
+        <w:t xml:space="preserve">When performing random access by indexing, apply the avoidance mechanisms of</w:t>
       </w:r>
       <w:r>
         <w:t xml:space="preserve"> </w:t>

--- a/all.docx
+++ b/all.docx
@@ -18788,7 +18788,7 @@
         <w:pStyle w:val="BodyText"/>
       </w:pPr>
       <w:r>
-        <w:t xml:space="preserve">For issues associated with exception handling and error handling, see clause</w:t>
+        <w:t xml:space="preserve">For issues associated with exception handling and error handling, see</w:t>
       </w:r>
       <w:r>
         <w:t xml:space="preserve"> </w:t>
@@ -18921,7 +18921,7 @@
         </w:numPr>
       </w:pPr>
       <w:r>
-        <w:t xml:space="preserve">Follow the advice from clause</w:t>
+        <w:t xml:space="preserve">Follow the advice of</w:t>
       </w:r>
       <w:r>
         <w:t xml:space="preserve"> </w:t>
@@ -19078,13 +19078,7 @@
         <w:pStyle w:val="BodyText"/>
       </w:pPr>
       <w:r>
-        <w:t xml:space="preserve">As with clause 6.8 [HCB], in most cases the vulnerability can be</w:t>
-      </w:r>
-      <w:r>
-        <w:t xml:space="preserve"> </w:t>
-      </w:r>
-      <w:r>
-        <w:t xml:space="preserve">avoided by using library classes, such as</w:t>
+        <w:t xml:space="preserve">As with 6.8 [HCB], in most cases the vulnerability can be avoided by using library classes, such as</w:t>
       </w:r>
       <w:r>
         <w:t xml:space="preserve"> </w:t>

--- a/all.docx
+++ b/all.docx
@@ -12095,7 +12095,7 @@
         <w:t xml:space="preserve"> </w:t>
       </w:r>
       <w:r>
-        <w:t xml:space="preserve">of vulnerabilities as described in TR 24772-1, and provides specific</w:t>
+        <w:t xml:space="preserve">of vulnerabilities as described in ISO/IEC 24772-1:2024 and provides specific</w:t>
       </w:r>
       <w:r>
         <w:t xml:space="preserve"> </w:t>
@@ -12107,7 +12107,7 @@
         <w:t xml:space="preserve"> </w:t>
       </w:r>
       <w:r>
-        <w:t xml:space="preserve">TR 24772-1 clause 6 in that the vulnerability</w:t>
+        <w:t xml:space="preserve">ISO/IEC 24772-1:2024, 6 in that the vulnerability</w:t>
       </w:r>
       <w:r>
         <w:t xml:space="preserve"> </w:t>
@@ -12131,7 +12131,7 @@
         <w:t xml:space="preserve"> </w:t>
       </w:r>
       <w:r>
-        <w:t xml:space="preserve">found in 6.2 of TR 24772–1, and C++ specific guidance is found in</w:t>
+        <w:t xml:space="preserve">found in ISO/IEC 24772-1:2024, 6.2 and C++ specific guidance is found in</w:t>
       </w:r>
       <w:r>
         <w:t xml:space="preserve"> </w:t>
@@ -20221,7 +20221,7 @@
         </w:numPr>
       </w:pPr>
       <w:r>
-        <w:t xml:space="preserve">Use the avoidance mechanisms of ISO/IEC 24772-1:2024 clause 6.11.5.</w:t>
+        <w:t xml:space="preserve">Use the avoidance mechanisms of ISO/IEC 24772-1:2024, 6.11.5.</w:t>
       </w:r>
     </w:p>
     <w:p>
@@ -20282,7 +20282,7 @@
         <w:t xml:space="preserve"> </w:t>
       </w:r>
       <w:r>
-        <w:t xml:space="preserve">qualification, see the guidance in clause</w:t>
+        <w:t xml:space="preserve">qualification, see the guidance in</w:t>
       </w:r>
       <w:r>
         <w:t xml:space="preserve"> </w:t>
@@ -20383,7 +20383,7 @@
         <w:t xml:space="preserve"> </w:t>
       </w:r>
       <w:r>
-        <w:t xml:space="preserve">also apply to C++. The vulnerabilities caused by out-of-bounds access are covered in clause</w:t>
+        <w:t xml:space="preserve">also apply to C++. The vulnerabilities caused by out-of-bounds access are covered in</w:t>
       </w:r>
       <w:r>
         <w:t xml:space="preserve"> </w:t>

--- a/all.docx
+++ b/all.docx
@@ -6563,7 +6563,7 @@
         <w:rPr>
           <w:rStyle w:val="VerbatimChar"/>
         </w:rPr>
-        <w:t xml:space="preserve">many built-in implicit conversions, refer to TR 24772-3 clause 6.2</w:t>
+        <w:t xml:space="preserve">many built-in implicit conversions, refer to TR 24772-3, 6.2</w:t>
       </w:r>
       <w:r>
         <w:br/>
@@ -12095,7 +12095,7 @@
         <w:t xml:space="preserve"> </w:t>
       </w:r>
       <w:r>
-        <w:t xml:space="preserve">of vulnerabilities as described in ISO/IEC 24772-1:2024 and provides specific</w:t>
+        <w:t xml:space="preserve">of vulnerabilities as described in TR 24772-1, and provides specific</w:t>
       </w:r>
       <w:r>
         <w:t xml:space="preserve"> </w:t>
@@ -12107,7 +12107,7 @@
         <w:t xml:space="preserve"> </w:t>
       </w:r>
       <w:r>
-        <w:t xml:space="preserve">ISO/IEC 24772-1:2024, 6 in that the vulnerability</w:t>
+        <w:t xml:space="preserve">TR 24772-1, 6 in that the vulnerability</w:t>
       </w:r>
       <w:r>
         <w:t xml:space="preserve"> </w:t>
@@ -12131,13 +12131,13 @@
         <w:t xml:space="preserve"> </w:t>
       </w:r>
       <w:r>
-        <w:t xml:space="preserve">found in ISO/IEC 24772-1:2024, 6.2 and C++ specific guidance is found in</w:t>
-      </w:r>
-      <w:r>
-        <w:t xml:space="preserve"> </w:t>
-      </w:r>
-      <w:r>
-        <w:t xml:space="preserve">clause 6.2 and subclauses in this TR.</w:t>
+        <w:t xml:space="preserve">found in 6.2 of TR 24772–1, and C++ specific guidance is found in</w:t>
+      </w:r>
+      <w:r>
+        <w:t xml:space="preserve"> </w:t>
+      </w:r>
+      <w:r>
+        <w:t xml:space="preserve">6.2 and subclauses in this TR.</w:t>
       </w:r>
     </w:p>
     <w:p>
@@ -13302,7 +13302,7 @@
         <w:pStyle w:val="FirstParagraph"/>
       </w:pPr>
       <w:r>
-        <w:t xml:space="preserve">The vulnerabilities documented in ISO/IEC 24772-1:2024 6.3 applies to C++.</w:t>
+        <w:t xml:space="preserve">The vulnerabilities documented in ISO/IEC 24772-1:2024, 6.3 applies to C++.</w:t>
       </w:r>
     </w:p>
     <w:p>
@@ -13668,7 +13668,7 @@
         </w:numPr>
       </w:pPr>
       <w:r>
-        <w:t xml:space="preserve">Apply the avoidance mechanisms of ISO/IEC 24772-3 6.3.2</w:t>
+        <w:t xml:space="preserve">Apply the avoidance mechanisms of ISO/IEC 24772-3, 6.3.2</w:t>
       </w:r>
     </w:p>
     <w:p>
@@ -13884,7 +13884,7 @@
         <w:pStyle w:val="FirstParagraph"/>
       </w:pPr>
       <w:r>
-        <w:t xml:space="preserve">The vulnerability as described in ISO/IEC 24772-1:2024 6.4 applies to C++.</w:t>
+        <w:t xml:space="preserve">The vulnerability as described in ISO/IEC 24772-1:2024, 6.4 applies to C++.</w:t>
       </w:r>
     </w:p>
     <w:p>
@@ -14069,7 +14069,7 @@
         </w:numPr>
       </w:pPr>
       <w:r>
-        <w:t xml:space="preserve">Apply the avoidance mechanisms of ISO/IEC 24772-1 6.4.5</w:t>
+        <w:t xml:space="preserve">Apply the avoidance mechanisms of ISO/IEC 24772-1, 6.4.5</w:t>
       </w:r>
     </w:p>
     <w:p>
@@ -14202,7 +14202,7 @@
         <w:pStyle w:val="FirstParagraph"/>
       </w:pPr>
       <w:r>
-        <w:t xml:space="preserve">The vulnerability documented in ISO IEC 24772-1:2024 6.5 applies to C++, as C++ allows the specification of the values underlying a member of an enumeration type.</w:t>
+        <w:t xml:space="preserve">The vulnerability documented in ISO IEC 24772-1:2024, 6.5 applies to C++, as C++ allows the specification of the values underlying a member of an enumeration type.</w:t>
       </w:r>
     </w:p>
     <w:p>
@@ -14830,7 +14830,7 @@
         <w:t xml:space="preserve"> </w:t>
       </w:r>
       <w:r>
-        <w:t xml:space="preserve">24772-3 6.5.2 as well as the following:</w:t>
+        <w:t xml:space="preserve">24772-3, 6.5.2 as well as the following:</w:t>
       </w:r>
     </w:p>
     <w:p>
@@ -14891,13 +14891,13 @@
         <w:pStyle w:val="FirstParagraph"/>
       </w:pPr>
       <w:r>
-        <w:t xml:space="preserve">The vulnerability as documented in ISO IEC 24772-1:2024 6.6 applies to C++.</w:t>
-      </w:r>
-      <w:r>
-        <w:t xml:space="preserve"> </w:t>
-      </w:r>
-      <w:r>
-        <w:t xml:space="preserve">C++ includes some of the conversion mechanisms of C as documented in ISO/IEC TR 24772-3 6.6, however C++ type conversion mechanisms differ from the mechanisms of C, as documented in ISO IEC 14882 Annex C. This subclause highlights differences where C++ provides mitigations of potential vulnerabilities found in C.</w:t>
+        <w:t xml:space="preserve">The vulnerability as documented in ISO IEC 24772-1:2024, 6.6 applies to C++.</w:t>
+      </w:r>
+      <w:r>
+        <w:t xml:space="preserve"> </w:t>
+      </w:r>
+      <w:r>
+        <w:t xml:space="preserve">C++ includes some of the conversion mechanisms of C as documented in ISO/IEC TR 24772-3, 6.6, however C++ type conversion mechanisms differ from the mechanisms of C, as documented in ISO IEC 14882 Annex C. This subclause highlights differences where C++ provides mitigations of potential vulnerabilities found in C.</w:t>
       </w:r>
     </w:p>
     <w:p>
@@ -16261,7 +16261,7 @@
         </w:numPr>
       </w:pPr>
       <w:r>
-        <w:t xml:space="preserve">Apply the avoidance mechanisms of ISO/IEC 24772-1:2024 6.6.5:</w:t>
+        <w:t xml:space="preserve">Apply the avoidance mechanisms of ISO/IEC 24772-1:2024, 6.6.5:</w:t>
       </w:r>
     </w:p>
     <w:p>
@@ -16643,7 +16643,7 @@
         <w:pStyle w:val="FirstParagraph"/>
       </w:pPr>
       <w:r>
-        <w:t xml:space="preserve">The vulnerability as documented in ISO/IEC 24772-1:2024 6.7 exists in C++ when C-style strings are used.</w:t>
+        <w:t xml:space="preserve">The vulnerability as documented in ISO/IEC 24772-1:2024, 6.7 exists in C++ when C-style strings are used.</w:t>
       </w:r>
       <w:r>
         <w:t xml:space="preserve"> </w:t>
@@ -16919,7 +16919,7 @@
         </w:numPr>
       </w:pPr>
       <w:r>
-        <w:t xml:space="preserve">If using C-style strings is unavoidable, apply the avoidance mechanisms of ISO/IEC TR 24772-3:2020 6.7.2.</w:t>
+        <w:t xml:space="preserve">If using C-style strings is unavoidable, apply the avoidance mechanisms of ISO/IEC TR 24772-3:2020, 6.7.2.</w:t>
       </w:r>
     </w:p>
     <w:p>
@@ -18348,7 +18348,7 @@
         </w:numPr>
       </w:pPr>
       <w:r>
-        <w:t xml:space="preserve">Apply the avoidance mechanisms of ISO/IEC 24772-1:2024 6.8.5.</w:t>
+        <w:t xml:space="preserve">Apply the avoidance mechanisms of ISO/IEC 24772-1:2024, 6.8.5.</w:t>
       </w:r>
     </w:p>
     <w:p>
@@ -18359,7 +18359,7 @@
         </w:numPr>
       </w:pPr>
       <w:r>
-        <w:t xml:space="preserve">Avoid C-style arrays. If unavoidable, guidance for the use of C-style arrays is provided in ISO/IEC TR 24772-3:2020 6.8.2.</w:t>
+        <w:t xml:space="preserve">Avoid C-style arrays. If unavoidable, guidance for the use of C-style arrays is provided in ISO/IEC TR 24772-3:2020, 6.8.2.</w:t>
       </w:r>
     </w:p>
     <w:p>
@@ -18694,7 +18694,7 @@
         <w:pStyle w:val="FirstParagraph"/>
       </w:pPr>
       <w:r>
-        <w:t xml:space="preserve">The vulnerability as documented in ISO/IEC 24772-1:2024 6.9 applies to C++ when an access is performed using</w:t>
+        <w:t xml:space="preserve">The vulnerability as documented in ISO/IEC 24772-1:2024, 6.9 applies to C++ when an access is performed using</w:t>
       </w:r>
       <w:r>
         <w:t xml:space="preserve"> </w:t>
@@ -18910,7 +18910,7 @@
         </w:numPr>
       </w:pPr>
       <w:r>
-        <w:t xml:space="preserve">Apply the avoidance mechanisms of ISO/IEC 24772-1:2024 6.9.5.</w:t>
+        <w:t xml:space="preserve">Apply the avoidance mechanisms of ISO/IEC 24772-1:2024, 6.9.5.</w:t>
       </w:r>
     </w:p>
     <w:p>
@@ -19027,7 +19027,7 @@
         <w:pStyle w:val="FirstParagraph"/>
       </w:pPr>
       <w:r>
-        <w:t xml:space="preserve">The vulnerability as described in ISO/IEC 24772-1:2024 6.10 applies to C++,</w:t>
+        <w:t xml:space="preserve">The vulnerability as described in ISO/IEC 24772-1:2024, 6.10 applies to C++,</w:t>
       </w:r>
       <w:r>
         <w:t xml:space="preserve"> </w:t>
@@ -19296,7 +19296,7 @@
         </w:numPr>
       </w:pPr>
       <w:r>
-        <w:t xml:space="preserve">Apply the avoidance mechanisms of ISO/IEC 24772-1:2024 6.10.5.</w:t>
+        <w:t xml:space="preserve">Apply the avoidance mechanisms of ISO/IEC 24772-1:2024, 6.10.5.</w:t>
       </w:r>
     </w:p>
     <w:p>
@@ -19498,7 +19498,7 @@
         <w:pStyle w:val="FirstParagraph"/>
       </w:pPr>
       <w:r>
-        <w:t xml:space="preserve">The vulnerabilites as described in ISO/IEC 24772-1:2024 6.11.1</w:t>
+        <w:t xml:space="preserve">The vulnerabilites as described in ISO/IEC 24772-1:2024, 6.11.1</w:t>
       </w:r>
       <w:r>
         <w:t xml:space="preserve"> </w:t>
@@ -20377,7 +20377,7 @@
         <w:pStyle w:val="FirstParagraph"/>
       </w:pPr>
       <w:r>
-        <w:t xml:space="preserve">The vulnerabilites described in ISO/IEC 24772-1:2024 6.12.1</w:t>
+        <w:t xml:space="preserve">The vulnerabilites described in ISO/IEC 24772-1:2024, 6.12.1</w:t>
       </w:r>
       <w:r>
         <w:t xml:space="preserve"> </w:t>
@@ -20662,7 +20662,7 @@
         <w:pStyle w:val="FirstParagraph"/>
       </w:pPr>
       <w:r>
-        <w:t xml:space="preserve">The vulnerability as described in ISO IEC 24772-1:2024 6.13 applies to C++.</w:t>
+        <w:t xml:space="preserve">The vulnerability as described in ISO IEC 24772-1:2024, 6.13 applies to C++.</w:t>
       </w:r>
       <w:r>
         <w:t xml:space="preserve"> </w:t>
@@ -21498,7 +21498,7 @@
         <w:t xml:space="preserve"> </w:t>
       </w:r>
       <w:r>
-        <w:t xml:space="preserve">the avoidance mechanisms of ISO/IEC 24772-1 clause 6.13.5.</w:t>
+        <w:t xml:space="preserve">the avoidance mechanisms of ISO/IEC 24772-1, 6.13.5.</w:t>
       </w:r>
     </w:p>
     <w:p>
@@ -21537,7 +21537,7 @@
         <w:pStyle w:val="FirstParagraph"/>
       </w:pPr>
       <w:r>
-        <w:t xml:space="preserve">The vulnerability documented in ISO/IEC 24772-1:2024 6.14 and ISO/IEC TR</w:t>
+        <w:t xml:space="preserve">The vulnerability documented in ISO/IEC 24772-1:2024, 6.14 and ISO/IEC TR</w:t>
       </w:r>
       <w:r>
         <w:t xml:space="preserve"> </w:t>
@@ -22492,7 +22492,7 @@
         </w:numPr>
       </w:pPr>
       <w:r>
-        <w:t xml:space="preserve">Apply the avoidance mechanisms of ISO/IEC 24772-1:2024 6.14.5.</w:t>
+        <w:t xml:space="preserve">Apply the avoidance mechanisms of ISO/IEC 24772-1:2024, 6.14.5.</w:t>
       </w:r>
     </w:p>
     <w:p>
@@ -22795,7 +22795,7 @@
         <w:pStyle w:val="FirstParagraph"/>
       </w:pPr>
       <w:r>
-        <w:t xml:space="preserve">The vulnerability as documented in ISO/IEC 24772-1:2024 6.15 applies to C++,</w:t>
+        <w:t xml:space="preserve">The vulnerability as documented in ISO/IEC 24772-1:2024, 6.15 applies to C++,</w:t>
       </w:r>
       <w:r>
         <w:t xml:space="preserve"> </w:t>
@@ -23505,7 +23505,7 @@
         </w:numPr>
       </w:pPr>
       <w:r>
-        <w:t xml:space="preserve">Apply the avoidance mechanisms of ISO/IEC 24772-1:2024 6.15.5.</w:t>
+        <w:t xml:space="preserve">Apply the avoidance mechanisms of ISO/IEC 24772-1:2024, 6.15.5.</w:t>
       </w:r>
     </w:p>
     <w:p>
@@ -23707,13 +23707,13 @@
         <w:pStyle w:val="FirstParagraph"/>
       </w:pPr>
       <w:r>
-        <w:t xml:space="preserve">The vulnerability as documented in ISO/IEC 24772-1:2024 6.16 exists in C++.</w:t>
-      </w:r>
-      <w:r>
-        <w:t xml:space="preserve"> </w:t>
-      </w:r>
-      <w:r>
-        <w:t xml:space="preserve">C++ complicates the discussion in 24772-1:2024 6.16 as a result of the integral promotion (see 6.06 [FLC]).</w:t>
+        <w:t xml:space="preserve">The vulnerability as documented in ISO/IEC 24772-1:2024, 6.16 exists in C++.</w:t>
+      </w:r>
+      <w:r>
+        <w:t xml:space="preserve"> </w:t>
+      </w:r>
+      <w:r>
+        <w:t xml:space="preserve">C++ complicates the discussion in 24772-1:2024, 6.16 as a result of the integral promotion (see 6.06 [FLC]).</w:t>
       </w:r>
       <w:r>
         <w:t xml:space="preserve"> </w:t>
@@ -23757,7 +23757,7 @@
         <w:pStyle w:val="Compact"/>
       </w:pPr>
       <w:r>
-        <w:t xml:space="preserve">apply the avoidance mechanisms of ISO/IEC 24772-1:2024 6.16 *Using Shift Operations for Multiplication and Division [PIK].</w:t>
+        <w:t xml:space="preserve">apply the avoidance mechanisms of ISO/IEC 24772-1:2024, 6.16 *Using Shift Operations for Multiplication and Division [PIK].</w:t>
       </w:r>
     </w:p>
     <w:p>
@@ -23815,7 +23815,7 @@
         <w:t xml:space="preserve"> </w:t>
       </w:r>
       <w:r>
-        <w:t xml:space="preserve">There are two possible issues: the use of the identical name for different purposes (see clause</w:t>
+        <w:t xml:space="preserve">There are two possible issues: the use of the identical name for different purposes (see</w:t>
       </w:r>
       <w:r>
         <w:t xml:space="preserve"> </w:t>
@@ -24366,7 +24366,7 @@
         </w:numPr>
       </w:pPr>
       <w:r>
-        <w:t xml:space="preserve">Follow the rules of ISO/IEC 14882:2023 clause [lex.name] regarding</w:t>
+        <w:t xml:space="preserve">Follow the rules of ISO/IEC 14882:2023, [lex.name] regarding</w:t>
       </w:r>
       <w:r>
         <w:t xml:space="preserve"> </w:t>
@@ -24582,7 +24582,7 @@
         <w:pStyle w:val="BodyText"/>
       </w:pPr>
       <w:r>
-        <w:t xml:space="preserve">The error in ISO/IEC 24772-1:2024 6.18.3 that the planned reader misspells the name of the store is possible but unlikely in C++ since the language specifies that all objects shall be declared and typed, and the existence of two objects with almost identical names and compatible types (for assignment) in the same scope would be readily detectable.</w:t>
+        <w:t xml:space="preserve">The error in ISO/IEC 24772-1:2024, 6.18.3 that the planned reader misspells the name of the store is possible but unlikely in C++ since the language specifies that all objects shall be declared and typed, and the existence of two objects with almost identical names and compatible types (for assignment) in the same scope would be readily detectable.</w:t>
       </w:r>
       <w:r>
         <w:t xml:space="preserve"> </w:t>
@@ -24657,7 +24657,7 @@
         <w:t xml:space="preserve"> </w:t>
       </w:r>
       <w:r>
-        <w:t xml:space="preserve">agents. See clause 6.61 Concurrent data access [CGX]</w:t>
+        <w:t xml:space="preserve">agents. See 6.61 Concurrent data access [CGX]</w:t>
       </w:r>
     </w:p>
     <w:bookmarkEnd w:id="95"/>
@@ -29792,7 +29792,7 @@
         <w:pStyle w:val="BodyText"/>
       </w:pPr>
       <w:r>
-        <w:t xml:space="preserve">For issues related to the declaration of equality and relational operators see Clause</w:t>
+        <w:t xml:space="preserve">For issues related to the declaration of equality and relational operators see</w:t>
       </w:r>
       <w:r>
         <w:t xml:space="preserve"> </w:t>
@@ -36779,7 +36779,7 @@
         <w:rPr>
           <w:rStyle w:val="VerbatimChar"/>
         </w:rPr>
-        <w:t xml:space="preserve">                        // of the else clause</w:t>
+        <w:t xml:space="preserve">                    // of the else clause</w:t>
       </w:r>
       <w:r>
         <w:br/>
@@ -38230,7 +38230,7 @@
         <w:t xml:space="preserve"> </w:t>
       </w:r>
       <w:r>
-        <w:t xml:space="preserve">24772-1 clause 6.30 by providing the</w:t>
+        <w:t xml:space="preserve">24772-1, 6.30 by providing the</w:t>
       </w:r>
       <w:r>
         <w:t xml:space="preserve"> </w:t>
@@ -44104,7 +44104,7 @@
         <w:t xml:space="preserve"> </w:t>
       </w:r>
       <w:r>
-        <w:t xml:space="preserve">See ISO IEC TR 24772-3:2019 6.36 for details and guidance.</w:t>
+        <w:t xml:space="preserve">See ISO IEC TR 24772-3:2019, 6.36 for details and guidance.</w:t>
       </w:r>
     </w:p>
     <w:p>
@@ -45555,7 +45555,7 @@
         <w:t xml:space="preserve"> </w:t>
       </w:r>
       <w:r>
-        <w:t xml:space="preserve">except for a few cases described by ISO/IEC 14882:2020 clause [class.mem.general]. The reinterpretation of data values via different union members that is common practice in C is undefined behaviour in C++.</w:t>
+        <w:t xml:space="preserve">except for a few cases described by ISO/IEC 14882:2020, [class.mem.general]. The reinterpretation of data values via different union members that is common practice in C is undefined behaviour in C++.</w:t>
       </w:r>
       <w:r>
         <w:t xml:space="preserve"> </w:t>
@@ -45856,7 +45856,7 @@
         </w:numPr>
       </w:pPr>
       <w:r>
-        <w:t xml:space="preserve">apply the avoidance mechanisms of ISO/IEC 24772-1:2024, 6.37.5, and clauses</w:t>
+        <w:t xml:space="preserve">apply the avoidance mechanisms of ISO/IEC 24772-1:2024, 6.37.5,</w:t>
       </w:r>
       <w:r>
         <w:t xml:space="preserve"> </w:t>
@@ -49464,7 +49464,7 @@
         <w:pStyle w:val="FirstParagraph"/>
       </w:pPr>
       <w:r>
-        <w:t xml:space="preserve">The vulnerability as described in ISO/IEC 24772-1:2024 6.41 applies to C++.</w:t>
+        <w:t xml:space="preserve">The vulnerability as described in ISO/IEC 24772-1:2024, 6.41 applies to C++.</w:t>
       </w:r>
     </w:p>
     <w:p>
@@ -50288,7 +50288,7 @@
         <w:pStyle w:val="BodyText"/>
       </w:pPr>
       <w:r>
-        <w:t xml:space="preserve">The mechanisms of failure from ISO/IEC 24772-1:2024 clause 6.41 can be mitigated in C++ as follows:</w:t>
+        <w:t xml:space="preserve">The mechanisms of failure from ISO/IEC 24772-1:2024, 6.41 can be mitigated in C++ as follows:</w:t>
       </w:r>
     </w:p>
     <w:p>
@@ -50509,7 +50509,7 @@
         <w:t xml:space="preserve"> </w:t>
       </w:r>
       <w:r>
-        <w:t xml:space="preserve">(see clause 6.38 Deep vs. Shallow Copying [YAN]);</w:t>
+        <w:t xml:space="preserve">(see 6.38 Deep vs. Shallow Copying [YAN]);</w:t>
       </w:r>
     </w:p>
     <w:p>
@@ -53336,7 +53336,7 @@
         <w:t xml:space="preserve"> </w:t>
       </w:r>
       <w:r>
-        <w:t xml:space="preserve">purpose. See ISO/IEC 14882 clause [Lex.name]. The use of such names by the</w:t>
+        <w:t xml:space="preserve">purpose. See ISO/IEC 14882, [Lex.name]. The use of such names by the</w:t>
       </w:r>
       <w:r>
         <w:t xml:space="preserve"> </w:t>
@@ -53371,7 +53371,7 @@
         <w:t xml:space="preserve"> </w:t>
       </w:r>
       <w:r>
-        <w:t xml:space="preserve">(see ISO/IEC 14882 clause [namespace.constraints]).</w:t>
+        <w:t xml:space="preserve">(see ISO/IEC 14882, [namespace.constraints]).</w:t>
       </w:r>
       <w:r>
         <w:t xml:space="preserve"> </w:t>
@@ -53392,7 +53392,7 @@
         <w:t xml:space="preserve"> </w:t>
       </w:r>
       <w:r>
-        <w:t xml:space="preserve">is restricted (see ISO/IEC 14882 clause [namespace.std]) unless explicitly allowed, for example, see ISO/IEC 14882 clause [unord.hash].</w:t>
+        <w:t xml:space="preserve">is restricted (see ISO/IEC 14882, [namespace.std]) unless explicitly allowed, for example, see ISO/IEC 14882, [unord.hash].</w:t>
       </w:r>
     </w:p>
     <w:bookmarkEnd w:id="180"/>
@@ -54442,7 +54442,7 @@
         </w:numPr>
       </w:pPr>
       <w:r>
-        <w:t xml:space="preserve">Apply the avoidance mechanisms of clause</w:t>
+        <w:t xml:space="preserve">Apply the avoidance mechanisms of</w:t>
       </w:r>
       <w:r>
         <w:t xml:space="preserve"> </w:t>
@@ -58112,7 +58112,7 @@
         <w:pStyle w:val="BodyText"/>
       </w:pPr>
       <w:r>
-        <w:t xml:space="preserve">Failure to create or start a thread due to lack of system resources will cause an exception to be thrown to the creating thread thus the thread object never exists. For the vulnerabilities with unhandled exceptions see clause</w:t>
+        <w:t xml:space="preserve">Failure to create or start a thread due to lack of system resources will cause an exception to be thrown to the creating thread thus the thread object never exists. For the vulnerabilities with unhandled exceptions see</w:t>
       </w:r>
       <w:r>
         <w:t xml:space="preserve"> </w:t>
@@ -58188,7 +58188,7 @@
         <w:t xml:space="preserve"> </w:t>
       </w:r>
       <w:r>
-        <w:t xml:space="preserve">- Coroutines (describe and reference clause 7.5 and 7.6).</w:t>
+        <w:t xml:space="preserve">- Coroutines ( TODO describe and reference 7.5 and 7.6).</w:t>
       </w:r>
     </w:p>
     <w:p>
@@ -58681,7 +58681,7 @@
         <w:t xml:space="preserve"> </w:t>
       </w:r>
       <w:r>
-        <w:t xml:space="preserve">For handling such termination see clause</w:t>
+        <w:t xml:space="preserve">For handling such termination see</w:t>
       </w:r>
       <w:r>
         <w:t xml:space="preserve"> </w:t>
@@ -61905,7 +61905,7 @@
         </w:numPr>
       </w:pPr>
       <w:r>
-        <w:t xml:space="preserve">Apply the avoidance mechanisms provided by the standard library as described in ISO/IEC 14882 20.20 Formatting [format] or similar libraries, if</w:t>
+        <w:t xml:space="preserve">Apply the avoidance mechanisms provided by the standard library as described in ISO/IEC 14882, 20.20 Formatting [format] or similar libraries, if</w:t>
       </w:r>
       <w:r>
         <w:t xml:space="preserve"> </w:t>

--- a/all.docx
+++ b/all.docx
@@ -14897,7 +14897,7 @@
         <w:t xml:space="preserve"> </w:t>
       </w:r>
       <w:r>
-        <w:t xml:space="preserve">C++ includes some of the conversion mechanisms of C as documented in ISO/IEC TR 24772-3, 6.6, however C++ type conversion mechanisms differ from the mechanisms of C, as documented in ISO IEC 14882 Annex C. This subclause highlights differences where C++ provides mitigations of potential vulnerabilities found in C.</w:t>
+        <w:t xml:space="preserve">C++ includes some of the conversion mechanisms of C as documented in ISO/IEC TR 24772-3, 6.6, however C++ type conversion mechanisms differ from the mechanisms of C, as documented in ISO IEC 14882, Annex C. This subclause highlights differences where C++ provides mitigations of potential vulnerabilities found in C.</w:t>
       </w:r>
     </w:p>
     <w:p>

--- a/all.docx
+++ b/all.docx
@@ -12095,7 +12095,7 @@
         <w:t xml:space="preserve"> </w:t>
       </w:r>
       <w:r>
-        <w:t xml:space="preserve">of vulnerabilities as described in TR 24772-1, and provides specific</w:t>
+        <w:t xml:space="preserve">of vulnerabilities as described in ISO/IEC 24772-1:2024 and provides specific</w:t>
       </w:r>
       <w:r>
         <w:t xml:space="preserve"> </w:t>
@@ -12107,7 +12107,7 @@
         <w:t xml:space="preserve"> </w:t>
       </w:r>
       <w:r>
-        <w:t xml:space="preserve">TR 24772-1, 6 in that the vulnerability</w:t>
+        <w:t xml:space="preserve">ISO/IEC 24772-1:2024, 6 in that the vulnerability</w:t>
       </w:r>
       <w:r>
         <w:t xml:space="preserve"> </w:t>
@@ -12131,13 +12131,13 @@
         <w:t xml:space="preserve"> </w:t>
       </w:r>
       <w:r>
-        <w:t xml:space="preserve">found in 6.2 of TR 24772–1, and C++ specific guidance is found in</w:t>
-      </w:r>
-      <w:r>
-        <w:t xml:space="preserve"> </w:t>
-      </w:r>
-      <w:r>
-        <w:t xml:space="preserve">6.2 and subclauses in this TR.</w:t>
+        <w:t xml:space="preserve">found in ISO/IEC 24772-1:2024, 6.2 and C++ specific guidance is found in</w:t>
+      </w:r>
+      <w:r>
+        <w:t xml:space="preserve"> </w:t>
+      </w:r>
+      <w:r>
+        <w:t xml:space="preserve">clause 6.2 and subclauses in this TR.</w:t>
       </w:r>
     </w:p>
     <w:p>

--- a/all.docx
+++ b/all.docx
@@ -13892,7 +13892,7 @@
         <w:pStyle w:val="BodyText"/>
       </w:pPr>
       <w:r>
-        <w:t xml:space="preserve">The C++ standard assumes IEC 60559 if</w:t>
+        <w:t xml:space="preserve">The C++ standard assumes ISO/IEC 60559 if</w:t>
       </w:r>
       <w:r>
         <w:t xml:space="preserve"> </w:t>
@@ -14080,7 +14080,7 @@
         </w:numPr>
       </w:pPr>
       <w:r>
-        <w:t xml:space="preserve">Verify compliance to ISO/IEC/IEEE 60559:2011 at compile time through</w:t>
+        <w:t xml:space="preserve">Verify compliance to ISO/IEC 60559:2011 at compile time through</w:t>
       </w:r>
       <w:r>
         <w:t xml:space="preserve"> </w:t>

--- a/all.docx
+++ b/all.docx
@@ -14267,7 +14267,7 @@
         <w:t xml:space="preserve"> </w:t>
       </w:r>
       <w:r>
-        <w:t xml:space="preserve">See ISO IEC 24772-3 for vulnerabilities associated with unscoped enums with no fixed underlying type, except an explicit conversion is required to convert an integer to an enumeration type object.</w:t>
+        <w:t xml:space="preserve">See ISO IEC TR 24772-3:2021 for vulnerabilities associated with unscoped enums with no fixed underlying type, except an explicit conversion is required to convert an integer to an enumeration type object.</w:t>
       </w:r>
     </w:p>
     <w:p>
@@ -14672,7 +14672,7 @@
         <w:t xml:space="preserve"> </w:t>
       </w:r>
       <w:r>
-        <w:t xml:space="preserve">as documented in ISO IEC 24772-1:2024, 6.5 and ISO IEC TR 24772-3, 6.5.</w:t>
+        <w:t xml:space="preserve">as documented in ISO IEC 24772-1:2024, 6.5 and ISO IEC TR 24772-3:2021, 6.5.</w:t>
       </w:r>
     </w:p>
     <w:bookmarkEnd w:id="49"/>
@@ -14830,7 +14830,7 @@
         <w:t xml:space="preserve"> </w:t>
       </w:r>
       <w:r>
-        <w:t xml:space="preserve">24772-3, 6.5.2 as well as the following:</w:t>
+        <w:t xml:space="preserve">24772-3:2021, 6.5.2 as well as the following:</w:t>
       </w:r>
     </w:p>
     <w:p>

--- a/all.docx
+++ b/all.docx
@@ -14897,7 +14897,7 @@
         <w:t xml:space="preserve"> </w:t>
       </w:r>
       <w:r>
-        <w:t xml:space="preserve">C++ includes some of the conversion mechanisms of C as documented in ISO/IEC TR 24772-3, 6.6, however C++ type conversion mechanisms differ from the mechanisms of C, as documented in ISO IEC 14882, Annex C. This subclause highlights differences where C++ provides mitigations of potential vulnerabilities found in C.</w:t>
+        <w:t xml:space="preserve">C++ includes some of the conversion mechanisms of C as documented in ISO/IEC TR 24772-3:2020, 6.6, however C++ type conversion mechanisms differ from the mechanisms of C, as documented in ISO IEC 14882, Annex C. This subclause highlights differences where C++ provides mitigations of potential vulnerabilities found in C.</w:t>
       </w:r>
     </w:p>
     <w:p>

--- a/all.docx
+++ b/all.docx
@@ -20221,7 +20221,7 @@
         </w:numPr>
       </w:pPr>
       <w:r>
-        <w:t xml:space="preserve">Use the avoidance mechanisms of ISO/IEC 24772-1:2024, 6.11.5.</w:t>
+        <w:t xml:space="preserve">Apply the avoidance mechanisms of ISO/IEC 24772-1:2024, 6.11.5.</w:t>
       </w:r>
     </w:p>
     <w:p>

--- a/all.docx
+++ b/all.docx
@@ -20377,13 +20377,13 @@
         <w:pStyle w:val="FirstParagraph"/>
       </w:pPr>
       <w:r>
-        <w:t xml:space="preserve">The vulnerabilites described in ISO/IEC 24772-1:2024, 6.12.1</w:t>
-      </w:r>
-      <w:r>
-        <w:t xml:space="preserve"> </w:t>
-      </w:r>
-      <w:r>
-        <w:t xml:space="preserve">also apply to C++. The vulnerabilities caused by out-of-bounds access are covered in</w:t>
+        <w:t xml:space="preserve">The vulnerabilites described in ISO/IEC 24772-1:2024, 6.12.1 applies to C++.</w:t>
+      </w:r>
+      <w:r>
+        <w:t xml:space="preserve"> </w:t>
+      </w:r>
+      <w:r>
+        <w:t xml:space="preserve">The vulnerabilities caused by out-of-bounds access are covered in</w:t>
       </w:r>
       <w:r>
         <w:t xml:space="preserve"> </w:t>
@@ -21492,13 +21492,13 @@
         <w:t xml:space="preserve"> </w:t>
       </w:r>
       <w:r>
-        <w:t xml:space="preserve">value is unavoidable, use</w:t>
-      </w:r>
-      <w:r>
-        <w:t xml:space="preserve"> </w:t>
-      </w:r>
-      <w:r>
-        <w:t xml:space="preserve">the avoidance mechanisms of ISO/IEC 24772-1, 6.13.5.</w:t>
+        <w:t xml:space="preserve">value is unavoidable, apply</w:t>
+      </w:r>
+      <w:r>
+        <w:t xml:space="preserve"> </w:t>
+      </w:r>
+      <w:r>
+        <w:t xml:space="preserve">the avoidance mechanisms of ISO/IEC 24772-1:2024, 6.13.5.</w:t>
       </w:r>
     </w:p>
     <w:p>

--- a/all.docx
+++ b/all.docx
@@ -21537,23 +21537,19 @@
         <w:pStyle w:val="FirstParagraph"/>
       </w:pPr>
       <w:r>
-        <w:t xml:space="preserve">The vulnerability documented in ISO/IEC 24772-1:2024, 6.14 and ISO/IEC TR</w:t>
-      </w:r>
-      <w:r>
-        <w:t xml:space="preserve"> </w:t>
-      </w:r>
-      <w:r>
-        <w:t xml:space="preserve">24772-3:2020 C applies to C++. C++, however, provides mechanisms to</w:t>
-      </w:r>
-      <w:r>
-        <w:t xml:space="preserve"> </w:t>
-      </w:r>
-      <w:r>
-        <w:t xml:space="preserve">mitigate the vulnerability.</w:t>
-      </w:r>
-      <w:r>
-        <w:t xml:space="preserve"> </w:t>
-      </w:r>
+        <w:t xml:space="preserve">The vulnerability documented in ISO/IEC 24772-1:2024, 6.14 and ISO/IEC TR 24772-3:2020 C applies to C++.</w:t>
+      </w:r>
+      <w:r>
+        <w:t xml:space="preserve"> </w:t>
+      </w:r>
+      <w:r>
+        <w:t xml:space="preserve">C++, however, provides mechanisms to mitigate the vulnerability.</w:t>
+      </w:r>
+    </w:p>
+    <w:p>
+      <w:pPr>
+        <w:pStyle w:val="BodyText"/>
+      </w:pPr>
       <w:r>
         <w:t xml:space="preserve">In contrast to C, where the mere existance of reachable memory for an object is sufficient to access it, the lifetime model of C++ makes it</w:t>
       </w:r>
@@ -60473,6 +60469,26 @@
       </w:r>
       <w:r>
         <w:t xml:space="preserve">join()`{.cpp} call will block.</w:t>
+      </w:r>
+    </w:p>
+    <w:p>
+      <w:pPr>
+        <w:pStyle w:val="BodyText"/>
+      </w:pPr>
+      <w:r>
+        <w:t xml:space="preserve">If there is a need to be notified upon the exit of a thread, C++ provides the mechanisms</w:t>
+      </w:r>
+      <w:r>
+        <w:t xml:space="preserve"> </w:t>
+      </w:r>
+      <w:r>
+        <w:t xml:space="preserve">std::notify_all_at_thread_exit(), and the type</w:t>
+      </w:r>
+      <w:r>
+        <w:t xml:space="preserve"> </w:t>
+      </w:r>
+      <w:r>
+        <w:t xml:space="preserve">std::promise.</w:t>
       </w:r>
     </w:p>
     <w:p>

--- a/all.docx
+++ b/all.docx
@@ -61163,19 +61163,13 @@
         <w:pStyle w:val="BodyText"/>
       </w:pPr>
       <w:r>
-        <w:t xml:space="preserve">Joining a thread causes the joining thread to await the joined thread’s</w:t>
-      </w:r>
-      <w:r>
-        <w:t xml:space="preserve"> </w:t>
-      </w:r>
-      <w:r>
-        <w:t xml:space="preserve">termination before continuing. Useful for executing in parallel and then</w:t>
-      </w:r>
-      <w:r>
-        <w:t xml:space="preserve"> </w:t>
-      </w:r>
-      <w:r>
-        <w:t xml:space="preserve">proceeding after the dispatched work is complete, but does not notify</w:t>
+        <w:t xml:space="preserve">Joining a thread causes the joining thread to await the joined thread’s termination before continuing.</w:t>
+      </w:r>
+      <w:r>
+        <w:t xml:space="preserve"> </w:t>
+      </w:r>
+      <w:r>
+        <w:t xml:space="preserve">This is useful for executing in parallel and then proceeding after the dispatched work is complete, but does not notify</w:t>
       </w:r>
       <w:r>
         <w:t xml:space="preserve"> </w:t>
@@ -61189,19 +61183,13 @@
         <w:pStyle w:val="BodyText"/>
       </w:pPr>
       <w:r>
-        <w:t xml:space="preserve">C++ 2020 provides callbacks in the form of stop_callback to notify the</w:t>
-      </w:r>
-      <w:r>
-        <w:t xml:space="preserve"> </w:t>
-      </w:r>
-      <w:r>
-        <w:t xml:space="preserve">setting thread when a thread of interest has been terminated. It also</w:t>
-      </w:r>
-      <w:r>
-        <w:t xml:space="preserve"> </w:t>
-      </w:r>
-      <w:r>
-        <w:t xml:space="preserve">provides stop_token for a thread to query it is being instructed to</w:t>
+        <w:t xml:space="preserve">C++ 2020 provides callbacks in the form of stop_callback to notify the setting thread when a thread of interest has been terminated.</w:t>
+      </w:r>
+      <w:r>
+        <w:t xml:space="preserve"> </w:t>
+      </w:r>
+      <w:r>
+        <w:t xml:space="preserve">It also provides stop_token for a thread to query it is being instructed to</w:t>
       </w:r>
       <w:r>
         <w:t xml:space="preserve"> </w:t>
@@ -61303,6 +61291,22 @@
       </w:r>
       <w:r>
         <w:t xml:space="preserve">but these affect the whole program containing the thread. Therefore, the only way for a task to terminate is to receive a terminate request and transfer to the end of its code where the parent that initiated it will be waiting at the future.</w:t>
+      </w:r>
+    </w:p>
+    <w:p>
+      <w:pPr>
+        <w:pStyle w:val="BodyText"/>
+      </w:pPr>
+      <w:r>
+        <w:t xml:space="preserve">Given a std::condition_variable and a std::unique_lock one can call the global function std::notify_all_at_thread_exit(cv,lock) to have that conditional variable be notified when the thread that owned the lock exits.</w:t>
+      </w:r>
+    </w:p>
+    <w:p>
+      <w:pPr>
+        <w:pStyle w:val="BodyText"/>
+      </w:pPr>
+      <w:r>
+        <w:t xml:space="preserve">TODO::Paul promise and package task</w:t>
       </w:r>
     </w:p>
     <w:bookmarkEnd w:id="233"/>

--- a/all.docx
+++ b/all.docx
@@ -47014,7 +47014,7 @@
         <w:t xml:space="preserve"> </w:t>
       </w:r>
       <w:r>
-        <w:t xml:space="preserve">Using</w:t>
+        <w:t xml:space="preserve">The use of</w:t>
       </w:r>
       <w:r>
         <w:t xml:space="preserve"> </w:t>
@@ -47029,7 +47029,7 @@
         <w:t xml:space="preserve"> </w:t>
       </w:r>
       <w:r>
-        <w:t xml:space="preserve">through the factory functions</w:t>
+        <w:t xml:space="preserve">allows the automatic management of the resource, for example through the factory functions</w:t>
       </w:r>
       <w:r>
         <w:t xml:space="preserve"> </w:t>

--- a/all.docx
+++ b/all.docx
@@ -46922,6 +46922,27 @@
         <w:t xml:space="preserve"> </w:t>
       </w:r>
       <w:r>
+        <w:t xml:space="preserve">Note that the C function</w:t>
+      </w:r>
+      <w:r>
+        <w:t xml:space="preserve"> </w:t>
+      </w:r>
+      <w:r>
+        <w:rPr>
+          <w:rStyle w:val="VerbatimChar"/>
+        </w:rPr>
+        <w:t xml:space="preserve">free()</w:t>
+      </w:r>
+      <w:r>
+        <w:t xml:space="preserve"> </w:t>
+      </w:r>
+      <w:r>
+        <w:t xml:space="preserve">does not call any destructors.</w:t>
+      </w:r>
+      <w:r>
+        <w:t xml:space="preserve"> </w:t>
+      </w:r>
+      <w:r>
         <w:t xml:space="preserve">The standard library provides container classes that follow the</w:t>
       </w:r>
       <w:r>
@@ -46993,22 +47014,1111 @@
         <w:pStyle w:val="BodyText"/>
       </w:pPr>
       <w:r>
-        <w:t xml:space="preserve">Ignoring issues with constructors throwing exceptions during heap allocation with a</w:t>
-      </w:r>
-      <w:r>
-        <w:t xml:space="preserve"> </w:t>
-      </w:r>
+        <w:t xml:space="preserve">When an exception is thrown, unmanaged resources can leak.</w:t>
+      </w:r>
+      <w:r>
+        <w:br/>
+      </w:r>
+      <w:r>
+        <w:t xml:space="preserve">The use of</w:t>
+      </w:r>
+      <w:r>
+        <w:t xml:space="preserve"> </w:t>
+      </w:r>
+      <w:r>
+        <w:rPr>
+          <w:i/>
+        </w:rPr>
+        <w:t xml:space="preserve">smart pointers</w:t>
+      </w:r>
+      <w:r>
+        <w:t xml:space="preserve"> </w:t>
+      </w:r>
+      <w:r>
+        <w:t xml:space="preserve">allows the automatic management of resources, for example through the factory functions</w:t>
+      </w:r>
+      <w:r>
+        <w:t xml:space="preserve"> </w:t>
+      </w:r>
+      <w:r>
+        <w:rPr>
+          <w:rStyle w:val="BuiltInTok"/>
+        </w:rPr>
+        <w:t xml:space="preserve">std::</w:t>
+      </w:r>
+      <w:r>
+        <w:rPr>
+          <w:rStyle w:val="NormalTok"/>
+        </w:rPr>
+        <w:t xml:space="preserve">make_unique()</w:t>
+      </w:r>
+      <w:r>
+        <w:t xml:space="preserve"> </w:t>
+      </w:r>
+      <w:r>
+        <w:t xml:space="preserve">and</w:t>
+      </w:r>
+      <w:r>
+        <w:t xml:space="preserve"> </w:t>
+      </w:r>
+      <w:r>
+        <w:rPr>
+          <w:rStyle w:val="BuiltInTok"/>
+        </w:rPr>
+        <w:t xml:space="preserve">std::</w:t>
+      </w:r>
+      <w:r>
+        <w:rPr>
+          <w:rStyle w:val="NormalTok"/>
+        </w:rPr>
+        <w:t xml:space="preserve">make_shared()</w:t>
+      </w:r>
+      <w:r>
+        <w:t xml:space="preserve"> </w:t>
+      </w:r>
+      <w:r>
+        <w:t xml:space="preserve">assist in avoiding memory leaks.</w:t>
+      </w:r>
+    </w:p>
+    <w:p>
+      <w:pPr>
+        <w:pStyle w:val="BodyText"/>
+      </w:pPr>
+      <w:r>
+        <w:t xml:space="preserve">If using functions that manage memory using the C library mechanisms is unavoidable, wrapping such a pointer immediately into a specialization of</w:t>
+      </w:r>
+      <w:r>
+        <w:t xml:space="preserve"> </w:t>
+      </w:r>
+      <w:r>
+        <w:rPr>
+          <w:rStyle w:val="BuiltInTok"/>
+        </w:rPr>
+        <w:t xml:space="preserve">std::</w:t>
+      </w:r>
+      <w:r>
+        <w:rPr>
+          <w:rStyle w:val="NormalTok"/>
+        </w:rPr>
+        <w:t xml:space="preserve">unique_ptr&lt;&gt;</w:t>
+      </w:r>
+      <w:r>
+        <w:t xml:space="preserve"> </w:t>
+      </w:r>
+      <w:r>
+        <w:t xml:space="preserve">that uses</w:t>
+      </w:r>
+      <w:r>
+        <w:t xml:space="preserve"> </w:t>
+      </w:r>
+      <w:r>
+        <w:rPr>
+          <w:rStyle w:val="VerbatimChar"/>
+        </w:rPr>
+        <w:t xml:space="preserve">free()</w:t>
+      </w:r>
+      <w:r>
+        <w:t xml:space="preserve"> </w:t>
+      </w:r>
+      <w:r>
+        <w:t xml:space="preserve">in its deleter object ensures that memory is correctly released when the</w:t>
+      </w:r>
+      <w:r>
+        <w:t xml:space="preserve"> </w:t>
+      </w:r>
+      <w:r>
+        <w:rPr>
+          <w:rStyle w:val="VerbatimChar"/>
+        </w:rPr>
+        <w:t xml:space="preserve">unique_ptr</w:t>
+      </w:r>
+      <w:r>
+        <w:t xml:space="preserve"> </w:t>
+      </w:r>
+      <w:r>
+        <w:t xml:space="preserve">is destroyed, for example:</w:t>
+      </w:r>
+    </w:p>
+    <w:p>
+      <w:pPr>
+        <w:pStyle w:val="SourceCode"/>
+      </w:pPr>
       <w:r>
         <w:rPr>
           <w:rStyle w:val="KeywordTok"/>
         </w:rPr>
-        <w:t xml:space="preserve">new</w:t>
-      </w:r>
-      <w:r>
-        <w:t xml:space="preserve"> </w:t>
-      </w:r>
-      <w:r>
-        <w:t xml:space="preserve">expression can cause leaks.</w:t>
+        <w:t xml:space="preserve">struct</w:t>
+      </w:r>
+      <w:r>
+        <w:rPr>
+          <w:rStyle w:val="NormalTok"/>
+        </w:rPr>
+        <w:t xml:space="preserve"> free_deleter{</w:t>
+      </w:r>
+      <w:r>
+        <w:br/>
+      </w:r>
+      <w:r>
+        <w:rPr>
+          <w:rStyle w:val="NormalTok"/>
+        </w:rPr>
+        <w:t xml:space="preserve">  </w:t>
+      </w:r>
+      <w:r>
+        <w:rPr>
+          <w:rStyle w:val="KeywordTok"/>
+        </w:rPr>
+        <w:t xml:space="preserve">template</w:t>
+      </w:r>
+      <w:r>
+        <w:rPr>
+          <w:rStyle w:val="NormalTok"/>
+        </w:rPr>
+        <w:t xml:space="preserve"> &lt;</w:t>
+      </w:r>
+      <w:r>
+        <w:rPr>
+          <w:rStyle w:val="KeywordTok"/>
+        </w:rPr>
+        <w:t xml:space="preserve">typename</w:t>
+      </w:r>
+      <w:r>
+        <w:rPr>
+          <w:rStyle w:val="NormalTok"/>
+        </w:rPr>
+        <w:t xml:space="preserve"> T&gt;</w:t>
+      </w:r>
+      <w:r>
+        <w:br/>
+      </w:r>
+      <w:r>
+        <w:rPr>
+          <w:rStyle w:val="NormalTok"/>
+        </w:rPr>
+        <w:t xml:space="preserve">  </w:t>
+      </w:r>
+      <w:r>
+        <w:rPr>
+          <w:rStyle w:val="DataTypeTok"/>
+        </w:rPr>
+        <w:t xml:space="preserve">void</w:t>
+      </w:r>
+      <w:r>
+        <w:rPr>
+          <w:rStyle w:val="NormalTok"/>
+        </w:rPr>
+        <w:t xml:space="preserve"> </w:t>
+      </w:r>
+      <w:r>
+        <w:rPr>
+          <w:rStyle w:val="KeywordTok"/>
+        </w:rPr>
+        <w:t xml:space="preserve">operator</w:t>
+      </w:r>
+      <w:r>
+        <w:rPr>
+          <w:rStyle w:val="NormalTok"/>
+        </w:rPr>
+        <w:t xml:space="preserve">()(T *p) </w:t>
+      </w:r>
+      <w:r>
+        <w:rPr>
+          <w:rStyle w:val="AttributeTok"/>
+        </w:rPr>
+        <w:t xml:space="preserve">const</w:t>
+      </w:r>
+      <w:r>
+        <w:rPr>
+          <w:rStyle w:val="NormalTok"/>
+        </w:rPr>
+        <w:t xml:space="preserve"> {</w:t>
+      </w:r>
+      <w:r>
+        <w:br/>
+      </w:r>
+      <w:r>
+        <w:rPr>
+          <w:rStyle w:val="NormalTok"/>
+        </w:rPr>
+        <w:t xml:space="preserve">     </w:t>
+      </w:r>
+      <w:r>
+        <w:rPr>
+          <w:rStyle w:val="BuiltInTok"/>
+        </w:rPr>
+        <w:t xml:space="preserve">std::</w:t>
+      </w:r>
+      <w:r>
+        <w:rPr>
+          <w:rStyle w:val="NormalTok"/>
+        </w:rPr>
+        <w:t xml:space="preserve">free(</w:t>
+      </w:r>
+      <w:r>
+        <w:rPr>
+          <w:rStyle w:val="KeywordTok"/>
+        </w:rPr>
+        <w:t xml:space="preserve">const_cast</w:t>
+      </w:r>
+      <w:r>
+        <w:rPr>
+          <w:rStyle w:val="NormalTok"/>
+        </w:rPr>
+        <w:t xml:space="preserve">&lt;</w:t>
+      </w:r>
+      <w:r>
+        <w:rPr>
+          <w:rStyle w:val="BuiltInTok"/>
+        </w:rPr>
+        <w:t xml:space="preserve">std::</w:t>
+      </w:r>
+      <w:r>
+        <w:rPr>
+          <w:rStyle w:val="NormalTok"/>
+        </w:rPr>
+        <w:t xml:space="preserve">remove_const_t&lt;T&gt;*&gt;(p));</w:t>
+      </w:r>
+      <w:r>
+        <w:br/>
+      </w:r>
+      <w:r>
+        <w:rPr>
+          <w:rStyle w:val="NormalTok"/>
+        </w:rPr>
+        <w:t xml:space="preserve">  }</w:t>
+      </w:r>
+      <w:r>
+        <w:br/>
+      </w:r>
+      <w:r>
+        <w:rPr>
+          <w:rStyle w:val="NormalTok"/>
+        </w:rPr>
+        <w:t xml:space="preserve">};</w:t>
+      </w:r>
+      <w:r>
+        <w:br/>
+      </w:r>
+      <w:r>
+        <w:rPr>
+          <w:rStyle w:val="KeywordTok"/>
+        </w:rPr>
+        <w:t xml:space="preserve">template</w:t>
+      </w:r>
+      <w:r>
+        <w:rPr>
+          <w:rStyle w:val="NormalTok"/>
+        </w:rPr>
+        <w:t xml:space="preserve"> &lt;</w:t>
+      </w:r>
+      <w:r>
+        <w:rPr>
+          <w:rStyle w:val="KeywordTok"/>
+        </w:rPr>
+        <w:t xml:space="preserve">typename</w:t>
+      </w:r>
+      <w:r>
+        <w:rPr>
+          <w:rStyle w:val="NormalTok"/>
+        </w:rPr>
+        <w:t xml:space="preserve"> T&gt;</w:t>
+      </w:r>
+      <w:r>
+        <w:br/>
+      </w:r>
+      <w:r>
+        <w:rPr>
+          <w:rStyle w:val="KeywordTok"/>
+        </w:rPr>
+        <w:t xml:space="preserve">using</w:t>
+      </w:r>
+      <w:r>
+        <w:rPr>
+          <w:rStyle w:val="NormalTok"/>
+        </w:rPr>
+        <w:t xml:space="preserve"> unique_C_ptr=</w:t>
+      </w:r>
+      <w:r>
+        <w:rPr>
+          <w:rStyle w:val="BuiltInTok"/>
+        </w:rPr>
+        <w:t xml:space="preserve">std::</w:t>
+      </w:r>
+      <w:r>
+        <w:rPr>
+          <w:rStyle w:val="NormalTok"/>
+        </w:rPr>
+        <w:t xml:space="preserve">unique_ptr&lt;T,free_deleter&gt;;</w:t>
+      </w:r>
+      <w:r>
+        <w:br/>
+      </w:r>
+      <w:r>
+        <w:rPr>
+          <w:rStyle w:val="CommentTok"/>
+        </w:rPr>
+        <w:t xml:space="preserve">//...</w:t>
+      </w:r>
+      <w:r>
+        <w:br/>
+      </w:r>
+      <w:r>
+        <w:rPr>
+          <w:rStyle w:val="CommentTok"/>
+        </w:rPr>
+        <w:t xml:space="preserve">// abi::__cxa_demangle() returns a pointer to be released with free()</w:t>
+      </w:r>
+      <w:r>
+        <w:br/>
+      </w:r>
+      <w:r>
+        <w:rPr>
+          <w:rStyle w:val="KeywordTok"/>
+        </w:rPr>
+        <w:t xml:space="preserve">inline</w:t>
+      </w:r>
+      <w:r>
+        <w:rPr>
+          <w:rStyle w:val="NormalTok"/>
+        </w:rPr>
+        <w:t xml:space="preserve"> </w:t>
+      </w:r>
+      <w:r>
+        <w:rPr>
+          <w:rStyle w:val="KeywordTok"/>
+        </w:rPr>
+        <w:t xml:space="preserve">auto</w:t>
+      </w:r>
+      <w:r>
+        <w:rPr>
+          <w:rStyle w:val="NormalTok"/>
+        </w:rPr>
+        <w:t xml:space="preserve"> plain_demangle(</w:t>
+      </w:r>
+      <w:r>
+        <w:rPr>
+          <w:rStyle w:val="DataTypeTok"/>
+        </w:rPr>
+        <w:t xml:space="preserve">char</w:t>
+      </w:r>
+      <w:r>
+        <w:rPr>
+          <w:rStyle w:val="NormalTok"/>
+        </w:rPr>
+        <w:t xml:space="preserve"> </w:t>
+      </w:r>
+      <w:r>
+        <w:rPr>
+          <w:rStyle w:val="AttributeTok"/>
+        </w:rPr>
+        <w:t xml:space="preserve">const</w:t>
+      </w:r>
+      <w:r>
+        <w:rPr>
+          <w:rStyle w:val="NormalTok"/>
+        </w:rPr>
+        <w:t xml:space="preserve"> *name){</w:t>
+      </w:r>
+      <w:r>
+        <w:br/>
+      </w:r>
+      <w:r>
+        <w:rPr>
+          <w:rStyle w:val="NormalTok"/>
+        </w:rPr>
+        <w:t xml:space="preserve">  unique_C_ptr&lt;</w:t>
+      </w:r>
+      <w:r>
+        <w:rPr>
+          <w:rStyle w:val="DataTypeTok"/>
+        </w:rPr>
+        <w:t xml:space="preserve">char</w:t>
+      </w:r>
+      <w:r>
+        <w:rPr>
+          <w:rStyle w:val="NormalTok"/>
+        </w:rPr>
+        <w:t xml:space="preserve"> </w:t>
+      </w:r>
+      <w:r>
+        <w:rPr>
+          <w:rStyle w:val="AttributeTok"/>
+        </w:rPr>
+        <w:t xml:space="preserve">const</w:t>
+      </w:r>
+      <w:r>
+        <w:rPr>
+          <w:rStyle w:val="NormalTok"/>
+        </w:rPr>
+        <w:t xml:space="preserve">&gt; result {abi::__cxa_demangle(name,</w:t>
+      </w:r>
+      <w:r>
+        <w:rPr>
+          <w:rStyle w:val="DecValTok"/>
+        </w:rPr>
+        <w:t xml:space="preserve">0</w:t>
+      </w:r>
+      <w:r>
+        <w:rPr>
+          <w:rStyle w:val="NormalTok"/>
+        </w:rPr>
+        <w:t xml:space="preserve">,</w:t>
+      </w:r>
+      <w:r>
+        <w:rPr>
+          <w:rStyle w:val="DecValTok"/>
+        </w:rPr>
+        <w:t xml:space="preserve">0</w:t>
+      </w:r>
+      <w:r>
+        <w:rPr>
+          <w:rStyle w:val="NormalTok"/>
+        </w:rPr>
+        <w:t xml:space="preserve">,</w:t>
+      </w:r>
+      <w:r>
+        <w:rPr>
+          <w:rStyle w:val="DecValTok"/>
+        </w:rPr>
+        <w:t xml:space="preserve">0</w:t>
+      </w:r>
+      <w:r>
+        <w:rPr>
+          <w:rStyle w:val="NormalTok"/>
+        </w:rPr>
+        <w:t xml:space="preserve">)};</w:t>
+      </w:r>
+      <w:r>
+        <w:br/>
+      </w:r>
+      <w:r>
+        <w:rPr>
+          <w:rStyle w:val="NormalTok"/>
+        </w:rPr>
+        <w:t xml:space="preserve">  </w:t>
+      </w:r>
+      <w:r>
+        <w:rPr>
+          <w:rStyle w:val="ControlFlowTok"/>
+        </w:rPr>
+        <w:t xml:space="preserve">return</w:t>
+      </w:r>
+      <w:r>
+        <w:rPr>
+          <w:rStyle w:val="NormalTok"/>
+        </w:rPr>
+        <w:t xml:space="preserve"> result;</w:t>
+      </w:r>
+      <w:r>
+        <w:br/>
+      </w:r>
+      <w:r>
+        <w:rPr>
+          <w:rStyle w:val="NormalTok"/>
+        </w:rPr>
+        <w:t xml:space="preserve">}</w:t>
+      </w:r>
+    </w:p>
+    <w:p>
+      <w:pPr>
+        <w:pStyle w:val="FirstParagraph"/>
+      </w:pPr>
+      <w:r>
+        <w:t xml:space="preserve">Modern C++ provides a class hierarchy,</w:t>
+      </w:r>
+      <w:r>
+        <w:t xml:space="preserve"> </w:t>
+      </w:r>
+      <w:r>
+        <w:rPr>
+          <w:rStyle w:val="BuiltInTok"/>
+        </w:rPr>
+        <w:t xml:space="preserve">std::</w:t>
+      </w:r>
+      <w:r>
+        <w:rPr>
+          <w:rStyle w:val="NormalTok"/>
+        </w:rPr>
+        <w:t xml:space="preserve">pmr</w:t>
+      </w:r>
+      <w:r>
+        <w:rPr>
+          <w:rStyle w:val="BuiltInTok"/>
+        </w:rPr>
+        <w:t xml:space="preserve">::</w:t>
+      </w:r>
+      <w:r>
+        <w:rPr>
+          <w:rStyle w:val="NormalTok"/>
+        </w:rPr>
+        <w:t xml:space="preserve">memory_resource</w:t>
+      </w:r>
+      <w:r>
+        <w:t xml:space="preserve">,</w:t>
+      </w:r>
+      <w:r>
+        <w:t xml:space="preserve"> </w:t>
+      </w:r>
+      <w:r>
+        <w:t xml:space="preserve">that contains advanced allocation strategies and removes the need for explicit allocation/deallocation from the programmer, as shown below.</w:t>
+      </w:r>
+    </w:p>
+    <w:p>
+      <w:pPr>
+        <w:pStyle w:val="SourceCode"/>
+      </w:pPr>
+      <w:r>
+        <w:rPr>
+          <w:rStyle w:val="PreprocessorTok"/>
+        </w:rPr>
+        <w:t xml:space="preserve">#include </w:t>
+      </w:r>
+      <w:r>
+        <w:rPr>
+          <w:rStyle w:val="ImportTok"/>
+        </w:rPr>
+        <w:t xml:space="preserve">&lt;array&gt;</w:t>
+      </w:r>
+      <w:r>
+        <w:br/>
+      </w:r>
+      <w:r>
+        <w:rPr>
+          <w:rStyle w:val="PreprocessorTok"/>
+        </w:rPr>
+        <w:t xml:space="preserve">#include </w:t>
+      </w:r>
+      <w:r>
+        <w:rPr>
+          <w:rStyle w:val="ImportTok"/>
+        </w:rPr>
+        <w:t xml:space="preserve">&lt;cstdlib&gt;</w:t>
+      </w:r>
+      <w:r>
+        <w:br/>
+      </w:r>
+      <w:r>
+        <w:rPr>
+          <w:rStyle w:val="PreprocessorTok"/>
+        </w:rPr>
+        <w:t xml:space="preserve">#include </w:t>
+      </w:r>
+      <w:r>
+        <w:rPr>
+          <w:rStyle w:val="ImportTok"/>
+        </w:rPr>
+        <w:t xml:space="preserve">&lt;iostream&gt;</w:t>
+      </w:r>
+      <w:r>
+        <w:br/>
+      </w:r>
+      <w:r>
+        <w:rPr>
+          <w:rStyle w:val="PreprocessorTok"/>
+        </w:rPr>
+        <w:t xml:space="preserve">#include </w:t>
+      </w:r>
+      <w:r>
+        <w:rPr>
+          <w:rStyle w:val="ImportTok"/>
+        </w:rPr>
+        <w:t xml:space="preserve">&lt;memory_resource&gt;</w:t>
+      </w:r>
+      <w:r>
+        <w:br/>
+      </w:r>
+      <w:r>
+        <w:rPr>
+          <w:rStyle w:val="PreprocessorTok"/>
+        </w:rPr>
+        <w:t xml:space="preserve">#include </w:t>
+      </w:r>
+      <w:r>
+        <w:rPr>
+          <w:rStyle w:val="ImportTok"/>
+        </w:rPr>
+        <w:t xml:space="preserve">&lt;string&gt;</w:t>
+      </w:r>
+      <w:r>
+        <w:br/>
+      </w:r>
+      <w:r>
+        <w:rPr>
+          <w:rStyle w:val="PreprocessorTok"/>
+        </w:rPr>
+        <w:t xml:space="preserve">#include </w:t>
+      </w:r>
+      <w:r>
+        <w:rPr>
+          <w:rStyle w:val="ImportTok"/>
+        </w:rPr>
+        <w:t xml:space="preserve">&lt;vector&gt;</w:t>
+      </w:r>
+      <w:r>
+        <w:br/>
+      </w:r>
+      <w:r>
+        <w:br/>
+      </w:r>
+      <w:r>
+        <w:rPr>
+          <w:rStyle w:val="DataTypeTok"/>
+        </w:rPr>
+        <w:t xml:space="preserve">int</w:t>
+      </w:r>
+      <w:r>
+        <w:rPr>
+          <w:rStyle w:val="NormalTok"/>
+        </w:rPr>
+        <w:t xml:space="preserve"> main()</w:t>
+      </w:r>
+      <w:r>
+        <w:br/>
+      </w:r>
+      <w:r>
+        <w:rPr>
+          <w:rStyle w:val="NormalTok"/>
+        </w:rPr>
+        <w:t xml:space="preserve">{</w:t>
+      </w:r>
+      <w:r>
+        <w:br/>
+      </w:r>
+      <w:r>
+        <w:rPr>
+          <w:rStyle w:val="KeywordTok"/>
+        </w:rPr>
+        <w:t xml:space="preserve">using</w:t>
+      </w:r>
+      <w:r>
+        <w:rPr>
+          <w:rStyle w:val="NormalTok"/>
+        </w:rPr>
+        <w:t xml:space="preserve"> </w:t>
+      </w:r>
+      <w:r>
+        <w:rPr>
+          <w:rStyle w:val="KeywordTok"/>
+        </w:rPr>
+        <w:t xml:space="preserve">namespace</w:t>
+      </w:r>
+      <w:r>
+        <w:rPr>
+          <w:rStyle w:val="NormalTok"/>
+        </w:rPr>
+        <w:t xml:space="preserve"> std;</w:t>
+      </w:r>
+      <w:r>
+        <w:br/>
+      </w:r>
+      <w:r>
+        <w:br/>
+      </w:r>
+      <w:r>
+        <w:rPr>
+          <w:rStyle w:val="NormalTok"/>
+        </w:rPr>
+        <w:t xml:space="preserve">array&lt;</w:t>
+      </w:r>
+      <w:r>
+        <w:rPr>
+          <w:rStyle w:val="BuiltInTok"/>
+        </w:rPr>
+        <w:t xml:space="preserve">std::</w:t>
+      </w:r>
+      <w:r>
+        <w:rPr>
+          <w:rStyle w:val="NormalTok"/>
+        </w:rPr>
+        <w:t xml:space="preserve">byte, </w:t>
+      </w:r>
+      <w:r>
+        <w:rPr>
+          <w:rStyle w:val="DecValTok"/>
+        </w:rPr>
+        <w:t xml:space="preserve">200'000</w:t>
+      </w:r>
+      <w:r>
+        <w:rPr>
+          <w:rStyle w:val="NormalTok"/>
+        </w:rPr>
+        <w:t xml:space="preserve">&gt; buf;</w:t>
+      </w:r>
+      <w:r>
+        <w:br/>
+      </w:r>
+      <w:r>
+        <w:rPr>
+          <w:rStyle w:val="NormalTok"/>
+        </w:rPr>
+        <w:t xml:space="preserve">pmr::monotonic_buffer_resource pool{buf.data(), buf.size()};</w:t>
+      </w:r>
+      <w:r>
+        <w:br/>
+      </w:r>
+      <w:r>
+        <w:br/>
+      </w:r>
+      <w:r>
+        <w:rPr>
+          <w:rStyle w:val="NormalTok"/>
+        </w:rPr>
+        <w:t xml:space="preserve">pmr::vector&lt;pmr::string&gt; v{&amp;pool};</w:t>
+      </w:r>
+      <w:r>
+        <w:br/>
+      </w:r>
+      <w:r>
+        <w:rPr>
+          <w:rStyle w:val="ControlFlowTok"/>
+        </w:rPr>
+        <w:t xml:space="preserve">for</w:t>
+      </w:r>
+      <w:r>
+        <w:rPr>
+          <w:rStyle w:val="NormalTok"/>
+        </w:rPr>
+        <w:t xml:space="preserve"> (</w:t>
+      </w:r>
+      <w:r>
+        <w:rPr>
+          <w:rStyle w:val="DataTypeTok"/>
+        </w:rPr>
+        <w:t xml:space="preserve">int</w:t>
+      </w:r>
+      <w:r>
+        <w:rPr>
+          <w:rStyle w:val="NormalTok"/>
+        </w:rPr>
+        <w:t xml:space="preserve"> i=</w:t>
+      </w:r>
+      <w:r>
+        <w:rPr>
+          <w:rStyle w:val="DecValTok"/>
+        </w:rPr>
+        <w:t xml:space="preserve">0</w:t>
+      </w:r>
+      <w:r>
+        <w:rPr>
+          <w:rStyle w:val="NormalTok"/>
+        </w:rPr>
+        <w:t xml:space="preserve">; i != </w:t>
+      </w:r>
+      <w:r>
+        <w:rPr>
+          <w:rStyle w:val="DecValTok"/>
+        </w:rPr>
+        <w:t xml:space="preserve">1000</w:t>
+      </w:r>
+      <w:r>
+        <w:rPr>
+          <w:rStyle w:val="NormalTok"/>
+        </w:rPr>
+        <w:t xml:space="preserve">; ++i)</w:t>
+      </w:r>
+      <w:r>
+        <w:br/>
+      </w:r>
+      <w:r>
+        <w:rPr>
+          <w:rStyle w:val="NormalTok"/>
+        </w:rPr>
+        <w:t xml:space="preserve">v.emplace_back(</w:t>
+      </w:r>
+      <w:r>
+        <w:rPr>
+          <w:rStyle w:val="StringTok"/>
+        </w:rPr>
+        <w:t xml:space="preserve">"yet another longer string"</w:t>
+      </w:r>
+      <w:r>
+        <w:rPr>
+          <w:rStyle w:val="NormalTok"/>
+        </w:rPr>
+        <w:t xml:space="preserve">);</w:t>
+      </w:r>
+      <w:r>
+        <w:br/>
+      </w:r>
+      <w:r>
+        <w:rPr>
+          <w:rStyle w:val="NormalTok"/>
+        </w:rPr>
+        <w:t xml:space="preserve">}</w:t>
+      </w:r>
+    </w:p>
+    <w:p>
+      <w:pPr>
+        <w:pStyle w:val="FirstParagraph"/>
+      </w:pPr>
+      <w:r>
+        <w:t xml:space="preserve">When using C++ allocators that are not derived from</w:t>
+      </w:r>
+      <w:r>
+        <w:t xml:space="preserve"> </w:t>
+      </w:r>
+      <w:r>
+        <w:rPr>
+          <w:rStyle w:val="BuiltInTok"/>
+        </w:rPr>
+        <w:t xml:space="preserve">std::</w:t>
+      </w:r>
+      <w:r>
+        <w:rPr>
+          <w:rStyle w:val="NormalTok"/>
+        </w:rPr>
+        <w:t xml:space="preserve">pmr</w:t>
+      </w:r>
+      <w:r>
+        <w:rPr>
+          <w:rStyle w:val="BuiltInTok"/>
+        </w:rPr>
+        <w:t xml:space="preserve">::</w:t>
+      </w:r>
+      <w:r>
+        <w:rPr>
+          <w:rStyle w:val="NormalTok"/>
+        </w:rPr>
+        <w:t xml:space="preserve">memory_resource</w:t>
+      </w:r>
+      <w:r>
+        <w:t xml:space="preserve"> </w:t>
+      </w:r>
+      <w:r>
+        <w:t xml:space="preserve">or are not part of an allocator provided by a library, care is needed to avoid vulnerabilities due to memory leaks due to issues in allocator code.</w:t>
+      </w:r>
+      <w:r>
+        <w:t xml:space="preserve"> </w:t>
+      </w:r>
+      <w:r>
+        <w:t xml:space="preserve">TODO:: (Talk about heap fragmentation and pool resources)</w:t>
+      </w:r>
+    </w:p>
+    <w:p>
+      <w:pPr>
+        <w:pStyle w:val="BodyText"/>
+      </w:pPr>
+      <w:r>
+        <w:t xml:space="preserve">The library functions</w:t>
+      </w:r>
+      <w:r>
+        <w:t xml:space="preserve"> </w:t>
+      </w:r>
+      <w:r>
+        <w:rPr>
+          <w:rStyle w:val="BuiltInTok"/>
+        </w:rPr>
+        <w:t xml:space="preserve">std::</w:t>
+      </w:r>
+      <w:r>
+        <w:rPr>
+          <w:rStyle w:val="NormalTok"/>
+        </w:rPr>
+        <w:t xml:space="preserve">construct_at()</w:t>
+      </w:r>
+      <w:r>
+        <w:t xml:space="preserve"> </w:t>
+      </w:r>
+      <w:r>
+        <w:t xml:space="preserve">and</w:t>
+      </w:r>
+      <w:r>
+        <w:t xml:space="preserve"> </w:t>
+      </w:r>
+      <w:r>
+        <w:rPr>
+          <w:rStyle w:val="BuiltInTok"/>
+        </w:rPr>
+        <w:t xml:space="preserve">std::</w:t>
+      </w:r>
+      <w:r>
+        <w:rPr>
+          <w:rStyle w:val="NormalTok"/>
+        </w:rPr>
+        <w:t xml:space="preserve">destroy_at()</w:t>
+      </w:r>
+      <w:r>
+        <w:t xml:space="preserve"> </w:t>
+      </w:r>
+      <w:r>
+        <w:t xml:space="preserve">are simpler than and preferrable to</w:t>
+      </w:r>
+      <w:r>
+        <w:t xml:space="preserve"> </w:t>
+      </w:r>
+      <w:r>
+        <w:rPr>
+          <w:i/>
+        </w:rPr>
+        <w:t xml:space="preserve">placement new</w:t>
+      </w:r>
+      <w:r>
+        <w:t xml:space="preserve"> </w:t>
+      </w:r>
+      <w:r>
+        <w:t xml:space="preserve">and destructor calls.</w:t>
+      </w:r>
+    </w:p>
+    <w:p>
+      <w:pPr>
+        <w:pStyle w:val="BodyText"/>
+      </w:pPr>
+      <w:r>
+        <w:t xml:space="preserve">Using shared_ptr can create resource leaks through the presence of cycles in the connected resources.</w:t>
+      </w:r>
+      <w:r>
+        <w:t xml:space="preserve"> </w:t>
+      </w:r>
+      <w:r>
+        <w:t xml:space="preserve">A</w:t>
+      </w:r>
+      <w:r>
+        <w:t xml:space="preserve"> </w:t>
+      </w:r>
+      <w:r>
+        <w:rPr>
+          <w:rStyle w:val="BuiltInTok"/>
+        </w:rPr>
+        <w:t xml:space="preserve">std::</w:t>
+      </w:r>
+      <w:r>
+        <w:rPr>
+          <w:rStyle w:val="NormalTok"/>
+        </w:rPr>
+        <w:t xml:space="preserve">shared_ptr&lt;T&gt;</w:t>
+      </w:r>
+      <w:r>
+        <w:t xml:space="preserve"> </w:t>
+      </w:r>
+      <w:r>
+        <w:t xml:space="preserve">is a reference-counted pointer to type</w:t>
+      </w:r>
+      <w:r>
+        <w:t xml:space="preserve"> </w:t>
+      </w:r>
+      <w:r>
+        <w:rPr>
+          <w:rStyle w:val="VerbatimChar"/>
+        </w:rPr>
+        <w:t xml:space="preserve">T</w:t>
+      </w:r>
+      <w:r>
+        <w:t xml:space="preserve">.</w:t>
+      </w:r>
+      <w:r>
+        <w:t xml:space="preserve"> </w:t>
+      </w:r>
+      <w:r>
+        <w:t xml:space="preserve">Several shared_ptr objects can own the same object.</w:t>
+      </w:r>
+      <w:r>
+        <w:t xml:space="preserve"> </w:t>
+      </w:r>
+      <w:r>
+        <w:t xml:space="preserve">An owned object is destroyed when the last shared_ptr that owns it is destroyed or otherwise released.</w:t>
+      </w:r>
+      <w:r>
+        <w:t xml:space="preserve"> </w:t>
+      </w:r>
+      <w:r>
+        <w:t xml:space="preserve">A memory-leak vulnerability can occur when using shared pointers for data structures such as a doubly-linked list.</w:t>
+      </w:r>
+      <w:r>
+        <w:t xml:space="preserve"> </w:t>
+      </w:r>
+      <w:r>
+        <w:t xml:space="preserve">In such circumstances the reference count can never drop to zero unless addition measures are taken, such as breaking the cycle using</w:t>
+      </w:r>
+      <w:r>
+        <w:t xml:space="preserve"> </w:t>
+      </w:r>
+      <w:r>
+        <w:rPr>
+          <w:rStyle w:val="VerbatimChar"/>
+        </w:rPr>
+        <w:t xml:space="preserve">std::weak_ptr</w:t>
+      </w:r>
+      <w:r>
+        <w:t xml:space="preserve">.</w:t>
+      </w:r>
+    </w:p>
+    <w:p>
+      <w:pPr>
+        <w:pStyle w:val="BodyText"/>
+      </w:pPr>
+      <w:r>
+        <w:t xml:space="preserve">In a concurrent context, the issues associated with access to data structures through</w:t>
+      </w:r>
+      <w:r>
+        <w:t xml:space="preserve"> </w:t>
+      </w:r>
+      <w:r>
+        <w:rPr>
+          <w:rStyle w:val="BuiltInTok"/>
+        </w:rPr>
+        <w:t xml:space="preserve">std::</w:t>
+      </w:r>
+      <w:r>
+        <w:rPr>
+          <w:rStyle w:val="NormalTok"/>
+        </w:rPr>
+        <w:t xml:space="preserve">shared_ptr</w:t>
+      </w:r>
+      <w:r>
+        <w:t xml:space="preserve"> </w:t>
+      </w:r>
+      <w:r>
+        <w:t xml:space="preserve">and</w:t>
+      </w:r>
+      <w:r>
+        <w:t xml:space="preserve"> </w:t>
+      </w:r>
+      <w:r>
+        <w:rPr>
+          <w:rStyle w:val="BuiltInTok"/>
+        </w:rPr>
+        <w:t xml:space="preserve">std::</w:t>
+      </w:r>
+      <w:r>
+        <w:rPr>
+          <w:rStyle w:val="NormalTok"/>
+        </w:rPr>
+        <w:t xml:space="preserve">weak_ptr</w:t>
+      </w:r>
+      <w:r>
+        <w:t xml:space="preserve"> </w:t>
+      </w:r>
+      <w:r>
+        <w:t xml:space="preserve">are complicated by concurrent access to such structures.</w:t>
+      </w:r>
+    </w:p>
+    <w:p>
+      <w:pPr>
+        <w:pStyle w:val="BodyText"/>
+      </w:pPr>
+      <w:r>
+        <w:t xml:space="preserve">Member functions of</w:t>
+      </w:r>
+      <w:r>
+        <w:t xml:space="preserve"> </w:t>
+      </w:r>
+      <w:r>
+        <w:rPr>
+          <w:rStyle w:val="VerbatimChar"/>
+        </w:rPr>
+        <w:t xml:space="preserve">shared_ptr</w:t>
+      </w:r>
+      <w:r>
+        <w:t xml:space="preserve"> </w:t>
+      </w:r>
+      <w:r>
+        <w:t xml:space="preserve">can be called concurrently on different shared_ptr objects even when they share ownership of the same object.</w:t>
+      </w:r>
+      <w:r>
+        <w:t xml:space="preserve"> </w:t>
+      </w:r>
+      <w:r>
+        <w:t xml:space="preserve">A non-const concurrent access to the same shared_ptr object without synchronization results in a data race.</w:t>
       </w:r>
       <w:r>
         <w:t xml:space="preserve"> </w:t>
@@ -47021,57 +48131,15 @@
       </w:r>
       <w:r>
         <w:rPr>
-          <w:i/>
-        </w:rPr>
-        <w:t xml:space="preserve">smart pointers</w:t>
-      </w:r>
-      <w:r>
-        <w:t xml:space="preserve"> </w:t>
-      </w:r>
-      <w:r>
-        <w:t xml:space="preserve">allows the automatic management of the resource, for example through the factory functions</w:t>
-      </w:r>
-      <w:r>
-        <w:t xml:space="preserve"> </w:t>
-      </w:r>
-      <w:r>
-        <w:rPr>
-          <w:rStyle w:val="BuiltInTok"/>
-        </w:rPr>
-        <w:t xml:space="preserve">std::</w:t>
-      </w:r>
-      <w:r>
-        <w:rPr>
-          <w:rStyle w:val="NormalTok"/>
-        </w:rPr>
-        <w:t xml:space="preserve">make_unique()</w:t>
-      </w:r>
-      <w:r>
-        <w:t xml:space="preserve"> </w:t>
-      </w:r>
-      <w:r>
-        <w:t xml:space="preserve">and</w:t>
-      </w:r>
-      <w:r>
-        <w:t xml:space="preserve"> </w:t>
-      </w:r>
-      <w:r>
-        <w:rPr>
-          <w:rStyle w:val="BuiltInTok"/>
-        </w:rPr>
-        <w:t xml:space="preserve">std::</w:t>
-      </w:r>
-      <w:r>
-        <w:rPr>
-          <w:rStyle w:val="NormalTok"/>
-        </w:rPr>
-        <w:t xml:space="preserve">make_shared()</w:t>
-      </w:r>
-      <w:r>
-        <w:t xml:space="preserve"> </w:t>
-      </w:r>
-      <w:r>
-        <w:t xml:space="preserve">assists in avoiding memory leaks.</w:t>
+          <w:rStyle w:val="VerbatimChar"/>
+        </w:rPr>
+        <w:t xml:space="preserve">std::atomic&lt;shared_ptr&gt;</w:t>
+      </w:r>
+      <w:r>
+        <w:t xml:space="preserve"> </w:t>
+      </w:r>
+      <w:r>
+        <w:t xml:space="preserve">or other synchronization mechanisms prevents the data race.</w:t>
       </w:r>
     </w:p>
     <w:p>
@@ -47079,1239 +48147,7 @@
         <w:pStyle w:val="BodyText"/>
       </w:pPr>
       <w:r>
-        <w:t xml:space="preserve">If using functions that manage memory using the C library mechanisms is unavoidable, wrapping such a pointer immediately into a specialization of</w:t>
-      </w:r>
-      <w:r>
-        <w:t xml:space="preserve"> </w:t>
-      </w:r>
-      <w:r>
-        <w:rPr>
-          <w:rStyle w:val="BuiltInTok"/>
-        </w:rPr>
-        <w:t xml:space="preserve">std::</w:t>
-      </w:r>
-      <w:r>
-        <w:rPr>
-          <w:rStyle w:val="NormalTok"/>
-        </w:rPr>
-        <w:t xml:space="preserve">unique_ptr&lt;&gt;</w:t>
-      </w:r>
-      <w:r>
-        <w:t xml:space="preserve"> </w:t>
-      </w:r>
-      <w:r>
-        <w:t xml:space="preserve">that uses</w:t>
-      </w:r>
-      <w:r>
-        <w:t xml:space="preserve"> </w:t>
-      </w:r>
-      <w:r>
-        <w:rPr>
-          <w:rStyle w:val="VerbatimChar"/>
-        </w:rPr>
-        <w:t xml:space="preserve">free()</w:t>
-      </w:r>
-      <w:r>
-        <w:t xml:space="preserve"> </w:t>
-      </w:r>
-      <w:r>
-        <w:t xml:space="preserve">in its deleter object ensures that memory is correctly released when the</w:t>
-      </w:r>
-      <w:r>
-        <w:t xml:space="preserve"> </w:t>
-      </w:r>
-      <w:r>
-        <w:rPr>
-          <w:rStyle w:val="VerbatimChar"/>
-        </w:rPr>
-        <w:t xml:space="preserve">unique_ptr</w:t>
-      </w:r>
-      <w:r>
-        <w:t xml:space="preserve"> </w:t>
-      </w:r>
-      <w:r>
-        <w:t xml:space="preserve">is destroyed, for example:</w:t>
-      </w:r>
-    </w:p>
-    <w:p>
-      <w:pPr>
-        <w:pStyle w:val="SourceCode"/>
-      </w:pPr>
-      <w:r>
-        <w:rPr>
-          <w:rStyle w:val="KeywordTok"/>
-        </w:rPr>
-        <w:t xml:space="preserve">struct</w:t>
-      </w:r>
-      <w:r>
-        <w:rPr>
-          <w:rStyle w:val="NormalTok"/>
-        </w:rPr>
-        <w:t xml:space="preserve"> free_deleter{</w:t>
-      </w:r>
-      <w:r>
-        <w:br/>
-      </w:r>
-      <w:r>
-        <w:rPr>
-          <w:rStyle w:val="NormalTok"/>
-        </w:rPr>
-        <w:t xml:space="preserve">  </w:t>
-      </w:r>
-      <w:r>
-        <w:rPr>
-          <w:rStyle w:val="KeywordTok"/>
-        </w:rPr>
-        <w:t xml:space="preserve">template</w:t>
-      </w:r>
-      <w:r>
-        <w:rPr>
-          <w:rStyle w:val="NormalTok"/>
-        </w:rPr>
-        <w:t xml:space="preserve"> &lt;</w:t>
-      </w:r>
-      <w:r>
-        <w:rPr>
-          <w:rStyle w:val="KeywordTok"/>
-        </w:rPr>
-        <w:t xml:space="preserve">typename</w:t>
-      </w:r>
-      <w:r>
-        <w:rPr>
-          <w:rStyle w:val="NormalTok"/>
-        </w:rPr>
-        <w:t xml:space="preserve"> T&gt;</w:t>
-      </w:r>
-      <w:r>
-        <w:br/>
-      </w:r>
-      <w:r>
-        <w:rPr>
-          <w:rStyle w:val="NormalTok"/>
-        </w:rPr>
-        <w:t xml:space="preserve">  </w:t>
-      </w:r>
-      <w:r>
-        <w:rPr>
-          <w:rStyle w:val="DataTypeTok"/>
-        </w:rPr>
-        <w:t xml:space="preserve">void</w:t>
-      </w:r>
-      <w:r>
-        <w:rPr>
-          <w:rStyle w:val="NormalTok"/>
-        </w:rPr>
-        <w:t xml:space="preserve"> </w:t>
-      </w:r>
-      <w:r>
-        <w:rPr>
-          <w:rStyle w:val="KeywordTok"/>
-        </w:rPr>
-        <w:t xml:space="preserve">operator</w:t>
-      </w:r>
-      <w:r>
-        <w:rPr>
-          <w:rStyle w:val="NormalTok"/>
-        </w:rPr>
-        <w:t xml:space="preserve">()(T *p) </w:t>
-      </w:r>
-      <w:r>
-        <w:rPr>
-          <w:rStyle w:val="AttributeTok"/>
-        </w:rPr>
-        <w:t xml:space="preserve">const</w:t>
-      </w:r>
-      <w:r>
-        <w:rPr>
-          <w:rStyle w:val="NormalTok"/>
-        </w:rPr>
-        <w:t xml:space="preserve"> {</w:t>
-      </w:r>
-      <w:r>
-        <w:br/>
-      </w:r>
-      <w:r>
-        <w:rPr>
-          <w:rStyle w:val="NormalTok"/>
-        </w:rPr>
-        <w:t xml:space="preserve">     </w:t>
-      </w:r>
-      <w:r>
-        <w:rPr>
-          <w:rStyle w:val="BuiltInTok"/>
-        </w:rPr>
-        <w:t xml:space="preserve">std::</w:t>
-      </w:r>
-      <w:r>
-        <w:rPr>
-          <w:rStyle w:val="NormalTok"/>
-        </w:rPr>
-        <w:t xml:space="preserve">free(</w:t>
-      </w:r>
-      <w:r>
-        <w:rPr>
-          <w:rStyle w:val="KeywordTok"/>
-        </w:rPr>
-        <w:t xml:space="preserve">const_cast</w:t>
-      </w:r>
-      <w:r>
-        <w:rPr>
-          <w:rStyle w:val="NormalTok"/>
-        </w:rPr>
-        <w:t xml:space="preserve">&lt;</w:t>
-      </w:r>
-      <w:r>
-        <w:rPr>
-          <w:rStyle w:val="BuiltInTok"/>
-        </w:rPr>
-        <w:t xml:space="preserve">std::</w:t>
-      </w:r>
-      <w:r>
-        <w:rPr>
-          <w:rStyle w:val="NormalTok"/>
-        </w:rPr>
-        <w:t xml:space="preserve">remove_const_t&lt;T&gt;*&gt;(p));</w:t>
-      </w:r>
-      <w:r>
-        <w:br/>
-      </w:r>
-      <w:r>
-        <w:rPr>
-          <w:rStyle w:val="NormalTok"/>
-        </w:rPr>
-        <w:t xml:space="preserve">  }</w:t>
-      </w:r>
-      <w:r>
-        <w:br/>
-      </w:r>
-      <w:r>
-        <w:rPr>
-          <w:rStyle w:val="NormalTok"/>
-        </w:rPr>
-        <w:t xml:space="preserve">};</w:t>
-      </w:r>
-      <w:r>
-        <w:br/>
-      </w:r>
-      <w:r>
-        <w:rPr>
-          <w:rStyle w:val="KeywordTok"/>
-        </w:rPr>
-        <w:t xml:space="preserve">template</w:t>
-      </w:r>
-      <w:r>
-        <w:rPr>
-          <w:rStyle w:val="NormalTok"/>
-        </w:rPr>
-        <w:t xml:space="preserve"> &lt;</w:t>
-      </w:r>
-      <w:r>
-        <w:rPr>
-          <w:rStyle w:val="KeywordTok"/>
-        </w:rPr>
-        <w:t xml:space="preserve">typename</w:t>
-      </w:r>
-      <w:r>
-        <w:rPr>
-          <w:rStyle w:val="NormalTok"/>
-        </w:rPr>
-        <w:t xml:space="preserve"> T&gt;</w:t>
-      </w:r>
-      <w:r>
-        <w:br/>
-      </w:r>
-      <w:r>
-        <w:rPr>
-          <w:rStyle w:val="KeywordTok"/>
-        </w:rPr>
-        <w:t xml:space="preserve">using</w:t>
-      </w:r>
-      <w:r>
-        <w:rPr>
-          <w:rStyle w:val="NormalTok"/>
-        </w:rPr>
-        <w:t xml:space="preserve"> unique_C_ptr=</w:t>
-      </w:r>
-      <w:r>
-        <w:rPr>
-          <w:rStyle w:val="BuiltInTok"/>
-        </w:rPr>
-        <w:t xml:space="preserve">std::</w:t>
-      </w:r>
-      <w:r>
-        <w:rPr>
-          <w:rStyle w:val="NormalTok"/>
-        </w:rPr>
-        <w:t xml:space="preserve">unique_ptr&lt;T,free_deleter&gt;;</w:t>
-      </w:r>
-      <w:r>
-        <w:br/>
-      </w:r>
-      <w:r>
-        <w:rPr>
-          <w:rStyle w:val="CommentTok"/>
-        </w:rPr>
-        <w:t xml:space="preserve">//...</w:t>
-      </w:r>
-      <w:r>
-        <w:br/>
-      </w:r>
-      <w:r>
-        <w:rPr>
-          <w:rStyle w:val="CommentTok"/>
-        </w:rPr>
-        <w:t xml:space="preserve">// abi::__cxa_demangle() returns a pointer to be released with free()</w:t>
-      </w:r>
-      <w:r>
-        <w:br/>
-      </w:r>
-      <w:r>
-        <w:rPr>
-          <w:rStyle w:val="KeywordTok"/>
-        </w:rPr>
-        <w:t xml:space="preserve">inline</w:t>
-      </w:r>
-      <w:r>
-        <w:rPr>
-          <w:rStyle w:val="NormalTok"/>
-        </w:rPr>
-        <w:t xml:space="preserve"> </w:t>
-      </w:r>
-      <w:r>
-        <w:rPr>
-          <w:rStyle w:val="KeywordTok"/>
-        </w:rPr>
-        <w:t xml:space="preserve">auto</w:t>
-      </w:r>
-      <w:r>
-        <w:rPr>
-          <w:rStyle w:val="NormalTok"/>
-        </w:rPr>
-        <w:t xml:space="preserve"> plain_demangle(</w:t>
-      </w:r>
-      <w:r>
-        <w:rPr>
-          <w:rStyle w:val="DataTypeTok"/>
-        </w:rPr>
-        <w:t xml:space="preserve">char</w:t>
-      </w:r>
-      <w:r>
-        <w:rPr>
-          <w:rStyle w:val="NormalTok"/>
-        </w:rPr>
-        <w:t xml:space="preserve"> </w:t>
-      </w:r>
-      <w:r>
-        <w:rPr>
-          <w:rStyle w:val="AttributeTok"/>
-        </w:rPr>
-        <w:t xml:space="preserve">const</w:t>
-      </w:r>
-      <w:r>
-        <w:rPr>
-          <w:rStyle w:val="NormalTok"/>
-        </w:rPr>
-        <w:t xml:space="preserve"> *name){</w:t>
-      </w:r>
-      <w:r>
-        <w:br/>
-      </w:r>
-      <w:r>
-        <w:rPr>
-          <w:rStyle w:val="NormalTok"/>
-        </w:rPr>
-        <w:t xml:space="preserve">  unique_C_ptr&lt;</w:t>
-      </w:r>
-      <w:r>
-        <w:rPr>
-          <w:rStyle w:val="DataTypeTok"/>
-        </w:rPr>
-        <w:t xml:space="preserve">char</w:t>
-      </w:r>
-      <w:r>
-        <w:rPr>
-          <w:rStyle w:val="NormalTok"/>
-        </w:rPr>
-        <w:t xml:space="preserve"> </w:t>
-      </w:r>
-      <w:r>
-        <w:rPr>
-          <w:rStyle w:val="AttributeTok"/>
-        </w:rPr>
-        <w:t xml:space="preserve">const</w:t>
-      </w:r>
-      <w:r>
-        <w:rPr>
-          <w:rStyle w:val="NormalTok"/>
-        </w:rPr>
-        <w:t xml:space="preserve">&gt; result {abi::__cxa_demangle(name,</w:t>
-      </w:r>
-      <w:r>
-        <w:rPr>
-          <w:rStyle w:val="DecValTok"/>
-        </w:rPr>
-        <w:t xml:space="preserve">0</w:t>
-      </w:r>
-      <w:r>
-        <w:rPr>
-          <w:rStyle w:val="NormalTok"/>
-        </w:rPr>
-        <w:t xml:space="preserve">,</w:t>
-      </w:r>
-      <w:r>
-        <w:rPr>
-          <w:rStyle w:val="DecValTok"/>
-        </w:rPr>
-        <w:t xml:space="preserve">0</w:t>
-      </w:r>
-      <w:r>
-        <w:rPr>
-          <w:rStyle w:val="NormalTok"/>
-        </w:rPr>
-        <w:t xml:space="preserve">,</w:t>
-      </w:r>
-      <w:r>
-        <w:rPr>
-          <w:rStyle w:val="DecValTok"/>
-        </w:rPr>
-        <w:t xml:space="preserve">0</w:t>
-      </w:r>
-      <w:r>
-        <w:rPr>
-          <w:rStyle w:val="NormalTok"/>
-        </w:rPr>
-        <w:t xml:space="preserve">)};</w:t>
-      </w:r>
-      <w:r>
-        <w:br/>
-      </w:r>
-      <w:r>
-        <w:rPr>
-          <w:rStyle w:val="NormalTok"/>
-        </w:rPr>
-        <w:t xml:space="preserve">  </w:t>
-      </w:r>
-      <w:r>
-        <w:rPr>
-          <w:rStyle w:val="ControlFlowTok"/>
-        </w:rPr>
-        <w:t xml:space="preserve">return</w:t>
-      </w:r>
-      <w:r>
-        <w:rPr>
-          <w:rStyle w:val="NormalTok"/>
-        </w:rPr>
-        <w:t xml:space="preserve"> result;</w:t>
-      </w:r>
-      <w:r>
-        <w:br/>
-      </w:r>
-      <w:r>
-        <w:rPr>
-          <w:rStyle w:val="NormalTok"/>
-        </w:rPr>
-        <w:t xml:space="preserve">}</w:t>
-      </w:r>
-    </w:p>
-    <w:p>
-      <w:pPr>
-        <w:pStyle w:val="FirstParagraph"/>
-      </w:pPr>
-      <w:r>
-        <w:t xml:space="preserve">Modern C++ provides a class hierarchy,</w:t>
-      </w:r>
-      <w:r>
-        <w:t xml:space="preserve"> </w:t>
-      </w:r>
-      <w:r>
-        <w:rPr>
-          <w:rStyle w:val="BuiltInTok"/>
-        </w:rPr>
-        <w:t xml:space="preserve">std::</w:t>
-      </w:r>
-      <w:r>
-        <w:rPr>
-          <w:rStyle w:val="NormalTok"/>
-        </w:rPr>
-        <w:t xml:space="preserve">pmr</w:t>
-      </w:r>
-      <w:r>
-        <w:rPr>
-          <w:rStyle w:val="BuiltInTok"/>
-        </w:rPr>
-        <w:t xml:space="preserve">::</w:t>
-      </w:r>
-      <w:r>
-        <w:rPr>
-          <w:rStyle w:val="NormalTok"/>
-        </w:rPr>
-        <w:t xml:space="preserve">memory_resource</w:t>
-      </w:r>
-      <w:r>
-        <w:t xml:space="preserve">,</w:t>
-      </w:r>
-      <w:r>
-        <w:t xml:space="preserve"> </w:t>
-      </w:r>
-      <w:r>
-        <w:t xml:space="preserve">that contains advanced allocation strategies and removes the need for explicit allocation/deallocation from the programmer, as shown below.</w:t>
-      </w:r>
-    </w:p>
-    <w:p>
-      <w:pPr>
-        <w:pStyle w:val="SourceCode"/>
-      </w:pPr>
-      <w:r>
-        <w:rPr>
-          <w:rStyle w:val="PreprocessorTok"/>
-        </w:rPr>
-        <w:t xml:space="preserve">#include </w:t>
-      </w:r>
-      <w:r>
-        <w:rPr>
-          <w:rStyle w:val="ImportTok"/>
-        </w:rPr>
-        <w:t xml:space="preserve">&lt;array&gt;</w:t>
-      </w:r>
-      <w:r>
-        <w:br/>
-      </w:r>
-      <w:r>
-        <w:rPr>
-          <w:rStyle w:val="PreprocessorTok"/>
-        </w:rPr>
-        <w:t xml:space="preserve">#include </w:t>
-      </w:r>
-      <w:r>
-        <w:rPr>
-          <w:rStyle w:val="ImportTok"/>
-        </w:rPr>
-        <w:t xml:space="preserve">&lt;cstdlib&gt;</w:t>
-      </w:r>
-      <w:r>
-        <w:br/>
-      </w:r>
-      <w:r>
-        <w:rPr>
-          <w:rStyle w:val="PreprocessorTok"/>
-        </w:rPr>
-        <w:t xml:space="preserve">#include </w:t>
-      </w:r>
-      <w:r>
-        <w:rPr>
-          <w:rStyle w:val="ImportTok"/>
-        </w:rPr>
-        <w:t xml:space="preserve">&lt;iostream&gt;</w:t>
-      </w:r>
-      <w:r>
-        <w:br/>
-      </w:r>
-      <w:r>
-        <w:rPr>
-          <w:rStyle w:val="PreprocessorTok"/>
-        </w:rPr>
-        <w:t xml:space="preserve">#include </w:t>
-      </w:r>
-      <w:r>
-        <w:rPr>
-          <w:rStyle w:val="ImportTok"/>
-        </w:rPr>
-        <w:t xml:space="preserve">&lt;memory_resource&gt;</w:t>
-      </w:r>
-      <w:r>
-        <w:br/>
-      </w:r>
-      <w:r>
-        <w:rPr>
-          <w:rStyle w:val="PreprocessorTok"/>
-        </w:rPr>
-        <w:t xml:space="preserve">#include </w:t>
-      </w:r>
-      <w:r>
-        <w:rPr>
-          <w:rStyle w:val="ImportTok"/>
-        </w:rPr>
-        <w:t xml:space="preserve">&lt;string&gt;</w:t>
-      </w:r>
-      <w:r>
-        <w:br/>
-      </w:r>
-      <w:r>
-        <w:rPr>
-          <w:rStyle w:val="PreprocessorTok"/>
-        </w:rPr>
-        <w:t xml:space="preserve">#include </w:t>
-      </w:r>
-      <w:r>
-        <w:rPr>
-          <w:rStyle w:val="ImportTok"/>
-        </w:rPr>
-        <w:t xml:space="preserve">&lt;vector&gt;</w:t>
-      </w:r>
-      <w:r>
-        <w:br/>
-      </w:r>
-      <w:r>
-        <w:br/>
-      </w:r>
-      <w:r>
-        <w:rPr>
-          <w:rStyle w:val="DataTypeTok"/>
-        </w:rPr>
-        <w:t xml:space="preserve">int</w:t>
-      </w:r>
-      <w:r>
-        <w:rPr>
-          <w:rStyle w:val="NormalTok"/>
-        </w:rPr>
-        <w:t xml:space="preserve"> main()</w:t>
-      </w:r>
-      <w:r>
-        <w:br/>
-      </w:r>
-      <w:r>
-        <w:rPr>
-          <w:rStyle w:val="NormalTok"/>
-        </w:rPr>
-        <w:t xml:space="preserve">{</w:t>
-      </w:r>
-      <w:r>
-        <w:br/>
-      </w:r>
-      <w:r>
-        <w:rPr>
-          <w:rStyle w:val="KeywordTok"/>
-        </w:rPr>
-        <w:t xml:space="preserve">using</w:t>
-      </w:r>
-      <w:r>
-        <w:rPr>
-          <w:rStyle w:val="NormalTok"/>
-        </w:rPr>
-        <w:t xml:space="preserve"> </w:t>
-      </w:r>
-      <w:r>
-        <w:rPr>
-          <w:rStyle w:val="KeywordTok"/>
-        </w:rPr>
-        <w:t xml:space="preserve">namespace</w:t>
-      </w:r>
-      <w:r>
-        <w:rPr>
-          <w:rStyle w:val="NormalTok"/>
-        </w:rPr>
-        <w:t xml:space="preserve"> std;</w:t>
-      </w:r>
-      <w:r>
-        <w:br/>
-      </w:r>
-      <w:r>
-        <w:br/>
-      </w:r>
-      <w:r>
-        <w:rPr>
-          <w:rStyle w:val="NormalTok"/>
-        </w:rPr>
-        <w:t xml:space="preserve">array&lt;</w:t>
-      </w:r>
-      <w:r>
-        <w:rPr>
-          <w:rStyle w:val="BuiltInTok"/>
-        </w:rPr>
-        <w:t xml:space="preserve">std::</w:t>
-      </w:r>
-      <w:r>
-        <w:rPr>
-          <w:rStyle w:val="NormalTok"/>
-        </w:rPr>
-        <w:t xml:space="preserve">byte, </w:t>
-      </w:r>
-      <w:r>
-        <w:rPr>
-          <w:rStyle w:val="DecValTok"/>
-        </w:rPr>
-        <w:t xml:space="preserve">200'000</w:t>
-      </w:r>
-      <w:r>
-        <w:rPr>
-          <w:rStyle w:val="NormalTok"/>
-        </w:rPr>
-        <w:t xml:space="preserve">&gt; buf;</w:t>
-      </w:r>
-      <w:r>
-        <w:br/>
-      </w:r>
-      <w:r>
-        <w:rPr>
-          <w:rStyle w:val="NormalTok"/>
-        </w:rPr>
-        <w:t xml:space="preserve">pmr::monotonic_buffer_resource pool{buf.data(), buf.size()};</w:t>
-      </w:r>
-      <w:r>
-        <w:br/>
-      </w:r>
-      <w:r>
-        <w:br/>
-      </w:r>
-      <w:r>
-        <w:rPr>
-          <w:rStyle w:val="NormalTok"/>
-        </w:rPr>
-        <w:t xml:space="preserve">pmr::vector&lt;pmr::string&gt; v{&amp;pool};</w:t>
-      </w:r>
-      <w:r>
-        <w:br/>
-      </w:r>
-      <w:r>
-        <w:rPr>
-          <w:rStyle w:val="ControlFlowTok"/>
-        </w:rPr>
-        <w:t xml:space="preserve">for</w:t>
-      </w:r>
-      <w:r>
-        <w:rPr>
-          <w:rStyle w:val="NormalTok"/>
-        </w:rPr>
-        <w:t xml:space="preserve"> (</w:t>
-      </w:r>
-      <w:r>
-        <w:rPr>
-          <w:rStyle w:val="DataTypeTok"/>
-        </w:rPr>
-        <w:t xml:space="preserve">int</w:t>
-      </w:r>
-      <w:r>
-        <w:rPr>
-          <w:rStyle w:val="NormalTok"/>
-        </w:rPr>
-        <w:t xml:space="preserve"> i=</w:t>
-      </w:r>
-      <w:r>
-        <w:rPr>
-          <w:rStyle w:val="DecValTok"/>
-        </w:rPr>
-        <w:t xml:space="preserve">0</w:t>
-      </w:r>
-      <w:r>
-        <w:rPr>
-          <w:rStyle w:val="NormalTok"/>
-        </w:rPr>
-        <w:t xml:space="preserve">; i != </w:t>
-      </w:r>
-      <w:r>
-        <w:rPr>
-          <w:rStyle w:val="DecValTok"/>
-        </w:rPr>
-        <w:t xml:space="preserve">1000</w:t>
-      </w:r>
-      <w:r>
-        <w:rPr>
-          <w:rStyle w:val="NormalTok"/>
-        </w:rPr>
-        <w:t xml:space="preserve">; ++i)</w:t>
-      </w:r>
-      <w:r>
-        <w:br/>
-      </w:r>
-      <w:r>
-        <w:rPr>
-          <w:rStyle w:val="NormalTok"/>
-        </w:rPr>
-        <w:t xml:space="preserve">v.emplace_back(</w:t>
-      </w:r>
-      <w:r>
-        <w:rPr>
-          <w:rStyle w:val="StringTok"/>
-        </w:rPr>
-        <w:t xml:space="preserve">"yet another longer string"</w:t>
-      </w:r>
-      <w:r>
-        <w:rPr>
-          <w:rStyle w:val="NormalTok"/>
-        </w:rPr>
-        <w:t xml:space="preserve">);</w:t>
-      </w:r>
-      <w:r>
-        <w:br/>
-      </w:r>
-      <w:r>
-        <w:rPr>
-          <w:rStyle w:val="NormalTok"/>
-        </w:rPr>
-        <w:t xml:space="preserve">}</w:t>
-      </w:r>
-    </w:p>
-    <w:p>
-      <w:pPr>
-        <w:pStyle w:val="FirstParagraph"/>
-      </w:pPr>
-      <w:r>
-        <w:t xml:space="preserve">When using C++ allocators that are not derived from</w:t>
-      </w:r>
-      <w:r>
-        <w:t xml:space="preserve"> </w:t>
-      </w:r>
-      <w:r>
-        <w:rPr>
-          <w:rStyle w:val="BuiltInTok"/>
-        </w:rPr>
-        <w:t xml:space="preserve">std::</w:t>
-      </w:r>
-      <w:r>
-        <w:rPr>
-          <w:rStyle w:val="NormalTok"/>
-        </w:rPr>
-        <w:t xml:space="preserve">pmr</w:t>
-      </w:r>
-      <w:r>
-        <w:rPr>
-          <w:rStyle w:val="BuiltInTok"/>
-        </w:rPr>
-        <w:t xml:space="preserve">::</w:t>
-      </w:r>
-      <w:r>
-        <w:rPr>
-          <w:rStyle w:val="NormalTok"/>
-        </w:rPr>
-        <w:t xml:space="preserve">memory_resource</w:t>
-      </w:r>
-      <w:r>
-        <w:t xml:space="preserve"> </w:t>
-      </w:r>
-      <w:r>
-        <w:t xml:space="preserve">or are not part of an allocator provided by a library, care is needed to avoid vulnerabilities due to memory leaks due to issues in allocator code.</w:t>
-      </w:r>
-    </w:p>
-    <w:p>
-      <w:pPr>
-        <w:pStyle w:val="BodyText"/>
-      </w:pPr>
-      <w:r>
-        <w:t xml:space="preserve">The library functions</w:t>
-      </w:r>
-      <w:r>
-        <w:t xml:space="preserve"> </w:t>
-      </w:r>
-      <w:r>
-        <w:rPr>
-          <w:rStyle w:val="BuiltInTok"/>
-        </w:rPr>
-        <w:t xml:space="preserve">std::</w:t>
-      </w:r>
-      <w:r>
-        <w:rPr>
-          <w:rStyle w:val="NormalTok"/>
-        </w:rPr>
-        <w:t xml:space="preserve">construct_at()</w:t>
-      </w:r>
-      <w:r>
-        <w:t xml:space="preserve"> </w:t>
-      </w:r>
-      <w:r>
-        <w:t xml:space="preserve">and</w:t>
-      </w:r>
-      <w:r>
-        <w:t xml:space="preserve"> </w:t>
-      </w:r>
-      <w:r>
-        <w:rPr>
-          <w:rStyle w:val="BuiltInTok"/>
-        </w:rPr>
-        <w:t xml:space="preserve">std::</w:t>
-      </w:r>
-      <w:r>
-        <w:rPr>
-          <w:rStyle w:val="NormalTok"/>
-        </w:rPr>
-        <w:t xml:space="preserve">destroy_at()</w:t>
-      </w:r>
-      <w:r>
-        <w:t xml:space="preserve"> </w:t>
-      </w:r>
-      <w:r>
-        <w:t xml:space="preserve">are simpler than and preferrable to</w:t>
-      </w:r>
-      <w:r>
-        <w:t xml:space="preserve"> </w:t>
-      </w:r>
-      <w:r>
-        <w:rPr>
-          <w:i/>
-        </w:rPr>
-        <w:t xml:space="preserve">placement new</w:t>
-      </w:r>
-      <w:r>
-        <w:t xml:space="preserve"> </w:t>
-      </w:r>
-      <w:r>
-        <w:t xml:space="preserve">and destructor calls.</w:t>
-      </w:r>
-    </w:p>
-    <w:p>
-      <w:pPr>
-        <w:pStyle w:val="BodyText"/>
-      </w:pPr>
-      <w:r>
-        <w:t xml:space="preserve">STOPPED HERE.</w:t>
-      </w:r>
-    </w:p>
-    <w:p>
-      <w:pPr>
-        <w:pStyle w:val="BodyText"/>
-      </w:pPr>
-      <w:r>
-        <w:t xml:space="preserve">ISSUES WITH SHARED_PTR AND weak ptr</w:t>
-      </w:r>
-      <w:r>
-        <w:t xml:space="preserve"> </w:t>
-      </w:r>
-      <w:r>
-        <w:t xml:space="preserve">or</w:t>
-      </w:r>
-      <w:r>
-        <w:t xml:space="preserve"> </w:t>
-      </w:r>
-      <w:r>
-        <w:rPr>
-          <w:rStyle w:val="BuiltInTok"/>
-        </w:rPr>
-        <w:t xml:space="preserve">std::</w:t>
-      </w:r>
-      <w:r>
-        <w:rPr>
-          <w:rStyle w:val="NormalTok"/>
-        </w:rPr>
-        <w:t xml:space="preserve">make_shared()</w:t>
-      </w:r>
-      <w:r>
-        <w:t xml:space="preserve">.</w:t>
-      </w:r>
-    </w:p>
-    <w:p>
-      <w:pPr>
-        <w:pStyle w:val="BodyText"/>
-      </w:pPr>
-      <w:r>
-        <w:t xml:space="preserve">A</w:t>
-      </w:r>
-      <w:r>
-        <w:t xml:space="preserve"> </w:t>
-      </w:r>
-      <w:r>
-        <w:rPr>
-          <w:rStyle w:val="BuiltInTok"/>
-        </w:rPr>
-        <w:t xml:space="preserve">std::</w:t>
-      </w:r>
-      <w:r>
-        <w:rPr>
-          <w:rStyle w:val="NormalTok"/>
-        </w:rPr>
-        <w:t xml:space="preserve">shared_ptr&lt;T&gt;</w:t>
-      </w:r>
-      <w:r>
-        <w:t xml:space="preserve"> </w:t>
-      </w:r>
-      <w:r>
-        <w:t xml:space="preserve">is a reference-counted pointer to type</w:t>
-      </w:r>
-      <w:r>
-        <w:t xml:space="preserve"> </w:t>
-      </w:r>
-      <w:r>
-        <w:rPr>
-          <w:rStyle w:val="VerbatimChar"/>
-        </w:rPr>
-        <w:t xml:space="preserve">T</w:t>
-      </w:r>
-      <w:r>
-        <w:t xml:space="preserve">.</w:t>
-      </w:r>
-      <w:r>
-        <w:t xml:space="preserve"> </w:t>
-      </w:r>
-      <w:r>
-        <w:t xml:space="preserve">Several shared_ptr objects can own the same object.</w:t>
-      </w:r>
-      <w:r>
-        <w:t xml:space="preserve"> </w:t>
-      </w:r>
-      <w:r>
-        <w:t xml:space="preserve">An owned object is destroyed when the last shared_ptr that owns it is destroyed or otherwise released.</w:t>
-      </w:r>
-      <w:r>
-        <w:t xml:space="preserve"> </w:t>
-      </w:r>
-      <w:r>
-        <w:t xml:space="preserve">A memory-leak vulnerability can occur when using shared pointers for data structures such as a doubly-linked list.</w:t>
-      </w:r>
-      <w:r>
-        <w:t xml:space="preserve"> </w:t>
-      </w:r>
-      <w:r>
-        <w:t xml:space="preserve">In such circumstances the reference count can never drop to zero unless addition measures are taken, such as breaking the cycle using a weak pointer.</w:t>
-      </w:r>
-      <w:r>
-        <w:t xml:space="preserve"> </w:t>
-      </w:r>
-      <w:r>
-        <w:t xml:space="preserve">(EXAMPLE HERE?)</w:t>
-      </w:r>
-    </w:p>
-    <w:p>
-      <w:pPr>
-        <w:pStyle w:val="BodyText"/>
-      </w:pPr>
-    </w:p>
-    <w:p>
-      <w:pPr>
-        <w:pStyle w:val="BodyText"/>
-      </w:pPr>
-      <w:r>
-        <w:t xml:space="preserve">In a concurrent context, the issues associated with access to data structures through</w:t>
-      </w:r>
-      <w:r>
-        <w:t xml:space="preserve"> </w:t>
-      </w:r>
-      <w:r>
-        <w:rPr>
-          <w:rStyle w:val="BuiltInTok"/>
-        </w:rPr>
-        <w:t xml:space="preserve">std::</w:t>
-      </w:r>
-      <w:r>
-        <w:rPr>
-          <w:rStyle w:val="NormalTok"/>
-        </w:rPr>
-        <w:t xml:space="preserve">shared_ptr</w:t>
-      </w:r>
-      <w:r>
-        <w:t xml:space="preserve"> </w:t>
-      </w:r>
-      <w:r>
-        <w:t xml:space="preserve">and</w:t>
-      </w:r>
-      <w:r>
-        <w:t xml:space="preserve"> </w:t>
-      </w:r>
-      <w:r>
-        <w:rPr>
-          <w:rStyle w:val="BuiltInTok"/>
-        </w:rPr>
-        <w:t xml:space="preserve">std::</w:t>
-      </w:r>
-      <w:r>
-        <w:rPr>
-          <w:rStyle w:val="NormalTok"/>
-        </w:rPr>
-        <w:t xml:space="preserve">weak_ptr</w:t>
-      </w:r>
-      <w:r>
-        <w:t xml:space="preserve"> </w:t>
-      </w:r>
-      <w:r>
-        <w:t xml:space="preserve">are complicated by concurrent access to such structures.</w:t>
-      </w:r>
-      <w:r>
-        <w:t xml:space="preserve"> </w:t>
-      </w:r>
-      <w:r>
-        <w:t xml:space="preserve">If shared pointers are being used in a concurrent context, locking is required in order to manage concurrent access to a single object.</w:t>
-      </w:r>
-    </w:p>
-    <w:p>
-      <w:pPr>
-        <w:pStyle w:val="BodyText"/>
-      </w:pPr>
-      <w:r>
-        <w:t xml:space="preserve">In a concurrent context,</w:t>
-      </w:r>
-      <w:r>
-        <w:t xml:space="preserve"> </w:t>
-      </w:r>
-      <w:r>
-        <w:rPr>
-          <w:rStyle w:val="BuiltInTok"/>
-        </w:rPr>
-        <w:t xml:space="preserve">std::</w:t>
-      </w:r>
-      <w:r>
-        <w:rPr>
-          <w:rStyle w:val="NormalTok"/>
-        </w:rPr>
-        <w:t xml:space="preserve">shared_ptr</w:t>
-      </w:r>
-      <w:r>
-        <w:t xml:space="preserve"> </w:t>
-      </w:r>
-      <w:r>
-        <w:t xml:space="preserve">(and</w:t>
-      </w:r>
-      <w:r>
-        <w:t xml:space="preserve"> </w:t>
-      </w:r>
-      <w:r>
-        <w:rPr>
-          <w:rStyle w:val="BuiltInTok"/>
-        </w:rPr>
-        <w:t xml:space="preserve">std::</w:t>
-      </w:r>
-      <w:r>
-        <w:rPr>
-          <w:rStyle w:val="NormalTok"/>
-        </w:rPr>
-        <w:t xml:space="preserve">weak_ptr</w:t>
-      </w:r>
-      <w:r>
-        <w:t xml:space="preserve">) store a pointer to the owned object and the associated control block.</w:t>
-      </w:r>
-    </w:p>
-    <w:p>
-      <w:pPr>
-        <w:pStyle w:val="BodyText"/>
-      </w:pPr>
-      <w:r>
-        <w:rPr>
-          <w:rStyle w:val="BuiltInTok"/>
-        </w:rPr>
-        <w:t xml:space="preserve">std::</w:t>
-      </w:r>
-      <w:r>
-        <w:rPr>
-          <w:rStyle w:val="NormalTok"/>
-        </w:rPr>
-        <w:t xml:space="preserve">atomic&lt;</w:t>
-      </w:r>
-      <w:r>
-        <w:rPr>
-          <w:rStyle w:val="BuiltInTok"/>
-        </w:rPr>
-        <w:t xml:space="preserve">std::</w:t>
-      </w:r>
-      <w:r>
-        <w:rPr>
-          <w:rStyle w:val="NormalTok"/>
-        </w:rPr>
-        <w:t xml:space="preserve">shared_ptr&lt;T&gt;&gt;</w:t>
-      </w:r>
-      <w:r>
-        <w:t xml:space="preserve"> </w:t>
-      </w:r>
-      <w:r>
-        <w:t xml:space="preserve">and</w:t>
-      </w:r>
-      <w:r>
-        <w:t xml:space="preserve"> </w:t>
-      </w:r>
-      <w:r>
-        <w:rPr>
-          <w:rStyle w:val="BuiltInTok"/>
-        </w:rPr>
-        <w:t xml:space="preserve">std::</w:t>
-      </w:r>
-      <w:r>
-        <w:rPr>
-          <w:rStyle w:val="NormalTok"/>
-        </w:rPr>
-        <w:t xml:space="preserve">atomic&lt;</w:t>
-      </w:r>
-      <w:r>
-        <w:rPr>
-          <w:rStyle w:val="BuiltInTok"/>
-        </w:rPr>
-        <w:t xml:space="preserve">std::</w:t>
-      </w:r>
-      <w:r>
-        <w:rPr>
-          <w:rStyle w:val="NormalTok"/>
-        </w:rPr>
-        <w:t xml:space="preserve">weak_ptr&lt;T&gt;&gt;</w:t>
-      </w:r>
-      <w:r>
-        <w:t xml:space="preserve"> </w:t>
-      </w:r>
-      <w:r>
-        <w:t xml:space="preserve">so that exclusive access to the pointer can be guaranteed.</w:t>
-      </w:r>
-    </w:p>
-    <w:p>
-      <w:pPr>
-        <w:pStyle w:val="BodyText"/>
-      </w:pPr>
-      <w:r>
-        <w:t xml:space="preserve">Using</w:t>
-      </w:r>
-      <w:r>
-        <w:t xml:space="preserve"> </w:t>
-      </w:r>
-      <w:r>
-        <w:rPr>
-          <w:rStyle w:val="BuiltInTok"/>
-        </w:rPr>
-        <w:t xml:space="preserve">std::</w:t>
-      </w:r>
-      <w:r>
-        <w:rPr>
-          <w:rStyle w:val="NormalTok"/>
-        </w:rPr>
-        <w:t xml:space="preserve">shared_ptr()</w:t>
-      </w:r>
-      <w:r>
-        <w:t xml:space="preserve"> </w:t>
-      </w:r>
-      <w:r>
-        <w:t xml:space="preserve">can cause memory leaks if it is used to create a cyclic data structure that is not internally connected using weak pointers.</w:t>
-      </w:r>
-      <w:r>
-        <w:t xml:space="preserve"> </w:t>
-      </w:r>
-      <w:r>
-        <w:t xml:space="preserve">Y_shr -&gt; A -&gt; B -&gt; C -&gt; A</w:t>
-      </w:r>
-      <w:r>
-        <w:t xml:space="preserve"> </w:t>
-      </w:r>
-      <w:r>
-        <w:t xml:space="preserve">X_shr -&gt; A</w:t>
-      </w:r>
-      <w:r>
-        <w:t xml:space="preserve"> </w:t>
-      </w:r>
-      <w:r>
-        <w:t xml:space="preserve">shared_ptr differentiates between ownership and reference to A</w:t>
-      </w:r>
-      <w:r>
-        <w:t xml:space="preserve"> </w:t>
-      </w:r>
-      <w:r>
-        <w:rPr>
-          <w:rStyle w:val="NormalTok"/>
-        </w:rPr>
-        <w:t xml:space="preserve">Shared_ptr</w:t>
-      </w:r>
-      <w:r>
-        <w:t xml:space="preserve"> </w:t>
-      </w:r>
-      <w:r>
-        <w:t xml:space="preserve">is a smart pointer that retains shared ownership f an object through a pointer.</w:t>
-      </w:r>
-      <w:r>
-        <w:t xml:space="preserve"> </w:t>
-      </w:r>
-      <w:r>
-        <w:t xml:space="preserve">Shared_ptr can also own zero objects.</w:t>
-      </w:r>
-      <w:r>
-        <w:t xml:space="preserve"> </w:t>
-      </w:r>
-      <w:r>
-        <w:t xml:space="preserve">A weak_ptr is a smart pointer that holds a non-owning reference to an object that is managed by shared_ptr.</w:t>
-      </w:r>
-      <w:r>
-        <w:t xml:space="preserve"> </w:t>
-      </w:r>
-      <w:r>
-        <w:t xml:space="preserve">A weak_ptr must be converted to a shared_ptr in order to access the referenced object.</w:t>
+        <w:t xml:space="preserve">It is always required to protect concurrent accesses to the designated shared resource with an appropriate synchronization mechanism.</w:t>
       </w:r>
     </w:p>
     <w:bookmarkEnd w:id="162"/>
@@ -48549,6 +48385,48 @@
           <w:rStyle w:val="NormalTok"/>
         </w:rPr>
         <w:t xml:space="preserve">weak_ptr</w:t>
+      </w:r>
+      <w:r>
+        <w:t xml:space="preserve">;</w:t>
+      </w:r>
+    </w:p>
+    <w:p>
+      <w:pPr>
+        <w:numPr>
+          <w:ilvl w:val="0"/>
+          <w:numId w:val="1080"/>
+        </w:numPr>
+        <w:pStyle w:val="Compact"/>
+      </w:pPr>
+      <w:r>
+        <w:t xml:space="preserve">if sharing</w:t>
+      </w:r>
+      <w:r>
+        <w:t xml:space="preserve"> </w:t>
+      </w:r>
+      <w:r>
+        <w:rPr>
+          <w:rStyle w:val="BuiltInTok"/>
+        </w:rPr>
+        <w:t xml:space="preserve">std::</w:t>
+      </w:r>
+      <w:r>
+        <w:rPr>
+          <w:rStyle w:val="NormalTok"/>
+        </w:rPr>
+        <w:t xml:space="preserve">shared_ptr</w:t>
+      </w:r>
+      <w:r>
+        <w:t xml:space="preserve"> </w:t>
+      </w:r>
+      <w:r>
+        <w:t xml:space="preserve">among threads, consider using std::atomic</w:t>
+      </w:r>
+      <w:r>
+        <w:t xml:space="preserve"> </w:t>
+      </w:r>
+      <w:r>
+        <w:t xml:space="preserve">and std::atomic</w:t>
       </w:r>
       <w:r>
         <w:t xml:space="preserve">;</w:t>

--- a/all.docx
+++ b/all.docx
@@ -46747,11 +46747,87 @@
         <w:pStyle w:val="FirstParagraph"/>
       </w:pPr>
       <w:r>
+        <w:t xml:space="preserve">The heap fragmentation vulnerability documented in ISO/IEC 24772-1:2024, 6.39 applies to C++.</w:t>
+      </w:r>
+      <w:r>
+        <w:t xml:space="preserve"> </w:t>
+      </w:r>
+      <w:r>
         <w:t xml:space="preserve">The memory leak vulnerability documented in ISO/IEC 24772-1:2024, 6.39 applies to C++, unless the programmer takes steps to avoid it.</w:t>
       </w:r>
       <w:r>
         <w:t xml:space="preserve"> </w:t>
       </w:r>
+      <w:r>
+        <w:t xml:space="preserve">C++ has an additional vulnerability in that it provides multiple alternatives for allocation and deallocation and failing to match the deallocation to the corresponding allocation results in undefined behaviour</w:t>
+      </w:r>
+      <w:r>
+        <w:t xml:space="preserve"> </w:t>
+      </w:r>
+      <w:hyperlink w:anchor="EWF">
+        <w:r>
+          <w:rPr>
+            <w:rStyle w:val="Hyperlink"/>
+          </w:rPr>
+          <w:t xml:space="preserve">[EWF]</w:t>
+        </w:r>
+      </w:hyperlink>
+      <w:r>
+        <w:t xml:space="preserve">.</w:t>
+      </w:r>
+      <w:r>
+        <w:t xml:space="preserve"> </w:t>
+      </w:r>
+      <w:r>
+        <w:t xml:space="preserve">For example, if an array</w:t>
+      </w:r>
+      <w:r>
+        <w:t xml:space="preserve"> </w:t>
+      </w:r>
+      <w:r>
+        <w:rPr>
+          <w:rStyle w:val="KeywordTok"/>
+        </w:rPr>
+        <w:t xml:space="preserve">new</w:t>
+      </w:r>
+      <w:r>
+        <w:rPr>
+          <w:rStyle w:val="NormalTok"/>
+        </w:rPr>
+        <w:t xml:space="preserve">[]</w:t>
+      </w:r>
+      <w:r>
+        <w:t xml:space="preserve"> </w:t>
+      </w:r>
+      <w:r>
+        <w:t xml:space="preserve">expression was used to allocate and create an array then array</w:t>
+      </w:r>
+      <w:r>
+        <w:t xml:space="preserve"> </w:t>
+      </w:r>
+      <w:r>
+        <w:rPr>
+          <w:rStyle w:val="KeywordTok"/>
+        </w:rPr>
+        <w:t xml:space="preserve">delete</w:t>
+      </w:r>
+      <w:r>
+        <w:rPr>
+          <w:rStyle w:val="NormalTok"/>
+        </w:rPr>
+        <w:t xml:space="preserve">[]</w:t>
+      </w:r>
+      <w:r>
+        <w:t xml:space="preserve"> </w:t>
+      </w:r>
+      <w:r>
+        <w:t xml:space="preserve">must be used for its destruction and release to avoid undefined behaviour.</w:t>
+      </w:r>
+    </w:p>
+    <w:p>
+      <w:pPr>
+        <w:pStyle w:val="BodyText"/>
+      </w:pPr>
       <w:r>
         <w:t xml:space="preserve">A leak occurs when an object whose lifetime (</w:t>
       </w:r>
@@ -46831,19 +46907,1189 @@
         <w:pStyle w:val="BodyText"/>
       </w:pPr>
       <w:r>
-        <w:t xml:space="preserve">C++ has an additional vulnerability in that it provides multiple alternatives for allocation and deallocation and failing to match the deallocation to the corresponding allocation results in undefined behaviour</w:t>
-      </w:r>
-      <w:r>
-        <w:t xml:space="preserve"> </w:t>
-      </w:r>
-      <w:hyperlink w:anchor="EWF">
-        <w:r>
-          <w:rPr>
-            <w:rStyle w:val="Hyperlink"/>
-          </w:rPr>
-          <w:t xml:space="preserve">[EWF]</w:t>
-        </w:r>
-      </w:hyperlink>
+        <w:t xml:space="preserve">C++ destructors allow</w:t>
+      </w:r>
+      <w:r>
+        <w:t xml:space="preserve"> </w:t>
+      </w:r>
+      <w:r>
+        <w:rPr>
+          <w:i/>
+        </w:rPr>
+        <w:t xml:space="preserve">scope-based resource management</w:t>
+      </w:r>
+      <w:r>
+        <w:t xml:space="preserve"> </w:t>
+      </w:r>
+      <w:r>
+        <w:t xml:space="preserve">(RAII) which mitigates memory leaks by automatically calling the destructor when the lifetime of an object ends, thereby providing the opportunity to release their memory.</w:t>
+      </w:r>
+      <w:r>
+        <w:t xml:space="preserve"> </w:t>
+      </w:r>
+      <w:r>
+        <w:t xml:space="preserve">See clause 4.4 for lifetime. Note that the C function</w:t>
+      </w:r>
+      <w:r>
+        <w:t xml:space="preserve"> </w:t>
+      </w:r>
+      <w:r>
+        <w:rPr>
+          <w:rStyle w:val="VerbatimChar"/>
+        </w:rPr>
+        <w:t xml:space="preserve">free()</w:t>
+      </w:r>
+      <w:r>
+        <w:t xml:space="preserve"> </w:t>
+      </w:r>
+      <w:r>
+        <w:t xml:space="preserve">does not call any destructors.</w:t>
+      </w:r>
+    </w:p>
+    <w:p>
+      <w:pPr>
+        <w:pStyle w:val="BodyText"/>
+      </w:pPr>
+      <w:r>
+        <w:t xml:space="preserve">The standard library provides container classes that follow the</w:t>
+      </w:r>
+      <w:r>
+        <w:t xml:space="preserve"> </w:t>
+      </w:r>
+      <w:r>
+        <w:rPr>
+          <w:i/>
+        </w:rPr>
+        <w:t xml:space="preserve">scope-based resource management</w:t>
+      </w:r>
+      <w:r>
+        <w:t xml:space="preserve"> </w:t>
+      </w:r>
+      <w:r>
+        <w:t xml:space="preserve">idiom for the management of memory resources.</w:t>
+      </w:r>
+      <w:r>
+        <w:t xml:space="preserve"> </w:t>
+      </w:r>
+      <w:r>
+        <w:t xml:space="preserve">Additionally, the standard library provides the class templates</w:t>
+      </w:r>
+      <w:r>
+        <w:t xml:space="preserve"> </w:t>
+      </w:r>
+      <w:r>
+        <w:rPr>
+          <w:rStyle w:val="BuiltInTok"/>
+        </w:rPr>
+        <w:t xml:space="preserve">std::</w:t>
+      </w:r>
+      <w:r>
+        <w:rPr>
+          <w:rStyle w:val="NormalTok"/>
+        </w:rPr>
+        <w:t xml:space="preserve">unique_ptr</w:t>
+      </w:r>
+      <w:r>
+        <w:t xml:space="preserve"> </w:t>
+      </w:r>
+      <w:r>
+        <w:t xml:space="preserve">and</w:t>
+      </w:r>
+      <w:r>
+        <w:t xml:space="preserve"> </w:t>
+      </w:r>
+      <w:r>
+        <w:rPr>
+          <w:rStyle w:val="BuiltInTok"/>
+        </w:rPr>
+        <w:t xml:space="preserve">std::</w:t>
+      </w:r>
+      <w:r>
+        <w:rPr>
+          <w:rStyle w:val="NormalTok"/>
+        </w:rPr>
+        <w:t xml:space="preserve">shared_ptr</w:t>
+      </w:r>
+      <w:r>
+        <w:t xml:space="preserve"> </w:t>
+      </w:r>
+      <w:r>
+        <w:t xml:space="preserve">for managing heap-allocated objects.</w:t>
+      </w:r>
+    </w:p>
+    <w:p>
+      <w:pPr>
+        <w:pStyle w:val="BodyText"/>
+      </w:pPr>
+      <w:r>
+        <w:t xml:space="preserve">When an exception is thrown, unmanaged resources can leak.</w:t>
+      </w:r>
+      <w:r>
+        <w:br/>
+      </w:r>
+      <w:r>
+        <w:t xml:space="preserve">The use of</w:t>
+      </w:r>
+      <w:r>
+        <w:t xml:space="preserve"> </w:t>
+      </w:r>
+      <w:r>
+        <w:rPr>
+          <w:i/>
+        </w:rPr>
+        <w:t xml:space="preserve">smart pointers</w:t>
+      </w:r>
+      <w:r>
+        <w:t xml:space="preserve"> </w:t>
+      </w:r>
+      <w:r>
+        <w:t xml:space="preserve">allows the automatic management of resources, for example through the factory functions</w:t>
+      </w:r>
+      <w:r>
+        <w:t xml:space="preserve"> </w:t>
+      </w:r>
+      <w:r>
+        <w:rPr>
+          <w:rStyle w:val="BuiltInTok"/>
+        </w:rPr>
+        <w:t xml:space="preserve">std::</w:t>
+      </w:r>
+      <w:r>
+        <w:rPr>
+          <w:rStyle w:val="NormalTok"/>
+        </w:rPr>
+        <w:t xml:space="preserve">make_unique()</w:t>
+      </w:r>
+      <w:r>
+        <w:t xml:space="preserve"> </w:t>
+      </w:r>
+      <w:r>
+        <w:t xml:space="preserve">and</w:t>
+      </w:r>
+      <w:r>
+        <w:t xml:space="preserve"> </w:t>
+      </w:r>
+      <w:r>
+        <w:rPr>
+          <w:rStyle w:val="BuiltInTok"/>
+        </w:rPr>
+        <w:t xml:space="preserve">std::</w:t>
+      </w:r>
+      <w:r>
+        <w:rPr>
+          <w:rStyle w:val="NormalTok"/>
+        </w:rPr>
+        <w:t xml:space="preserve">make_shared()</w:t>
+      </w:r>
+      <w:r>
+        <w:t xml:space="preserve"> </w:t>
+      </w:r>
+      <w:r>
+        <w:t xml:space="preserve">assist in avoiding memory leaks.</w:t>
+      </w:r>
+    </w:p>
+    <w:p>
+      <w:pPr>
+        <w:pStyle w:val="BodyText"/>
+      </w:pPr>
+      <w:r>
+        <w:t xml:space="preserve">If using functions that manage memory using the C library mechanisms is unavoidable, wrapping such a pointer immediately into a specialization of</w:t>
+      </w:r>
+      <w:r>
+        <w:t xml:space="preserve"> </w:t>
+      </w:r>
+      <w:r>
+        <w:rPr>
+          <w:rStyle w:val="BuiltInTok"/>
+        </w:rPr>
+        <w:t xml:space="preserve">std::</w:t>
+      </w:r>
+      <w:r>
+        <w:rPr>
+          <w:rStyle w:val="NormalTok"/>
+        </w:rPr>
+        <w:t xml:space="preserve">unique_ptr&lt;&gt;</w:t>
+      </w:r>
+      <w:r>
+        <w:t xml:space="preserve"> </w:t>
+      </w:r>
+      <w:r>
+        <w:t xml:space="preserve">that uses</w:t>
+      </w:r>
+      <w:r>
+        <w:t xml:space="preserve"> </w:t>
+      </w:r>
+      <w:r>
+        <w:rPr>
+          <w:rStyle w:val="VerbatimChar"/>
+        </w:rPr>
+        <w:t xml:space="preserve">free()</w:t>
+      </w:r>
+      <w:r>
+        <w:t xml:space="preserve"> </w:t>
+      </w:r>
+      <w:r>
+        <w:t xml:space="preserve">in its deleter object ensures that memory is correctly released when the</w:t>
+      </w:r>
+      <w:r>
+        <w:t xml:space="preserve"> </w:t>
+      </w:r>
+      <w:r>
+        <w:rPr>
+          <w:rStyle w:val="VerbatimChar"/>
+        </w:rPr>
+        <w:t xml:space="preserve">unique_ptr</w:t>
+      </w:r>
+      <w:r>
+        <w:t xml:space="preserve"> </w:t>
+      </w:r>
+      <w:r>
+        <w:t xml:space="preserve">is destroyed, for example:</w:t>
+      </w:r>
+    </w:p>
+    <w:p>
+      <w:pPr>
+        <w:pStyle w:val="SourceCode"/>
+      </w:pPr>
+      <w:r>
+        <w:rPr>
+          <w:rStyle w:val="KeywordTok"/>
+        </w:rPr>
+        <w:t xml:space="preserve">struct</w:t>
+      </w:r>
+      <w:r>
+        <w:rPr>
+          <w:rStyle w:val="NormalTok"/>
+        </w:rPr>
+        <w:t xml:space="preserve"> free_deleter{</w:t>
+      </w:r>
+      <w:r>
+        <w:br/>
+      </w:r>
+      <w:r>
+        <w:rPr>
+          <w:rStyle w:val="NormalTok"/>
+        </w:rPr>
+        <w:t xml:space="preserve">  </w:t>
+      </w:r>
+      <w:r>
+        <w:rPr>
+          <w:rStyle w:val="KeywordTok"/>
+        </w:rPr>
+        <w:t xml:space="preserve">template</w:t>
+      </w:r>
+      <w:r>
+        <w:rPr>
+          <w:rStyle w:val="NormalTok"/>
+        </w:rPr>
+        <w:t xml:space="preserve"> &lt;</w:t>
+      </w:r>
+      <w:r>
+        <w:rPr>
+          <w:rStyle w:val="KeywordTok"/>
+        </w:rPr>
+        <w:t xml:space="preserve">typename</w:t>
+      </w:r>
+      <w:r>
+        <w:rPr>
+          <w:rStyle w:val="NormalTok"/>
+        </w:rPr>
+        <w:t xml:space="preserve"> T&gt;</w:t>
+      </w:r>
+      <w:r>
+        <w:br/>
+      </w:r>
+      <w:r>
+        <w:rPr>
+          <w:rStyle w:val="NormalTok"/>
+        </w:rPr>
+        <w:t xml:space="preserve">  </w:t>
+      </w:r>
+      <w:r>
+        <w:rPr>
+          <w:rStyle w:val="DataTypeTok"/>
+        </w:rPr>
+        <w:t xml:space="preserve">void</w:t>
+      </w:r>
+      <w:r>
+        <w:rPr>
+          <w:rStyle w:val="NormalTok"/>
+        </w:rPr>
+        <w:t xml:space="preserve"> </w:t>
+      </w:r>
+      <w:r>
+        <w:rPr>
+          <w:rStyle w:val="KeywordTok"/>
+        </w:rPr>
+        <w:t xml:space="preserve">operator</w:t>
+      </w:r>
+      <w:r>
+        <w:rPr>
+          <w:rStyle w:val="NormalTok"/>
+        </w:rPr>
+        <w:t xml:space="preserve">()(T *p) </w:t>
+      </w:r>
+      <w:r>
+        <w:rPr>
+          <w:rStyle w:val="AttributeTok"/>
+        </w:rPr>
+        <w:t xml:space="preserve">const</w:t>
+      </w:r>
+      <w:r>
+        <w:rPr>
+          <w:rStyle w:val="NormalTok"/>
+        </w:rPr>
+        <w:t xml:space="preserve"> {</w:t>
+      </w:r>
+      <w:r>
+        <w:br/>
+      </w:r>
+      <w:r>
+        <w:rPr>
+          <w:rStyle w:val="NormalTok"/>
+        </w:rPr>
+        <w:t xml:space="preserve">     </w:t>
+      </w:r>
+      <w:r>
+        <w:rPr>
+          <w:rStyle w:val="BuiltInTok"/>
+        </w:rPr>
+        <w:t xml:space="preserve">std::</w:t>
+      </w:r>
+      <w:r>
+        <w:rPr>
+          <w:rStyle w:val="NormalTok"/>
+        </w:rPr>
+        <w:t xml:space="preserve">free(</w:t>
+      </w:r>
+      <w:r>
+        <w:rPr>
+          <w:rStyle w:val="KeywordTok"/>
+        </w:rPr>
+        <w:t xml:space="preserve">const_cast</w:t>
+      </w:r>
+      <w:r>
+        <w:rPr>
+          <w:rStyle w:val="NormalTok"/>
+        </w:rPr>
+        <w:t xml:space="preserve">&lt;</w:t>
+      </w:r>
+      <w:r>
+        <w:rPr>
+          <w:rStyle w:val="BuiltInTok"/>
+        </w:rPr>
+        <w:t xml:space="preserve">std::</w:t>
+      </w:r>
+      <w:r>
+        <w:rPr>
+          <w:rStyle w:val="NormalTok"/>
+        </w:rPr>
+        <w:t xml:space="preserve">remove_const_t&lt;T&gt;*&gt;(p));</w:t>
+      </w:r>
+      <w:r>
+        <w:br/>
+      </w:r>
+      <w:r>
+        <w:rPr>
+          <w:rStyle w:val="NormalTok"/>
+        </w:rPr>
+        <w:t xml:space="preserve">  }</w:t>
+      </w:r>
+      <w:r>
+        <w:br/>
+      </w:r>
+      <w:r>
+        <w:rPr>
+          <w:rStyle w:val="NormalTok"/>
+        </w:rPr>
+        <w:t xml:space="preserve">};</w:t>
+      </w:r>
+      <w:r>
+        <w:br/>
+      </w:r>
+      <w:r>
+        <w:rPr>
+          <w:rStyle w:val="KeywordTok"/>
+        </w:rPr>
+        <w:t xml:space="preserve">template</w:t>
+      </w:r>
+      <w:r>
+        <w:rPr>
+          <w:rStyle w:val="NormalTok"/>
+        </w:rPr>
+        <w:t xml:space="preserve"> &lt;</w:t>
+      </w:r>
+      <w:r>
+        <w:rPr>
+          <w:rStyle w:val="KeywordTok"/>
+        </w:rPr>
+        <w:t xml:space="preserve">typename</w:t>
+      </w:r>
+      <w:r>
+        <w:rPr>
+          <w:rStyle w:val="NormalTok"/>
+        </w:rPr>
+        <w:t xml:space="preserve"> T&gt;</w:t>
+      </w:r>
+      <w:r>
+        <w:br/>
+      </w:r>
+      <w:r>
+        <w:rPr>
+          <w:rStyle w:val="KeywordTok"/>
+        </w:rPr>
+        <w:t xml:space="preserve">using</w:t>
+      </w:r>
+      <w:r>
+        <w:rPr>
+          <w:rStyle w:val="NormalTok"/>
+        </w:rPr>
+        <w:t xml:space="preserve"> unique_C_ptr=</w:t>
+      </w:r>
+      <w:r>
+        <w:rPr>
+          <w:rStyle w:val="BuiltInTok"/>
+        </w:rPr>
+        <w:t xml:space="preserve">std::</w:t>
+      </w:r>
+      <w:r>
+        <w:rPr>
+          <w:rStyle w:val="NormalTok"/>
+        </w:rPr>
+        <w:t xml:space="preserve">unique_ptr&lt;T,free_deleter&gt;;</w:t>
+      </w:r>
+      <w:r>
+        <w:br/>
+      </w:r>
+      <w:r>
+        <w:rPr>
+          <w:rStyle w:val="CommentTok"/>
+        </w:rPr>
+        <w:t xml:space="preserve">//...</w:t>
+      </w:r>
+      <w:r>
+        <w:br/>
+      </w:r>
+      <w:r>
+        <w:rPr>
+          <w:rStyle w:val="CommentTok"/>
+        </w:rPr>
+        <w:t xml:space="preserve">// abi::__cxa_demangle() returns a pointer to be released with free()</w:t>
+      </w:r>
+      <w:r>
+        <w:br/>
+      </w:r>
+      <w:r>
+        <w:rPr>
+          <w:rStyle w:val="KeywordTok"/>
+        </w:rPr>
+        <w:t xml:space="preserve">inline</w:t>
+      </w:r>
+      <w:r>
+        <w:rPr>
+          <w:rStyle w:val="NormalTok"/>
+        </w:rPr>
+        <w:t xml:space="preserve"> </w:t>
+      </w:r>
+      <w:r>
+        <w:rPr>
+          <w:rStyle w:val="KeywordTok"/>
+        </w:rPr>
+        <w:t xml:space="preserve">auto</w:t>
+      </w:r>
+      <w:r>
+        <w:rPr>
+          <w:rStyle w:val="NormalTok"/>
+        </w:rPr>
+        <w:t xml:space="preserve"> plain_demangle(</w:t>
+      </w:r>
+      <w:r>
+        <w:rPr>
+          <w:rStyle w:val="DataTypeTok"/>
+        </w:rPr>
+        <w:t xml:space="preserve">char</w:t>
+      </w:r>
+      <w:r>
+        <w:rPr>
+          <w:rStyle w:val="NormalTok"/>
+        </w:rPr>
+        <w:t xml:space="preserve"> </w:t>
+      </w:r>
+      <w:r>
+        <w:rPr>
+          <w:rStyle w:val="AttributeTok"/>
+        </w:rPr>
+        <w:t xml:space="preserve">const</w:t>
+      </w:r>
+      <w:r>
+        <w:rPr>
+          <w:rStyle w:val="NormalTok"/>
+        </w:rPr>
+        <w:t xml:space="preserve"> *name){</w:t>
+      </w:r>
+      <w:r>
+        <w:br/>
+      </w:r>
+      <w:r>
+        <w:rPr>
+          <w:rStyle w:val="NormalTok"/>
+        </w:rPr>
+        <w:t xml:space="preserve">  unique_C_ptr&lt;</w:t>
+      </w:r>
+      <w:r>
+        <w:rPr>
+          <w:rStyle w:val="DataTypeTok"/>
+        </w:rPr>
+        <w:t xml:space="preserve">char</w:t>
+      </w:r>
+      <w:r>
+        <w:rPr>
+          <w:rStyle w:val="NormalTok"/>
+        </w:rPr>
+        <w:t xml:space="preserve"> </w:t>
+      </w:r>
+      <w:r>
+        <w:rPr>
+          <w:rStyle w:val="AttributeTok"/>
+        </w:rPr>
+        <w:t xml:space="preserve">const</w:t>
+      </w:r>
+      <w:r>
+        <w:rPr>
+          <w:rStyle w:val="NormalTok"/>
+        </w:rPr>
+        <w:t xml:space="preserve">&gt; result {abi::__cxa_demangle(name,</w:t>
+      </w:r>
+      <w:r>
+        <w:rPr>
+          <w:rStyle w:val="DecValTok"/>
+        </w:rPr>
+        <w:t xml:space="preserve">0</w:t>
+      </w:r>
+      <w:r>
+        <w:rPr>
+          <w:rStyle w:val="NormalTok"/>
+        </w:rPr>
+        <w:t xml:space="preserve">,</w:t>
+      </w:r>
+      <w:r>
+        <w:rPr>
+          <w:rStyle w:val="DecValTok"/>
+        </w:rPr>
+        <w:t xml:space="preserve">0</w:t>
+      </w:r>
+      <w:r>
+        <w:rPr>
+          <w:rStyle w:val="NormalTok"/>
+        </w:rPr>
+        <w:t xml:space="preserve">,</w:t>
+      </w:r>
+      <w:r>
+        <w:rPr>
+          <w:rStyle w:val="DecValTok"/>
+        </w:rPr>
+        <w:t xml:space="preserve">0</w:t>
+      </w:r>
+      <w:r>
+        <w:rPr>
+          <w:rStyle w:val="NormalTok"/>
+        </w:rPr>
+        <w:t xml:space="preserve">)};</w:t>
+      </w:r>
+      <w:r>
+        <w:br/>
+      </w:r>
+      <w:r>
+        <w:rPr>
+          <w:rStyle w:val="NormalTok"/>
+        </w:rPr>
+        <w:t xml:space="preserve">  </w:t>
+      </w:r>
+      <w:r>
+        <w:rPr>
+          <w:rStyle w:val="ControlFlowTok"/>
+        </w:rPr>
+        <w:t xml:space="preserve">return</w:t>
+      </w:r>
+      <w:r>
+        <w:rPr>
+          <w:rStyle w:val="NormalTok"/>
+        </w:rPr>
+        <w:t xml:space="preserve"> result;</w:t>
+      </w:r>
+      <w:r>
+        <w:br/>
+      </w:r>
+      <w:r>
+        <w:rPr>
+          <w:rStyle w:val="NormalTok"/>
+        </w:rPr>
+        <w:t xml:space="preserve">}</w:t>
+      </w:r>
+    </w:p>
+    <w:p>
+      <w:pPr>
+        <w:pStyle w:val="FirstParagraph"/>
+      </w:pPr>
+      <w:r>
+        <w:t xml:space="preserve">C++ provides library functions</w:t>
+      </w:r>
+      <w:r>
+        <w:t xml:space="preserve"> </w:t>
+      </w:r>
+      <w:r>
+        <w:rPr>
+          <w:rStyle w:val="BuiltInTok"/>
+        </w:rPr>
+        <w:t xml:space="preserve">std::</w:t>
+      </w:r>
+      <w:r>
+        <w:rPr>
+          <w:rStyle w:val="NormalTok"/>
+        </w:rPr>
+        <w:t xml:space="preserve">construct_at()</w:t>
+      </w:r>
+      <w:r>
+        <w:t xml:space="preserve"> </w:t>
+      </w:r>
+      <w:r>
+        <w:t xml:space="preserve">and</w:t>
+      </w:r>
+      <w:r>
+        <w:t xml:space="preserve"> </w:t>
+      </w:r>
+      <w:r>
+        <w:rPr>
+          <w:rStyle w:val="BuiltInTok"/>
+        </w:rPr>
+        <w:t xml:space="preserve">std::</w:t>
+      </w:r>
+      <w:r>
+        <w:rPr>
+          <w:rStyle w:val="NormalTok"/>
+        </w:rPr>
+        <w:t xml:space="preserve">destroy_at()</w:t>
+      </w:r>
+      <w:r>
+        <w:t xml:space="preserve"> </w:t>
+      </w:r>
+      <w:r>
+        <w:t xml:space="preserve">that are simpler than and preferrable to</w:t>
+      </w:r>
+      <w:r>
+        <w:t xml:space="preserve"> </w:t>
+      </w:r>
+      <w:r>
+        <w:rPr>
+          <w:i/>
+        </w:rPr>
+        <w:t xml:space="preserve">placement new</w:t>
+      </w:r>
+      <w:r>
+        <w:t xml:space="preserve"> </w:t>
+      </w:r>
+      <w:r>
+        <w:t xml:space="preserve">and destructor calls, since, for example,</w:t>
+      </w:r>
+      <w:r>
+        <w:t xml:space="preserve"> </w:t>
+      </w:r>
+      <w:r>
+        <w:rPr>
+          <w:rStyle w:val="VerbatimChar"/>
+        </w:rPr>
+        <w:t xml:space="preserve">std::construct_at</w:t>
+      </w:r>
+      <w:r>
+        <w:t xml:space="preserve"> </w:t>
+      </w:r>
+      <w:r>
+        <w:t xml:space="preserve">always value-initializes and object and is a constant expression, whereas</w:t>
+      </w:r>
+      <w:r>
+        <w:t xml:space="preserve"> </w:t>
+      </w:r>
+      <w:r>
+        <w:rPr>
+          <w:i/>
+        </w:rPr>
+        <w:t xml:space="preserve">placement_new</w:t>
+      </w:r>
+      <w:r>
+        <w:t xml:space="preserve"> </w:t>
+      </w:r>
+      <w:r>
+        <w:t xml:space="preserve">is not.</w:t>
+      </w:r>
+    </w:p>
+    <w:p>
+      <w:pPr>
+        <w:pStyle w:val="BodyText"/>
+      </w:pPr>
+      <w:r>
+        <w:t xml:space="preserve">C++ provides a class hierarchy,</w:t>
+      </w:r>
+      <w:r>
+        <w:t xml:space="preserve"> </w:t>
+      </w:r>
+      <w:r>
+        <w:rPr>
+          <w:rStyle w:val="BuiltInTok"/>
+        </w:rPr>
+        <w:t xml:space="preserve">std::</w:t>
+      </w:r>
+      <w:r>
+        <w:rPr>
+          <w:rStyle w:val="NormalTok"/>
+        </w:rPr>
+        <w:t xml:space="preserve">pmr</w:t>
+      </w:r>
+      <w:r>
+        <w:rPr>
+          <w:rStyle w:val="BuiltInTok"/>
+        </w:rPr>
+        <w:t xml:space="preserve">::</w:t>
+      </w:r>
+      <w:r>
+        <w:rPr>
+          <w:rStyle w:val="NormalTok"/>
+        </w:rPr>
+        <w:t xml:space="preserve">memory_resource</w:t>
+      </w:r>
+      <w:r>
+        <w:t xml:space="preserve"> </w:t>
+      </w:r>
+      <w:r>
+        <w:t xml:space="preserve">that supports advanced allocation strategies across the standard library in the</w:t>
+      </w:r>
+      <w:r>
+        <w:t xml:space="preserve"> </w:t>
+      </w:r>
+      <w:r>
+        <w:rPr>
+          <w:rStyle w:val="NormalTok"/>
+        </w:rPr>
+        <w:t xml:space="preserve">pmr</w:t>
+      </w:r>
+      <w:r>
+        <w:t xml:space="preserve"> </w:t>
+      </w:r>
+      <w:r>
+        <w:t xml:space="preserve">namespace, as shown in the following example.</w:t>
+      </w:r>
+    </w:p>
+    <w:p>
+      <w:pPr>
+        <w:pStyle w:val="SourceCode"/>
+      </w:pPr>
+      <w:r>
+        <w:rPr>
+          <w:rStyle w:val="PreprocessorTok"/>
+        </w:rPr>
+        <w:t xml:space="preserve">#include </w:t>
+      </w:r>
+      <w:r>
+        <w:rPr>
+          <w:rStyle w:val="ImportTok"/>
+        </w:rPr>
+        <w:t xml:space="preserve">&lt;array&gt;</w:t>
+      </w:r>
+      <w:r>
+        <w:br/>
+      </w:r>
+      <w:r>
+        <w:rPr>
+          <w:rStyle w:val="PreprocessorTok"/>
+        </w:rPr>
+        <w:t xml:space="preserve">#include </w:t>
+      </w:r>
+      <w:r>
+        <w:rPr>
+          <w:rStyle w:val="ImportTok"/>
+        </w:rPr>
+        <w:t xml:space="preserve">&lt;cstdlib&gt;</w:t>
+      </w:r>
+      <w:r>
+        <w:br/>
+      </w:r>
+      <w:r>
+        <w:rPr>
+          <w:rStyle w:val="PreprocessorTok"/>
+        </w:rPr>
+        <w:t xml:space="preserve">#include </w:t>
+      </w:r>
+      <w:r>
+        <w:rPr>
+          <w:rStyle w:val="ImportTok"/>
+        </w:rPr>
+        <w:t xml:space="preserve">&lt;iostream&gt;</w:t>
+      </w:r>
+      <w:r>
+        <w:br/>
+      </w:r>
+      <w:r>
+        <w:rPr>
+          <w:rStyle w:val="PreprocessorTok"/>
+        </w:rPr>
+        <w:t xml:space="preserve">#include </w:t>
+      </w:r>
+      <w:r>
+        <w:rPr>
+          <w:rStyle w:val="ImportTok"/>
+        </w:rPr>
+        <w:t xml:space="preserve">&lt;memory_resource&gt;</w:t>
+      </w:r>
+      <w:r>
+        <w:br/>
+      </w:r>
+      <w:r>
+        <w:rPr>
+          <w:rStyle w:val="PreprocessorTok"/>
+        </w:rPr>
+        <w:t xml:space="preserve">#include </w:t>
+      </w:r>
+      <w:r>
+        <w:rPr>
+          <w:rStyle w:val="ImportTok"/>
+        </w:rPr>
+        <w:t xml:space="preserve">&lt;string&gt;</w:t>
+      </w:r>
+      <w:r>
+        <w:br/>
+      </w:r>
+      <w:r>
+        <w:rPr>
+          <w:rStyle w:val="PreprocessorTok"/>
+        </w:rPr>
+        <w:t xml:space="preserve">#include </w:t>
+      </w:r>
+      <w:r>
+        <w:rPr>
+          <w:rStyle w:val="ImportTok"/>
+        </w:rPr>
+        <w:t xml:space="preserve">&lt;vector&gt;</w:t>
+      </w:r>
+      <w:r>
+        <w:br/>
+      </w:r>
+      <w:r>
+        <w:br/>
+      </w:r>
+      <w:r>
+        <w:rPr>
+          <w:rStyle w:val="DataTypeTok"/>
+        </w:rPr>
+        <w:t xml:space="preserve">int</w:t>
+      </w:r>
+      <w:r>
+        <w:rPr>
+          <w:rStyle w:val="NormalTok"/>
+        </w:rPr>
+        <w:t xml:space="preserve"> main()</w:t>
+      </w:r>
+      <w:r>
+        <w:br/>
+      </w:r>
+      <w:r>
+        <w:rPr>
+          <w:rStyle w:val="NormalTok"/>
+        </w:rPr>
+        <w:t xml:space="preserve">{</w:t>
+      </w:r>
+      <w:r>
+        <w:br/>
+      </w:r>
+      <w:r>
+        <w:rPr>
+          <w:rStyle w:val="KeywordTok"/>
+        </w:rPr>
+        <w:t xml:space="preserve">using</w:t>
+      </w:r>
+      <w:r>
+        <w:rPr>
+          <w:rStyle w:val="NormalTok"/>
+        </w:rPr>
+        <w:t xml:space="preserve"> </w:t>
+      </w:r>
+      <w:r>
+        <w:rPr>
+          <w:rStyle w:val="KeywordTok"/>
+        </w:rPr>
+        <w:t xml:space="preserve">namespace</w:t>
+      </w:r>
+      <w:r>
+        <w:rPr>
+          <w:rStyle w:val="NormalTok"/>
+        </w:rPr>
+        <w:t xml:space="preserve"> std;</w:t>
+      </w:r>
+      <w:r>
+        <w:br/>
+      </w:r>
+      <w:r>
+        <w:br/>
+      </w:r>
+      <w:r>
+        <w:rPr>
+          <w:rStyle w:val="NormalTok"/>
+        </w:rPr>
+        <w:t xml:space="preserve">array&lt;</w:t>
+      </w:r>
+      <w:r>
+        <w:rPr>
+          <w:rStyle w:val="BuiltInTok"/>
+        </w:rPr>
+        <w:t xml:space="preserve">std::</w:t>
+      </w:r>
+      <w:r>
+        <w:rPr>
+          <w:rStyle w:val="NormalTok"/>
+        </w:rPr>
+        <w:t xml:space="preserve">byte, </w:t>
+      </w:r>
+      <w:r>
+        <w:rPr>
+          <w:rStyle w:val="DecValTok"/>
+        </w:rPr>
+        <w:t xml:space="preserve">200'000</w:t>
+      </w:r>
+      <w:r>
+        <w:rPr>
+          <w:rStyle w:val="NormalTok"/>
+        </w:rPr>
+        <w:t xml:space="preserve">&gt; buf;</w:t>
+      </w:r>
+      <w:r>
+        <w:br/>
+      </w:r>
+      <w:r>
+        <w:rPr>
+          <w:rStyle w:val="NormalTok"/>
+        </w:rPr>
+        <w:t xml:space="preserve">pmr::monotonic_buffer_resource pool{buf.data(), buf.size()};</w:t>
+      </w:r>
+      <w:r>
+        <w:br/>
+      </w:r>
+      <w:r>
+        <w:br/>
+      </w:r>
+      <w:r>
+        <w:rPr>
+          <w:rStyle w:val="NormalTok"/>
+        </w:rPr>
+        <w:t xml:space="preserve">pmr::vector&lt;pmr::string&gt; v{&amp;pool};</w:t>
+      </w:r>
+      <w:r>
+        <w:br/>
+      </w:r>
+      <w:r>
+        <w:rPr>
+          <w:rStyle w:val="ControlFlowTok"/>
+        </w:rPr>
+        <w:t xml:space="preserve">for</w:t>
+      </w:r>
+      <w:r>
+        <w:rPr>
+          <w:rStyle w:val="NormalTok"/>
+        </w:rPr>
+        <w:t xml:space="preserve"> (</w:t>
+      </w:r>
+      <w:r>
+        <w:rPr>
+          <w:rStyle w:val="DataTypeTok"/>
+        </w:rPr>
+        <w:t xml:space="preserve">int</w:t>
+      </w:r>
+      <w:r>
+        <w:rPr>
+          <w:rStyle w:val="NormalTok"/>
+        </w:rPr>
+        <w:t xml:space="preserve"> i=</w:t>
+      </w:r>
+      <w:r>
+        <w:rPr>
+          <w:rStyle w:val="DecValTok"/>
+        </w:rPr>
+        <w:t xml:space="preserve">0</w:t>
+      </w:r>
+      <w:r>
+        <w:rPr>
+          <w:rStyle w:val="NormalTok"/>
+        </w:rPr>
+        <w:t xml:space="preserve">; i != </w:t>
+      </w:r>
+      <w:r>
+        <w:rPr>
+          <w:rStyle w:val="DecValTok"/>
+        </w:rPr>
+        <w:t xml:space="preserve">1000</w:t>
+      </w:r>
+      <w:r>
+        <w:rPr>
+          <w:rStyle w:val="NormalTok"/>
+        </w:rPr>
+        <w:t xml:space="preserve">; ++i)</w:t>
+      </w:r>
+      <w:r>
+        <w:br/>
+      </w:r>
+      <w:r>
+        <w:rPr>
+          <w:rStyle w:val="NormalTok"/>
+        </w:rPr>
+        <w:t xml:space="preserve">v.emplace_back(</w:t>
+      </w:r>
+      <w:r>
+        <w:rPr>
+          <w:rStyle w:val="StringTok"/>
+        </w:rPr>
+        <w:t xml:space="preserve">"yet another longer string"</w:t>
+      </w:r>
+      <w:r>
+        <w:rPr>
+          <w:rStyle w:val="NormalTok"/>
+        </w:rPr>
+        <w:t xml:space="preserve">);</w:t>
+      </w:r>
+      <w:r>
+        <w:br/>
+      </w:r>
+      <w:r>
+        <w:rPr>
+          <w:rStyle w:val="NormalTok"/>
+        </w:rPr>
+        <w:t xml:space="preserve">}</w:t>
+      </w:r>
+    </w:p>
+    <w:p>
+      <w:pPr>
+        <w:pStyle w:val="FirstParagraph"/>
+      </w:pPr>
+      <w:r>
+        <w:t xml:space="preserve">When using C++ allocators that are not derived from</w:t>
+      </w:r>
+      <w:r>
+        <w:t xml:space="preserve"> </w:t>
+      </w:r>
+      <w:r>
+        <w:rPr>
+          <w:rStyle w:val="BuiltInTok"/>
+        </w:rPr>
+        <w:t xml:space="preserve">std::</w:t>
+      </w:r>
+      <w:r>
+        <w:rPr>
+          <w:rStyle w:val="NormalTok"/>
+        </w:rPr>
+        <w:t xml:space="preserve">pmr</w:t>
+      </w:r>
+      <w:r>
+        <w:rPr>
+          <w:rStyle w:val="BuiltInTok"/>
+        </w:rPr>
+        <w:t xml:space="preserve">::</w:t>
+      </w:r>
+      <w:r>
+        <w:rPr>
+          <w:rStyle w:val="NormalTok"/>
+        </w:rPr>
+        <w:t xml:space="preserve">memory_resource</w:t>
+      </w:r>
+      <w:r>
+        <w:t xml:space="preserve"> </w:t>
+      </w:r>
+      <w:r>
+        <w:t xml:space="preserve">or are not part of an allocator provided by a library, care is needed to avoid vulnerabilities due to memory leaks due to issues in allocator code.</w:t>
+      </w:r>
+    </w:p>
+    <w:p>
+      <w:pPr>
+        <w:pStyle w:val="BodyText"/>
+      </w:pPr>
+      <w:r>
+        <w:t xml:space="preserve">If a memory pool is created with the intention that it will contain different block sizes, then</w:t>
+      </w:r>
+      <w:r>
+        <w:t xml:space="preserve"> </w:t>
+      </w:r>
+      <w:r>
+        <w:rPr>
+          <w:rStyle w:val="NormalTok"/>
+        </w:rPr>
+        <w:t xml:space="preserve">pmr::synchronized_pool_resource</w:t>
+      </w:r>
+      <w:r>
+        <w:t xml:space="preserve"> </w:t>
+      </w:r>
+      <w:r>
+        <w:t xml:space="preserve">and</w:t>
+      </w:r>
+      <w:r>
+        <w:t xml:space="preserve"> </w:t>
+      </w:r>
+      <w:r>
+        <w:rPr>
+          <w:rStyle w:val="NormalTok"/>
+        </w:rPr>
+        <w:t xml:space="preserve">pmr::unsynchronized_pool_resource</w:t>
+      </w:r>
+      <w:r>
+        <w:t xml:space="preserve"> </w:t>
+      </w:r>
+      <w:r>
+        <w:t xml:space="preserve">provide management of the resource.</w:t>
+      </w:r>
+      <w:r>
+        <w:t xml:space="preserve"> </w:t>
+      </w:r>
+      <w:r>
+        <w:t xml:space="preserve">Both manage memory allocation and deallocation of objects created and destroyed in their pools.</w:t>
+      </w:r>
+      <w:r>
+        <w:t xml:space="preserve"> </w:t>
+      </w:r>
+      <w:r>
+        <w:t xml:space="preserve">The first one provides the synchronization among concurrent constructs.</w:t>
+      </w:r>
+    </w:p>
+    <w:p>
+      <w:pPr>
+        <w:pStyle w:val="BodyText"/>
+      </w:pPr>
+      <w:r>
+        <w:t xml:space="preserve">A</w:t>
+      </w:r>
+      <w:r>
+        <w:t xml:space="preserve"> </w:t>
+      </w:r>
+      <w:r>
+        <w:rPr>
+          <w:rStyle w:val="BuiltInTok"/>
+        </w:rPr>
+        <w:t xml:space="preserve">std::</w:t>
+      </w:r>
+      <w:r>
+        <w:rPr>
+          <w:rStyle w:val="NormalTok"/>
+        </w:rPr>
+        <w:t xml:space="preserve">shared_ptr&lt;T&gt;</w:t>
+      </w:r>
+      <w:r>
+        <w:t xml:space="preserve"> </w:t>
+      </w:r>
+      <w:r>
+        <w:t xml:space="preserve">is a reference-counted pointer to type</w:t>
+      </w:r>
+      <w:r>
+        <w:t xml:space="preserve"> </w:t>
+      </w:r>
+      <w:r>
+        <w:rPr>
+          <w:rStyle w:val="VerbatimChar"/>
+        </w:rPr>
+        <w:t xml:space="preserve">T</w:t>
+      </w:r>
       <w:r>
         <w:t xml:space="preserve">.</w:t>
       </w:r>
@@ -46851,49 +48097,37 @@
         <w:t xml:space="preserve"> </w:t>
       </w:r>
       <w:r>
-        <w:t xml:space="preserve">For example, if an array</w:t>
-      </w:r>
-      <w:r>
-        <w:t xml:space="preserve"> </w:t>
-      </w:r>
-      <w:r>
-        <w:rPr>
-          <w:rStyle w:val="KeywordTok"/>
-        </w:rPr>
-        <w:t xml:space="preserve">new</w:t>
-      </w:r>
-      <w:r>
-        <w:rPr>
-          <w:rStyle w:val="NormalTok"/>
-        </w:rPr>
-        <w:t xml:space="preserve">[]</w:t>
-      </w:r>
-      <w:r>
-        <w:t xml:space="preserve"> </w:t>
-      </w:r>
-      <w:r>
-        <w:t xml:space="preserve">expression was used to allocate and create an array then array</w:t>
-      </w:r>
-      <w:r>
-        <w:t xml:space="preserve"> </w:t>
-      </w:r>
-      <w:r>
-        <w:rPr>
-          <w:rStyle w:val="KeywordTok"/>
-        </w:rPr>
-        <w:t xml:space="preserve">delete</w:t>
-      </w:r>
-      <w:r>
-        <w:rPr>
-          <w:rStyle w:val="NormalTok"/>
-        </w:rPr>
-        <w:t xml:space="preserve">[]</w:t>
-      </w:r>
-      <w:r>
-        <w:t xml:space="preserve"> </w:t>
-      </w:r>
-      <w:r>
-        <w:t xml:space="preserve">must be used for its destruction and release to avoid undefined behaviour.</w:t>
+        <w:t xml:space="preserve">Several shared_ptr objects can own the same object.</w:t>
+      </w:r>
+      <w:r>
+        <w:t xml:space="preserve"> </w:t>
+      </w:r>
+      <w:r>
+        <w:t xml:space="preserve">An owned object is destroyed when the last shared_ptr that owns it is destroyed or otherwise released.</w:t>
+      </w:r>
+      <w:r>
+        <w:t xml:space="preserve"> </w:t>
+      </w:r>
+      <w:r>
+        <w:t xml:space="preserve">A memory-leak vulnerability can occur when using shared pointers for data structures such as a doubly-linked list.</w:t>
+      </w:r>
+      <w:r>
+        <w:t xml:space="preserve"> </w:t>
+      </w:r>
+      <w:r>
+        <w:t xml:space="preserve">In such circumstances the reference count can never drop to zero unless addition measures are taken, such as breaking the cycle using</w:t>
+      </w:r>
+      <w:r>
+        <w:t xml:space="preserve"> </w:t>
+      </w:r>
+      <w:r>
+        <w:rPr>
+          <w:rStyle w:val="VerbatimChar"/>
+        </w:rPr>
+        <w:t xml:space="preserve">std::weak_ptr</w:t>
+      </w:r>
+      <w:r>
+        <w:t xml:space="preserve">.</w:t>
       </w:r>
     </w:p>
     <w:p>
@@ -46901,70 +48135,7 @@
         <w:pStyle w:val="BodyText"/>
       </w:pPr>
       <w:r>
-        <w:t xml:space="preserve">C++ destructors allow</w:t>
-      </w:r>
-      <w:r>
-        <w:t xml:space="preserve"> </w:t>
-      </w:r>
-      <w:r>
-        <w:rPr>
-          <w:i/>
-        </w:rPr>
-        <w:t xml:space="preserve">scope-based resource management</w:t>
-      </w:r>
-      <w:r>
-        <w:t xml:space="preserve"> </w:t>
-      </w:r>
-      <w:r>
-        <w:t xml:space="preserve">(RAII) (Note: - put in Terms and definitions) which mitigates memory leaks by automatically calling the destructor when the lifetime of an object ends, thereby providing the opportunity to release their memory.</w:t>
-      </w:r>
-      <w:r>
-        <w:t xml:space="preserve"> </w:t>
-      </w:r>
-      <w:r>
-        <w:t xml:space="preserve">Note that the C function</w:t>
-      </w:r>
-      <w:r>
-        <w:t xml:space="preserve"> </w:t>
-      </w:r>
-      <w:r>
-        <w:rPr>
-          <w:rStyle w:val="VerbatimChar"/>
-        </w:rPr>
-        <w:t xml:space="preserve">free()</w:t>
-      </w:r>
-      <w:r>
-        <w:t xml:space="preserve"> </w:t>
-      </w:r>
-      <w:r>
-        <w:t xml:space="preserve">does not call any destructors.</w:t>
-      </w:r>
-      <w:r>
-        <w:t xml:space="preserve"> </w:t>
-      </w:r>
-      <w:r>
-        <w:t xml:space="preserve">The standard library provides container classes that follow the</w:t>
-      </w:r>
-      <w:r>
-        <w:t xml:space="preserve"> </w:t>
-      </w:r>
-      <w:r>
-        <w:rPr>
-          <w:i/>
-        </w:rPr>
-        <w:t xml:space="preserve">scope-based resource management</w:t>
-      </w:r>
-      <w:r>
-        <w:t xml:space="preserve"> </w:t>
-      </w:r>
-      <w:r>
-        <w:t xml:space="preserve">idiom for the management of memory resources.</w:t>
-      </w:r>
-      <w:r>
-        <w:t xml:space="preserve"> </w:t>
-      </w:r>
-      <w:r>
-        <w:t xml:space="preserve">Additionally, the standard library provides the class templates</w:t>
+        <w:t xml:space="preserve">In a concurrent context, the issues associated with access to data structures through</w:t>
       </w:r>
       <w:r>
         <w:t xml:space="preserve"> </w:t>
@@ -46979,7 +48150,7 @@
         <w:rPr>
           <w:rStyle w:val="NormalTok"/>
         </w:rPr>
-        <w:t xml:space="preserve">unique_ptr</w:t>
+        <w:t xml:space="preserve">shared_ptr</w:t>
       </w:r>
       <w:r>
         <w:t xml:space="preserve"> </w:t>
@@ -47000,1089 +48171,6 @@
         <w:rPr>
           <w:rStyle w:val="NormalTok"/>
         </w:rPr>
-        <w:t xml:space="preserve">shared_ptr</w:t>
-      </w:r>
-      <w:r>
-        <w:t xml:space="preserve"> </w:t>
-      </w:r>
-      <w:r>
-        <w:t xml:space="preserve">for managing heap-allocated objects.</w:t>
-      </w:r>
-    </w:p>
-    <w:p>
-      <w:pPr>
-        <w:pStyle w:val="BodyText"/>
-      </w:pPr>
-      <w:r>
-        <w:t xml:space="preserve">When an exception is thrown, unmanaged resources can leak.</w:t>
-      </w:r>
-      <w:r>
-        <w:br/>
-      </w:r>
-      <w:r>
-        <w:t xml:space="preserve">The use of</w:t>
-      </w:r>
-      <w:r>
-        <w:t xml:space="preserve"> </w:t>
-      </w:r>
-      <w:r>
-        <w:rPr>
-          <w:i/>
-        </w:rPr>
-        <w:t xml:space="preserve">smart pointers</w:t>
-      </w:r>
-      <w:r>
-        <w:t xml:space="preserve"> </w:t>
-      </w:r>
-      <w:r>
-        <w:t xml:space="preserve">allows the automatic management of resources, for example through the factory functions</w:t>
-      </w:r>
-      <w:r>
-        <w:t xml:space="preserve"> </w:t>
-      </w:r>
-      <w:r>
-        <w:rPr>
-          <w:rStyle w:val="BuiltInTok"/>
-        </w:rPr>
-        <w:t xml:space="preserve">std::</w:t>
-      </w:r>
-      <w:r>
-        <w:rPr>
-          <w:rStyle w:val="NormalTok"/>
-        </w:rPr>
-        <w:t xml:space="preserve">make_unique()</w:t>
-      </w:r>
-      <w:r>
-        <w:t xml:space="preserve"> </w:t>
-      </w:r>
-      <w:r>
-        <w:t xml:space="preserve">and</w:t>
-      </w:r>
-      <w:r>
-        <w:t xml:space="preserve"> </w:t>
-      </w:r>
-      <w:r>
-        <w:rPr>
-          <w:rStyle w:val="BuiltInTok"/>
-        </w:rPr>
-        <w:t xml:space="preserve">std::</w:t>
-      </w:r>
-      <w:r>
-        <w:rPr>
-          <w:rStyle w:val="NormalTok"/>
-        </w:rPr>
-        <w:t xml:space="preserve">make_shared()</w:t>
-      </w:r>
-      <w:r>
-        <w:t xml:space="preserve"> </w:t>
-      </w:r>
-      <w:r>
-        <w:t xml:space="preserve">assist in avoiding memory leaks.</w:t>
-      </w:r>
-    </w:p>
-    <w:p>
-      <w:pPr>
-        <w:pStyle w:val="BodyText"/>
-      </w:pPr>
-      <w:r>
-        <w:t xml:space="preserve">If using functions that manage memory using the C library mechanisms is unavoidable, wrapping such a pointer immediately into a specialization of</w:t>
-      </w:r>
-      <w:r>
-        <w:t xml:space="preserve"> </w:t>
-      </w:r>
-      <w:r>
-        <w:rPr>
-          <w:rStyle w:val="BuiltInTok"/>
-        </w:rPr>
-        <w:t xml:space="preserve">std::</w:t>
-      </w:r>
-      <w:r>
-        <w:rPr>
-          <w:rStyle w:val="NormalTok"/>
-        </w:rPr>
-        <w:t xml:space="preserve">unique_ptr&lt;&gt;</w:t>
-      </w:r>
-      <w:r>
-        <w:t xml:space="preserve"> </w:t>
-      </w:r>
-      <w:r>
-        <w:t xml:space="preserve">that uses</w:t>
-      </w:r>
-      <w:r>
-        <w:t xml:space="preserve"> </w:t>
-      </w:r>
-      <w:r>
-        <w:rPr>
-          <w:rStyle w:val="VerbatimChar"/>
-        </w:rPr>
-        <w:t xml:space="preserve">free()</w:t>
-      </w:r>
-      <w:r>
-        <w:t xml:space="preserve"> </w:t>
-      </w:r>
-      <w:r>
-        <w:t xml:space="preserve">in its deleter object ensures that memory is correctly released when the</w:t>
-      </w:r>
-      <w:r>
-        <w:t xml:space="preserve"> </w:t>
-      </w:r>
-      <w:r>
-        <w:rPr>
-          <w:rStyle w:val="VerbatimChar"/>
-        </w:rPr>
-        <w:t xml:space="preserve">unique_ptr</w:t>
-      </w:r>
-      <w:r>
-        <w:t xml:space="preserve"> </w:t>
-      </w:r>
-      <w:r>
-        <w:t xml:space="preserve">is destroyed, for example:</w:t>
-      </w:r>
-    </w:p>
-    <w:p>
-      <w:pPr>
-        <w:pStyle w:val="SourceCode"/>
-      </w:pPr>
-      <w:r>
-        <w:rPr>
-          <w:rStyle w:val="KeywordTok"/>
-        </w:rPr>
-        <w:t xml:space="preserve">struct</w:t>
-      </w:r>
-      <w:r>
-        <w:rPr>
-          <w:rStyle w:val="NormalTok"/>
-        </w:rPr>
-        <w:t xml:space="preserve"> free_deleter{</w:t>
-      </w:r>
-      <w:r>
-        <w:br/>
-      </w:r>
-      <w:r>
-        <w:rPr>
-          <w:rStyle w:val="NormalTok"/>
-        </w:rPr>
-        <w:t xml:space="preserve">  </w:t>
-      </w:r>
-      <w:r>
-        <w:rPr>
-          <w:rStyle w:val="KeywordTok"/>
-        </w:rPr>
-        <w:t xml:space="preserve">template</w:t>
-      </w:r>
-      <w:r>
-        <w:rPr>
-          <w:rStyle w:val="NormalTok"/>
-        </w:rPr>
-        <w:t xml:space="preserve"> &lt;</w:t>
-      </w:r>
-      <w:r>
-        <w:rPr>
-          <w:rStyle w:val="KeywordTok"/>
-        </w:rPr>
-        <w:t xml:space="preserve">typename</w:t>
-      </w:r>
-      <w:r>
-        <w:rPr>
-          <w:rStyle w:val="NormalTok"/>
-        </w:rPr>
-        <w:t xml:space="preserve"> T&gt;</w:t>
-      </w:r>
-      <w:r>
-        <w:br/>
-      </w:r>
-      <w:r>
-        <w:rPr>
-          <w:rStyle w:val="NormalTok"/>
-        </w:rPr>
-        <w:t xml:space="preserve">  </w:t>
-      </w:r>
-      <w:r>
-        <w:rPr>
-          <w:rStyle w:val="DataTypeTok"/>
-        </w:rPr>
-        <w:t xml:space="preserve">void</w:t>
-      </w:r>
-      <w:r>
-        <w:rPr>
-          <w:rStyle w:val="NormalTok"/>
-        </w:rPr>
-        <w:t xml:space="preserve"> </w:t>
-      </w:r>
-      <w:r>
-        <w:rPr>
-          <w:rStyle w:val="KeywordTok"/>
-        </w:rPr>
-        <w:t xml:space="preserve">operator</w:t>
-      </w:r>
-      <w:r>
-        <w:rPr>
-          <w:rStyle w:val="NormalTok"/>
-        </w:rPr>
-        <w:t xml:space="preserve">()(T *p) </w:t>
-      </w:r>
-      <w:r>
-        <w:rPr>
-          <w:rStyle w:val="AttributeTok"/>
-        </w:rPr>
-        <w:t xml:space="preserve">const</w:t>
-      </w:r>
-      <w:r>
-        <w:rPr>
-          <w:rStyle w:val="NormalTok"/>
-        </w:rPr>
-        <w:t xml:space="preserve"> {</w:t>
-      </w:r>
-      <w:r>
-        <w:br/>
-      </w:r>
-      <w:r>
-        <w:rPr>
-          <w:rStyle w:val="NormalTok"/>
-        </w:rPr>
-        <w:t xml:space="preserve">     </w:t>
-      </w:r>
-      <w:r>
-        <w:rPr>
-          <w:rStyle w:val="BuiltInTok"/>
-        </w:rPr>
-        <w:t xml:space="preserve">std::</w:t>
-      </w:r>
-      <w:r>
-        <w:rPr>
-          <w:rStyle w:val="NormalTok"/>
-        </w:rPr>
-        <w:t xml:space="preserve">free(</w:t>
-      </w:r>
-      <w:r>
-        <w:rPr>
-          <w:rStyle w:val="KeywordTok"/>
-        </w:rPr>
-        <w:t xml:space="preserve">const_cast</w:t>
-      </w:r>
-      <w:r>
-        <w:rPr>
-          <w:rStyle w:val="NormalTok"/>
-        </w:rPr>
-        <w:t xml:space="preserve">&lt;</w:t>
-      </w:r>
-      <w:r>
-        <w:rPr>
-          <w:rStyle w:val="BuiltInTok"/>
-        </w:rPr>
-        <w:t xml:space="preserve">std::</w:t>
-      </w:r>
-      <w:r>
-        <w:rPr>
-          <w:rStyle w:val="NormalTok"/>
-        </w:rPr>
-        <w:t xml:space="preserve">remove_const_t&lt;T&gt;*&gt;(p));</w:t>
-      </w:r>
-      <w:r>
-        <w:br/>
-      </w:r>
-      <w:r>
-        <w:rPr>
-          <w:rStyle w:val="NormalTok"/>
-        </w:rPr>
-        <w:t xml:space="preserve">  }</w:t>
-      </w:r>
-      <w:r>
-        <w:br/>
-      </w:r>
-      <w:r>
-        <w:rPr>
-          <w:rStyle w:val="NormalTok"/>
-        </w:rPr>
-        <w:t xml:space="preserve">};</w:t>
-      </w:r>
-      <w:r>
-        <w:br/>
-      </w:r>
-      <w:r>
-        <w:rPr>
-          <w:rStyle w:val="KeywordTok"/>
-        </w:rPr>
-        <w:t xml:space="preserve">template</w:t>
-      </w:r>
-      <w:r>
-        <w:rPr>
-          <w:rStyle w:val="NormalTok"/>
-        </w:rPr>
-        <w:t xml:space="preserve"> &lt;</w:t>
-      </w:r>
-      <w:r>
-        <w:rPr>
-          <w:rStyle w:val="KeywordTok"/>
-        </w:rPr>
-        <w:t xml:space="preserve">typename</w:t>
-      </w:r>
-      <w:r>
-        <w:rPr>
-          <w:rStyle w:val="NormalTok"/>
-        </w:rPr>
-        <w:t xml:space="preserve"> T&gt;</w:t>
-      </w:r>
-      <w:r>
-        <w:br/>
-      </w:r>
-      <w:r>
-        <w:rPr>
-          <w:rStyle w:val="KeywordTok"/>
-        </w:rPr>
-        <w:t xml:space="preserve">using</w:t>
-      </w:r>
-      <w:r>
-        <w:rPr>
-          <w:rStyle w:val="NormalTok"/>
-        </w:rPr>
-        <w:t xml:space="preserve"> unique_C_ptr=</w:t>
-      </w:r>
-      <w:r>
-        <w:rPr>
-          <w:rStyle w:val="BuiltInTok"/>
-        </w:rPr>
-        <w:t xml:space="preserve">std::</w:t>
-      </w:r>
-      <w:r>
-        <w:rPr>
-          <w:rStyle w:val="NormalTok"/>
-        </w:rPr>
-        <w:t xml:space="preserve">unique_ptr&lt;T,free_deleter&gt;;</w:t>
-      </w:r>
-      <w:r>
-        <w:br/>
-      </w:r>
-      <w:r>
-        <w:rPr>
-          <w:rStyle w:val="CommentTok"/>
-        </w:rPr>
-        <w:t xml:space="preserve">//...</w:t>
-      </w:r>
-      <w:r>
-        <w:br/>
-      </w:r>
-      <w:r>
-        <w:rPr>
-          <w:rStyle w:val="CommentTok"/>
-        </w:rPr>
-        <w:t xml:space="preserve">// abi::__cxa_demangle() returns a pointer to be released with free()</w:t>
-      </w:r>
-      <w:r>
-        <w:br/>
-      </w:r>
-      <w:r>
-        <w:rPr>
-          <w:rStyle w:val="KeywordTok"/>
-        </w:rPr>
-        <w:t xml:space="preserve">inline</w:t>
-      </w:r>
-      <w:r>
-        <w:rPr>
-          <w:rStyle w:val="NormalTok"/>
-        </w:rPr>
-        <w:t xml:space="preserve"> </w:t>
-      </w:r>
-      <w:r>
-        <w:rPr>
-          <w:rStyle w:val="KeywordTok"/>
-        </w:rPr>
-        <w:t xml:space="preserve">auto</w:t>
-      </w:r>
-      <w:r>
-        <w:rPr>
-          <w:rStyle w:val="NormalTok"/>
-        </w:rPr>
-        <w:t xml:space="preserve"> plain_demangle(</w:t>
-      </w:r>
-      <w:r>
-        <w:rPr>
-          <w:rStyle w:val="DataTypeTok"/>
-        </w:rPr>
-        <w:t xml:space="preserve">char</w:t>
-      </w:r>
-      <w:r>
-        <w:rPr>
-          <w:rStyle w:val="NormalTok"/>
-        </w:rPr>
-        <w:t xml:space="preserve"> </w:t>
-      </w:r>
-      <w:r>
-        <w:rPr>
-          <w:rStyle w:val="AttributeTok"/>
-        </w:rPr>
-        <w:t xml:space="preserve">const</w:t>
-      </w:r>
-      <w:r>
-        <w:rPr>
-          <w:rStyle w:val="NormalTok"/>
-        </w:rPr>
-        <w:t xml:space="preserve"> *name){</w:t>
-      </w:r>
-      <w:r>
-        <w:br/>
-      </w:r>
-      <w:r>
-        <w:rPr>
-          <w:rStyle w:val="NormalTok"/>
-        </w:rPr>
-        <w:t xml:space="preserve">  unique_C_ptr&lt;</w:t>
-      </w:r>
-      <w:r>
-        <w:rPr>
-          <w:rStyle w:val="DataTypeTok"/>
-        </w:rPr>
-        <w:t xml:space="preserve">char</w:t>
-      </w:r>
-      <w:r>
-        <w:rPr>
-          <w:rStyle w:val="NormalTok"/>
-        </w:rPr>
-        <w:t xml:space="preserve"> </w:t>
-      </w:r>
-      <w:r>
-        <w:rPr>
-          <w:rStyle w:val="AttributeTok"/>
-        </w:rPr>
-        <w:t xml:space="preserve">const</w:t>
-      </w:r>
-      <w:r>
-        <w:rPr>
-          <w:rStyle w:val="NormalTok"/>
-        </w:rPr>
-        <w:t xml:space="preserve">&gt; result {abi::__cxa_demangle(name,</w:t>
-      </w:r>
-      <w:r>
-        <w:rPr>
-          <w:rStyle w:val="DecValTok"/>
-        </w:rPr>
-        <w:t xml:space="preserve">0</w:t>
-      </w:r>
-      <w:r>
-        <w:rPr>
-          <w:rStyle w:val="NormalTok"/>
-        </w:rPr>
-        <w:t xml:space="preserve">,</w:t>
-      </w:r>
-      <w:r>
-        <w:rPr>
-          <w:rStyle w:val="DecValTok"/>
-        </w:rPr>
-        <w:t xml:space="preserve">0</w:t>
-      </w:r>
-      <w:r>
-        <w:rPr>
-          <w:rStyle w:val="NormalTok"/>
-        </w:rPr>
-        <w:t xml:space="preserve">,</w:t>
-      </w:r>
-      <w:r>
-        <w:rPr>
-          <w:rStyle w:val="DecValTok"/>
-        </w:rPr>
-        <w:t xml:space="preserve">0</w:t>
-      </w:r>
-      <w:r>
-        <w:rPr>
-          <w:rStyle w:val="NormalTok"/>
-        </w:rPr>
-        <w:t xml:space="preserve">)};</w:t>
-      </w:r>
-      <w:r>
-        <w:br/>
-      </w:r>
-      <w:r>
-        <w:rPr>
-          <w:rStyle w:val="NormalTok"/>
-        </w:rPr>
-        <w:t xml:space="preserve">  </w:t>
-      </w:r>
-      <w:r>
-        <w:rPr>
-          <w:rStyle w:val="ControlFlowTok"/>
-        </w:rPr>
-        <w:t xml:space="preserve">return</w:t>
-      </w:r>
-      <w:r>
-        <w:rPr>
-          <w:rStyle w:val="NormalTok"/>
-        </w:rPr>
-        <w:t xml:space="preserve"> result;</w:t>
-      </w:r>
-      <w:r>
-        <w:br/>
-      </w:r>
-      <w:r>
-        <w:rPr>
-          <w:rStyle w:val="NormalTok"/>
-        </w:rPr>
-        <w:t xml:space="preserve">}</w:t>
-      </w:r>
-    </w:p>
-    <w:p>
-      <w:pPr>
-        <w:pStyle w:val="FirstParagraph"/>
-      </w:pPr>
-      <w:r>
-        <w:t xml:space="preserve">Modern C++ provides a class hierarchy,</w:t>
-      </w:r>
-      <w:r>
-        <w:t xml:space="preserve"> </w:t>
-      </w:r>
-      <w:r>
-        <w:rPr>
-          <w:rStyle w:val="BuiltInTok"/>
-        </w:rPr>
-        <w:t xml:space="preserve">std::</w:t>
-      </w:r>
-      <w:r>
-        <w:rPr>
-          <w:rStyle w:val="NormalTok"/>
-        </w:rPr>
-        <w:t xml:space="preserve">pmr</w:t>
-      </w:r>
-      <w:r>
-        <w:rPr>
-          <w:rStyle w:val="BuiltInTok"/>
-        </w:rPr>
-        <w:t xml:space="preserve">::</w:t>
-      </w:r>
-      <w:r>
-        <w:rPr>
-          <w:rStyle w:val="NormalTok"/>
-        </w:rPr>
-        <w:t xml:space="preserve">memory_resource</w:t>
-      </w:r>
-      <w:r>
-        <w:t xml:space="preserve">,</w:t>
-      </w:r>
-      <w:r>
-        <w:t xml:space="preserve"> </w:t>
-      </w:r>
-      <w:r>
-        <w:t xml:space="preserve">that contains advanced allocation strategies and removes the need for explicit allocation/deallocation from the programmer, as shown below.</w:t>
-      </w:r>
-    </w:p>
-    <w:p>
-      <w:pPr>
-        <w:pStyle w:val="SourceCode"/>
-      </w:pPr>
-      <w:r>
-        <w:rPr>
-          <w:rStyle w:val="PreprocessorTok"/>
-        </w:rPr>
-        <w:t xml:space="preserve">#include </w:t>
-      </w:r>
-      <w:r>
-        <w:rPr>
-          <w:rStyle w:val="ImportTok"/>
-        </w:rPr>
-        <w:t xml:space="preserve">&lt;array&gt;</w:t>
-      </w:r>
-      <w:r>
-        <w:br/>
-      </w:r>
-      <w:r>
-        <w:rPr>
-          <w:rStyle w:val="PreprocessorTok"/>
-        </w:rPr>
-        <w:t xml:space="preserve">#include </w:t>
-      </w:r>
-      <w:r>
-        <w:rPr>
-          <w:rStyle w:val="ImportTok"/>
-        </w:rPr>
-        <w:t xml:space="preserve">&lt;cstdlib&gt;</w:t>
-      </w:r>
-      <w:r>
-        <w:br/>
-      </w:r>
-      <w:r>
-        <w:rPr>
-          <w:rStyle w:val="PreprocessorTok"/>
-        </w:rPr>
-        <w:t xml:space="preserve">#include </w:t>
-      </w:r>
-      <w:r>
-        <w:rPr>
-          <w:rStyle w:val="ImportTok"/>
-        </w:rPr>
-        <w:t xml:space="preserve">&lt;iostream&gt;</w:t>
-      </w:r>
-      <w:r>
-        <w:br/>
-      </w:r>
-      <w:r>
-        <w:rPr>
-          <w:rStyle w:val="PreprocessorTok"/>
-        </w:rPr>
-        <w:t xml:space="preserve">#include </w:t>
-      </w:r>
-      <w:r>
-        <w:rPr>
-          <w:rStyle w:val="ImportTok"/>
-        </w:rPr>
-        <w:t xml:space="preserve">&lt;memory_resource&gt;</w:t>
-      </w:r>
-      <w:r>
-        <w:br/>
-      </w:r>
-      <w:r>
-        <w:rPr>
-          <w:rStyle w:val="PreprocessorTok"/>
-        </w:rPr>
-        <w:t xml:space="preserve">#include </w:t>
-      </w:r>
-      <w:r>
-        <w:rPr>
-          <w:rStyle w:val="ImportTok"/>
-        </w:rPr>
-        <w:t xml:space="preserve">&lt;string&gt;</w:t>
-      </w:r>
-      <w:r>
-        <w:br/>
-      </w:r>
-      <w:r>
-        <w:rPr>
-          <w:rStyle w:val="PreprocessorTok"/>
-        </w:rPr>
-        <w:t xml:space="preserve">#include </w:t>
-      </w:r>
-      <w:r>
-        <w:rPr>
-          <w:rStyle w:val="ImportTok"/>
-        </w:rPr>
-        <w:t xml:space="preserve">&lt;vector&gt;</w:t>
-      </w:r>
-      <w:r>
-        <w:br/>
-      </w:r>
-      <w:r>
-        <w:br/>
-      </w:r>
-      <w:r>
-        <w:rPr>
-          <w:rStyle w:val="DataTypeTok"/>
-        </w:rPr>
-        <w:t xml:space="preserve">int</w:t>
-      </w:r>
-      <w:r>
-        <w:rPr>
-          <w:rStyle w:val="NormalTok"/>
-        </w:rPr>
-        <w:t xml:space="preserve"> main()</w:t>
-      </w:r>
-      <w:r>
-        <w:br/>
-      </w:r>
-      <w:r>
-        <w:rPr>
-          <w:rStyle w:val="NormalTok"/>
-        </w:rPr>
-        <w:t xml:space="preserve">{</w:t>
-      </w:r>
-      <w:r>
-        <w:br/>
-      </w:r>
-      <w:r>
-        <w:rPr>
-          <w:rStyle w:val="KeywordTok"/>
-        </w:rPr>
-        <w:t xml:space="preserve">using</w:t>
-      </w:r>
-      <w:r>
-        <w:rPr>
-          <w:rStyle w:val="NormalTok"/>
-        </w:rPr>
-        <w:t xml:space="preserve"> </w:t>
-      </w:r>
-      <w:r>
-        <w:rPr>
-          <w:rStyle w:val="KeywordTok"/>
-        </w:rPr>
-        <w:t xml:space="preserve">namespace</w:t>
-      </w:r>
-      <w:r>
-        <w:rPr>
-          <w:rStyle w:val="NormalTok"/>
-        </w:rPr>
-        <w:t xml:space="preserve"> std;</w:t>
-      </w:r>
-      <w:r>
-        <w:br/>
-      </w:r>
-      <w:r>
-        <w:br/>
-      </w:r>
-      <w:r>
-        <w:rPr>
-          <w:rStyle w:val="NormalTok"/>
-        </w:rPr>
-        <w:t xml:space="preserve">array&lt;</w:t>
-      </w:r>
-      <w:r>
-        <w:rPr>
-          <w:rStyle w:val="BuiltInTok"/>
-        </w:rPr>
-        <w:t xml:space="preserve">std::</w:t>
-      </w:r>
-      <w:r>
-        <w:rPr>
-          <w:rStyle w:val="NormalTok"/>
-        </w:rPr>
-        <w:t xml:space="preserve">byte, </w:t>
-      </w:r>
-      <w:r>
-        <w:rPr>
-          <w:rStyle w:val="DecValTok"/>
-        </w:rPr>
-        <w:t xml:space="preserve">200'000</w:t>
-      </w:r>
-      <w:r>
-        <w:rPr>
-          <w:rStyle w:val="NormalTok"/>
-        </w:rPr>
-        <w:t xml:space="preserve">&gt; buf;</w:t>
-      </w:r>
-      <w:r>
-        <w:br/>
-      </w:r>
-      <w:r>
-        <w:rPr>
-          <w:rStyle w:val="NormalTok"/>
-        </w:rPr>
-        <w:t xml:space="preserve">pmr::monotonic_buffer_resource pool{buf.data(), buf.size()};</w:t>
-      </w:r>
-      <w:r>
-        <w:br/>
-      </w:r>
-      <w:r>
-        <w:br/>
-      </w:r>
-      <w:r>
-        <w:rPr>
-          <w:rStyle w:val="NormalTok"/>
-        </w:rPr>
-        <w:t xml:space="preserve">pmr::vector&lt;pmr::string&gt; v{&amp;pool};</w:t>
-      </w:r>
-      <w:r>
-        <w:br/>
-      </w:r>
-      <w:r>
-        <w:rPr>
-          <w:rStyle w:val="ControlFlowTok"/>
-        </w:rPr>
-        <w:t xml:space="preserve">for</w:t>
-      </w:r>
-      <w:r>
-        <w:rPr>
-          <w:rStyle w:val="NormalTok"/>
-        </w:rPr>
-        <w:t xml:space="preserve"> (</w:t>
-      </w:r>
-      <w:r>
-        <w:rPr>
-          <w:rStyle w:val="DataTypeTok"/>
-        </w:rPr>
-        <w:t xml:space="preserve">int</w:t>
-      </w:r>
-      <w:r>
-        <w:rPr>
-          <w:rStyle w:val="NormalTok"/>
-        </w:rPr>
-        <w:t xml:space="preserve"> i=</w:t>
-      </w:r>
-      <w:r>
-        <w:rPr>
-          <w:rStyle w:val="DecValTok"/>
-        </w:rPr>
-        <w:t xml:space="preserve">0</w:t>
-      </w:r>
-      <w:r>
-        <w:rPr>
-          <w:rStyle w:val="NormalTok"/>
-        </w:rPr>
-        <w:t xml:space="preserve">; i != </w:t>
-      </w:r>
-      <w:r>
-        <w:rPr>
-          <w:rStyle w:val="DecValTok"/>
-        </w:rPr>
-        <w:t xml:space="preserve">1000</w:t>
-      </w:r>
-      <w:r>
-        <w:rPr>
-          <w:rStyle w:val="NormalTok"/>
-        </w:rPr>
-        <w:t xml:space="preserve">; ++i)</w:t>
-      </w:r>
-      <w:r>
-        <w:br/>
-      </w:r>
-      <w:r>
-        <w:rPr>
-          <w:rStyle w:val="NormalTok"/>
-        </w:rPr>
-        <w:t xml:space="preserve">v.emplace_back(</w:t>
-      </w:r>
-      <w:r>
-        <w:rPr>
-          <w:rStyle w:val="StringTok"/>
-        </w:rPr>
-        <w:t xml:space="preserve">"yet another longer string"</w:t>
-      </w:r>
-      <w:r>
-        <w:rPr>
-          <w:rStyle w:val="NormalTok"/>
-        </w:rPr>
-        <w:t xml:space="preserve">);</w:t>
-      </w:r>
-      <w:r>
-        <w:br/>
-      </w:r>
-      <w:r>
-        <w:rPr>
-          <w:rStyle w:val="NormalTok"/>
-        </w:rPr>
-        <w:t xml:space="preserve">}</w:t>
-      </w:r>
-    </w:p>
-    <w:p>
-      <w:pPr>
-        <w:pStyle w:val="FirstParagraph"/>
-      </w:pPr>
-      <w:r>
-        <w:t xml:space="preserve">When using C++ allocators that are not derived from</w:t>
-      </w:r>
-      <w:r>
-        <w:t xml:space="preserve"> </w:t>
-      </w:r>
-      <w:r>
-        <w:rPr>
-          <w:rStyle w:val="BuiltInTok"/>
-        </w:rPr>
-        <w:t xml:space="preserve">std::</w:t>
-      </w:r>
-      <w:r>
-        <w:rPr>
-          <w:rStyle w:val="NormalTok"/>
-        </w:rPr>
-        <w:t xml:space="preserve">pmr</w:t>
-      </w:r>
-      <w:r>
-        <w:rPr>
-          <w:rStyle w:val="BuiltInTok"/>
-        </w:rPr>
-        <w:t xml:space="preserve">::</w:t>
-      </w:r>
-      <w:r>
-        <w:rPr>
-          <w:rStyle w:val="NormalTok"/>
-        </w:rPr>
-        <w:t xml:space="preserve">memory_resource</w:t>
-      </w:r>
-      <w:r>
-        <w:t xml:space="preserve"> </w:t>
-      </w:r>
-      <w:r>
-        <w:t xml:space="preserve">or are not part of an allocator provided by a library, care is needed to avoid vulnerabilities due to memory leaks due to issues in allocator code.</w:t>
-      </w:r>
-      <w:r>
-        <w:t xml:space="preserve"> </w:t>
-      </w:r>
-      <w:r>
-        <w:t xml:space="preserve">TODO:: (Talk about heap fragmentation and pool resources)</w:t>
-      </w:r>
-    </w:p>
-    <w:p>
-      <w:pPr>
-        <w:pStyle w:val="BodyText"/>
-      </w:pPr>
-      <w:r>
-        <w:t xml:space="preserve">The library functions</w:t>
-      </w:r>
-      <w:r>
-        <w:t xml:space="preserve"> </w:t>
-      </w:r>
-      <w:r>
-        <w:rPr>
-          <w:rStyle w:val="BuiltInTok"/>
-        </w:rPr>
-        <w:t xml:space="preserve">std::</w:t>
-      </w:r>
-      <w:r>
-        <w:rPr>
-          <w:rStyle w:val="NormalTok"/>
-        </w:rPr>
-        <w:t xml:space="preserve">construct_at()</w:t>
-      </w:r>
-      <w:r>
-        <w:t xml:space="preserve"> </w:t>
-      </w:r>
-      <w:r>
-        <w:t xml:space="preserve">and</w:t>
-      </w:r>
-      <w:r>
-        <w:t xml:space="preserve"> </w:t>
-      </w:r>
-      <w:r>
-        <w:rPr>
-          <w:rStyle w:val="BuiltInTok"/>
-        </w:rPr>
-        <w:t xml:space="preserve">std::</w:t>
-      </w:r>
-      <w:r>
-        <w:rPr>
-          <w:rStyle w:val="NormalTok"/>
-        </w:rPr>
-        <w:t xml:space="preserve">destroy_at()</w:t>
-      </w:r>
-      <w:r>
-        <w:t xml:space="preserve"> </w:t>
-      </w:r>
-      <w:r>
-        <w:t xml:space="preserve">are simpler than and preferrable to</w:t>
-      </w:r>
-      <w:r>
-        <w:t xml:space="preserve"> </w:t>
-      </w:r>
-      <w:r>
-        <w:rPr>
-          <w:i/>
-        </w:rPr>
-        <w:t xml:space="preserve">placement new</w:t>
-      </w:r>
-      <w:r>
-        <w:t xml:space="preserve"> </w:t>
-      </w:r>
-      <w:r>
-        <w:t xml:space="preserve">and destructor calls.</w:t>
-      </w:r>
-    </w:p>
-    <w:p>
-      <w:pPr>
-        <w:pStyle w:val="BodyText"/>
-      </w:pPr>
-      <w:r>
-        <w:t xml:space="preserve">Using shared_ptr can create resource leaks through the presence of cycles in the connected resources.</w:t>
-      </w:r>
-      <w:r>
-        <w:t xml:space="preserve"> </w:t>
-      </w:r>
-      <w:r>
-        <w:t xml:space="preserve">A</w:t>
-      </w:r>
-      <w:r>
-        <w:t xml:space="preserve"> </w:t>
-      </w:r>
-      <w:r>
-        <w:rPr>
-          <w:rStyle w:val="BuiltInTok"/>
-        </w:rPr>
-        <w:t xml:space="preserve">std::</w:t>
-      </w:r>
-      <w:r>
-        <w:rPr>
-          <w:rStyle w:val="NormalTok"/>
-        </w:rPr>
-        <w:t xml:space="preserve">shared_ptr&lt;T&gt;</w:t>
-      </w:r>
-      <w:r>
-        <w:t xml:space="preserve"> </w:t>
-      </w:r>
-      <w:r>
-        <w:t xml:space="preserve">is a reference-counted pointer to type</w:t>
-      </w:r>
-      <w:r>
-        <w:t xml:space="preserve"> </w:t>
-      </w:r>
-      <w:r>
-        <w:rPr>
-          <w:rStyle w:val="VerbatimChar"/>
-        </w:rPr>
-        <w:t xml:space="preserve">T</w:t>
-      </w:r>
-      <w:r>
-        <w:t xml:space="preserve">.</w:t>
-      </w:r>
-      <w:r>
-        <w:t xml:space="preserve"> </w:t>
-      </w:r>
-      <w:r>
-        <w:t xml:space="preserve">Several shared_ptr objects can own the same object.</w:t>
-      </w:r>
-      <w:r>
-        <w:t xml:space="preserve"> </w:t>
-      </w:r>
-      <w:r>
-        <w:t xml:space="preserve">An owned object is destroyed when the last shared_ptr that owns it is destroyed or otherwise released.</w:t>
-      </w:r>
-      <w:r>
-        <w:t xml:space="preserve"> </w:t>
-      </w:r>
-      <w:r>
-        <w:t xml:space="preserve">A memory-leak vulnerability can occur when using shared pointers for data structures such as a doubly-linked list.</w:t>
-      </w:r>
-      <w:r>
-        <w:t xml:space="preserve"> </w:t>
-      </w:r>
-      <w:r>
-        <w:t xml:space="preserve">In such circumstances the reference count can never drop to zero unless addition measures are taken, such as breaking the cycle using</w:t>
-      </w:r>
-      <w:r>
-        <w:t xml:space="preserve"> </w:t>
-      </w:r>
-      <w:r>
-        <w:rPr>
-          <w:rStyle w:val="VerbatimChar"/>
-        </w:rPr>
-        <w:t xml:space="preserve">std::weak_ptr</w:t>
-      </w:r>
-      <w:r>
-        <w:t xml:space="preserve">.</w:t>
-      </w:r>
-    </w:p>
-    <w:p>
-      <w:pPr>
-        <w:pStyle w:val="BodyText"/>
-      </w:pPr>
-      <w:r>
-        <w:t xml:space="preserve">In a concurrent context, the issues associated with access to data structures through</w:t>
-      </w:r>
-      <w:r>
-        <w:t xml:space="preserve"> </w:t>
-      </w:r>
-      <w:r>
-        <w:rPr>
-          <w:rStyle w:val="BuiltInTok"/>
-        </w:rPr>
-        <w:t xml:space="preserve">std::</w:t>
-      </w:r>
-      <w:r>
-        <w:rPr>
-          <w:rStyle w:val="NormalTok"/>
-        </w:rPr>
-        <w:t xml:space="preserve">shared_ptr</w:t>
-      </w:r>
-      <w:r>
-        <w:t xml:space="preserve"> </w:t>
-      </w:r>
-      <w:r>
-        <w:t xml:space="preserve">and</w:t>
-      </w:r>
-      <w:r>
-        <w:t xml:space="preserve"> </w:t>
-      </w:r>
-      <w:r>
-        <w:rPr>
-          <w:rStyle w:val="BuiltInTok"/>
-        </w:rPr>
-        <w:t xml:space="preserve">std::</w:t>
-      </w:r>
-      <w:r>
-        <w:rPr>
-          <w:rStyle w:val="NormalTok"/>
-        </w:rPr>
         <w:t xml:space="preserve">weak_ptr</w:t>
       </w:r>
       <w:r>
@@ -48091,63 +48179,11 @@
       <w:r>
         <w:t xml:space="preserve">are complicated by concurrent access to such structures.</w:t>
       </w:r>
-    </w:p>
-    <w:p>
-      <w:pPr>
-        <w:pStyle w:val="BodyText"/>
-      </w:pPr>
-      <w:r>
-        <w:t xml:space="preserve">Member functions of</w:t>
-      </w:r>
-      <w:r>
-        <w:t xml:space="preserve"> </w:t>
-      </w:r>
-      <w:r>
-        <w:rPr>
-          <w:rStyle w:val="VerbatimChar"/>
-        </w:rPr>
-        <w:t xml:space="preserve">shared_ptr</w:t>
-      </w:r>
-      <w:r>
-        <w:t xml:space="preserve"> </w:t>
-      </w:r>
-      <w:r>
-        <w:t xml:space="preserve">can be called concurrently on different shared_ptr objects even when they share ownership of the same object.</w:t>
-      </w:r>
-      <w:r>
-        <w:t xml:space="preserve"> </w:t>
-      </w:r>
-      <w:r>
-        <w:t xml:space="preserve">A non-const concurrent access to the same shared_ptr object without synchronization results in a data race.</w:t>
-      </w:r>
-      <w:r>
-        <w:t xml:space="preserve"> </w:t>
-      </w:r>
-      <w:r>
-        <w:t xml:space="preserve">The use of</w:t>
-      </w:r>
-      <w:r>
-        <w:t xml:space="preserve"> </w:t>
-      </w:r>
-      <w:r>
-        <w:rPr>
-          <w:rStyle w:val="VerbatimChar"/>
-        </w:rPr>
-        <w:t xml:space="preserve">std::atomic&lt;shared_ptr&gt;</w:t>
-      </w:r>
-      <w:r>
-        <w:t xml:space="preserve"> </w:t>
-      </w:r>
-      <w:r>
-        <w:t xml:space="preserve">or other synchronization mechanisms prevents the data race.</w:t>
-      </w:r>
-    </w:p>
-    <w:p>
-      <w:pPr>
-        <w:pStyle w:val="BodyText"/>
-      </w:pPr>
-      <w:r>
-        <w:t xml:space="preserve">It is always required to protect concurrent accesses to the designated shared resource with an appropriate synchronization mechanism.</w:t>
+      <w:r>
+        <w:t xml:space="preserve"> </w:t>
+      </w:r>
+      <w:r>
+        <w:t xml:space="preserve">See 6.61 Concurrent data access[CGX].</w:t>
       </w:r>
     </w:p>
     <w:bookmarkEnd w:id="162"/>
@@ -48177,7 +48213,7 @@
         <w:pStyle w:val="Compact"/>
       </w:pPr>
       <w:r>
-        <w:t xml:space="preserve">apply the avoidance mechanism of ISO/IEC 24772-1:2024, 6.39.5;</w:t>
+        <w:t xml:space="preserve">Apply the avoidance mechanism of ISO/IEC 24772-1:2024, 6.39.5;</w:t>
       </w:r>
     </w:p>
     <w:p>
@@ -48189,7 +48225,7 @@
         <w:pStyle w:val="Compact"/>
       </w:pPr>
       <w:r>
-        <w:t xml:space="preserve">refrain from using the C functions</w:t>
+        <w:t xml:space="preserve">Refrain from using the C functions</w:t>
       </w:r>
       <w:r>
         <w:t xml:space="preserve"> </w:t>
@@ -48258,7 +48294,7 @@
         <w:pStyle w:val="Compact"/>
       </w:pPr>
       <w:r>
-        <w:t xml:space="preserve">avoid mixing C-based functions and C++ memory management functions;</w:t>
+        <w:t xml:space="preserve">Avoid mixing C-based functions and C++ memory management functions;</w:t>
       </w:r>
     </w:p>
     <w:p>
@@ -48270,7 +48306,7 @@
         <w:pStyle w:val="Compact"/>
       </w:pPr>
       <w:r>
-        <w:t xml:space="preserve">prefer C++ allocators that are derived from</w:t>
+        <w:t xml:space="preserve">Prefer C++ allocators that are derived from</w:t>
       </w:r>
       <w:r>
         <w:t xml:space="preserve"> </w:t>
@@ -48312,7 +48348,7 @@
         <w:pStyle w:val="Compact"/>
       </w:pPr>
       <w:r>
-        <w:t xml:space="preserve">prefer containers standard library containers over other forms of memory management;</w:t>
+        <w:t xml:space="preserve">Prefer containers standard library containers over other forms of memory management;</w:t>
       </w:r>
     </w:p>
     <w:p>
@@ -48324,7 +48360,7 @@
         <w:pStyle w:val="Compact"/>
       </w:pPr>
       <w:r>
-        <w:t xml:space="preserve">use smart pointers and their factory functions to allocate and manage heap memory.</w:t>
+        <w:t xml:space="preserve">Use smart pointers and their factory functions to allocate and manage heap memory.</w:t>
       </w:r>
     </w:p>
     <w:p>
@@ -48336,7 +48372,7 @@
         <w:pStyle w:val="Compact"/>
       </w:pPr>
       <w:r>
-        <w:t xml:space="preserve">for heap fragmentation issues, use special memory resource objects with appropriate allocation strategies;</w:t>
+        <w:t xml:space="preserve">Avoid using heap memory if fragmentation is a concern;</w:t>
       </w:r>
     </w:p>
     <w:p>
@@ -48348,46 +48384,7 @@
         <w:pStyle w:val="Compact"/>
       </w:pPr>
       <w:r>
-        <w:t xml:space="preserve">if using</w:t>
-      </w:r>
-      <w:r>
-        <w:t xml:space="preserve"> </w:t>
-      </w:r>
-      <w:r>
-        <w:rPr>
-          <w:rStyle w:val="BuiltInTok"/>
-        </w:rPr>
-        <w:t xml:space="preserve">std::</w:t>
-      </w:r>
-      <w:r>
-        <w:rPr>
-          <w:rStyle w:val="NormalTok"/>
-        </w:rPr>
-        <w:t xml:space="preserve">shared_ptr</w:t>
-      </w:r>
-      <w:r>
-        <w:t xml:space="preserve"> </w:t>
-      </w:r>
-      <w:r>
-        <w:t xml:space="preserve">in potentially cyclic data structures, break cycles using</w:t>
-      </w:r>
-      <w:r>
-        <w:t xml:space="preserve"> </w:t>
-      </w:r>
-      <w:r>
-        <w:rPr>
-          <w:rStyle w:val="BuiltInTok"/>
-        </w:rPr>
-        <w:t xml:space="preserve">std::</w:t>
-      </w:r>
-      <w:r>
-        <w:rPr>
-          <w:rStyle w:val="NormalTok"/>
-        </w:rPr>
-        <w:t xml:space="preserve">weak_ptr</w:t>
-      </w:r>
-      <w:r>
-        <w:t xml:space="preserve">;</w:t>
+        <w:t xml:space="preserve">For heap fragmentation issues, use special memory resource objects with appropriate allocation strategies;</w:t>
       </w:r>
     </w:p>
     <w:p>
@@ -48399,7 +48396,7 @@
         <w:pStyle w:val="Compact"/>
       </w:pPr>
       <w:r>
-        <w:t xml:space="preserve">if sharing</w:t>
+        <w:t xml:space="preserve">If using</w:t>
       </w:r>
       <w:r>
         <w:t xml:space="preserve"> </w:t>
@@ -48420,13 +48417,22 @@
         <w:t xml:space="preserve"> </w:t>
       </w:r>
       <w:r>
-        <w:t xml:space="preserve">among threads, consider using std::atomic</w:t>
-      </w:r>
-      <w:r>
-        <w:t xml:space="preserve"> </w:t>
-      </w:r>
-      <w:r>
-        <w:t xml:space="preserve">and std::atomic</w:t>
+        <w:t xml:space="preserve">in potentially cyclic data structures, break cycles using</w:t>
+      </w:r>
+      <w:r>
+        <w:t xml:space="preserve"> </w:t>
+      </w:r>
+      <w:r>
+        <w:rPr>
+          <w:rStyle w:val="BuiltInTok"/>
+        </w:rPr>
+        <w:t xml:space="preserve">std::</w:t>
+      </w:r>
+      <w:r>
+        <w:rPr>
+          <w:rStyle w:val="NormalTok"/>
+        </w:rPr>
+        <w:t xml:space="preserve">weak_ptr</w:t>
       </w:r>
       <w:r>
         <w:t xml:space="preserve">;</w:t>
@@ -48441,7 +48447,7 @@
         <w:pStyle w:val="Compact"/>
       </w:pPr>
       <w:r>
-        <w:t xml:space="preserve">use static analysis to prevent uses of C-library memory management functions and direct calls to operators</w:t>
+        <w:t xml:space="preserve">Use static analysis to prevent uses of C-library memory management functions and direct calls to operators</w:t>
       </w:r>
       <w:r>
         <w:t xml:space="preserve"> </w:t>
@@ -48480,7 +48486,7 @@
         <w:pStyle w:val="Compact"/>
       </w:pPr>
       <w:r>
-        <w:t xml:space="preserve">use dynamic analysis to detect memory leaks and issues with heap fragmentation.</w:t>
+        <w:t xml:space="preserve">Use dynamic analysis to detect memory leaks and issues with heap fragmentation.</w:t>
       </w:r>
     </w:p>
     <w:bookmarkEnd w:id="163"/>
